--- a/docs/manuals/C360_Insights_User_Guide.docx
+++ b/docs/manuals/C360_Insights_User_Guide.docx
@@ -97,7 +97,7 @@
           <w:sz w:val="20"/>
           <w:szCs w:val="20"/>
         </w:rPr>
-        <w:t xml:space="preserve"> are what you see on the screen: a button, a menu item or a field.</w:t>
+        <w:t xml:space="preserve"> are what you see on the screen: a button, a menu item or a field. The screenshots show the screens with sample data.</w:t>
       </w:r>
     </w:p>
     <w:p>
@@ -1576,6 +1576,7 @@
     </w:p>
     <w:p>
       <w:pPr>
+        <w:keepNext/>
         <w:spacing w:after="100"/>
       </w:pPr>
       <w:r>
@@ -1599,6 +1600,220 @@
         <w:t xml:space="preserve">Anyone who can build reports</w:t>
       </w:r>
     </w:p>
+    <w:tbl>
+      <w:tblPr>
+        <w:tblW w:type="dxa" w:w="9870"/>
+        <w:jc w:val="center"/>
+        <w:tblBorders>
+          <w:top w:val="single" w:color="D9DBE3" w:sz="4"/>
+          <w:left w:val="single" w:color="D9DBE3" w:sz="4"/>
+          <w:bottom w:val="single" w:color="D9DBE3" w:sz="4"/>
+          <w:right w:val="single" w:color="D9DBE3" w:sz="4"/>
+          <w:insideH w:val="none"/>
+          <w:insideV w:val="none"/>
+        </w:tblBorders>
+      </w:tblPr>
+      <w:tblGrid>
+        <w:gridCol w:w="9870"/>
+      </w:tblGrid>
+      <w:tr>
+        <w:trPr>
+          <w:cantSplit/>
+        </w:trPr>
+        <w:tc>
+          <w:tcPr>
+            <w:tcW w:type="dxa" w:w="9870"/>
+            <w:tcMar>
+              <w:top w:type="dxa" w:w="40"/>
+              <w:left w:type="dxa" w:w="40"/>
+              <w:bottom w:type="dxa" w:w="40"/>
+              <w:right w:type="dxa" w:w="40"/>
+            </w:tcMar>
+          </w:tcPr>
+          <w:p>
+            <w:pPr>
+              <w:keepNext/>
+              <w:jc w:val="center"/>
+            </w:pPr>
+            <w:r>
+              <w:drawing>
+                <wp:inline distT="0" distB="0" distL="0" distR="0">
+                  <wp:extent cx="6191250" cy="4391025"/>
+                  <wp:effectExtent t="0" r="0" b="0" l="0"/>
+                  <wp:docPr id="1" name="editor-wells" descr="The report editor with Field Wells: the fields on the left, the result in the middle, Rows, Columns, Values and Filters on the right." title="The report editor with Field Wells: the fields on the left, the result in the middle, Rows, Columns, Values and Filters on the right."/>
+                  <wp:cNvGraphicFramePr>
+                    <a:graphicFrameLocks xmlns:a="http://schemas.openxmlformats.org/drawingml/2006/main" noChangeAspect="1"/>
+                  </wp:cNvGraphicFramePr>
+                  <a:graphic xmlns:a="http://schemas.openxmlformats.org/drawingml/2006/main">
+                    <a:graphicData uri="http://schemas.openxmlformats.org/drawingml/2006/picture">
+                      <pic:pic xmlns:pic="http://schemas.openxmlformats.org/drawingml/2006/picture">
+                        <pic:nvPicPr>
+                          <pic:cNvPr id="0" name="" descr=""/>
+                          <pic:cNvPicPr>
+                            <a:picLocks noChangeAspect="1" noChangeArrowheads="1"/>
+                          </pic:cNvPicPr>
+                        </pic:nvPicPr>
+                        <pic:blipFill>
+                          <a:blip r:embed="rId9" cstate="none"/>
+                          <a:srcRect/>
+                          <a:stretch>
+                            <a:fillRect/>
+                          </a:stretch>
+                        </pic:blipFill>
+                        <pic:spPr bwMode="auto">
+                          <a:xfrm>
+                            <a:off x="0" y="0"/>
+                            <a:ext cx="6191250" cy="4391025"/>
+                          </a:xfrm>
+                          <a:prstGeom prst="rect">
+                            <a:avLst/>
+                          </a:prstGeom>
+                        </pic:spPr>
+                      </pic:pic>
+                    </a:graphicData>
+                  </a:graphic>
+                </wp:inline>
+              </w:drawing>
+            </w:r>
+          </w:p>
+        </w:tc>
+      </w:tr>
+    </w:tbl>
+    <w:p>
+      <w:pPr>
+        <w:spacing w:after="200" w:before="80"/>
+        <w:jc w:val="center"/>
+      </w:pPr>
+      <w:r>
+        <w:rPr>
+          <w:rFonts w:ascii="Arial" w:cs="Arial" w:eastAsia="Arial" w:hAnsi="Arial"/>
+          <w:b/>
+          <w:bCs/>
+          <w:color w:val="555B6E"/>
+          <w:sz w:val="17"/>
+          <w:szCs w:val="17"/>
+        </w:rPr>
+        <w:t xml:space="preserve">Figure 1. </w:t>
+      </w:r>
+      <w:r>
+        <w:rPr>
+          <w:rFonts w:ascii="Arial" w:cs="Arial" w:eastAsia="Arial" w:hAnsi="Arial"/>
+          <w:i/>
+          <w:iCs/>
+          <w:color w:val="555B6E"/>
+          <w:sz w:val="17"/>
+          <w:szCs w:val="17"/>
+        </w:rPr>
+        <w:t xml:space="preserve">The report editor with Field Wells: the fields on the left, the result in the middle, Rows, Columns, Values and Filters on the right.</w:t>
+      </w:r>
+    </w:p>
+    <w:tbl>
+      <w:tblPr>
+        <w:tblW w:type="dxa" w:w="9870"/>
+        <w:jc w:val="center"/>
+        <w:tblBorders>
+          <w:top w:val="single" w:color="D9DBE3" w:sz="4"/>
+          <w:left w:val="single" w:color="D9DBE3" w:sz="4"/>
+          <w:bottom w:val="single" w:color="D9DBE3" w:sz="4"/>
+          <w:right w:val="single" w:color="D9DBE3" w:sz="4"/>
+          <w:insideH w:val="none"/>
+          <w:insideV w:val="none"/>
+        </w:tblBorders>
+      </w:tblPr>
+      <w:tblGrid>
+        <w:gridCol w:w="9870"/>
+      </w:tblGrid>
+      <w:tr>
+        <w:trPr>
+          <w:cantSplit/>
+        </w:trPr>
+        <w:tc>
+          <w:tcPr>
+            <w:tcW w:type="dxa" w:w="9870"/>
+            <w:tcMar>
+              <w:top w:type="dxa" w:w="40"/>
+              <w:left w:type="dxa" w:w="40"/>
+              <w:bottom w:type="dxa" w:w="40"/>
+              <w:right w:type="dxa" w:w="40"/>
+            </w:tcMar>
+          </w:tcPr>
+          <w:p>
+            <w:pPr>
+              <w:keepNext/>
+              <w:jc w:val="center"/>
+            </w:pPr>
+            <w:r>
+              <w:drawing>
+                <wp:inline distT="0" distB="0" distL="0" distR="0">
+                  <wp:extent cx="6191250" cy="3800475"/>
+                  <wp:effectExtent t="0" r="0" b="0" l="0"/>
+                  <wp:docPr id="1" name="editor-steps" descr="The same report in the Steps editor: Data, Filter, Summarize, Group By, Sort and Limit, with the result underneath." title="The same report in the Steps editor: Data, Filter, Summarize, Group By, Sort and Limit, with the result underneath."/>
+                  <wp:cNvGraphicFramePr>
+                    <a:graphicFrameLocks xmlns:a="http://schemas.openxmlformats.org/drawingml/2006/main" noChangeAspect="1"/>
+                  </wp:cNvGraphicFramePr>
+                  <a:graphic xmlns:a="http://schemas.openxmlformats.org/drawingml/2006/main">
+                    <a:graphicData uri="http://schemas.openxmlformats.org/drawingml/2006/picture">
+                      <pic:pic xmlns:pic="http://schemas.openxmlformats.org/drawingml/2006/picture">
+                        <pic:nvPicPr>
+                          <pic:cNvPr id="0" name="" descr=""/>
+                          <pic:cNvPicPr>
+                            <a:picLocks noChangeAspect="1" noChangeArrowheads="1"/>
+                          </pic:cNvPicPr>
+                        </pic:nvPicPr>
+                        <pic:blipFill>
+                          <a:blip r:embed="rId10" cstate="none"/>
+                          <a:srcRect/>
+                          <a:stretch>
+                            <a:fillRect/>
+                          </a:stretch>
+                        </pic:blipFill>
+                        <pic:spPr bwMode="auto">
+                          <a:xfrm>
+                            <a:off x="0" y="0"/>
+                            <a:ext cx="6191250" cy="3800475"/>
+                          </a:xfrm>
+                          <a:prstGeom prst="rect">
+                            <a:avLst/>
+                          </a:prstGeom>
+                        </pic:spPr>
+                      </pic:pic>
+                    </a:graphicData>
+                  </a:graphic>
+                </wp:inline>
+              </w:drawing>
+            </w:r>
+          </w:p>
+        </w:tc>
+      </w:tr>
+    </w:tbl>
+    <w:p>
+      <w:pPr>
+        <w:spacing w:after="200" w:before="80"/>
+        <w:jc w:val="center"/>
+      </w:pPr>
+      <w:r>
+        <w:rPr>
+          <w:rFonts w:ascii="Arial" w:cs="Arial" w:eastAsia="Arial" w:hAnsi="Arial"/>
+          <w:b/>
+          <w:bCs/>
+          <w:color w:val="555B6E"/>
+          <w:sz w:val="17"/>
+          <w:szCs w:val="17"/>
+        </w:rPr>
+        <w:t xml:space="preserve">Figure 2. </w:t>
+      </w:r>
+      <w:r>
+        <w:rPr>
+          <w:rFonts w:ascii="Arial" w:cs="Arial" w:eastAsia="Arial" w:hAnsi="Arial"/>
+          <w:i/>
+          <w:iCs/>
+          <w:color w:val="555B6E"/>
+          <w:sz w:val="17"/>
+          <w:szCs w:val="17"/>
+        </w:rPr>
+        <w:t xml:space="preserve">The same report in the Steps editor: Data, Filter, Summarize, Group By, Sort and Limit, with the result underneath.</w:t>
+      </w:r>
+    </w:p>
     <w:p>
       <w:pPr>
         <w:pStyle w:val="ListParagraph"/>
@@ -1936,6 +2151,113 @@
           <w:rFonts w:ascii="Arial" w:cs="Arial" w:eastAsia="Arial" w:hAnsi="Arial"/>
         </w:rPr>
         <w:t xml:space="preserve">The Four Views</w:t>
+      </w:r>
+    </w:p>
+    <w:tbl>
+      <w:tblPr>
+        <w:tblW w:type="dxa" w:w="9870"/>
+        <w:jc w:val="center"/>
+        <w:tblBorders>
+          <w:top w:val="single" w:color="D9DBE3" w:sz="4"/>
+          <w:left w:val="single" w:color="D9DBE3" w:sz="4"/>
+          <w:bottom w:val="single" w:color="D9DBE3" w:sz="4"/>
+          <w:right w:val="single" w:color="D9DBE3" w:sz="4"/>
+          <w:insideH w:val="none"/>
+          <w:insideV w:val="none"/>
+        </w:tblBorders>
+      </w:tblPr>
+      <w:tblGrid>
+        <w:gridCol w:w="9870"/>
+      </w:tblGrid>
+      <w:tr>
+        <w:trPr>
+          <w:cantSplit/>
+        </w:trPr>
+        <w:tc>
+          <w:tcPr>
+            <w:tcW w:type="dxa" w:w="9870"/>
+            <w:tcMar>
+              <w:top w:type="dxa" w:w="40"/>
+              <w:left w:type="dxa" w:w="40"/>
+              <w:bottom w:type="dxa" w:w="40"/>
+              <w:right w:type="dxa" w:w="40"/>
+            </w:tcMar>
+          </w:tcPr>
+          <w:p>
+            <w:pPr>
+              <w:keepNext/>
+              <w:jc w:val="center"/>
+            </w:pPr>
+            <w:r>
+              <w:drawing>
+                <wp:inline distT="0" distB="0" distL="0" distR="0">
+                  <wp:extent cx="6191250" cy="3676650"/>
+                  <wp:effectExtent t="0" r="0" b="0" l="0"/>
+                  <wp:docPr id="1" name="view-pivot" descr="The Pivot view: Sent by month down the side, Channel across, a total on both edges." title="The Pivot view: Sent by month down the side, Channel across, a total on both edges."/>
+                  <wp:cNvGraphicFramePr>
+                    <a:graphicFrameLocks xmlns:a="http://schemas.openxmlformats.org/drawingml/2006/main" noChangeAspect="1"/>
+                  </wp:cNvGraphicFramePr>
+                  <a:graphic xmlns:a="http://schemas.openxmlformats.org/drawingml/2006/main">
+                    <a:graphicData uri="http://schemas.openxmlformats.org/drawingml/2006/picture">
+                      <pic:pic xmlns:pic="http://schemas.openxmlformats.org/drawingml/2006/picture">
+                        <pic:nvPicPr>
+                          <pic:cNvPr id="0" name="" descr=""/>
+                          <pic:cNvPicPr>
+                            <a:picLocks noChangeAspect="1" noChangeArrowheads="1"/>
+                          </pic:cNvPicPr>
+                        </pic:nvPicPr>
+                        <pic:blipFill>
+                          <a:blip r:embed="rId11" cstate="none"/>
+                          <a:srcRect/>
+                          <a:stretch>
+                            <a:fillRect/>
+                          </a:stretch>
+                        </pic:blipFill>
+                        <pic:spPr bwMode="auto">
+                          <a:xfrm>
+                            <a:off x="0" y="0"/>
+                            <a:ext cx="6191250" cy="3676650"/>
+                          </a:xfrm>
+                          <a:prstGeom prst="rect">
+                            <a:avLst/>
+                          </a:prstGeom>
+                        </pic:spPr>
+                      </pic:pic>
+                    </a:graphicData>
+                  </a:graphic>
+                </wp:inline>
+              </w:drawing>
+            </w:r>
+          </w:p>
+        </w:tc>
+      </w:tr>
+    </w:tbl>
+    <w:p>
+      <w:pPr>
+        <w:spacing w:after="200" w:before="80"/>
+        <w:jc w:val="center"/>
+      </w:pPr>
+      <w:r>
+        <w:rPr>
+          <w:rFonts w:ascii="Arial" w:cs="Arial" w:eastAsia="Arial" w:hAnsi="Arial"/>
+          <w:b/>
+          <w:bCs/>
+          <w:color w:val="555B6E"/>
+          <w:sz w:val="17"/>
+          <w:szCs w:val="17"/>
+        </w:rPr>
+        <w:t xml:space="preserve">Figure 3. </w:t>
+      </w:r>
+      <w:r>
+        <w:rPr>
+          <w:rFonts w:ascii="Arial" w:cs="Arial" w:eastAsia="Arial" w:hAnsi="Arial"/>
+          <w:i/>
+          <w:iCs/>
+          <w:color w:val="555B6E"/>
+          <w:sz w:val="17"/>
+          <w:szCs w:val="17"/>
+        </w:rPr>
+        <w:t xml:space="preserve">The Pivot view: Sent by month down the side, Channel across, a total on both edges.</w:t>
       </w:r>
     </w:p>
     <w:p>
@@ -2951,6 +3273,7 @@
     </w:p>
     <w:p>
       <w:pPr>
+        <w:keepNext/>
         <w:spacing w:after="100"/>
       </w:pPr>
       <w:r>
@@ -3125,6 +3448,113 @@
         <w:t xml:space="preserve">Compare a measure with an earlier period</w:t>
       </w:r>
     </w:p>
+    <w:tbl>
+      <w:tblPr>
+        <w:tblW w:type="dxa" w:w="9870"/>
+        <w:jc w:val="center"/>
+        <w:tblBorders>
+          <w:top w:val="single" w:color="D9DBE3" w:sz="4"/>
+          <w:left w:val="single" w:color="D9DBE3" w:sz="4"/>
+          <w:bottom w:val="single" w:color="D9DBE3" w:sz="4"/>
+          <w:right w:val="single" w:color="D9DBE3" w:sz="4"/>
+          <w:insideH w:val="none"/>
+          <w:insideV w:val="none"/>
+        </w:tblBorders>
+      </w:tblPr>
+      <w:tblGrid>
+        <w:gridCol w:w="9870"/>
+      </w:tblGrid>
+      <w:tr>
+        <w:trPr>
+          <w:cantSplit/>
+        </w:trPr>
+        <w:tc>
+          <w:tcPr>
+            <w:tcW w:type="dxa" w:w="9870"/>
+            <w:tcMar>
+              <w:top w:type="dxa" w:w="40"/>
+              <w:left w:type="dxa" w:w="40"/>
+              <w:bottom w:type="dxa" w:w="40"/>
+              <w:right w:type="dxa" w:w="40"/>
+            </w:tcMar>
+          </w:tcPr>
+          <w:p>
+            <w:pPr>
+              <w:keepNext/>
+              <w:jc w:val="center"/>
+            </w:pPr>
+            <w:r>
+              <w:drawing>
+                <wp:inline distT="0" distB="0" distL="0" distR="0">
+                  <wp:extent cx="6191250" cy="3676650"/>
+                  <wp:effectExtent t="0" r="0" b="0" l="0"/>
+                  <wp:docPr id="1" name="compare" descr="Sent Count with Previous Month and Change vs Last Year: each comparison is a column after its measure." title="Sent Count with Previous Month and Change vs Last Year: each comparison is a column after its measure."/>
+                  <wp:cNvGraphicFramePr>
+                    <a:graphicFrameLocks xmlns:a="http://schemas.openxmlformats.org/drawingml/2006/main" noChangeAspect="1"/>
+                  </wp:cNvGraphicFramePr>
+                  <a:graphic xmlns:a="http://schemas.openxmlformats.org/drawingml/2006/main">
+                    <a:graphicData uri="http://schemas.openxmlformats.org/drawingml/2006/picture">
+                      <pic:pic xmlns:pic="http://schemas.openxmlformats.org/drawingml/2006/picture">
+                        <pic:nvPicPr>
+                          <pic:cNvPr id="0" name="" descr=""/>
+                          <pic:cNvPicPr>
+                            <a:picLocks noChangeAspect="1" noChangeArrowheads="1"/>
+                          </pic:cNvPicPr>
+                        </pic:nvPicPr>
+                        <pic:blipFill>
+                          <a:blip r:embed="rId12" cstate="none"/>
+                          <a:srcRect/>
+                          <a:stretch>
+                            <a:fillRect/>
+                          </a:stretch>
+                        </pic:blipFill>
+                        <pic:spPr bwMode="auto">
+                          <a:xfrm>
+                            <a:off x="0" y="0"/>
+                            <a:ext cx="6191250" cy="3676650"/>
+                          </a:xfrm>
+                          <a:prstGeom prst="rect">
+                            <a:avLst/>
+                          </a:prstGeom>
+                        </pic:spPr>
+                      </pic:pic>
+                    </a:graphicData>
+                  </a:graphic>
+                </wp:inline>
+              </w:drawing>
+            </w:r>
+          </w:p>
+        </w:tc>
+      </w:tr>
+    </w:tbl>
+    <w:p>
+      <w:pPr>
+        <w:spacing w:after="200" w:before="80"/>
+        <w:jc w:val="center"/>
+      </w:pPr>
+      <w:r>
+        <w:rPr>
+          <w:rFonts w:ascii="Arial" w:cs="Arial" w:eastAsia="Arial" w:hAnsi="Arial"/>
+          <w:b/>
+          <w:bCs/>
+          <w:color w:val="555B6E"/>
+          <w:sz w:val="17"/>
+          <w:szCs w:val="17"/>
+        </w:rPr>
+        <w:t xml:space="preserve">Figure 4. </w:t>
+      </w:r>
+      <w:r>
+        <w:rPr>
+          <w:rFonts w:ascii="Arial" w:cs="Arial" w:eastAsia="Arial" w:hAnsi="Arial"/>
+          <w:i/>
+          <w:iCs/>
+          <w:color w:val="555B6E"/>
+          <w:sz w:val="17"/>
+          <w:szCs w:val="17"/>
+        </w:rPr>
+        <w:t xml:space="preserve">Sent Count with Previous Month and Change vs Last Year: each comparison is a column after its measure.</w:t>
+      </w:r>
+    </w:p>
     <w:p>
       <w:pPr>
         <w:pStyle w:val="ListParagraph"/>
@@ -3703,6 +4133,7 @@
     </w:p>
     <w:p>
       <w:pPr>
+        <w:keepNext/>
         <w:spacing w:after="100"/>
       </w:pPr>
       <w:r>
@@ -3724,6 +4155,113 @@
           <w:szCs w:val="18"/>
         </w:rPr>
         <w:t xml:space="preserve">Workspace administrators</w:t>
+      </w:r>
+    </w:p>
+    <w:tbl>
+      <w:tblPr>
+        <w:tblW w:type="dxa" w:w="9870"/>
+        <w:jc w:val="center"/>
+        <w:tblBorders>
+          <w:top w:val="single" w:color="D9DBE3" w:sz="4"/>
+          <w:left w:val="single" w:color="D9DBE3" w:sz="4"/>
+          <w:bottom w:val="single" w:color="D9DBE3" w:sz="4"/>
+          <w:right w:val="single" w:color="D9DBE3" w:sz="4"/>
+          <w:insideH w:val="none"/>
+          <w:insideV w:val="none"/>
+        </w:tblBorders>
+      </w:tblPr>
+      <w:tblGrid>
+        <w:gridCol w:w="9870"/>
+      </w:tblGrid>
+      <w:tr>
+        <w:trPr>
+          <w:cantSplit/>
+        </w:trPr>
+        <w:tc>
+          <w:tcPr>
+            <w:tcW w:type="dxa" w:w="9870"/>
+            <w:tcMar>
+              <w:top w:type="dxa" w:w="40"/>
+              <w:left w:type="dxa" w:w="40"/>
+              <w:bottom w:type="dxa" w:w="40"/>
+              <w:right w:type="dxa" w:w="40"/>
+            </w:tcMar>
+          </w:tcPr>
+          <w:p>
+            <w:pPr>
+              <w:keepNext/>
+              <w:jc w:val="center"/>
+            </w:pPr>
+            <w:r>
+              <w:drawing>
+                <wp:inline distT="0" distB="0" distL="0" distR="0">
+                  <wp:extent cx="6191250" cy="1790700"/>
+                  <wp:effectExtent t="0" r="0" b="0" l="0"/>
+                  <wp:docPr id="1" name="fiscal" descr="Settings → Fiscal Year: the month it starts in and how the year is named, with an example." title="Settings → Fiscal Year: the month it starts in and how the year is named, with an example."/>
+                  <wp:cNvGraphicFramePr>
+                    <a:graphicFrameLocks xmlns:a="http://schemas.openxmlformats.org/drawingml/2006/main" noChangeAspect="1"/>
+                  </wp:cNvGraphicFramePr>
+                  <a:graphic xmlns:a="http://schemas.openxmlformats.org/drawingml/2006/main">
+                    <a:graphicData uri="http://schemas.openxmlformats.org/drawingml/2006/picture">
+                      <pic:pic xmlns:pic="http://schemas.openxmlformats.org/drawingml/2006/picture">
+                        <pic:nvPicPr>
+                          <pic:cNvPr id="0" name="" descr=""/>
+                          <pic:cNvPicPr>
+                            <a:picLocks noChangeAspect="1" noChangeArrowheads="1"/>
+                          </pic:cNvPicPr>
+                        </pic:nvPicPr>
+                        <pic:blipFill>
+                          <a:blip r:embed="rId13" cstate="none"/>
+                          <a:srcRect/>
+                          <a:stretch>
+                            <a:fillRect/>
+                          </a:stretch>
+                        </pic:blipFill>
+                        <pic:spPr bwMode="auto">
+                          <a:xfrm>
+                            <a:off x="0" y="0"/>
+                            <a:ext cx="6191250" cy="1790700"/>
+                          </a:xfrm>
+                          <a:prstGeom prst="rect">
+                            <a:avLst/>
+                          </a:prstGeom>
+                        </pic:spPr>
+                      </pic:pic>
+                    </a:graphicData>
+                  </a:graphic>
+                </wp:inline>
+              </w:drawing>
+            </w:r>
+          </w:p>
+        </w:tc>
+      </w:tr>
+    </w:tbl>
+    <w:p>
+      <w:pPr>
+        <w:spacing w:after="200" w:before="80"/>
+        <w:jc w:val="center"/>
+      </w:pPr>
+      <w:r>
+        <w:rPr>
+          <w:rFonts w:ascii="Arial" w:cs="Arial" w:eastAsia="Arial" w:hAnsi="Arial"/>
+          <w:b/>
+          <w:bCs/>
+          <w:color w:val="555B6E"/>
+          <w:sz w:val="17"/>
+          <w:szCs w:val="17"/>
+        </w:rPr>
+        <w:t xml:space="preserve">Figure 5. </w:t>
+      </w:r>
+      <w:r>
+        <w:rPr>
+          <w:rFonts w:ascii="Arial" w:cs="Arial" w:eastAsia="Arial" w:hAnsi="Arial"/>
+          <w:i/>
+          <w:iCs/>
+          <w:color w:val="555B6E"/>
+          <w:sz w:val="17"/>
+          <w:szCs w:val="17"/>
+        </w:rPr>
+        <w:t xml:space="preserve">Settings → Fiscal Year: the month it starts in and how the year is named, with an example.</w:t>
       </w:r>
     </w:p>
     <w:p>
@@ -4315,6 +4853,7 @@
     </w:p>
     <w:p>
       <w:pPr>
+        <w:keepNext/>
         <w:spacing w:after="100"/>
       </w:pPr>
       <w:r>
@@ -4695,6 +5234,113 @@
         <w:t xml:space="preserve">Write a measure formula, such as a rate or a filtered total</w:t>
       </w:r>
     </w:p>
+    <w:tbl>
+      <w:tblPr>
+        <w:tblW w:type="dxa" w:w="9825"/>
+        <w:jc w:val="center"/>
+        <w:tblBorders>
+          <w:top w:val="single" w:color="D9DBE3" w:sz="4"/>
+          <w:left w:val="single" w:color="D9DBE3" w:sz="4"/>
+          <w:bottom w:val="single" w:color="D9DBE3" w:sz="4"/>
+          <w:right w:val="single" w:color="D9DBE3" w:sz="4"/>
+          <w:insideH w:val="none"/>
+          <w:insideV w:val="none"/>
+        </w:tblBorders>
+      </w:tblPr>
+      <w:tblGrid>
+        <w:gridCol w:w="9825"/>
+      </w:tblGrid>
+      <w:tr>
+        <w:trPr>
+          <w:cantSplit/>
+        </w:trPr>
+        <w:tc>
+          <w:tcPr>
+            <w:tcW w:type="dxa" w:w="9825"/>
+            <w:tcMar>
+              <w:top w:type="dxa" w:w="40"/>
+              <w:left w:type="dxa" w:w="40"/>
+              <w:bottom w:type="dxa" w:w="40"/>
+              <w:right w:type="dxa" w:w="40"/>
+            </w:tcMar>
+          </w:tcPr>
+          <w:p>
+            <w:pPr>
+              <w:keepNext/>
+              <w:jc w:val="center"/>
+            </w:pPr>
+            <w:r>
+              <w:drawing>
+                <wp:inline distT="0" distB="0" distL="0" distR="0">
+                  <wp:extent cx="6162675" cy="5334000"/>
+                  <wp:effectExtent t="0" r="0" b="0" l="0"/>
+                  <wp:docPr id="1" name="formula" descr="A measure formula in Custom Fields: the line under it says what it works out; fields and functions to put in sit below." title="A measure formula in Custom Fields: the line under it says what it works out; fields and functions to put in sit below."/>
+                  <wp:cNvGraphicFramePr>
+                    <a:graphicFrameLocks xmlns:a="http://schemas.openxmlformats.org/drawingml/2006/main" noChangeAspect="1"/>
+                  </wp:cNvGraphicFramePr>
+                  <a:graphic xmlns:a="http://schemas.openxmlformats.org/drawingml/2006/main">
+                    <a:graphicData uri="http://schemas.openxmlformats.org/drawingml/2006/picture">
+                      <pic:pic xmlns:pic="http://schemas.openxmlformats.org/drawingml/2006/picture">
+                        <pic:nvPicPr>
+                          <pic:cNvPr id="0" name="" descr=""/>
+                          <pic:cNvPicPr>
+                            <a:picLocks noChangeAspect="1" noChangeArrowheads="1"/>
+                          </pic:cNvPicPr>
+                        </pic:nvPicPr>
+                        <pic:blipFill>
+                          <a:blip r:embed="rId14" cstate="none"/>
+                          <a:srcRect/>
+                          <a:stretch>
+                            <a:fillRect/>
+                          </a:stretch>
+                        </pic:blipFill>
+                        <pic:spPr bwMode="auto">
+                          <a:xfrm>
+                            <a:off x="0" y="0"/>
+                            <a:ext cx="6162675" cy="5334000"/>
+                          </a:xfrm>
+                          <a:prstGeom prst="rect">
+                            <a:avLst/>
+                          </a:prstGeom>
+                        </pic:spPr>
+                      </pic:pic>
+                    </a:graphicData>
+                  </a:graphic>
+                </wp:inline>
+              </w:drawing>
+            </w:r>
+          </w:p>
+        </w:tc>
+      </w:tr>
+    </w:tbl>
+    <w:p>
+      <w:pPr>
+        <w:spacing w:after="200" w:before="80"/>
+        <w:jc w:val="center"/>
+      </w:pPr>
+      <w:r>
+        <w:rPr>
+          <w:rFonts w:ascii="Arial" w:cs="Arial" w:eastAsia="Arial" w:hAnsi="Arial"/>
+          <w:b/>
+          <w:bCs/>
+          <w:color w:val="555B6E"/>
+          <w:sz w:val="17"/>
+          <w:szCs w:val="17"/>
+        </w:rPr>
+        <w:t xml:space="preserve">Figure 6. </w:t>
+      </w:r>
+      <w:r>
+        <w:rPr>
+          <w:rFonts w:ascii="Arial" w:cs="Arial" w:eastAsia="Arial" w:hAnsi="Arial"/>
+          <w:i/>
+          <w:iCs/>
+          <w:color w:val="555B6E"/>
+          <w:sz w:val="17"/>
+          <w:szCs w:val="17"/>
+        </w:rPr>
+        <w:t xml:space="preserve">A measure formula in Custom Fields: the line under it says what it works out; fields and functions to put in sit below.</w:t>
+      </w:r>
+    </w:p>
     <w:p>
       <w:pPr>
         <w:pStyle w:val="ListParagraph"/>
@@ -4942,6 +5588,113 @@
           <w:rFonts w:ascii="Arial" w:cs="Arial" w:eastAsia="Arial" w:hAnsi="Arial"/>
         </w:rPr>
         <w:t xml:space="preserve">Show a share of the total, a rank, year to date or last year in a measure formula</w:t>
+      </w:r>
+    </w:p>
+    <w:tbl>
+      <w:tblPr>
+        <w:tblW w:type="dxa" w:w="8775"/>
+        <w:jc w:val="center"/>
+        <w:tblBorders>
+          <w:top w:val="single" w:color="D9DBE3" w:sz="4"/>
+          <w:left w:val="single" w:color="D9DBE3" w:sz="4"/>
+          <w:bottom w:val="single" w:color="D9DBE3" w:sz="4"/>
+          <w:right w:val="single" w:color="D9DBE3" w:sz="4"/>
+          <w:insideH w:val="none"/>
+          <w:insideV w:val="none"/>
+        </w:tblBorders>
+      </w:tblPr>
+      <w:tblGrid>
+        <w:gridCol w:w="8775"/>
+      </w:tblGrid>
+      <w:tr>
+        <w:trPr>
+          <w:cantSplit/>
+        </w:trPr>
+        <w:tc>
+          <w:tcPr>
+            <w:tcW w:type="dxa" w:w="8775"/>
+            <w:tcMar>
+              <w:top w:type="dxa" w:w="40"/>
+              <w:left w:type="dxa" w:w="40"/>
+              <w:bottom w:type="dxa" w:w="40"/>
+              <w:right w:type="dxa" w:w="40"/>
+            </w:tcMar>
+          </w:tcPr>
+          <w:p>
+            <w:pPr>
+              <w:keepNext/>
+              <w:jc w:val="center"/>
+            </w:pPr>
+            <w:r>
+              <w:drawing>
+                <wp:inline distT="0" distB="0" distL="0" distR="0">
+                  <wp:extent cx="5495925" cy="5334000"/>
+                  <wp:effectExtent t="0" r="0" b="0" l="0"/>
+                  <wp:docPr id="1" name="shared-edit" descr="A share of the total with CALCULATE and ALL. The check says it is worked out over the report's rows." title="A share of the total with CALCULATE and ALL. The check says it is worked out over the report's rows."/>
+                  <wp:cNvGraphicFramePr>
+                    <a:graphicFrameLocks xmlns:a="http://schemas.openxmlformats.org/drawingml/2006/main" noChangeAspect="1"/>
+                  </wp:cNvGraphicFramePr>
+                  <a:graphic xmlns:a="http://schemas.openxmlformats.org/drawingml/2006/main">
+                    <a:graphicData uri="http://schemas.openxmlformats.org/drawingml/2006/picture">
+                      <pic:pic xmlns:pic="http://schemas.openxmlformats.org/drawingml/2006/picture">
+                        <pic:nvPicPr>
+                          <pic:cNvPr id="0" name="" descr=""/>
+                          <pic:cNvPicPr>
+                            <a:picLocks noChangeAspect="1" noChangeArrowheads="1"/>
+                          </pic:cNvPicPr>
+                        </pic:nvPicPr>
+                        <pic:blipFill>
+                          <a:blip r:embed="rId15" cstate="none"/>
+                          <a:srcRect/>
+                          <a:stretch>
+                            <a:fillRect/>
+                          </a:stretch>
+                        </pic:blipFill>
+                        <pic:spPr bwMode="auto">
+                          <a:xfrm>
+                            <a:off x="0" y="0"/>
+                            <a:ext cx="5495925" cy="5334000"/>
+                          </a:xfrm>
+                          <a:prstGeom prst="rect">
+                            <a:avLst/>
+                          </a:prstGeom>
+                        </pic:spPr>
+                      </pic:pic>
+                    </a:graphicData>
+                  </a:graphic>
+                </wp:inline>
+              </w:drawing>
+            </w:r>
+          </w:p>
+        </w:tc>
+      </w:tr>
+    </w:tbl>
+    <w:p>
+      <w:pPr>
+        <w:spacing w:after="200" w:before="80"/>
+        <w:jc w:val="center"/>
+      </w:pPr>
+      <w:r>
+        <w:rPr>
+          <w:rFonts w:ascii="Arial" w:cs="Arial" w:eastAsia="Arial" w:hAnsi="Arial"/>
+          <w:b/>
+          <w:bCs/>
+          <w:color w:val="555B6E"/>
+          <w:sz w:val="17"/>
+          <w:szCs w:val="17"/>
+        </w:rPr>
+        <w:t xml:space="preserve">Figure 7. </w:t>
+      </w:r>
+      <w:r>
+        <w:rPr>
+          <w:rFonts w:ascii="Arial" w:cs="Arial" w:eastAsia="Arial" w:hAnsi="Arial"/>
+          <w:i/>
+          <w:iCs/>
+          <w:color w:val="555B6E"/>
+          <w:sz w:val="17"/>
+          <w:szCs w:val="17"/>
+        </w:rPr>
+        <w:t xml:space="preserve">A share of the total with CALCULATE and ALL. The check says it is worked out over the report's rows.</w:t>
       </w:r>
     </w:p>
     <w:p>
@@ -5346,6 +6099,7 @@
     </w:p>
     <w:p>
       <w:pPr>
+        <w:keepNext/>
         <w:spacing w:after="100"/>
       </w:pPr>
       <w:r>
@@ -5369,6 +6123,113 @@
         <w:t xml:space="preserve">Anyone who can build reports</w:t>
       </w:r>
     </w:p>
+    <w:tbl>
+      <w:tblPr>
+        <w:tblW w:type="dxa" w:w="9870"/>
+        <w:jc w:val="center"/>
+        <w:tblBorders>
+          <w:top w:val="single" w:color="D9DBE3" w:sz="4"/>
+          <w:left w:val="single" w:color="D9DBE3" w:sz="4"/>
+          <w:bottom w:val="single" w:color="D9DBE3" w:sz="4"/>
+          <w:right w:val="single" w:color="D9DBE3" w:sz="4"/>
+          <w:insideH w:val="none"/>
+          <w:insideV w:val="none"/>
+        </w:tblBorders>
+      </w:tblPr>
+      <w:tblGrid>
+        <w:gridCol w:w="9870"/>
+      </w:tblGrid>
+      <w:tr>
+        <w:trPr>
+          <w:cantSplit/>
+        </w:trPr>
+        <w:tc>
+          <w:tcPr>
+            <w:tcW w:type="dxa" w:w="9870"/>
+            <w:tcMar>
+              <w:top w:type="dxa" w:w="40"/>
+              <w:left w:type="dxa" w:w="40"/>
+              <w:bottom w:type="dxa" w:w="40"/>
+              <w:right w:type="dxa" w:w="40"/>
+            </w:tcMar>
+          </w:tcPr>
+          <w:p>
+            <w:pPr>
+              <w:keepNext/>
+              <w:jc w:val="center"/>
+            </w:pPr>
+            <w:r>
+              <w:drawing>
+                <wp:inline distT="0" distB="0" distL="0" distR="0">
+                  <wp:extent cx="6191250" cy="2800350"/>
+                  <wp:effectExtent t="0" r="0" b="0" l="0"/>
+                  <wp:docPr id="1" name="shared" descr="Insights → Shared Formulas: each formula with its kind, its Certified mark and the reports that use it." title="Insights → Shared Formulas: each formula with its kind, its Certified mark and the reports that use it."/>
+                  <wp:cNvGraphicFramePr>
+                    <a:graphicFrameLocks xmlns:a="http://schemas.openxmlformats.org/drawingml/2006/main" noChangeAspect="1"/>
+                  </wp:cNvGraphicFramePr>
+                  <a:graphic xmlns:a="http://schemas.openxmlformats.org/drawingml/2006/main">
+                    <a:graphicData uri="http://schemas.openxmlformats.org/drawingml/2006/picture">
+                      <pic:pic xmlns:pic="http://schemas.openxmlformats.org/drawingml/2006/picture">
+                        <pic:nvPicPr>
+                          <pic:cNvPr id="0" name="" descr=""/>
+                          <pic:cNvPicPr>
+                            <a:picLocks noChangeAspect="1" noChangeArrowheads="1"/>
+                          </pic:cNvPicPr>
+                        </pic:nvPicPr>
+                        <pic:blipFill>
+                          <a:blip r:embed="rId16" cstate="none"/>
+                          <a:srcRect/>
+                          <a:stretch>
+                            <a:fillRect/>
+                          </a:stretch>
+                        </pic:blipFill>
+                        <pic:spPr bwMode="auto">
+                          <a:xfrm>
+                            <a:off x="0" y="0"/>
+                            <a:ext cx="6191250" cy="2800350"/>
+                          </a:xfrm>
+                          <a:prstGeom prst="rect">
+                            <a:avLst/>
+                          </a:prstGeom>
+                        </pic:spPr>
+                      </pic:pic>
+                    </a:graphicData>
+                  </a:graphic>
+                </wp:inline>
+              </w:drawing>
+            </w:r>
+          </w:p>
+        </w:tc>
+      </w:tr>
+    </w:tbl>
+    <w:p>
+      <w:pPr>
+        <w:spacing w:after="200" w:before="80"/>
+        <w:jc w:val="center"/>
+      </w:pPr>
+      <w:r>
+        <w:rPr>
+          <w:rFonts w:ascii="Arial" w:cs="Arial" w:eastAsia="Arial" w:hAnsi="Arial"/>
+          <w:b/>
+          <w:bCs/>
+          <w:color w:val="555B6E"/>
+          <w:sz w:val="17"/>
+          <w:szCs w:val="17"/>
+        </w:rPr>
+        <w:t xml:space="preserve">Figure 8. </w:t>
+      </w:r>
+      <w:r>
+        <w:rPr>
+          <w:rFonts w:ascii="Arial" w:cs="Arial" w:eastAsia="Arial" w:hAnsi="Arial"/>
+          <w:i/>
+          <w:iCs/>
+          <w:color w:val="555B6E"/>
+          <w:sz w:val="17"/>
+          <w:szCs w:val="17"/>
+        </w:rPr>
+        <w:t xml:space="preserve">Insights → Shared Formulas: each formula with its kind, its Certified mark and the reports that use it.</w:t>
+      </w:r>
+    </w:p>
     <w:p>
       <w:pPr>
         <w:pStyle w:val="ListParagraph"/>
@@ -5687,6 +6548,7 @@
     </w:p>
     <w:p>
       <w:pPr>
+        <w:keepNext/>
         <w:spacing w:after="100"/>
       </w:pPr>
       <w:r>
@@ -11557,6 +12419,113 @@
         <w:t xml:space="preserve">Stack the bars, or combine bars and a line</w:t>
       </w:r>
     </w:p>
+    <w:tbl>
+      <w:tblPr>
+        <w:tblW w:type="dxa" w:w="9870"/>
+        <w:jc w:val="center"/>
+        <w:tblBorders>
+          <w:top w:val="single" w:color="D9DBE3" w:sz="4"/>
+          <w:left w:val="single" w:color="D9DBE3" w:sz="4"/>
+          <w:bottom w:val="single" w:color="D9DBE3" w:sz="4"/>
+          <w:right w:val="single" w:color="D9DBE3" w:sz="4"/>
+          <w:insideH w:val="none"/>
+          <w:insideV w:val="none"/>
+        </w:tblBorders>
+      </w:tblPr>
+      <w:tblGrid>
+        <w:gridCol w:w="9870"/>
+      </w:tblGrid>
+      <w:tr>
+        <w:trPr>
+          <w:cantSplit/>
+        </w:trPr>
+        <w:tc>
+          <w:tcPr>
+            <w:tcW w:type="dxa" w:w="9870"/>
+            <w:tcMar>
+              <w:top w:type="dxa" w:w="40"/>
+              <w:left w:type="dxa" w:w="40"/>
+              <w:bottom w:type="dxa" w:w="40"/>
+              <w:right w:type="dxa" w:w="40"/>
+            </w:tcMar>
+          </w:tcPr>
+          <w:p>
+            <w:pPr>
+              <w:keepNext/>
+              <w:jc w:val="center"/>
+            </w:pPr>
+            <w:r>
+              <w:drawing>
+                <wp:inline distT="0" distB="0" distL="0" distR="0">
+                  <wp:extent cx="6191250" cy="3981450"/>
+                  <wp:effectExtent t="0" r="0" b="0" l="0"/>
+                  <wp:docPr id="1" name="chart-stacked" descr="A stacked chart: each month one bar, the channels on top of each other. Combo and 100% Stacked sit beside it." title="A stacked chart: each month one bar, the channels on top of each other. Combo and 100% Stacked sit beside it."/>
+                  <wp:cNvGraphicFramePr>
+                    <a:graphicFrameLocks xmlns:a="http://schemas.openxmlformats.org/drawingml/2006/main" noChangeAspect="1"/>
+                  </wp:cNvGraphicFramePr>
+                  <a:graphic xmlns:a="http://schemas.openxmlformats.org/drawingml/2006/main">
+                    <a:graphicData uri="http://schemas.openxmlformats.org/drawingml/2006/picture">
+                      <pic:pic xmlns:pic="http://schemas.openxmlformats.org/drawingml/2006/picture">
+                        <pic:nvPicPr>
+                          <pic:cNvPr id="0" name="" descr=""/>
+                          <pic:cNvPicPr>
+                            <a:picLocks noChangeAspect="1" noChangeArrowheads="1"/>
+                          </pic:cNvPicPr>
+                        </pic:nvPicPr>
+                        <pic:blipFill>
+                          <a:blip r:embed="rId17" cstate="none"/>
+                          <a:srcRect/>
+                          <a:stretch>
+                            <a:fillRect/>
+                          </a:stretch>
+                        </pic:blipFill>
+                        <pic:spPr bwMode="auto">
+                          <a:xfrm>
+                            <a:off x="0" y="0"/>
+                            <a:ext cx="6191250" cy="3981450"/>
+                          </a:xfrm>
+                          <a:prstGeom prst="rect">
+                            <a:avLst/>
+                          </a:prstGeom>
+                        </pic:spPr>
+                      </pic:pic>
+                    </a:graphicData>
+                  </a:graphic>
+                </wp:inline>
+              </w:drawing>
+            </w:r>
+          </w:p>
+        </w:tc>
+      </w:tr>
+    </w:tbl>
+    <w:p>
+      <w:pPr>
+        <w:spacing w:after="200" w:before="80"/>
+        <w:jc w:val="center"/>
+      </w:pPr>
+      <w:r>
+        <w:rPr>
+          <w:rFonts w:ascii="Arial" w:cs="Arial" w:eastAsia="Arial" w:hAnsi="Arial"/>
+          <w:b/>
+          <w:bCs/>
+          <w:color w:val="555B6E"/>
+          <w:sz w:val="17"/>
+          <w:szCs w:val="17"/>
+        </w:rPr>
+        <w:t xml:space="preserve">Figure 9. </w:t>
+      </w:r>
+      <w:r>
+        <w:rPr>
+          <w:rFonts w:ascii="Arial" w:cs="Arial" w:eastAsia="Arial" w:hAnsi="Arial"/>
+          <w:i/>
+          <w:iCs/>
+          <w:color w:val="555B6E"/>
+          <w:sz w:val="17"/>
+          <w:szCs w:val="17"/>
+        </w:rPr>
+        <w:t xml:space="preserve">A stacked chart: each month one bar, the channels on top of each other. Combo and 100% Stacked sit beside it.</w:t>
+      </w:r>
+    </w:p>
     <w:p>
       <w:pPr>
         <w:pStyle w:val="ListParagraph"/>
@@ -11693,6 +12662,113 @@
         <w:t xml:space="preserve">Show a report as a pie or a funnel</w:t>
       </w:r>
     </w:p>
+    <w:tbl>
+      <w:tblPr>
+        <w:tblW w:type="dxa" w:w="9870"/>
+        <w:jc w:val="center"/>
+        <w:tblBorders>
+          <w:top w:val="single" w:color="D9DBE3" w:sz="4"/>
+          <w:left w:val="single" w:color="D9DBE3" w:sz="4"/>
+          <w:bottom w:val="single" w:color="D9DBE3" w:sz="4"/>
+          <w:right w:val="single" w:color="D9DBE3" w:sz="4"/>
+          <w:insideH w:val="none"/>
+          <w:insideV w:val="none"/>
+        </w:tblBorders>
+      </w:tblPr>
+      <w:tblGrid>
+        <w:gridCol w:w="9870"/>
+      </w:tblGrid>
+      <w:tr>
+        <w:trPr>
+          <w:cantSplit/>
+        </w:trPr>
+        <w:tc>
+          <w:tcPr>
+            <w:tcW w:type="dxa" w:w="9870"/>
+            <w:tcMar>
+              <w:top w:type="dxa" w:w="40"/>
+              <w:left w:type="dxa" w:w="40"/>
+              <w:bottom w:type="dxa" w:w="40"/>
+              <w:right w:type="dxa" w:w="40"/>
+            </w:tcMar>
+          </w:tcPr>
+          <w:p>
+            <w:pPr>
+              <w:keepNext/>
+              <w:jc w:val="center"/>
+            </w:pPr>
+            <w:r>
+              <w:drawing>
+                <wp:inline distT="0" distB="0" distL="0" distR="0">
+                  <wp:extent cx="6191250" cy="3981450"/>
+                  <wp:effectExtent t="0" r="0" b="0" l="0"/>
+                  <wp:docPr id="1" name="chart-pie" descr="A pie by campaign: the total in the middle, each value with its share in the legend." title="A pie by campaign: the total in the middle, each value with its share in the legend."/>
+                  <wp:cNvGraphicFramePr>
+                    <a:graphicFrameLocks xmlns:a="http://schemas.openxmlformats.org/drawingml/2006/main" noChangeAspect="1"/>
+                  </wp:cNvGraphicFramePr>
+                  <a:graphic xmlns:a="http://schemas.openxmlformats.org/drawingml/2006/main">
+                    <a:graphicData uri="http://schemas.openxmlformats.org/drawingml/2006/picture">
+                      <pic:pic xmlns:pic="http://schemas.openxmlformats.org/drawingml/2006/picture">
+                        <pic:nvPicPr>
+                          <pic:cNvPr id="0" name="" descr=""/>
+                          <pic:cNvPicPr>
+                            <a:picLocks noChangeAspect="1" noChangeArrowheads="1"/>
+                          </pic:cNvPicPr>
+                        </pic:nvPicPr>
+                        <pic:blipFill>
+                          <a:blip r:embed="rId18" cstate="none"/>
+                          <a:srcRect/>
+                          <a:stretch>
+                            <a:fillRect/>
+                          </a:stretch>
+                        </pic:blipFill>
+                        <pic:spPr bwMode="auto">
+                          <a:xfrm>
+                            <a:off x="0" y="0"/>
+                            <a:ext cx="6191250" cy="3981450"/>
+                          </a:xfrm>
+                          <a:prstGeom prst="rect">
+                            <a:avLst/>
+                          </a:prstGeom>
+                        </pic:spPr>
+                      </pic:pic>
+                    </a:graphicData>
+                  </a:graphic>
+                </wp:inline>
+              </w:drawing>
+            </w:r>
+          </w:p>
+        </w:tc>
+      </w:tr>
+    </w:tbl>
+    <w:p>
+      <w:pPr>
+        <w:spacing w:after="200" w:before="80"/>
+        <w:jc w:val="center"/>
+      </w:pPr>
+      <w:r>
+        <w:rPr>
+          <w:rFonts w:ascii="Arial" w:cs="Arial" w:eastAsia="Arial" w:hAnsi="Arial"/>
+          <w:b/>
+          <w:bCs/>
+          <w:color w:val="555B6E"/>
+          <w:sz w:val="17"/>
+          <w:szCs w:val="17"/>
+        </w:rPr>
+        <w:t xml:space="preserve">Figure 10. </w:t>
+      </w:r>
+      <w:r>
+        <w:rPr>
+          <w:rFonts w:ascii="Arial" w:cs="Arial" w:eastAsia="Arial" w:hAnsi="Arial"/>
+          <w:i/>
+          <w:iCs/>
+          <w:color w:val="555B6E"/>
+          <w:sz w:val="17"/>
+          <w:szCs w:val="17"/>
+        </w:rPr>
+        <w:t xml:space="preserve">A pie by campaign: the total in the middle, each value with its share in the legend.</w:t>
+      </w:r>
+    </w:p>
     <w:p>
       <w:pPr>
         <w:pStyle w:val="ListParagraph"/>
@@ -11849,6 +12925,113 @@
         <w:t xml:space="preserve">Use a scatter, bubble, treemap or waterfall chart</w:t>
       </w:r>
     </w:p>
+    <w:tbl>
+      <w:tblPr>
+        <w:tblW w:type="dxa" w:w="9870"/>
+        <w:jc w:val="center"/>
+        <w:tblBorders>
+          <w:top w:val="single" w:color="D9DBE3" w:sz="4"/>
+          <w:left w:val="single" w:color="D9DBE3" w:sz="4"/>
+          <w:bottom w:val="single" w:color="D9DBE3" w:sz="4"/>
+          <w:right w:val="single" w:color="D9DBE3" w:sz="4"/>
+          <w:insideH w:val="none"/>
+          <w:insideV w:val="none"/>
+        </w:tblBorders>
+      </w:tblPr>
+      <w:tblGrid>
+        <w:gridCol w:w="9870"/>
+      </w:tblGrid>
+      <w:tr>
+        <w:trPr>
+          <w:cantSplit/>
+        </w:trPr>
+        <w:tc>
+          <w:tcPr>
+            <w:tcW w:type="dxa" w:w="9870"/>
+            <w:tcMar>
+              <w:top w:type="dxa" w:w="40"/>
+              <w:left w:type="dxa" w:w="40"/>
+              <w:bottom w:type="dxa" w:w="40"/>
+              <w:right w:type="dxa" w:w="40"/>
+            </w:tcMar>
+          </w:tcPr>
+          <w:p>
+            <w:pPr>
+              <w:keepNext/>
+              <w:jc w:val="center"/>
+            </w:pPr>
+            <w:r>
+              <w:drawing>
+                <wp:inline distT="0" distB="0" distL="0" distR="0">
+                  <wp:extent cx="6191250" cy="3981450"/>
+                  <wp:effectExtent t="0" r="0" b="0" l="0"/>
+                  <wp:docPr id="1" name="chart-treemap" descr="A treemap from More Charts: boxes sized by their share, the largest first." title="A treemap from More Charts: boxes sized by their share, the largest first."/>
+                  <wp:cNvGraphicFramePr>
+                    <a:graphicFrameLocks xmlns:a="http://schemas.openxmlformats.org/drawingml/2006/main" noChangeAspect="1"/>
+                  </wp:cNvGraphicFramePr>
+                  <a:graphic xmlns:a="http://schemas.openxmlformats.org/drawingml/2006/main">
+                    <a:graphicData uri="http://schemas.openxmlformats.org/drawingml/2006/picture">
+                      <pic:pic xmlns:pic="http://schemas.openxmlformats.org/drawingml/2006/picture">
+                        <pic:nvPicPr>
+                          <pic:cNvPr id="0" name="" descr=""/>
+                          <pic:cNvPicPr>
+                            <a:picLocks noChangeAspect="1" noChangeArrowheads="1"/>
+                          </pic:cNvPicPr>
+                        </pic:nvPicPr>
+                        <pic:blipFill>
+                          <a:blip r:embed="rId19" cstate="none"/>
+                          <a:srcRect/>
+                          <a:stretch>
+                            <a:fillRect/>
+                          </a:stretch>
+                        </pic:blipFill>
+                        <pic:spPr bwMode="auto">
+                          <a:xfrm>
+                            <a:off x="0" y="0"/>
+                            <a:ext cx="6191250" cy="3981450"/>
+                          </a:xfrm>
+                          <a:prstGeom prst="rect">
+                            <a:avLst/>
+                          </a:prstGeom>
+                        </pic:spPr>
+                      </pic:pic>
+                    </a:graphicData>
+                  </a:graphic>
+                </wp:inline>
+              </w:drawing>
+            </w:r>
+          </w:p>
+        </w:tc>
+      </w:tr>
+    </w:tbl>
+    <w:p>
+      <w:pPr>
+        <w:spacing w:after="200" w:before="80"/>
+        <w:jc w:val="center"/>
+      </w:pPr>
+      <w:r>
+        <w:rPr>
+          <w:rFonts w:ascii="Arial" w:cs="Arial" w:eastAsia="Arial" w:hAnsi="Arial"/>
+          <w:b/>
+          <w:bCs/>
+          <w:color w:val="555B6E"/>
+          <w:sz w:val="17"/>
+          <w:szCs w:val="17"/>
+        </w:rPr>
+        <w:t xml:space="preserve">Figure 11. </w:t>
+      </w:r>
+      <w:r>
+        <w:rPr>
+          <w:rFonts w:ascii="Arial" w:cs="Arial" w:eastAsia="Arial" w:hAnsi="Arial"/>
+          <w:i/>
+          <w:iCs/>
+          <w:color w:val="555B6E"/>
+          <w:sz w:val="17"/>
+          <w:szCs w:val="17"/>
+        </w:rPr>
+        <w:t xml:space="preserve">A treemap from More Charts: boxes sized by their share, the largest first.</w:t>
+      </w:r>
+    </w:p>
     <w:p>
       <w:pPr>
         <w:pStyle w:val="ListParagraph"/>
@@ -12031,6 +13214,113 @@
         <w:t xml:space="preserve">Show one figure: a KPI card or a gauge</w:t>
       </w:r>
     </w:p>
+    <w:tbl>
+      <w:tblPr>
+        <w:tblW w:type="dxa" w:w="9870"/>
+        <w:jc w:val="center"/>
+        <w:tblBorders>
+          <w:top w:val="single" w:color="D9DBE3" w:sz="4"/>
+          <w:left w:val="single" w:color="D9DBE3" w:sz="4"/>
+          <w:bottom w:val="single" w:color="D9DBE3" w:sz="4"/>
+          <w:right w:val="single" w:color="D9DBE3" w:sz="4"/>
+          <w:insideH w:val="none"/>
+          <w:insideV w:val="none"/>
+        </w:tblBorders>
+      </w:tblPr>
+      <w:tblGrid>
+        <w:gridCol w:w="9870"/>
+      </w:tblGrid>
+      <w:tr>
+        <w:trPr>
+          <w:cantSplit/>
+        </w:trPr>
+        <w:tc>
+          <w:tcPr>
+            <w:tcW w:type="dxa" w:w="9870"/>
+            <w:tcMar>
+              <w:top w:type="dxa" w:w="40"/>
+              <w:left w:type="dxa" w:w="40"/>
+              <w:bottom w:type="dxa" w:w="40"/>
+              <w:right w:type="dxa" w:w="40"/>
+            </w:tcMar>
+          </w:tcPr>
+          <w:p>
+            <w:pPr>
+              <w:keepNext/>
+              <w:jc w:val="center"/>
+            </w:pPr>
+            <w:r>
+              <w:drawing>
+                <wp:inline distT="0" distB="0" distL="0" distR="0">
+                  <wp:extent cx="6191250" cy="3981450"/>
+                  <wp:effectExtent t="0" r="0" b="0" l="0"/>
+                  <wp:docPr id="1" name="chart-kpi" descr="A KPI card with a target: the value, the share of target and a small trend line." title="A KPI card with a target: the value, the share of target and a small trend line."/>
+                  <wp:cNvGraphicFramePr>
+                    <a:graphicFrameLocks xmlns:a="http://schemas.openxmlformats.org/drawingml/2006/main" noChangeAspect="1"/>
+                  </wp:cNvGraphicFramePr>
+                  <a:graphic xmlns:a="http://schemas.openxmlformats.org/drawingml/2006/main">
+                    <a:graphicData uri="http://schemas.openxmlformats.org/drawingml/2006/picture">
+                      <pic:pic xmlns:pic="http://schemas.openxmlformats.org/drawingml/2006/picture">
+                        <pic:nvPicPr>
+                          <pic:cNvPr id="0" name="" descr=""/>
+                          <pic:cNvPicPr>
+                            <a:picLocks noChangeAspect="1" noChangeArrowheads="1"/>
+                          </pic:cNvPicPr>
+                        </pic:nvPicPr>
+                        <pic:blipFill>
+                          <a:blip r:embed="rId20" cstate="none"/>
+                          <a:srcRect/>
+                          <a:stretch>
+                            <a:fillRect/>
+                          </a:stretch>
+                        </pic:blipFill>
+                        <pic:spPr bwMode="auto">
+                          <a:xfrm>
+                            <a:off x="0" y="0"/>
+                            <a:ext cx="6191250" cy="3981450"/>
+                          </a:xfrm>
+                          <a:prstGeom prst="rect">
+                            <a:avLst/>
+                          </a:prstGeom>
+                        </pic:spPr>
+                      </pic:pic>
+                    </a:graphicData>
+                  </a:graphic>
+                </wp:inline>
+              </w:drawing>
+            </w:r>
+          </w:p>
+        </w:tc>
+      </w:tr>
+    </w:tbl>
+    <w:p>
+      <w:pPr>
+        <w:spacing w:after="200" w:before="80"/>
+        <w:jc w:val="center"/>
+      </w:pPr>
+      <w:r>
+        <w:rPr>
+          <w:rFonts w:ascii="Arial" w:cs="Arial" w:eastAsia="Arial" w:hAnsi="Arial"/>
+          <w:b/>
+          <w:bCs/>
+          <w:color w:val="555B6E"/>
+          <w:sz w:val="17"/>
+          <w:szCs w:val="17"/>
+        </w:rPr>
+        <w:t xml:space="preserve">Figure 12. </w:t>
+      </w:r>
+      <w:r>
+        <w:rPr>
+          <w:rFonts w:ascii="Arial" w:cs="Arial" w:eastAsia="Arial" w:hAnsi="Arial"/>
+          <w:i/>
+          <w:iCs/>
+          <w:color w:val="555B6E"/>
+          <w:sz w:val="17"/>
+          <w:szCs w:val="17"/>
+        </w:rPr>
+        <w:t xml:space="preserve">A KPI card with a target: the value, the share of target and a small trend line.</w:t>
+      </w:r>
+    </w:p>
     <w:p>
       <w:pPr>
         <w:pStyle w:val="ListParagraph"/>
@@ -12199,6 +13489,113 @@
         <w:t xml:space="preserve">Put the numbers on a map</w:t>
       </w:r>
     </w:p>
+    <w:tbl>
+      <w:tblPr>
+        <w:tblW w:type="dxa" w:w="9870"/>
+        <w:jc w:val="center"/>
+        <w:tblBorders>
+          <w:top w:val="single" w:color="D9DBE3" w:sz="4"/>
+          <w:left w:val="single" w:color="D9DBE3" w:sz="4"/>
+          <w:bottom w:val="single" w:color="D9DBE3" w:sz="4"/>
+          <w:right w:val="single" w:color="D9DBE3" w:sz="4"/>
+          <w:insideH w:val="none"/>
+          <w:insideV w:val="none"/>
+        </w:tblBorders>
+      </w:tblPr>
+      <w:tblGrid>
+        <w:gridCol w:w="9870"/>
+      </w:tblGrid>
+      <w:tr>
+        <w:trPr>
+          <w:cantSplit/>
+        </w:trPr>
+        <w:tc>
+          <w:tcPr>
+            <w:tcW w:type="dxa" w:w="9870"/>
+            <w:tcMar>
+              <w:top w:type="dxa" w:w="40"/>
+              <w:left w:type="dxa" w:w="40"/>
+              <w:bottom w:type="dxa" w:w="40"/>
+              <w:right w:type="dxa" w:w="40"/>
+            </w:tcMar>
+          </w:tcPr>
+          <w:p>
+            <w:pPr>
+              <w:keepNext/>
+              <w:jc w:val="center"/>
+            </w:pPr>
+            <w:r>
+              <w:drawing>
+                <wp:inline distT="0" distB="0" distL="0" distR="0">
+                  <wp:extent cx="6191250" cy="4191000"/>
+                  <wp:effectExtent t="0" r="0" b="0" l="0"/>
+                  <wp:docPr id="1" name="chart-map" descr="A map of US states: darker blue is more, grey has no data; Map Of picks states or countries." title="A map of US states: darker blue is more, grey has no data; Map Of picks states or countries."/>
+                  <wp:cNvGraphicFramePr>
+                    <a:graphicFrameLocks xmlns:a="http://schemas.openxmlformats.org/drawingml/2006/main" noChangeAspect="1"/>
+                  </wp:cNvGraphicFramePr>
+                  <a:graphic xmlns:a="http://schemas.openxmlformats.org/drawingml/2006/main">
+                    <a:graphicData uri="http://schemas.openxmlformats.org/drawingml/2006/picture">
+                      <pic:pic xmlns:pic="http://schemas.openxmlformats.org/drawingml/2006/picture">
+                        <pic:nvPicPr>
+                          <pic:cNvPr id="0" name="" descr=""/>
+                          <pic:cNvPicPr>
+                            <a:picLocks noChangeAspect="1" noChangeArrowheads="1"/>
+                          </pic:cNvPicPr>
+                        </pic:nvPicPr>
+                        <pic:blipFill>
+                          <a:blip r:embed="rId21" cstate="none"/>
+                          <a:srcRect/>
+                          <a:stretch>
+                            <a:fillRect/>
+                          </a:stretch>
+                        </pic:blipFill>
+                        <pic:spPr bwMode="auto">
+                          <a:xfrm>
+                            <a:off x="0" y="0"/>
+                            <a:ext cx="6191250" cy="4191000"/>
+                          </a:xfrm>
+                          <a:prstGeom prst="rect">
+                            <a:avLst/>
+                          </a:prstGeom>
+                        </pic:spPr>
+                      </pic:pic>
+                    </a:graphicData>
+                  </a:graphic>
+                </wp:inline>
+              </w:drawing>
+            </w:r>
+          </w:p>
+        </w:tc>
+      </w:tr>
+    </w:tbl>
+    <w:p>
+      <w:pPr>
+        <w:spacing w:after="200" w:before="80"/>
+        <w:jc w:val="center"/>
+      </w:pPr>
+      <w:r>
+        <w:rPr>
+          <w:rFonts w:ascii="Arial" w:cs="Arial" w:eastAsia="Arial" w:hAnsi="Arial"/>
+          <w:b/>
+          <w:bCs/>
+          <w:color w:val="555B6E"/>
+          <w:sz w:val="17"/>
+          <w:szCs w:val="17"/>
+        </w:rPr>
+        <w:t xml:space="preserve">Figure 13. </w:t>
+      </w:r>
+      <w:r>
+        <w:rPr>
+          <w:rFonts w:ascii="Arial" w:cs="Arial" w:eastAsia="Arial" w:hAnsi="Arial"/>
+          <w:i/>
+          <w:iCs/>
+          <w:color w:val="555B6E"/>
+          <w:sz w:val="17"/>
+          <w:szCs w:val="17"/>
+        </w:rPr>
+        <w:t xml:space="preserve">A map of US states: darker blue is more, grey has no data; Map Of picks states or countries.</w:t>
+      </w:r>
+    </w:p>
     <w:p>
       <w:pPr>
         <w:pStyle w:val="ListParagraph"/>
@@ -12361,6 +13758,113 @@
         <w:t xml:space="preserve">Show every value side by side in a pivot (matrix)</w:t>
       </w:r>
     </w:p>
+    <w:tbl>
+      <w:tblPr>
+        <w:tblW w:type="dxa" w:w="9870"/>
+        <w:jc w:val="center"/>
+        <w:tblBorders>
+          <w:top w:val="single" w:color="D9DBE3" w:sz="4"/>
+          <w:left w:val="single" w:color="D9DBE3" w:sz="4"/>
+          <w:bottom w:val="single" w:color="D9DBE3" w:sz="4"/>
+          <w:right w:val="single" w:color="D9DBE3" w:sz="4"/>
+          <w:insideH w:val="none"/>
+          <w:insideV w:val="none"/>
+        </w:tblBorders>
+      </w:tblPr>
+      <w:tblGrid>
+        <w:gridCol w:w="9870"/>
+      </w:tblGrid>
+      <w:tr>
+        <w:trPr>
+          <w:cantSplit/>
+        </w:trPr>
+        <w:tc>
+          <w:tcPr>
+            <w:tcW w:type="dxa" w:w="9870"/>
+            <w:tcMar>
+              <w:top w:type="dxa" w:w="40"/>
+              <w:left w:type="dxa" w:w="40"/>
+              <w:bottom w:type="dxa" w:w="40"/>
+              <w:right w:type="dxa" w:w="40"/>
+            </w:tcMar>
+          </w:tcPr>
+          <w:p>
+            <w:pPr>
+              <w:keepNext/>
+              <w:jc w:val="center"/>
+            </w:pPr>
+            <w:r>
+              <w:drawing>
+                <wp:inline distT="0" distB="0" distL="0" distR="0">
+                  <wp:extent cx="6191250" cy="3981450"/>
+                  <wp:effectExtent t="0" r="0" b="0" l="0"/>
+                  <wp:docPr id="1" name="matrix" descr="All Values and Trend Column: every value under each month, with a total for each." title="All Values and Trend Column: every value under each month, with a total for each."/>
+                  <wp:cNvGraphicFramePr>
+                    <a:graphicFrameLocks xmlns:a="http://schemas.openxmlformats.org/drawingml/2006/main" noChangeAspect="1"/>
+                  </wp:cNvGraphicFramePr>
+                  <a:graphic xmlns:a="http://schemas.openxmlformats.org/drawingml/2006/main">
+                    <a:graphicData uri="http://schemas.openxmlformats.org/drawingml/2006/picture">
+                      <pic:pic xmlns:pic="http://schemas.openxmlformats.org/drawingml/2006/picture">
+                        <pic:nvPicPr>
+                          <pic:cNvPr id="0" name="" descr=""/>
+                          <pic:cNvPicPr>
+                            <a:picLocks noChangeAspect="1" noChangeArrowheads="1"/>
+                          </pic:cNvPicPr>
+                        </pic:nvPicPr>
+                        <pic:blipFill>
+                          <a:blip r:embed="rId22" cstate="none"/>
+                          <a:srcRect/>
+                          <a:stretch>
+                            <a:fillRect/>
+                          </a:stretch>
+                        </pic:blipFill>
+                        <pic:spPr bwMode="auto">
+                          <a:xfrm>
+                            <a:off x="0" y="0"/>
+                            <a:ext cx="6191250" cy="3981450"/>
+                          </a:xfrm>
+                          <a:prstGeom prst="rect">
+                            <a:avLst/>
+                          </a:prstGeom>
+                        </pic:spPr>
+                      </pic:pic>
+                    </a:graphicData>
+                  </a:graphic>
+                </wp:inline>
+              </w:drawing>
+            </w:r>
+          </w:p>
+        </w:tc>
+      </w:tr>
+    </w:tbl>
+    <w:p>
+      <w:pPr>
+        <w:spacing w:after="200" w:before="80"/>
+        <w:jc w:val="center"/>
+      </w:pPr>
+      <w:r>
+        <w:rPr>
+          <w:rFonts w:ascii="Arial" w:cs="Arial" w:eastAsia="Arial" w:hAnsi="Arial"/>
+          <w:b/>
+          <w:bCs/>
+          <w:color w:val="555B6E"/>
+          <w:sz w:val="17"/>
+          <w:szCs w:val="17"/>
+        </w:rPr>
+        <w:t xml:space="preserve">Figure 14. </w:t>
+      </w:r>
+      <w:r>
+        <w:rPr>
+          <w:rFonts w:ascii="Arial" w:cs="Arial" w:eastAsia="Arial" w:hAnsi="Arial"/>
+          <w:i/>
+          <w:iCs/>
+          <w:color w:val="555B6E"/>
+          <w:sz w:val="17"/>
+          <w:szCs w:val="17"/>
+        </w:rPr>
+        <w:t xml:space="preserve">All Values and Trend Column: every value under each month, with a total for each.</w:t>
+      </w:r>
+    </w:p>
     <w:p>
       <w:pPr>
         <w:pStyle w:val="ListParagraph"/>
@@ -12469,6 +13973,113 @@
         <w:t xml:space="preserve">Repeat a chart per value (small multiples)</w:t>
       </w:r>
     </w:p>
+    <w:tbl>
+      <w:tblPr>
+        <w:tblW w:type="dxa" w:w="9870"/>
+        <w:jc w:val="center"/>
+        <w:tblBorders>
+          <w:top w:val="single" w:color="D9DBE3" w:sz="4"/>
+          <w:left w:val="single" w:color="D9DBE3" w:sz="4"/>
+          <w:bottom w:val="single" w:color="D9DBE3" w:sz="4"/>
+          <w:right w:val="single" w:color="D9DBE3" w:sz="4"/>
+          <w:insideH w:val="none"/>
+          <w:insideV w:val="none"/>
+        </w:tblBorders>
+      </w:tblPr>
+      <w:tblGrid>
+        <w:gridCol w:w="9870"/>
+      </w:tblGrid>
+      <w:tr>
+        <w:trPr>
+          <w:cantSplit/>
+        </w:trPr>
+        <w:tc>
+          <w:tcPr>
+            <w:tcW w:type="dxa" w:w="9870"/>
+            <w:tcMar>
+              <w:top w:type="dxa" w:w="40"/>
+              <w:left w:type="dxa" w:w="40"/>
+              <w:bottom w:type="dxa" w:w="40"/>
+              <w:right w:type="dxa" w:w="40"/>
+            </w:tcMar>
+          </w:tcPr>
+          <w:p>
+            <w:pPr>
+              <w:keepNext/>
+              <w:jc w:val="center"/>
+            </w:pPr>
+            <w:r>
+              <w:drawing>
+                <wp:inline distT="0" distB="0" distL="0" distR="0">
+                  <wp:extent cx="6191250" cy="4391025"/>
+                  <wp:effectExtent t="0" r="0" b="0" l="0"/>
+                  <wp:docPr id="1" name="multiples" descr="Repeat By Channel: one small chart per value, all on one scale." title="Repeat By Channel: one small chart per value, all on one scale."/>
+                  <wp:cNvGraphicFramePr>
+                    <a:graphicFrameLocks xmlns:a="http://schemas.openxmlformats.org/drawingml/2006/main" noChangeAspect="1"/>
+                  </wp:cNvGraphicFramePr>
+                  <a:graphic xmlns:a="http://schemas.openxmlformats.org/drawingml/2006/main">
+                    <a:graphicData uri="http://schemas.openxmlformats.org/drawingml/2006/picture">
+                      <pic:pic xmlns:pic="http://schemas.openxmlformats.org/drawingml/2006/picture">
+                        <pic:nvPicPr>
+                          <pic:cNvPr id="0" name="" descr=""/>
+                          <pic:cNvPicPr>
+                            <a:picLocks noChangeAspect="1" noChangeArrowheads="1"/>
+                          </pic:cNvPicPr>
+                        </pic:nvPicPr>
+                        <pic:blipFill>
+                          <a:blip r:embed="rId23" cstate="none"/>
+                          <a:srcRect/>
+                          <a:stretch>
+                            <a:fillRect/>
+                          </a:stretch>
+                        </pic:blipFill>
+                        <pic:spPr bwMode="auto">
+                          <a:xfrm>
+                            <a:off x="0" y="0"/>
+                            <a:ext cx="6191250" cy="4391025"/>
+                          </a:xfrm>
+                          <a:prstGeom prst="rect">
+                            <a:avLst/>
+                          </a:prstGeom>
+                        </pic:spPr>
+                      </pic:pic>
+                    </a:graphicData>
+                  </a:graphic>
+                </wp:inline>
+              </w:drawing>
+            </w:r>
+          </w:p>
+        </w:tc>
+      </w:tr>
+    </w:tbl>
+    <w:p>
+      <w:pPr>
+        <w:spacing w:after="200" w:before="80"/>
+        <w:jc w:val="center"/>
+      </w:pPr>
+      <w:r>
+        <w:rPr>
+          <w:rFonts w:ascii="Arial" w:cs="Arial" w:eastAsia="Arial" w:hAnsi="Arial"/>
+          <w:b/>
+          <w:bCs/>
+          <w:color w:val="555B6E"/>
+          <w:sz w:val="17"/>
+          <w:szCs w:val="17"/>
+        </w:rPr>
+        <w:t xml:space="preserve">Figure 15. </w:t>
+      </w:r>
+      <w:r>
+        <w:rPr>
+          <w:rFonts w:ascii="Arial" w:cs="Arial" w:eastAsia="Arial" w:hAnsi="Arial"/>
+          <w:i/>
+          <w:iCs/>
+          <w:color w:val="555B6E"/>
+          <w:sz w:val="17"/>
+          <w:szCs w:val="17"/>
+        </w:rPr>
+        <w:t xml:space="preserve">Repeat By Channel: one small chart per value, all on one scale.</w:t>
+      </w:r>
+    </w:p>
     <w:p>
       <w:pPr>
         <w:pStyle w:val="ListParagraph"/>
@@ -12561,6 +14172,113 @@
           <w:rFonts w:ascii="Arial" w:cs="Arial" w:eastAsia="Arial" w:hAnsi="Arial"/>
         </w:rPr>
         <w:t xml:space="preserve">Colour the numbers</w:t>
+      </w:r>
+    </w:p>
+    <w:tbl>
+      <w:tblPr>
+        <w:tblW w:type="dxa" w:w="9870"/>
+        <w:jc w:val="center"/>
+        <w:tblBorders>
+          <w:top w:val="single" w:color="D9DBE3" w:sz="4"/>
+          <w:left w:val="single" w:color="D9DBE3" w:sz="4"/>
+          <w:bottom w:val="single" w:color="D9DBE3" w:sz="4"/>
+          <w:right w:val="single" w:color="D9DBE3" w:sz="4"/>
+          <w:insideH w:val="none"/>
+          <w:insideV w:val="none"/>
+        </w:tblBorders>
+      </w:tblPr>
+      <w:tblGrid>
+        <w:gridCol w:w="9870"/>
+      </w:tblGrid>
+      <w:tr>
+        <w:trPr>
+          <w:cantSplit/>
+        </w:trPr>
+        <w:tc>
+          <w:tcPr>
+            <w:tcW w:type="dxa" w:w="9870"/>
+            <w:tcMar>
+              <w:top w:type="dxa" w:w="40"/>
+              <w:left w:type="dxa" w:w="40"/>
+              <w:bottom w:type="dxa" w:w="40"/>
+              <w:right w:type="dxa" w:w="40"/>
+            </w:tcMar>
+          </w:tcPr>
+          <w:p>
+            <w:pPr>
+              <w:keepNext/>
+              <w:jc w:val="center"/>
+            </w:pPr>
+            <w:r>
+              <w:drawing>
+                <wp:inline distT="0" distB="0" distL="0" distR="0">
+                  <wp:extent cx="6191250" cy="3676650"/>
+                  <wp:effectExtent t="0" r="0" b="0" l="0"/>
+                  <wp:docPr id="1" name="format" descr="Rules colour Sent Count good, warning or bad; data bars sit behind Opened." title="Rules colour Sent Count good, warning or bad; data bars sit behind Opened."/>
+                  <wp:cNvGraphicFramePr>
+                    <a:graphicFrameLocks xmlns:a="http://schemas.openxmlformats.org/drawingml/2006/main" noChangeAspect="1"/>
+                  </wp:cNvGraphicFramePr>
+                  <a:graphic xmlns:a="http://schemas.openxmlformats.org/drawingml/2006/main">
+                    <a:graphicData uri="http://schemas.openxmlformats.org/drawingml/2006/picture">
+                      <pic:pic xmlns:pic="http://schemas.openxmlformats.org/drawingml/2006/picture">
+                        <pic:nvPicPr>
+                          <pic:cNvPr id="0" name="" descr=""/>
+                          <pic:cNvPicPr>
+                            <a:picLocks noChangeAspect="1" noChangeArrowheads="1"/>
+                          </pic:cNvPicPr>
+                        </pic:nvPicPr>
+                        <pic:blipFill>
+                          <a:blip r:embed="rId24" cstate="none"/>
+                          <a:srcRect/>
+                          <a:stretch>
+                            <a:fillRect/>
+                          </a:stretch>
+                        </pic:blipFill>
+                        <pic:spPr bwMode="auto">
+                          <a:xfrm>
+                            <a:off x="0" y="0"/>
+                            <a:ext cx="6191250" cy="3676650"/>
+                          </a:xfrm>
+                          <a:prstGeom prst="rect">
+                            <a:avLst/>
+                          </a:prstGeom>
+                        </pic:spPr>
+                      </pic:pic>
+                    </a:graphicData>
+                  </a:graphic>
+                </wp:inline>
+              </w:drawing>
+            </w:r>
+          </w:p>
+        </w:tc>
+      </w:tr>
+    </w:tbl>
+    <w:p>
+      <w:pPr>
+        <w:spacing w:after="200" w:before="80"/>
+        <w:jc w:val="center"/>
+      </w:pPr>
+      <w:r>
+        <w:rPr>
+          <w:rFonts w:ascii="Arial" w:cs="Arial" w:eastAsia="Arial" w:hAnsi="Arial"/>
+          <w:b/>
+          <w:bCs/>
+          <w:color w:val="555B6E"/>
+          <w:sz w:val="17"/>
+          <w:szCs w:val="17"/>
+        </w:rPr>
+        <w:t xml:space="preserve">Figure 16. </w:t>
+      </w:r>
+      <w:r>
+        <w:rPr>
+          <w:rFonts w:ascii="Arial" w:cs="Arial" w:eastAsia="Arial" w:hAnsi="Arial"/>
+          <w:i/>
+          <w:iCs/>
+          <w:color w:val="555B6E"/>
+          <w:sz w:val="17"/>
+          <w:szCs w:val="17"/>
+        </w:rPr>
+        <w:t xml:space="preserve">Rules colour Sent Count good, warning or bad; data bars sit behind Opened.</w:t>
       </w:r>
     </w:p>
     <w:p>
@@ -13138,6 +14856,113 @@
         <w:t xml:space="preserve">Drill in a pivot or a hierarchy</w:t>
       </w:r>
     </w:p>
+    <w:tbl>
+      <w:tblPr>
+        <w:tblW w:type="dxa" w:w="9870"/>
+        <w:jc w:val="center"/>
+        <w:tblBorders>
+          <w:top w:val="single" w:color="D9DBE3" w:sz="4"/>
+          <w:left w:val="single" w:color="D9DBE3" w:sz="4"/>
+          <w:bottom w:val="single" w:color="D9DBE3" w:sz="4"/>
+          <w:right w:val="single" w:color="D9DBE3" w:sz="4"/>
+          <w:insideH w:val="none"/>
+          <w:insideV w:val="none"/>
+        </w:tblBorders>
+      </w:tblPr>
+      <w:tblGrid>
+        <w:gridCol w:w="9870"/>
+      </w:tblGrid>
+      <w:tr>
+        <w:trPr>
+          <w:cantSplit/>
+        </w:trPr>
+        <w:tc>
+          <w:tcPr>
+            <w:tcW w:type="dxa" w:w="9870"/>
+            <w:tcMar>
+              <w:top w:type="dxa" w:w="40"/>
+              <w:left w:type="dxa" w:w="40"/>
+              <w:bottom w:type="dxa" w:w="40"/>
+              <w:right w:type="dxa" w:w="40"/>
+            </w:tcMar>
+          </w:tcPr>
+          <w:p>
+            <w:pPr>
+              <w:keepNext/>
+              <w:jc w:val="center"/>
+            </w:pPr>
+            <w:r>
+              <w:drawing>
+                <wp:inline distT="0" distB="0" distL="0" distR="0">
+                  <wp:extent cx="6191250" cy="3676650"/>
+                  <wp:effectExtent t="0" r="0" b="0" l="0"/>
+                  <wp:docPr id="1" name="view-hierarchy" descr="The Hierarchy view: each channel folds over its months, with a subtotal per group." title="The Hierarchy view: each channel folds over its months, with a subtotal per group."/>
+                  <wp:cNvGraphicFramePr>
+                    <a:graphicFrameLocks xmlns:a="http://schemas.openxmlformats.org/drawingml/2006/main" noChangeAspect="1"/>
+                  </wp:cNvGraphicFramePr>
+                  <a:graphic xmlns:a="http://schemas.openxmlformats.org/drawingml/2006/main">
+                    <a:graphicData uri="http://schemas.openxmlformats.org/drawingml/2006/picture">
+                      <pic:pic xmlns:pic="http://schemas.openxmlformats.org/drawingml/2006/picture">
+                        <pic:nvPicPr>
+                          <pic:cNvPr id="0" name="" descr=""/>
+                          <pic:cNvPicPr>
+                            <a:picLocks noChangeAspect="1" noChangeArrowheads="1"/>
+                          </pic:cNvPicPr>
+                        </pic:nvPicPr>
+                        <pic:blipFill>
+                          <a:blip r:embed="rId25" cstate="none"/>
+                          <a:srcRect/>
+                          <a:stretch>
+                            <a:fillRect/>
+                          </a:stretch>
+                        </pic:blipFill>
+                        <pic:spPr bwMode="auto">
+                          <a:xfrm>
+                            <a:off x="0" y="0"/>
+                            <a:ext cx="6191250" cy="3676650"/>
+                          </a:xfrm>
+                          <a:prstGeom prst="rect">
+                            <a:avLst/>
+                          </a:prstGeom>
+                        </pic:spPr>
+                      </pic:pic>
+                    </a:graphicData>
+                  </a:graphic>
+                </wp:inline>
+              </w:drawing>
+            </w:r>
+          </w:p>
+        </w:tc>
+      </w:tr>
+    </w:tbl>
+    <w:p>
+      <w:pPr>
+        <w:spacing w:after="200" w:before="80"/>
+        <w:jc w:val="center"/>
+      </w:pPr>
+      <w:r>
+        <w:rPr>
+          <w:rFonts w:ascii="Arial" w:cs="Arial" w:eastAsia="Arial" w:hAnsi="Arial"/>
+          <w:b/>
+          <w:bCs/>
+          <w:color w:val="555B6E"/>
+          <w:sz w:val="17"/>
+          <w:szCs w:val="17"/>
+        </w:rPr>
+        <w:t xml:space="preserve">Figure 17. </w:t>
+      </w:r>
+      <w:r>
+        <w:rPr>
+          <w:rFonts w:ascii="Arial" w:cs="Arial" w:eastAsia="Arial" w:hAnsi="Arial"/>
+          <w:i/>
+          <w:iCs/>
+          <w:color w:val="555B6E"/>
+          <w:sz w:val="17"/>
+          <w:szCs w:val="17"/>
+        </w:rPr>
+        <w:t xml:space="preserve">The Hierarchy view: each channel folds over its months, with a subtotal per group.</w:t>
+      </w:r>
+    </w:p>
     <w:p>
       <w:pPr>
         <w:pStyle w:val="ListParagraph"/>
@@ -13844,6 +15669,113 @@
           <w:rFonts w:ascii="Arial" w:cs="Arial" w:eastAsia="Arial" w:hAnsi="Arial"/>
         </w:rPr>
         <w:t xml:space="preserve">Ask a question before a report runs (Parameters)</w:t>
+      </w:r>
+    </w:p>
+    <w:tbl>
+      <w:tblPr>
+        <w:tblW w:type="dxa" w:w="9870"/>
+        <w:jc w:val="center"/>
+        <w:tblBorders>
+          <w:top w:val="single" w:color="D9DBE3" w:sz="4"/>
+          <w:left w:val="single" w:color="D9DBE3" w:sz="4"/>
+          <w:bottom w:val="single" w:color="D9DBE3" w:sz="4"/>
+          <w:right w:val="single" w:color="D9DBE3" w:sz="4"/>
+          <w:insideH w:val="none"/>
+          <w:insideV w:val="none"/>
+        </w:tblBorders>
+      </w:tblPr>
+      <w:tblGrid>
+        <w:gridCol w:w="9870"/>
+      </w:tblGrid>
+      <w:tr>
+        <w:trPr>
+          <w:cantSplit/>
+        </w:trPr>
+        <w:tc>
+          <w:tcPr>
+            <w:tcW w:type="dxa" w:w="9870"/>
+            <w:tcMar>
+              <w:top w:type="dxa" w:w="40"/>
+              <w:left w:type="dxa" w:w="40"/>
+              <w:bottom w:type="dxa" w:w="40"/>
+              <w:right w:type="dxa" w:w="40"/>
+            </w:tcMar>
+          </w:tcPr>
+          <w:p>
+            <w:pPr>
+              <w:keepNext/>
+              <w:jc w:val="center"/>
+            </w:pPr>
+            <w:r>
+              <w:drawing>
+                <wp:inline distT="0" distB="0" distL="0" distR="0">
+                  <wp:extent cx="6191250" cy="2952750"/>
+                  <wp:effectExtent t="0" r="0" b="0" l="0"/>
+                  <wp:docPr id="1" name="params" descr="The questions above a report: pick the answers and press Run Report." title="The questions above a report: pick the answers and press Run Report."/>
+                  <wp:cNvGraphicFramePr>
+                    <a:graphicFrameLocks xmlns:a="http://schemas.openxmlformats.org/drawingml/2006/main" noChangeAspect="1"/>
+                  </wp:cNvGraphicFramePr>
+                  <a:graphic xmlns:a="http://schemas.openxmlformats.org/drawingml/2006/main">
+                    <a:graphicData uri="http://schemas.openxmlformats.org/drawingml/2006/picture">
+                      <pic:pic xmlns:pic="http://schemas.openxmlformats.org/drawingml/2006/picture">
+                        <pic:nvPicPr>
+                          <pic:cNvPr id="0" name="" descr=""/>
+                          <pic:cNvPicPr>
+                            <a:picLocks noChangeAspect="1" noChangeArrowheads="1"/>
+                          </pic:cNvPicPr>
+                        </pic:nvPicPr>
+                        <pic:blipFill>
+                          <a:blip r:embed="rId26" cstate="none"/>
+                          <a:srcRect/>
+                          <a:stretch>
+                            <a:fillRect/>
+                          </a:stretch>
+                        </pic:blipFill>
+                        <pic:spPr bwMode="auto">
+                          <a:xfrm>
+                            <a:off x="0" y="0"/>
+                            <a:ext cx="6191250" cy="2952750"/>
+                          </a:xfrm>
+                          <a:prstGeom prst="rect">
+                            <a:avLst/>
+                          </a:prstGeom>
+                        </pic:spPr>
+                      </pic:pic>
+                    </a:graphicData>
+                  </a:graphic>
+                </wp:inline>
+              </w:drawing>
+            </w:r>
+          </w:p>
+        </w:tc>
+      </w:tr>
+    </w:tbl>
+    <w:p>
+      <w:pPr>
+        <w:spacing w:after="200" w:before="80"/>
+        <w:jc w:val="center"/>
+      </w:pPr>
+      <w:r>
+        <w:rPr>
+          <w:rFonts w:ascii="Arial" w:cs="Arial" w:eastAsia="Arial" w:hAnsi="Arial"/>
+          <w:b/>
+          <w:bCs/>
+          <w:color w:val="555B6E"/>
+          <w:sz w:val="17"/>
+          <w:szCs w:val="17"/>
+        </w:rPr>
+        <w:t xml:space="preserve">Figure 18. </w:t>
+      </w:r>
+      <w:r>
+        <w:rPr>
+          <w:rFonts w:ascii="Arial" w:cs="Arial" w:eastAsia="Arial" w:hAnsi="Arial"/>
+          <w:i/>
+          <w:iCs/>
+          <w:color w:val="555B6E"/>
+          <w:sz w:val="17"/>
+          <w:szCs w:val="17"/>
+        </w:rPr>
+        <w:t xml:space="preserve">The questions above a report: pick the answers and press Run Report.</w:t>
       </w:r>
     </w:p>
     <w:p>
@@ -14253,6 +16185,7 @@
     </w:p>
     <w:p>
       <w:pPr>
+        <w:keepNext/>
         <w:spacing w:after="100"/>
       </w:pPr>
       <w:r>
@@ -14276,6 +16209,113 @@
         <w:t xml:space="preserve">Anyone who can build reports</w:t>
       </w:r>
     </w:p>
+    <w:tbl>
+      <w:tblPr>
+        <w:tblW w:type="dxa" w:w="9120"/>
+        <w:jc w:val="center"/>
+        <w:tblBorders>
+          <w:top w:val="single" w:color="D9DBE3" w:sz="4"/>
+          <w:left w:val="single" w:color="D9DBE3" w:sz="4"/>
+          <w:bottom w:val="single" w:color="D9DBE3" w:sz="4"/>
+          <w:right w:val="single" w:color="D9DBE3" w:sz="4"/>
+          <w:insideH w:val="none"/>
+          <w:insideV w:val="none"/>
+        </w:tblBorders>
+      </w:tblPr>
+      <w:tblGrid>
+        <w:gridCol w:w="9120"/>
+      </w:tblGrid>
+      <w:tr>
+        <w:trPr>
+          <w:cantSplit/>
+        </w:trPr>
+        <w:tc>
+          <w:tcPr>
+            <w:tcW w:type="dxa" w:w="9120"/>
+            <w:tcMar>
+              <w:top w:type="dxa" w:w="40"/>
+              <w:left w:type="dxa" w:w="40"/>
+              <w:bottom w:type="dxa" w:w="40"/>
+              <w:right w:type="dxa" w:w="40"/>
+            </w:tcMar>
+          </w:tcPr>
+          <w:p>
+            <w:pPr>
+              <w:keepNext/>
+              <w:jc w:val="center"/>
+            </w:pPr>
+            <w:r>
+              <w:drawing>
+                <wp:inline distT="0" distB="0" distL="0" distR="0">
+                  <wp:extent cx="5715000" cy="5334000"/>
+                  <wp:effectExtent t="0" r="0" b="0" l="0"/>
+                  <wp:docPr id="1" name="upload-review" descr="Review the Columns: each column's label, type and use, with the first rows of the file." title="Review the Columns: each column's label, type and use, with the first rows of the file."/>
+                  <wp:cNvGraphicFramePr>
+                    <a:graphicFrameLocks xmlns:a="http://schemas.openxmlformats.org/drawingml/2006/main" noChangeAspect="1"/>
+                  </wp:cNvGraphicFramePr>
+                  <a:graphic xmlns:a="http://schemas.openxmlformats.org/drawingml/2006/main">
+                    <a:graphicData uri="http://schemas.openxmlformats.org/drawingml/2006/picture">
+                      <pic:pic xmlns:pic="http://schemas.openxmlformats.org/drawingml/2006/picture">
+                        <pic:nvPicPr>
+                          <pic:cNvPr id="0" name="" descr=""/>
+                          <pic:cNvPicPr>
+                            <a:picLocks noChangeAspect="1" noChangeArrowheads="1"/>
+                          </pic:cNvPicPr>
+                        </pic:nvPicPr>
+                        <pic:blipFill>
+                          <a:blip r:embed="rId27" cstate="none"/>
+                          <a:srcRect/>
+                          <a:stretch>
+                            <a:fillRect/>
+                          </a:stretch>
+                        </pic:blipFill>
+                        <pic:spPr bwMode="auto">
+                          <a:xfrm>
+                            <a:off x="0" y="0"/>
+                            <a:ext cx="5715000" cy="5334000"/>
+                          </a:xfrm>
+                          <a:prstGeom prst="rect">
+                            <a:avLst/>
+                          </a:prstGeom>
+                        </pic:spPr>
+                      </pic:pic>
+                    </a:graphicData>
+                  </a:graphic>
+                </wp:inline>
+              </w:drawing>
+            </w:r>
+          </w:p>
+        </w:tc>
+      </w:tr>
+    </w:tbl>
+    <w:p>
+      <w:pPr>
+        <w:spacing w:after="200" w:before="80"/>
+        <w:jc w:val="center"/>
+      </w:pPr>
+      <w:r>
+        <w:rPr>
+          <w:rFonts w:ascii="Arial" w:cs="Arial" w:eastAsia="Arial" w:hAnsi="Arial"/>
+          <w:b/>
+          <w:bCs/>
+          <w:color w:val="555B6E"/>
+          <w:sz w:val="17"/>
+          <w:szCs w:val="17"/>
+        </w:rPr>
+        <w:t xml:space="preserve">Figure 19. </w:t>
+      </w:r>
+      <w:r>
+        <w:rPr>
+          <w:rFonts w:ascii="Arial" w:cs="Arial" w:eastAsia="Arial" w:hAnsi="Arial"/>
+          <w:i/>
+          <w:iCs/>
+          <w:color w:val="555B6E"/>
+          <w:sz w:val="17"/>
+          <w:szCs w:val="17"/>
+        </w:rPr>
+        <w:t xml:space="preserve">Review the Columns: each column's label, type and use, with the first rows of the file.</w:t>
+      </w:r>
+    </w:p>
     <w:p>
       <w:pPr>
         <w:pStyle w:val="ListParagraph"/>
@@ -14528,6 +16568,7 @@
     </w:p>
     <w:p>
       <w:pPr>
+        <w:keepNext/>
         <w:spacing w:after="100"/>
       </w:pPr>
       <w:r>
@@ -14679,6 +16720,7 @@
     </w:p>
     <w:p>
       <w:pPr>
+        <w:keepNext/>
         <w:spacing w:after="100"/>
       </w:pPr>
       <w:r>
@@ -15054,6 +17096,7 @@
     </w:p>
     <w:p>
       <w:pPr>
+        <w:keepNext/>
         <w:spacing w:after="100"/>
       </w:pPr>
       <w:r>
@@ -15445,6 +17488,7 @@
     </w:p>
     <w:p>
       <w:pPr>
+        <w:keepNext/>
         <w:spacing w:after="100"/>
       </w:pPr>
       <w:r>
@@ -15791,6 +17835,113 @@
         <w:t xml:space="preserve">How a Dashboard Works</w:t>
       </w:r>
     </w:p>
+    <w:tbl>
+      <w:tblPr>
+        <w:tblW w:type="dxa" w:w="7065"/>
+        <w:jc w:val="center"/>
+        <w:tblBorders>
+          <w:top w:val="single" w:color="D9DBE3" w:sz="4"/>
+          <w:left w:val="single" w:color="D9DBE3" w:sz="4"/>
+          <w:bottom w:val="single" w:color="D9DBE3" w:sz="4"/>
+          <w:right w:val="single" w:color="D9DBE3" w:sz="4"/>
+          <w:insideH w:val="none"/>
+          <w:insideV w:val="none"/>
+        </w:tblBorders>
+      </w:tblPr>
+      <w:tblGrid>
+        <w:gridCol w:w="7065"/>
+      </w:tblGrid>
+      <w:tr>
+        <w:trPr>
+          <w:cantSplit/>
+        </w:trPr>
+        <w:tc>
+          <w:tcPr>
+            <w:tcW w:type="dxa" w:w="7065"/>
+            <w:tcMar>
+              <w:top w:type="dxa" w:w="40"/>
+              <w:left w:type="dxa" w:w="40"/>
+              <w:bottom w:type="dxa" w:w="40"/>
+              <w:right w:type="dxa" w:w="40"/>
+            </w:tcMar>
+          </w:tcPr>
+          <w:p>
+            <w:pPr>
+              <w:keepNext/>
+              <w:jc w:val="center"/>
+            </w:pPr>
+            <w:r>
+              <w:drawing>
+                <wp:inline distT="0" distB="0" distL="0" distR="0">
+                  <wp:extent cx="4410075" cy="5334000"/>
+                  <wp:effectExtent t="0" r="0" b="0" l="0"/>
+                  <wp:docPr id="1" name="dashboard" descr="A dashboard: figures, charts, a grid, a pivot and a hierarchy on one period, with a Channel slicer under it." title="A dashboard: figures, charts, a grid, a pivot and a hierarchy on one period, with a Channel slicer under it."/>
+                  <wp:cNvGraphicFramePr>
+                    <a:graphicFrameLocks xmlns:a="http://schemas.openxmlformats.org/drawingml/2006/main" noChangeAspect="1"/>
+                  </wp:cNvGraphicFramePr>
+                  <a:graphic xmlns:a="http://schemas.openxmlformats.org/drawingml/2006/main">
+                    <a:graphicData uri="http://schemas.openxmlformats.org/drawingml/2006/picture">
+                      <pic:pic xmlns:pic="http://schemas.openxmlformats.org/drawingml/2006/picture">
+                        <pic:nvPicPr>
+                          <pic:cNvPr id="0" name="" descr=""/>
+                          <pic:cNvPicPr>
+                            <a:picLocks noChangeAspect="1" noChangeArrowheads="1"/>
+                          </pic:cNvPicPr>
+                        </pic:nvPicPr>
+                        <pic:blipFill>
+                          <a:blip r:embed="rId28" cstate="none"/>
+                          <a:srcRect/>
+                          <a:stretch>
+                            <a:fillRect/>
+                          </a:stretch>
+                        </pic:blipFill>
+                        <pic:spPr bwMode="auto">
+                          <a:xfrm>
+                            <a:off x="0" y="0"/>
+                            <a:ext cx="4410075" cy="5334000"/>
+                          </a:xfrm>
+                          <a:prstGeom prst="rect">
+                            <a:avLst/>
+                          </a:prstGeom>
+                        </pic:spPr>
+                      </pic:pic>
+                    </a:graphicData>
+                  </a:graphic>
+                </wp:inline>
+              </w:drawing>
+            </w:r>
+          </w:p>
+        </w:tc>
+      </w:tr>
+    </w:tbl>
+    <w:p>
+      <w:pPr>
+        <w:spacing w:after="200" w:before="80"/>
+        <w:jc w:val="center"/>
+      </w:pPr>
+      <w:r>
+        <w:rPr>
+          <w:rFonts w:ascii="Arial" w:cs="Arial" w:eastAsia="Arial" w:hAnsi="Arial"/>
+          <w:b/>
+          <w:bCs/>
+          <w:color w:val="555B6E"/>
+          <w:sz w:val="17"/>
+          <w:szCs w:val="17"/>
+        </w:rPr>
+        <w:t xml:space="preserve">Figure 20. </w:t>
+      </w:r>
+      <w:r>
+        <w:rPr>
+          <w:rFonts w:ascii="Arial" w:cs="Arial" w:eastAsia="Arial" w:hAnsi="Arial"/>
+          <w:i/>
+          <w:iCs/>
+          <w:color w:val="555B6E"/>
+          <w:sz w:val="17"/>
+          <w:szCs w:val="17"/>
+        </w:rPr>
+        <w:t xml:space="preserve">A dashboard: figures, charts, a grid, a pivot and a hierarchy on one period, with a Channel slicer under it.</w:t>
+      </w:r>
+    </w:p>
     <w:p>
       <w:pPr>
         <w:spacing w:after="120" w:line="276"/>
@@ -16176,6 +18327,7 @@
     </w:p>
     <w:p>
       <w:pPr>
+        <w:keepNext/>
         <w:spacing w:after="100"/>
       </w:pPr>
       <w:r>
@@ -16199,6 +18351,113 @@
         <w:t xml:space="preserve">Its owner or a report administrator</w:t>
       </w:r>
     </w:p>
+    <w:tbl>
+      <w:tblPr>
+        <w:tblW w:type="dxa" w:w="9705"/>
+        <w:jc w:val="center"/>
+        <w:tblBorders>
+          <w:top w:val="single" w:color="D9DBE3" w:sz="4"/>
+          <w:left w:val="single" w:color="D9DBE3" w:sz="4"/>
+          <w:bottom w:val="single" w:color="D9DBE3" w:sz="4"/>
+          <w:right w:val="single" w:color="D9DBE3" w:sz="4"/>
+          <w:insideH w:val="none"/>
+          <w:insideV w:val="none"/>
+        </w:tblBorders>
+      </w:tblPr>
+      <w:tblGrid>
+        <w:gridCol w:w="9705"/>
+      </w:tblGrid>
+      <w:tr>
+        <w:trPr>
+          <w:cantSplit/>
+        </w:trPr>
+        <w:tc>
+          <w:tcPr>
+            <w:tcW w:type="dxa" w:w="9705"/>
+            <w:tcMar>
+              <w:top w:type="dxa" w:w="40"/>
+              <w:left w:type="dxa" w:w="40"/>
+              <w:bottom w:type="dxa" w:w="40"/>
+              <w:right w:type="dxa" w:w="40"/>
+            </w:tcMar>
+          </w:tcPr>
+          <w:p>
+            <w:pPr>
+              <w:keepNext/>
+              <w:jc w:val="center"/>
+            </w:pPr>
+            <w:r>
+              <w:drawing>
+                <wp:inline distT="0" distB="0" distL="0" distR="0">
+                  <wp:extent cx="6086475" cy="5334000"/>
+                  <wp:effectExtent t="0" r="0" b="0" l="0"/>
+                  <wp:docPr id="1" name="dashboard-edit" descr="The dashboard editor: Add Tile, the row controls and each tile's controls." title="The dashboard editor: Add Tile, the row controls and each tile's controls."/>
+                  <wp:cNvGraphicFramePr>
+                    <a:graphicFrameLocks xmlns:a="http://schemas.openxmlformats.org/drawingml/2006/main" noChangeAspect="1"/>
+                  </wp:cNvGraphicFramePr>
+                  <a:graphic xmlns:a="http://schemas.openxmlformats.org/drawingml/2006/main">
+                    <a:graphicData uri="http://schemas.openxmlformats.org/drawingml/2006/picture">
+                      <pic:pic xmlns:pic="http://schemas.openxmlformats.org/drawingml/2006/picture">
+                        <pic:nvPicPr>
+                          <pic:cNvPr id="0" name="" descr=""/>
+                          <pic:cNvPicPr>
+                            <a:picLocks noChangeAspect="1" noChangeArrowheads="1"/>
+                          </pic:cNvPicPr>
+                        </pic:nvPicPr>
+                        <pic:blipFill>
+                          <a:blip r:embed="rId29" cstate="none"/>
+                          <a:srcRect/>
+                          <a:stretch>
+                            <a:fillRect/>
+                          </a:stretch>
+                        </pic:blipFill>
+                        <pic:spPr bwMode="auto">
+                          <a:xfrm>
+                            <a:off x="0" y="0"/>
+                            <a:ext cx="6086475" cy="5334000"/>
+                          </a:xfrm>
+                          <a:prstGeom prst="rect">
+                            <a:avLst/>
+                          </a:prstGeom>
+                        </pic:spPr>
+                      </pic:pic>
+                    </a:graphicData>
+                  </a:graphic>
+                </wp:inline>
+              </w:drawing>
+            </w:r>
+          </w:p>
+        </w:tc>
+      </w:tr>
+    </w:tbl>
+    <w:p>
+      <w:pPr>
+        <w:spacing w:after="200" w:before="80"/>
+        <w:jc w:val="center"/>
+      </w:pPr>
+      <w:r>
+        <w:rPr>
+          <w:rFonts w:ascii="Arial" w:cs="Arial" w:eastAsia="Arial" w:hAnsi="Arial"/>
+          <w:b/>
+          <w:bCs/>
+          <w:color w:val="555B6E"/>
+          <w:sz w:val="17"/>
+          <w:szCs w:val="17"/>
+        </w:rPr>
+        <w:t xml:space="preserve">Figure 21. </w:t>
+      </w:r>
+      <w:r>
+        <w:rPr>
+          <w:rFonts w:ascii="Arial" w:cs="Arial" w:eastAsia="Arial" w:hAnsi="Arial"/>
+          <w:i/>
+          <w:iCs/>
+          <w:color w:val="555B6E"/>
+          <w:sz w:val="17"/>
+          <w:szCs w:val="17"/>
+        </w:rPr>
+        <w:t xml:space="preserve">The dashboard editor: Add Tile, the row controls and each tile's controls.</w:t>
+      </w:r>
+    </w:p>
     <w:p>
       <w:pPr>
         <w:pStyle w:val="ListParagraph"/>
@@ -16899,6 +19158,113 @@
         <w:t xml:space="preserve">Lay a dashboard out freely (Free Canvas)</w:t>
       </w:r>
     </w:p>
+    <w:tbl>
+      <w:tblPr>
+        <w:tblW w:type="dxa" w:w="9705"/>
+        <w:jc w:val="center"/>
+        <w:tblBorders>
+          <w:top w:val="single" w:color="D9DBE3" w:sz="4"/>
+          <w:left w:val="single" w:color="D9DBE3" w:sz="4"/>
+          <w:bottom w:val="single" w:color="D9DBE3" w:sz="4"/>
+          <w:right w:val="single" w:color="D9DBE3" w:sz="4"/>
+          <w:insideH w:val="none"/>
+          <w:insideV w:val="none"/>
+        </w:tblBorders>
+      </w:tblPr>
+      <w:tblGrid>
+        <w:gridCol w:w="9705"/>
+      </w:tblGrid>
+      <w:tr>
+        <w:trPr>
+          <w:cantSplit/>
+        </w:trPr>
+        <w:tc>
+          <w:tcPr>
+            <w:tcW w:type="dxa" w:w="9705"/>
+            <w:tcMar>
+              <w:top w:type="dxa" w:w="40"/>
+              <w:left w:type="dxa" w:w="40"/>
+              <w:bottom w:type="dxa" w:w="40"/>
+              <w:right w:type="dxa" w:w="40"/>
+            </w:tcMar>
+          </w:tcPr>
+          <w:p>
+            <w:pPr>
+              <w:keepNext/>
+              <w:jc w:val="center"/>
+            </w:pPr>
+            <w:r>
+              <w:drawing>
+                <wp:inline distT="0" distB="0" distL="0" distR="0">
+                  <wp:extent cx="6086475" cy="5334000"/>
+                  <wp:effectExtent t="0" r="0" b="0" l="0"/>
+                  <wp:docPr id="1" name="dashboard-canvas" descr="Free Canvas: drag a tile by its grip to move it and by its handle to resize it." title="Free Canvas: drag a tile by its grip to move it and by its handle to resize it."/>
+                  <wp:cNvGraphicFramePr>
+                    <a:graphicFrameLocks xmlns:a="http://schemas.openxmlformats.org/drawingml/2006/main" noChangeAspect="1"/>
+                  </wp:cNvGraphicFramePr>
+                  <a:graphic xmlns:a="http://schemas.openxmlformats.org/drawingml/2006/main">
+                    <a:graphicData uri="http://schemas.openxmlformats.org/drawingml/2006/picture">
+                      <pic:pic xmlns:pic="http://schemas.openxmlformats.org/drawingml/2006/picture">
+                        <pic:nvPicPr>
+                          <pic:cNvPr id="0" name="" descr=""/>
+                          <pic:cNvPicPr>
+                            <a:picLocks noChangeAspect="1" noChangeArrowheads="1"/>
+                          </pic:cNvPicPr>
+                        </pic:nvPicPr>
+                        <pic:blipFill>
+                          <a:blip r:embed="rId30" cstate="none"/>
+                          <a:srcRect/>
+                          <a:stretch>
+                            <a:fillRect/>
+                          </a:stretch>
+                        </pic:blipFill>
+                        <pic:spPr bwMode="auto">
+                          <a:xfrm>
+                            <a:off x="0" y="0"/>
+                            <a:ext cx="6086475" cy="5334000"/>
+                          </a:xfrm>
+                          <a:prstGeom prst="rect">
+                            <a:avLst/>
+                          </a:prstGeom>
+                        </pic:spPr>
+                      </pic:pic>
+                    </a:graphicData>
+                  </a:graphic>
+                </wp:inline>
+              </w:drawing>
+            </w:r>
+          </w:p>
+        </w:tc>
+      </w:tr>
+    </w:tbl>
+    <w:p>
+      <w:pPr>
+        <w:spacing w:after="200" w:before="80"/>
+        <w:jc w:val="center"/>
+      </w:pPr>
+      <w:r>
+        <w:rPr>
+          <w:rFonts w:ascii="Arial" w:cs="Arial" w:eastAsia="Arial" w:hAnsi="Arial"/>
+          <w:b/>
+          <w:bCs/>
+          <w:color w:val="555B6E"/>
+          <w:sz w:val="17"/>
+          <w:szCs w:val="17"/>
+        </w:rPr>
+        <w:t xml:space="preserve">Figure 22. </w:t>
+      </w:r>
+      <w:r>
+        <w:rPr>
+          <w:rFonts w:ascii="Arial" w:cs="Arial" w:eastAsia="Arial" w:hAnsi="Arial"/>
+          <w:i/>
+          <w:iCs/>
+          <w:color w:val="555B6E"/>
+          <w:sz w:val="17"/>
+          <w:szCs w:val="17"/>
+        </w:rPr>
+        <w:t xml:space="preserve">Free Canvas: drag a tile by its grip to move it and by its handle to resize it.</w:t>
+      </w:r>
+    </w:p>
     <w:p>
       <w:pPr>
         <w:pStyle w:val="ListParagraph"/>
@@ -17025,6 +19391,113 @@
         <w:t xml:space="preserve">See and shape the phone layout</w:t>
       </w:r>
     </w:p>
+    <w:tbl>
+      <w:tblPr>
+        <w:tblW w:type="dxa" w:w="8175"/>
+        <w:jc w:val="center"/>
+        <w:tblBorders>
+          <w:top w:val="single" w:color="D9DBE3" w:sz="4"/>
+          <w:left w:val="single" w:color="D9DBE3" w:sz="4"/>
+          <w:bottom w:val="single" w:color="D9DBE3" w:sz="4"/>
+          <w:right w:val="single" w:color="D9DBE3" w:sz="4"/>
+          <w:insideH w:val="none"/>
+          <w:insideV w:val="none"/>
+        </w:tblBorders>
+      </w:tblPr>
+      <w:tblGrid>
+        <w:gridCol w:w="8175"/>
+      </w:tblGrid>
+      <w:tr>
+        <w:trPr>
+          <w:cantSplit/>
+        </w:trPr>
+        <w:tc>
+          <w:tcPr>
+            <w:tcW w:type="dxa" w:w="8175"/>
+            <w:tcMar>
+              <w:top w:type="dxa" w:w="40"/>
+              <w:left w:type="dxa" w:w="40"/>
+              <w:bottom w:type="dxa" w:w="40"/>
+              <w:right w:type="dxa" w:w="40"/>
+            </w:tcMar>
+          </w:tcPr>
+          <w:p>
+            <w:pPr>
+              <w:keepNext/>
+              <w:jc w:val="center"/>
+            </w:pPr>
+            <w:r>
+              <w:drawing>
+                <wp:inline distT="0" distB="0" distL="0" distR="0">
+                  <wp:extent cx="5114925" cy="5334000"/>
+                  <wp:effectExtent t="0" r="0" b="0" l="0"/>
+                  <wp:docPr id="1" name="dashboard-phone" descr="The phone layout: the tiles stacked top to bottom, tiles hidden on a phone left out." title="The phone layout: the tiles stacked top to bottom, tiles hidden on a phone left out."/>
+                  <wp:cNvGraphicFramePr>
+                    <a:graphicFrameLocks xmlns:a="http://schemas.openxmlformats.org/drawingml/2006/main" noChangeAspect="1"/>
+                  </wp:cNvGraphicFramePr>
+                  <a:graphic xmlns:a="http://schemas.openxmlformats.org/drawingml/2006/main">
+                    <a:graphicData uri="http://schemas.openxmlformats.org/drawingml/2006/picture">
+                      <pic:pic xmlns:pic="http://schemas.openxmlformats.org/drawingml/2006/picture">
+                        <pic:nvPicPr>
+                          <pic:cNvPr id="0" name="" descr=""/>
+                          <pic:cNvPicPr>
+                            <a:picLocks noChangeAspect="1" noChangeArrowheads="1"/>
+                          </pic:cNvPicPr>
+                        </pic:nvPicPr>
+                        <pic:blipFill>
+                          <a:blip r:embed="rId31" cstate="none"/>
+                          <a:srcRect/>
+                          <a:stretch>
+                            <a:fillRect/>
+                          </a:stretch>
+                        </pic:blipFill>
+                        <pic:spPr bwMode="auto">
+                          <a:xfrm>
+                            <a:off x="0" y="0"/>
+                            <a:ext cx="5114925" cy="5334000"/>
+                          </a:xfrm>
+                          <a:prstGeom prst="rect">
+                            <a:avLst/>
+                          </a:prstGeom>
+                        </pic:spPr>
+                      </pic:pic>
+                    </a:graphicData>
+                  </a:graphic>
+                </wp:inline>
+              </w:drawing>
+            </w:r>
+          </w:p>
+        </w:tc>
+      </w:tr>
+    </w:tbl>
+    <w:p>
+      <w:pPr>
+        <w:spacing w:after="200" w:before="80"/>
+        <w:jc w:val="center"/>
+      </w:pPr>
+      <w:r>
+        <w:rPr>
+          <w:rFonts w:ascii="Arial" w:cs="Arial" w:eastAsia="Arial" w:hAnsi="Arial"/>
+          <w:b/>
+          <w:bCs/>
+          <w:color w:val="555B6E"/>
+          <w:sz w:val="17"/>
+          <w:szCs w:val="17"/>
+        </w:rPr>
+        <w:t xml:space="preserve">Figure 23. </w:t>
+      </w:r>
+      <w:r>
+        <w:rPr>
+          <w:rFonts w:ascii="Arial" w:cs="Arial" w:eastAsia="Arial" w:hAnsi="Arial"/>
+          <w:i/>
+          <w:iCs/>
+          <w:color w:val="555B6E"/>
+          <w:sz w:val="17"/>
+          <w:szCs w:val="17"/>
+        </w:rPr>
+        <w:t xml:space="preserve">The phone layout: the tiles stacked top to bottom, tiles hidden on a phone left out.</w:t>
+      </w:r>
+    </w:p>
     <w:p>
       <w:pPr>
         <w:pStyle w:val="ListParagraph"/>
@@ -17117,6 +19590,113 @@
           <w:rFonts w:ascii="Arial" w:cs="Arial" w:eastAsia="Arial" w:hAnsi="Arial"/>
         </w:rPr>
         <w:t xml:space="preserve">Give a dashboard a theme</w:t>
+      </w:r>
+    </w:p>
+    <w:tbl>
+      <w:tblPr>
+        <w:tblW w:type="dxa" w:w="9705"/>
+        <w:jc w:val="center"/>
+        <w:tblBorders>
+          <w:top w:val="single" w:color="D9DBE3" w:sz="4"/>
+          <w:left w:val="single" w:color="D9DBE3" w:sz="4"/>
+          <w:bottom w:val="single" w:color="D9DBE3" w:sz="4"/>
+          <w:right w:val="single" w:color="D9DBE3" w:sz="4"/>
+          <w:insideH w:val="none"/>
+          <w:insideV w:val="none"/>
+        </w:tblBorders>
+      </w:tblPr>
+      <w:tblGrid>
+        <w:gridCol w:w="9705"/>
+      </w:tblGrid>
+      <w:tr>
+        <w:trPr>
+          <w:cantSplit/>
+        </w:trPr>
+        <w:tc>
+          <w:tcPr>
+            <w:tcW w:type="dxa" w:w="9705"/>
+            <w:tcMar>
+              <w:top w:type="dxa" w:w="40"/>
+              <w:left w:type="dxa" w:w="40"/>
+              <w:bottom w:type="dxa" w:w="40"/>
+              <w:right w:type="dxa" w:w="40"/>
+            </w:tcMar>
+          </w:tcPr>
+          <w:p>
+            <w:pPr>
+              <w:keepNext/>
+              <w:jc w:val="center"/>
+            </w:pPr>
+            <w:r>
+              <w:drawing>
+                <wp:inline distT="0" distB="0" distL="0" distR="0">
+                  <wp:extent cx="6086475" cy="5334000"/>
+                  <wp:effectExtent t="0" r="0" b="0" l="0"/>
+                  <wp:docPr id="1" name="dashboard-theme" descr="The Navy theme: every chart on the dashboard takes its colours." title="The Navy theme: every chart on the dashboard takes its colours."/>
+                  <wp:cNvGraphicFramePr>
+                    <a:graphicFrameLocks xmlns:a="http://schemas.openxmlformats.org/drawingml/2006/main" noChangeAspect="1"/>
+                  </wp:cNvGraphicFramePr>
+                  <a:graphic xmlns:a="http://schemas.openxmlformats.org/drawingml/2006/main">
+                    <a:graphicData uri="http://schemas.openxmlformats.org/drawingml/2006/picture">
+                      <pic:pic xmlns:pic="http://schemas.openxmlformats.org/drawingml/2006/picture">
+                        <pic:nvPicPr>
+                          <pic:cNvPr id="0" name="" descr=""/>
+                          <pic:cNvPicPr>
+                            <a:picLocks noChangeAspect="1" noChangeArrowheads="1"/>
+                          </pic:cNvPicPr>
+                        </pic:nvPicPr>
+                        <pic:blipFill>
+                          <a:blip r:embed="rId32" cstate="none"/>
+                          <a:srcRect/>
+                          <a:stretch>
+                            <a:fillRect/>
+                          </a:stretch>
+                        </pic:blipFill>
+                        <pic:spPr bwMode="auto">
+                          <a:xfrm>
+                            <a:off x="0" y="0"/>
+                            <a:ext cx="6086475" cy="5334000"/>
+                          </a:xfrm>
+                          <a:prstGeom prst="rect">
+                            <a:avLst/>
+                          </a:prstGeom>
+                        </pic:spPr>
+                      </pic:pic>
+                    </a:graphicData>
+                  </a:graphic>
+                </wp:inline>
+              </w:drawing>
+            </w:r>
+          </w:p>
+        </w:tc>
+      </w:tr>
+    </w:tbl>
+    <w:p>
+      <w:pPr>
+        <w:spacing w:after="200" w:before="80"/>
+        <w:jc w:val="center"/>
+      </w:pPr>
+      <w:r>
+        <w:rPr>
+          <w:rFonts w:ascii="Arial" w:cs="Arial" w:eastAsia="Arial" w:hAnsi="Arial"/>
+          <w:b/>
+          <w:bCs/>
+          <w:color w:val="555B6E"/>
+          <w:sz w:val="17"/>
+          <w:szCs w:val="17"/>
+        </w:rPr>
+        <w:t xml:space="preserve">Figure 24. </w:t>
+      </w:r>
+      <w:r>
+        <w:rPr>
+          <w:rFonts w:ascii="Arial" w:cs="Arial" w:eastAsia="Arial" w:hAnsi="Arial"/>
+          <w:i/>
+          <w:iCs/>
+          <w:color w:val="555B6E"/>
+          <w:sz w:val="17"/>
+          <w:szCs w:val="17"/>
+        </w:rPr>
+        <w:t xml:space="preserve">The Navy theme: every chart on the dashboard takes its colours.</w:t>
       </w:r>
     </w:p>
     <w:p>
@@ -17596,6 +20176,7 @@
     </w:p>
     <w:p>
       <w:pPr>
+        <w:keepNext/>
         <w:spacing w:after="100"/>
       </w:pPr>
       <w:r>
@@ -17619,6 +20200,113 @@
         <w:t xml:space="preserve">Anyone who can build reports</w:t>
       </w:r>
     </w:p>
+    <w:tbl>
+      <w:tblPr>
+        <w:tblW w:type="dxa" w:w="9870"/>
+        <w:jc w:val="center"/>
+        <w:tblBorders>
+          <w:top w:val="single" w:color="D9DBE3" w:sz="4"/>
+          <w:left w:val="single" w:color="D9DBE3" w:sz="4"/>
+          <w:bottom w:val="single" w:color="D9DBE3" w:sz="4"/>
+          <w:right w:val="single" w:color="D9DBE3" w:sz="4"/>
+          <w:insideH w:val="none"/>
+          <w:insideV w:val="none"/>
+        </w:tblBorders>
+      </w:tblPr>
+      <w:tblGrid>
+        <w:gridCol w:w="9870"/>
+      </w:tblGrid>
+      <w:tr>
+        <w:trPr>
+          <w:cantSplit/>
+        </w:trPr>
+        <w:tc>
+          <w:tcPr>
+            <w:tcW w:type="dxa" w:w="9870"/>
+            <w:tcMar>
+              <w:top w:type="dxa" w:w="40"/>
+              <w:left w:type="dxa" w:w="40"/>
+              <w:bottom w:type="dxa" w:w="40"/>
+              <w:right w:type="dxa" w:w="40"/>
+            </w:tcMar>
+          </w:tcPr>
+          <w:p>
+            <w:pPr>
+              <w:keepNext/>
+              <w:jc w:val="center"/>
+            </w:pPr>
+            <w:r>
+              <w:drawing>
+                <wp:inline distT="0" distB="0" distL="0" distR="0">
+                  <wp:extent cx="6191250" cy="4381500"/>
+                  <wp:effectExtent t="0" r="0" b="0" l="0"/>
+                  <wp:docPr id="1" name="ask" descr="Ask for a Report above the report list, with the model to use and your recent prompts." title="Ask for a Report above the report list, with the model to use and your recent prompts."/>
+                  <wp:cNvGraphicFramePr>
+                    <a:graphicFrameLocks xmlns:a="http://schemas.openxmlformats.org/drawingml/2006/main" noChangeAspect="1"/>
+                  </wp:cNvGraphicFramePr>
+                  <a:graphic xmlns:a="http://schemas.openxmlformats.org/drawingml/2006/main">
+                    <a:graphicData uri="http://schemas.openxmlformats.org/drawingml/2006/picture">
+                      <pic:pic xmlns:pic="http://schemas.openxmlformats.org/drawingml/2006/picture">
+                        <pic:nvPicPr>
+                          <pic:cNvPr id="0" name="" descr=""/>
+                          <pic:cNvPicPr>
+                            <a:picLocks noChangeAspect="1" noChangeArrowheads="1"/>
+                          </pic:cNvPicPr>
+                        </pic:nvPicPr>
+                        <pic:blipFill>
+                          <a:blip r:embed="rId33" cstate="none"/>
+                          <a:srcRect/>
+                          <a:stretch>
+                            <a:fillRect/>
+                          </a:stretch>
+                        </pic:blipFill>
+                        <pic:spPr bwMode="auto">
+                          <a:xfrm>
+                            <a:off x="0" y="0"/>
+                            <a:ext cx="6191250" cy="4381500"/>
+                          </a:xfrm>
+                          <a:prstGeom prst="rect">
+                            <a:avLst/>
+                          </a:prstGeom>
+                        </pic:spPr>
+                      </pic:pic>
+                    </a:graphicData>
+                  </a:graphic>
+                </wp:inline>
+              </w:drawing>
+            </w:r>
+          </w:p>
+        </w:tc>
+      </w:tr>
+    </w:tbl>
+    <w:p>
+      <w:pPr>
+        <w:spacing w:after="200" w:before="80"/>
+        <w:jc w:val="center"/>
+      </w:pPr>
+      <w:r>
+        <w:rPr>
+          <w:rFonts w:ascii="Arial" w:cs="Arial" w:eastAsia="Arial" w:hAnsi="Arial"/>
+          <w:b/>
+          <w:bCs/>
+          <w:color w:val="555B6E"/>
+          <w:sz w:val="17"/>
+          <w:szCs w:val="17"/>
+        </w:rPr>
+        <w:t xml:space="preserve">Figure 25. </w:t>
+      </w:r>
+      <w:r>
+        <w:rPr>
+          <w:rFonts w:ascii="Arial" w:cs="Arial" w:eastAsia="Arial" w:hAnsi="Arial"/>
+          <w:i/>
+          <w:iCs/>
+          <w:color w:val="555B6E"/>
+          <w:sz w:val="17"/>
+          <w:szCs w:val="17"/>
+        </w:rPr>
+        <w:t xml:space="preserve">Ask for a Report above the report list, with the model to use and your recent prompts.</w:t>
+      </w:r>
+    </w:p>
     <w:p>
       <w:pPr>
         <w:pStyle w:val="ListParagraph"/>
@@ -17775,6 +20463,7 @@
     </w:p>
     <w:p>
       <w:pPr>
+        <w:keepNext/>
         <w:spacing w:after="100"/>
       </w:pPr>
       <w:r>
@@ -19106,6 +21795,7 @@
     </w:p>
     <w:p>
       <w:pPr>
+        <w:keepNext/>
         <w:spacing w:after="100"/>
       </w:pPr>
       <w:r>

--- a/docs/manuals/C360_Insights_User_Guide.docx
+++ b/docs/manuals/C360_Insights_User_Guide.docx
@@ -63,7 +63,7 @@
           <w:sz w:val="20"/>
           <w:szCs w:val="20"/>
         </w:rPr>
-        <w:t xml:space="preserve">10 parts, 73 topics. Built 2026-10-19 from the in-app help, so it matches what the help panel shows.</w:t>
+        <w:t xml:space="preserve">10 parts, 75 topics. Built 2026-10-22 from the in-app help, so it matches what the help panel shows.</w:t>
       </w:r>
     </w:p>
     <w:p>
@@ -371,7 +371,7 @@
           <w:sz w:val="18"/>
           <w:szCs w:val="18"/>
         </w:rPr>
-        <w:t xml:space="preserve">Report on a CSV or Excel file (Uploaded Files)  ·  Connect a database  ·  Map a dataset from a table  ·  Join tables in a dataset  ·  Add a calculated measure  ·  Build a report from a query</w:t>
+        <w:t xml:space="preserve">Report on a CSV or Excel file (Uploaded Files)  ·  Connect a database  ·  Connect a database from New Report  ·  Map a dataset from a table  ·  Join tables in a dataset  ·  Add a calculated measure  ·  Build a report from a query</w:t>
       </w:r>
     </w:p>
     <w:p>
@@ -457,7 +457,7 @@
           <w:sz w:val="18"/>
           <w:szCs w:val="18"/>
         </w:rPr>
-        <w:t xml:space="preserve">Ask for a Report  ·  Use AI in your workspace  ·  Explain This Report, with AI  ·  Change a report with a prompt, with AI</w:t>
+        <w:t xml:space="preserve">Ask for a Report  ·  Add images to a prompt  ·  Use AI in your workspace  ·  Explain This Report, with AI  ·  Change a report with a prompt, with AI</w:t>
       </w:r>
     </w:p>
     <w:p>
@@ -16168,7 +16168,7 @@
           <w:sz w:val="22"/>
           <w:szCs w:val="22"/>
         </w:rPr>
-        <w:t xml:space="preserve">Reports on a CSV or Excel file, and on a MySQL or PostgreSQL database of your own, read-only.</w:t>
+        <w:t xml:space="preserve">Reports on a CSV or Excel file, and on a MySQL, PostgreSQL or ClickHouse database of your own, read-only.</w:t>
       </w:r>
     </w:p>
     <w:p>
@@ -16607,7 +16607,7 @@
         <w:rPr>
           <w:rFonts w:ascii="Arial" w:cs="Arial" w:eastAsia="Arial" w:hAnsi="Arial"/>
         </w:rPr>
-        <w:t xml:space="preserve">Ask your database administrator for an account that holds SELECT and nothing else; the page shows the exact statements for MySQL and PostgreSQL.</w:t>
+        <w:t xml:space="preserve">Ask your database administrator for an account that holds SELECT and nothing else; the page shows the exact statements for MySQL, PostgreSQL and ClickHouse.</w:t>
       </w:r>
     </w:p>
     <w:p>
@@ -16639,7 +16639,7 @@
         <w:rPr>
           <w:rFonts w:ascii="Arial" w:cs="Arial" w:eastAsia="Arial" w:hAnsi="Arial"/>
         </w:rPr>
-        <w:t xml:space="preserve">. Give it a name, pick the engine (MySQL 5.7, MySQL 8.0 or PostgreSQL), enter the host, port, database, the schema for PostgreSQL, the user and the password, and choose SSL.</w:t>
+        <w:t xml:space="preserve">. Give it a name, pick the engine (MySQL 5.7, MySQL 8.0, PostgreSQL or ClickHouse), enter the host, port, database, the schema for PostgreSQL, the user and the password, and choose SSL.</w:t>
       </w:r>
     </w:p>
     <w:p>
@@ -16715,7 +16715,7 @@
         <w:rPr>
           <w:rFonts w:ascii="Arial" w:cs="Arial" w:eastAsia="Arial" w:hAnsi="Arial"/>
         </w:rPr>
-        <w:t xml:space="preserve">Map a dataset from a table</w:t>
+        <w:t xml:space="preserve">Connect a database from New Report</w:t>
       </w:r>
     </w:p>
     <w:p>
@@ -16741,7 +16741,7 @@
           <w:sz w:val="18"/>
           <w:szCs w:val="18"/>
         </w:rPr>
-        <w:t xml:space="preserve">Workspace administrator</w:t>
+        <w:t xml:space="preserve">Report author</w:t>
       </w:r>
     </w:p>
     <w:p>
@@ -16759,21 +16759,49 @@
         <w:rPr>
           <w:rFonts w:ascii="Arial" w:cs="Arial" w:eastAsia="Arial" w:hAnsi="Arial"/>
         </w:rPr>
-        <w:t xml:space="preserve">On the database's card, press </w:t>
-      </w:r>
-      <w:r>
-        <w:rPr>
-          <w:rFonts w:ascii="Arial" w:cs="Arial" w:eastAsia="Arial" w:hAnsi="Arial"/>
-          <w:b/>
-          <w:bCs/>
-        </w:rPr>
-        <w:t xml:space="preserve">Map a Dataset</w:t>
-      </w:r>
-      <w:r>
-        <w:rPr>
-          <w:rFonts w:ascii="Arial" w:cs="Arial" w:eastAsia="Arial" w:hAnsi="Arial"/>
-        </w:rPr>
-        <w:t xml:space="preserve">. Pick a table or view on the left; views come first.</w:t>
+        <w:t xml:space="preserve">Open Insights → Reports → </w:t>
+      </w:r>
+      <w:r>
+        <w:rPr>
+          <w:rFonts w:ascii="Arial" w:cs="Arial" w:eastAsia="Arial" w:hAnsi="Arial"/>
+          <w:b/>
+          <w:bCs/>
+        </w:rPr>
+        <w:t xml:space="preserve">New Report</w:t>
+      </w:r>
+      <w:r>
+        <w:rPr>
+          <w:rFonts w:ascii="Arial" w:cs="Arial" w:eastAsia="Arial" w:hAnsi="Arial"/>
+        </w:rPr>
+        <w:t xml:space="preserve">. Under </w:t>
+      </w:r>
+      <w:r>
+        <w:rPr>
+          <w:rFonts w:ascii="Arial" w:cs="Arial" w:eastAsia="Arial" w:hAnsi="Arial"/>
+          <w:b/>
+          <w:bCs/>
+        </w:rPr>
+        <w:t xml:space="preserve">Your Databases</w:t>
+      </w:r>
+      <w:r>
+        <w:rPr>
+          <w:rFonts w:ascii="Arial" w:cs="Arial" w:eastAsia="Arial" w:hAnsi="Arial"/>
+        </w:rPr>
+        <w:t xml:space="preserve">, press </w:t>
+      </w:r>
+      <w:r>
+        <w:rPr>
+          <w:rFonts w:ascii="Arial" w:cs="Arial" w:eastAsia="Arial" w:hAnsi="Arial"/>
+          <w:b/>
+          <w:bCs/>
+        </w:rPr>
+        <w:t xml:space="preserve">Connect a Database</w:t>
+      </w:r>
+      <w:r>
+        <w:rPr>
+          <w:rFonts w:ascii="Arial" w:cs="Arial" w:eastAsia="Arial" w:hAnsi="Arial"/>
+        </w:rPr>
+        <w:t xml:space="preserve">. A panel opens over the page.</w:t>
       </w:r>
     </w:p>
     <w:p>
@@ -16791,127 +16819,81 @@
         <w:rPr>
           <w:rFonts w:ascii="Arial" w:cs="Arial" w:eastAsia="Arial" w:hAnsi="Arial"/>
         </w:rPr>
-        <w:t xml:space="preserve">Name the dataset and describe it. Choose the </w:t>
-      </w:r>
-      <w:r>
-        <w:rPr>
-          <w:rFonts w:ascii="Arial" w:cs="Arial" w:eastAsia="Arial" w:hAnsi="Arial"/>
-          <w:b/>
-          <w:bCs/>
-        </w:rPr>
-        <w:t xml:space="preserve">Row Key</w:t>
-      </w:r>
-      <w:r>
-        <w:rPr>
-          <w:rFonts w:ascii="Arial" w:cs="Arial" w:eastAsia="Arial" w:hAnsi="Arial"/>
-        </w:rPr>
-        <w:t xml:space="preserve"> (what one row is) and the </w:t>
-      </w:r>
-      <w:r>
-        <w:rPr>
-          <w:rFonts w:ascii="Arial" w:cs="Arial" w:eastAsia="Arial" w:hAnsi="Arial"/>
-          <w:b/>
-          <w:bCs/>
-        </w:rPr>
-        <w:t xml:space="preserve">Time Field</w:t>
-      </w:r>
-      <w:r>
-        <w:rPr>
-          <w:rFonts w:ascii="Arial" w:cs="Arial" w:eastAsia="Arial" w:hAnsi="Arial"/>
-        </w:rPr>
-        <w:t xml:space="preserve"> (the date a period filter applies to).</w:t>
-      </w:r>
-    </w:p>
-    <w:p>
-      <w:pPr>
-        <w:pStyle w:val="ListParagraph"/>
-        <w:keepNext/>
+        <w:t xml:space="preserve">Fill in the same fields as above and press </w:t>
+      </w:r>
+      <w:r>
+        <w:rPr>
+          <w:rFonts w:ascii="Arial" w:cs="Arial" w:eastAsia="Arial" w:hAnsi="Arial"/>
+          <w:b/>
+          <w:bCs/>
+        </w:rPr>
+        <w:t xml:space="preserve">Test Connection</w:t>
+      </w:r>
+      <w:r>
+        <w:rPr>
+          <w:rFonts w:ascii="Arial" w:cs="Arial" w:eastAsia="Arial" w:hAnsi="Arial"/>
+        </w:rPr>
+        <w:t xml:space="preserve">. </w:t>
+      </w:r>
+      <w:r>
+        <w:rPr>
+          <w:rFonts w:ascii="Arial" w:cs="Arial" w:eastAsia="Arial" w:hAnsi="Arial"/>
+          <w:b/>
+          <w:bCs/>
+        </w:rPr>
+        <w:t xml:space="preserve">Save and Continue</w:t>
+      </w:r>
+      <w:r>
+        <w:rPr>
+          <w:rFonts w:ascii="Arial" w:cs="Arial" w:eastAsia="Arial" w:hAnsi="Arial"/>
+        </w:rPr>
+        <w:t xml:space="preserve"> is offered only once the test shows the account read-only; if it can write, the panel says what it holds and asks for an account that can only read.</w:t>
+      </w:r>
+    </w:p>
+    <w:p>
+      <w:pPr>
+        <w:pStyle w:val="ListParagraph"/>
+        <w:keepNext w:val="false"/>
         <w:keepLines/>
         <w:numPr>
           <w:ilvl w:val="0"/>
           <w:numId w:val="35"/>
         </w:numPr>
-        <w:spacing w:after="80" w:line="276"/>
-      </w:pPr>
-      <w:r>
-        <w:rPr>
-          <w:rFonts w:ascii="Arial" w:cs="Arial" w:eastAsia="Arial" w:hAnsi="Arial"/>
-        </w:rPr>
-        <w:t xml:space="preserve">For each column: tick it to keep it, give it a label, check its type and role, pick the calculations a measure allows, and set the sensitivity (</w:t>
-      </w:r>
-      <w:r>
-        <w:rPr>
-          <w:rFonts w:ascii="Arial" w:cs="Arial" w:eastAsia="Arial" w:hAnsi="Arial"/>
-          <w:b/>
-          <w:bCs/>
-        </w:rPr>
-        <w:t xml:space="preserve">Personal</w:t>
-      </w:r>
-      <w:r>
-        <w:rPr>
-          <w:rFonts w:ascii="Arial" w:cs="Arial" w:eastAsia="Arial" w:hAnsi="Arial"/>
-        </w:rPr>
-        <w:t xml:space="preserve"> is masked for readers without the right, </w:t>
-      </w:r>
-      <w:r>
-        <w:rPr>
-          <w:rFonts w:ascii="Arial" w:cs="Arial" w:eastAsia="Arial" w:hAnsi="Arial"/>
-          <w:b/>
-          <w:bCs/>
-        </w:rPr>
-        <w:t xml:space="preserve">Confidential</w:t>
-      </w:r>
-      <w:r>
-        <w:rPr>
-          <w:rFonts w:ascii="Arial" w:cs="Arial" w:eastAsia="Arial" w:hAnsi="Arial"/>
-        </w:rPr>
-        <w:t xml:space="preserve"> is hidden from everyone).</w:t>
-      </w:r>
-    </w:p>
-    <w:p>
-      <w:pPr>
-        <w:pStyle w:val="ListParagraph"/>
-        <w:keepNext w:val="false"/>
-        <w:keepLines/>
-        <w:numPr>
-          <w:ilvl w:val="0"/>
-          <w:numId w:val="35"/>
-        </w:numPr>
         <w:spacing w:after="160" w:line="276"/>
       </w:pPr>
       <w:r>
         <w:rPr>
           <w:rFonts w:ascii="Arial" w:cs="Arial" w:eastAsia="Arial" w:hAnsi="Arial"/>
         </w:rPr>
-        <w:t xml:space="preserve">Watch the preview under the fields update with your labels, then press </w:t>
-      </w:r>
-      <w:r>
-        <w:rPr>
-          <w:rFonts w:ascii="Arial" w:cs="Arial" w:eastAsia="Arial" w:hAnsi="Arial"/>
-          <w:b/>
-          <w:bCs/>
-        </w:rPr>
-        <w:t xml:space="preserve">Save Dataset</w:t>
-      </w:r>
-      <w:r>
-        <w:rPr>
-          <w:rFonts w:ascii="Arial" w:cs="Arial" w:eastAsia="Arial" w:hAnsi="Arial"/>
-        </w:rPr>
-        <w:t xml:space="preserve">. It appears in New Report under </w:t>
-      </w:r>
-      <w:r>
-        <w:rPr>
-          <w:rFonts w:ascii="Arial" w:cs="Arial" w:eastAsia="Arial" w:hAnsi="Arial"/>
-          <w:b/>
-          <w:bCs/>
-        </w:rPr>
-        <w:t xml:space="preserve">Your Databases</w:t>
-      </w:r>
-      <w:r>
-        <w:rPr>
-          <w:rFonts w:ascii="Arial" w:cs="Arial" w:eastAsia="Arial" w:hAnsi="Arial"/>
-        </w:rPr>
-        <w:t xml:space="preserve">.</w:t>
+        <w:t xml:space="preserve">Pick a table or view (search narrows the list) and press </w:t>
+      </w:r>
+      <w:r>
+        <w:rPr>
+          <w:rFonts w:ascii="Arial" w:cs="Arial" w:eastAsia="Arial" w:hAnsi="Arial"/>
+          <w:b/>
+          <w:bCs/>
+        </w:rPr>
+        <w:t xml:space="preserve">Create Report</w:t>
+      </w:r>
+      <w:r>
+        <w:rPr>
+          <w:rFonts w:ascii="Arial" w:cs="Arial" w:eastAsia="Arial" w:hAnsi="Arial"/>
+        </w:rPr>
+        <w:t xml:space="preserve">. The table becomes a dataset with every readable column, labelled from its name, the first date as its time field; the report opens in the editor. A table mapped before keeps its dataset. Or press </w:t>
+      </w:r>
+      <w:r>
+        <w:rPr>
+          <w:rFonts w:ascii="Arial" w:cs="Arial" w:eastAsia="Arial" w:hAnsi="Arial"/>
+          <w:b/>
+          <w:bCs/>
+        </w:rPr>
+        <w:t xml:space="preserve">write a query</w:t>
+      </w:r>
+      <w:r>
+        <w:rPr>
+          <w:rFonts w:ascii="Arial" w:cs="Arial" w:eastAsia="Arial" w:hAnsi="Arial"/>
+        </w:rPr>
+        <w:t xml:space="preserve"> to open the query window on the database.</w:t>
       </w:r>
     </w:p>
     <w:p>
@@ -16923,175 +16905,7 @@
         <w:rPr>
           <w:rFonts w:ascii="Arial" w:cs="Arial" w:eastAsia="Arial" w:hAnsi="Arial"/>
         </w:rPr>
-        <w:t xml:space="preserve">Join tables in a dataset</w:t>
-      </w:r>
-    </w:p>
-    <w:p>
-      <w:pPr>
-        <w:pStyle w:val="ListParagraph"/>
-        <w:keepNext/>
-        <w:keepLines/>
-        <w:numPr>
-          <w:ilvl w:val="0"/>
-          <w:numId w:val="36"/>
-        </w:numPr>
-        <w:spacing w:after="80" w:line="276"/>
-      </w:pPr>
-      <w:r>
-        <w:rPr>
-          <w:rFonts w:ascii="Arial" w:cs="Arial" w:eastAsia="Arial" w:hAnsi="Arial"/>
-        </w:rPr>
-        <w:t xml:space="preserve">On the mapping page, press </w:t>
-      </w:r>
-      <w:r>
-        <w:rPr>
-          <w:rFonts w:ascii="Arial" w:cs="Arial" w:eastAsia="Arial" w:hAnsi="Arial"/>
-          <w:b/>
-          <w:bCs/>
-        </w:rPr>
-        <w:t xml:space="preserve">Add a Join</w:t>
-      </w:r>
-      <w:r>
-        <w:rPr>
-          <w:rFonts w:ascii="Arial" w:cs="Arial" w:eastAsia="Arial" w:hAnsi="Arial"/>
-        </w:rPr>
-        <w:t xml:space="preserve">, or </w:t>
-      </w:r>
-      <w:r>
-        <w:rPr>
-          <w:rFonts w:ascii="Arial" w:cs="Arial" w:eastAsia="Arial" w:hAnsi="Arial"/>
-          <w:b/>
-          <w:bCs/>
-        </w:rPr>
-        <w:t xml:space="preserve">Join to this</w:t>
-      </w:r>
-      <w:r>
-        <w:rPr>
-          <w:rFonts w:ascii="Arial" w:cs="Arial" w:eastAsia="Arial" w:hAnsi="Arial"/>
-        </w:rPr>
-        <w:t xml:space="preserve"> on a table's card in the diagram.</w:t>
-      </w:r>
-    </w:p>
-    <w:p>
-      <w:pPr>
-        <w:pStyle w:val="ListParagraph"/>
-        <w:keepNext/>
-        <w:keepLines/>
-        <w:numPr>
-          <w:ilvl w:val="0"/>
-          <w:numId w:val="36"/>
-        </w:numPr>
-        <w:spacing w:after="80" w:line="276"/>
-      </w:pPr>
-      <w:r>
-        <w:rPr>
-          <w:rFonts w:ascii="Arial" w:cs="Arial" w:eastAsia="Arial" w:hAnsi="Arial"/>
-        </w:rPr>
-        <w:t xml:space="preserve">Choose what to join to (the base, or a table already joined), the table, and whether to keep every row (</w:t>
-      </w:r>
-      <w:r>
-        <w:rPr>
-          <w:rFonts w:ascii="Arial" w:cs="Arial" w:eastAsia="Arial" w:hAnsi="Arial"/>
-          <w:b/>
-          <w:bCs/>
-        </w:rPr>
-        <w:t xml:space="preserve">Left</w:t>
-      </w:r>
-      <w:r>
-        <w:rPr>
-          <w:rFonts w:ascii="Arial" w:cs="Arial" w:eastAsia="Arial" w:hAnsi="Arial"/>
-        </w:rPr>
-        <w:t xml:space="preserve">) or only the rows that match (</w:t>
-      </w:r>
-      <w:r>
-        <w:rPr>
-          <w:rFonts w:ascii="Arial" w:cs="Arial" w:eastAsia="Arial" w:hAnsi="Arial"/>
-          <w:b/>
-          <w:bCs/>
-        </w:rPr>
-        <w:t xml:space="preserve">Inner</w:t>
-      </w:r>
-      <w:r>
-        <w:rPr>
-          <w:rFonts w:ascii="Arial" w:cs="Arial" w:eastAsia="Arial" w:hAnsi="Arial"/>
-        </w:rPr>
-        <w:t xml:space="preserve">).</w:t>
-      </w:r>
-    </w:p>
-    <w:p>
-      <w:pPr>
-        <w:pStyle w:val="ListParagraph"/>
-        <w:keepNext/>
-        <w:keepLines/>
-        <w:numPr>
-          <w:ilvl w:val="0"/>
-          <w:numId w:val="36"/>
-        </w:numPr>
-        <w:spacing w:after="80" w:line="276"/>
-      </w:pPr>
-      <w:r>
-        <w:rPr>
-          <w:rFonts w:ascii="Arial" w:cs="Arial" w:eastAsia="Arial" w:hAnsi="Arial"/>
-        </w:rPr>
-        <w:t xml:space="preserve">Say which columns are equal; the first pair is suggested from the names. Press </w:t>
-      </w:r>
-      <w:r>
-        <w:rPr>
-          <w:rFonts w:ascii="Arial" w:cs="Arial" w:eastAsia="Arial" w:hAnsi="Arial"/>
-          <w:b/>
-          <w:bCs/>
-        </w:rPr>
-        <w:t xml:space="preserve">Check the Join</w:t>
-      </w:r>
-      <w:r>
-        <w:rPr>
-          <w:rFonts w:ascii="Arial" w:cs="Arial" w:eastAsia="Arial" w:hAnsi="Arial"/>
-        </w:rPr>
-        <w:t xml:space="preserve"> to see how many rows match and whether the join multiplies rows, then </w:t>
-      </w:r>
-      <w:r>
-        <w:rPr>
-          <w:rFonts w:ascii="Arial" w:cs="Arial" w:eastAsia="Arial" w:hAnsi="Arial"/>
-          <w:b/>
-          <w:bCs/>
-        </w:rPr>
-        <w:t xml:space="preserve">Add</w:t>
-      </w:r>
-      <w:r>
-        <w:rPr>
-          <w:rFonts w:ascii="Arial" w:cs="Arial" w:eastAsia="Arial" w:hAnsi="Arial"/>
-        </w:rPr>
-        <w:t xml:space="preserve">.</w:t>
-      </w:r>
-    </w:p>
-    <w:p>
-      <w:pPr>
-        <w:pStyle w:val="ListParagraph"/>
-        <w:keepNext w:val="false"/>
-        <w:keepLines/>
-        <w:numPr>
-          <w:ilvl w:val="0"/>
-          <w:numId w:val="36"/>
-        </w:numPr>
-        <w:spacing w:after="160" w:line="276"/>
-      </w:pPr>
-      <w:r>
-        <w:rPr>
-          <w:rFonts w:ascii="Arial" w:cs="Arial" w:eastAsia="Arial" w:hAnsi="Arial"/>
-        </w:rPr>
-        <w:t xml:space="preserve">The joined table appears as a card with the key drawn to it; its columns are fields labelled with the table's name. Up to five joins; removing one removes the joins chained to it.</w:t>
-      </w:r>
-    </w:p>
-    <w:p>
-      <w:pPr>
-        <w:pStyle w:val="Heading2"/>
-        <w:keepNext/>
-      </w:pPr>
-      <w:r>
-        <w:rPr>
-          <w:rFonts w:ascii="Arial" w:cs="Arial" w:eastAsia="Arial" w:hAnsi="Arial"/>
-        </w:rPr>
-        <w:t xml:space="preserve">Add a calculated measure</w:t>
+        <w:t xml:space="preserve">Map a dataset from a table</w:t>
       </w:r>
     </w:p>
     <w:p>
@@ -17123,305 +16937,135 @@
     <w:p>
       <w:pPr>
         <w:pStyle w:val="ListParagraph"/>
+        <w:keepNext/>
+        <w:keepLines/>
+        <w:numPr>
+          <w:ilvl w:val="0"/>
+          <w:numId w:val="36"/>
+        </w:numPr>
+        <w:spacing w:after="80" w:line="276"/>
+      </w:pPr>
+      <w:r>
+        <w:rPr>
+          <w:rFonts w:ascii="Arial" w:cs="Arial" w:eastAsia="Arial" w:hAnsi="Arial"/>
+        </w:rPr>
+        <w:t xml:space="preserve">On the database's card, press </w:t>
+      </w:r>
+      <w:r>
+        <w:rPr>
+          <w:rFonts w:ascii="Arial" w:cs="Arial" w:eastAsia="Arial" w:hAnsi="Arial"/>
+          <w:b/>
+          <w:bCs/>
+        </w:rPr>
+        <w:t xml:space="preserve">Map a Dataset</w:t>
+      </w:r>
+      <w:r>
+        <w:rPr>
+          <w:rFonts w:ascii="Arial" w:cs="Arial" w:eastAsia="Arial" w:hAnsi="Arial"/>
+        </w:rPr>
+        <w:t xml:space="preserve">. Pick a table or view on the left; views come first.</w:t>
+      </w:r>
+    </w:p>
+    <w:p>
+      <w:pPr>
+        <w:pStyle w:val="ListParagraph"/>
+        <w:keepNext/>
+        <w:keepLines/>
+        <w:numPr>
+          <w:ilvl w:val="0"/>
+          <w:numId w:val="36"/>
+        </w:numPr>
+        <w:spacing w:after="80" w:line="276"/>
+      </w:pPr>
+      <w:r>
+        <w:rPr>
+          <w:rFonts w:ascii="Arial" w:cs="Arial" w:eastAsia="Arial" w:hAnsi="Arial"/>
+        </w:rPr>
+        <w:t xml:space="preserve">Name the dataset and describe it. Choose the </w:t>
+      </w:r>
+      <w:r>
+        <w:rPr>
+          <w:rFonts w:ascii="Arial" w:cs="Arial" w:eastAsia="Arial" w:hAnsi="Arial"/>
+          <w:b/>
+          <w:bCs/>
+        </w:rPr>
+        <w:t xml:space="preserve">Row Key</w:t>
+      </w:r>
+      <w:r>
+        <w:rPr>
+          <w:rFonts w:ascii="Arial" w:cs="Arial" w:eastAsia="Arial" w:hAnsi="Arial"/>
+        </w:rPr>
+        <w:t xml:space="preserve"> (what one row is) and the </w:t>
+      </w:r>
+      <w:r>
+        <w:rPr>
+          <w:rFonts w:ascii="Arial" w:cs="Arial" w:eastAsia="Arial" w:hAnsi="Arial"/>
+          <w:b/>
+          <w:bCs/>
+        </w:rPr>
+        <w:t xml:space="preserve">Time Field</w:t>
+      </w:r>
+      <w:r>
+        <w:rPr>
+          <w:rFonts w:ascii="Arial" w:cs="Arial" w:eastAsia="Arial" w:hAnsi="Arial"/>
+        </w:rPr>
+        <w:t xml:space="preserve"> (the date a period filter applies to).</w:t>
+      </w:r>
+    </w:p>
+    <w:p>
+      <w:pPr>
+        <w:pStyle w:val="ListParagraph"/>
+        <w:keepNext/>
+        <w:keepLines/>
+        <w:numPr>
+          <w:ilvl w:val="0"/>
+          <w:numId w:val="36"/>
+        </w:numPr>
+        <w:spacing w:after="80" w:line="276"/>
+      </w:pPr>
+      <w:r>
+        <w:rPr>
+          <w:rFonts w:ascii="Arial" w:cs="Arial" w:eastAsia="Arial" w:hAnsi="Arial"/>
+        </w:rPr>
+        <w:t xml:space="preserve">For each column: tick it to keep it, give it a label, check its type and role, pick the calculations a measure allows, and set the sensitivity (</w:t>
+      </w:r>
+      <w:r>
+        <w:rPr>
+          <w:rFonts w:ascii="Arial" w:cs="Arial" w:eastAsia="Arial" w:hAnsi="Arial"/>
+          <w:b/>
+          <w:bCs/>
+        </w:rPr>
+        <w:t xml:space="preserve">Personal</w:t>
+      </w:r>
+      <w:r>
+        <w:rPr>
+          <w:rFonts w:ascii="Arial" w:cs="Arial" w:eastAsia="Arial" w:hAnsi="Arial"/>
+        </w:rPr>
+        <w:t xml:space="preserve"> is masked for readers without the right, </w:t>
+      </w:r>
+      <w:r>
+        <w:rPr>
+          <w:rFonts w:ascii="Arial" w:cs="Arial" w:eastAsia="Arial" w:hAnsi="Arial"/>
+          <w:b/>
+          <w:bCs/>
+        </w:rPr>
+        <w:t xml:space="preserve">Confidential</w:t>
+      </w:r>
+      <w:r>
+        <w:rPr>
+          <w:rFonts w:ascii="Arial" w:cs="Arial" w:eastAsia="Arial" w:hAnsi="Arial"/>
+        </w:rPr>
+        <w:t xml:space="preserve"> is hidden from everyone).</w:t>
+      </w:r>
+    </w:p>
+    <w:p>
+      <w:pPr>
+        <w:pStyle w:val="ListParagraph"/>
         <w:keepNext w:val="false"/>
         <w:keepLines/>
         <w:numPr>
           <w:ilvl w:val="0"/>
-          <w:numId w:val="37"/>
-        </w:numPr>
-        <w:spacing w:after="80" w:line="276"/>
-      </w:pPr>
-      <w:r>
-        <w:rPr>
-          <w:rFonts w:ascii="Arial" w:cs="Arial" w:eastAsia="Arial" w:hAnsi="Arial"/>
-        </w:rPr>
-        <w:t xml:space="preserve">On the database's card press </w:t>
-      </w:r>
-      <w:r>
-        <w:rPr>
-          <w:rFonts w:ascii="Arial" w:cs="Arial" w:eastAsia="Arial" w:hAnsi="Arial"/>
-          <w:b/>
-          <w:bCs/>
-        </w:rPr>
-        <w:t xml:space="preserve">Map a Dataset</w:t>
-      </w:r>
-      <w:r>
-        <w:rPr>
-          <w:rFonts w:ascii="Arial" w:cs="Arial" w:eastAsia="Arial" w:hAnsi="Arial"/>
-        </w:rPr>
-        <w:t xml:space="preserve">, or </w:t>
-      </w:r>
-      <w:r>
-        <w:rPr>
-          <w:rFonts w:ascii="Arial" w:cs="Arial" w:eastAsia="Arial" w:hAnsi="Arial"/>
-          <w:b/>
-          <w:bCs/>
-        </w:rPr>
-        <w:t xml:space="preserve">Edit Fields</w:t>
-      </w:r>
-      <w:r>
-        <w:rPr>
-          <w:rFonts w:ascii="Arial" w:cs="Arial" w:eastAsia="Arial" w:hAnsi="Arial"/>
-        </w:rPr>
-        <w:t xml:space="preserve"> beside an existing dataset.</w:t>
-      </w:r>
-    </w:p>
-    <w:p>
-      <w:pPr>
-        <w:pStyle w:val="ListParagraph"/>
-        <w:keepNext w:val="false"/>
-        <w:keepLines/>
-        <w:numPr>
-          <w:ilvl w:val="0"/>
-          <w:numId w:val="37"/>
-        </w:numPr>
-        <w:spacing w:after="80" w:line="276"/>
-      </w:pPr>
-      <w:r>
-        <w:rPr>
-          <w:rFonts w:ascii="Arial" w:cs="Arial" w:eastAsia="Arial" w:hAnsi="Arial"/>
-        </w:rPr>
-        <w:t xml:space="preserve">Mark the numbers you need as </w:t>
-      </w:r>
-      <w:r>
-        <w:rPr>
-          <w:rFonts w:ascii="Arial" w:cs="Arial" w:eastAsia="Arial" w:hAnsi="Arial"/>
-          <w:b/>
-          <w:bCs/>
-        </w:rPr>
-        <w:t xml:space="preserve">Measure</w:t>
-      </w:r>
-      <w:r>
-        <w:rPr>
-          <w:rFonts w:ascii="Arial" w:cs="Arial" w:eastAsia="Arial" w:hAnsi="Arial"/>
-        </w:rPr>
-        <w:t xml:space="preserve">.</w:t>
-      </w:r>
-    </w:p>
-    <w:p>
-      <w:pPr>
-        <w:pStyle w:val="ListParagraph"/>
-        <w:keepNext w:val="false"/>
-        <w:keepLines/>
-        <w:numPr>
-          <w:ilvl w:val="0"/>
-          <w:numId w:val="37"/>
-        </w:numPr>
-        <w:spacing w:after="80" w:line="276"/>
-      </w:pPr>
-      <w:r>
-        <w:rPr>
-          <w:rFonts w:ascii="Arial" w:cs="Arial" w:eastAsia="Arial" w:hAnsi="Arial"/>
-        </w:rPr>
-        <w:t xml:space="preserve">Under </w:t>
-      </w:r>
-      <w:r>
-        <w:rPr>
-          <w:rFonts w:ascii="Arial" w:cs="Arial" w:eastAsia="Arial" w:hAnsi="Arial"/>
-          <w:b/>
-          <w:bCs/>
-        </w:rPr>
-        <w:t xml:space="preserve">Calculated Measures</w:t>
-      </w:r>
-      <w:r>
-        <w:rPr>
-          <w:rFonts w:ascii="Arial" w:cs="Arial" w:eastAsia="Arial" w:hAnsi="Arial"/>
-        </w:rPr>
-        <w:t xml:space="preserve">, press </w:t>
-      </w:r>
-      <w:r>
-        <w:rPr>
-          <w:rFonts w:ascii="Arial" w:cs="Arial" w:eastAsia="Arial" w:hAnsi="Arial"/>
-          <w:b/>
-          <w:bCs/>
-        </w:rPr>
-        <w:t xml:space="preserve">Add a Calculated Measure</w:t>
-      </w:r>
-      <w:r>
-        <w:rPr>
-          <w:rFonts w:ascii="Arial" w:cs="Arial" w:eastAsia="Arial" w:hAnsi="Arial"/>
-        </w:rPr>
-        <w:t xml:space="preserve"> and give it a label, such as Delivered Rate.</w:t>
-      </w:r>
-    </w:p>
-    <w:p>
-      <w:pPr>
-        <w:pStyle w:val="ListParagraph"/>
-        <w:keepNext w:val="false"/>
-        <w:keepLines/>
-        <w:numPr>
-          <w:ilvl w:val="0"/>
-          <w:numId w:val="37"/>
-        </w:numPr>
-        <w:spacing w:after="80" w:line="276"/>
-      </w:pPr>
-      <w:r>
-        <w:rPr>
-          <w:rFonts w:ascii="Arial" w:cs="Arial" w:eastAsia="Arial" w:hAnsi="Arial"/>
-        </w:rPr>
-        <w:t xml:space="preserve">Pick the left side and its calculation, such as Sum of Delivered.</w:t>
-      </w:r>
-    </w:p>
-    <w:p>
-      <w:pPr>
-        <w:pStyle w:val="ListParagraph"/>
-        <w:keepNext w:val="false"/>
-        <w:keepLines/>
-        <w:numPr>
-          <w:ilvl w:val="0"/>
-          <w:numId w:val="37"/>
-        </w:numPr>
-        <w:spacing w:after="80" w:line="276"/>
-      </w:pPr>
-      <w:r>
-        <w:rPr>
-          <w:rFonts w:ascii="Arial" w:cs="Arial" w:eastAsia="Arial" w:hAnsi="Arial"/>
-        </w:rPr>
-        <w:t xml:space="preserve">Pick the operation: </w:t>
-      </w:r>
-      <w:r>
-        <w:rPr>
-          <w:rFonts w:ascii="Arial" w:cs="Arial" w:eastAsia="Arial" w:hAnsi="Arial"/>
-          <w:b/>
-          <w:bCs/>
-        </w:rPr>
-        <w:t xml:space="preserve">Divided by</w:t>
-      </w:r>
-      <w:r>
-        <w:rPr>
-          <w:rFonts w:ascii="Arial" w:cs="Arial" w:eastAsia="Arial" w:hAnsi="Arial"/>
-        </w:rPr>
-        <w:t xml:space="preserve">, </w:t>
-      </w:r>
-      <w:r>
-        <w:rPr>
-          <w:rFonts w:ascii="Arial" w:cs="Arial" w:eastAsia="Arial" w:hAnsi="Arial"/>
-          <w:b/>
-          <w:bCs/>
-        </w:rPr>
-        <w:t xml:space="preserve">Minus</w:t>
-      </w:r>
-      <w:r>
-        <w:rPr>
-          <w:rFonts w:ascii="Arial" w:cs="Arial" w:eastAsia="Arial" w:hAnsi="Arial"/>
-        </w:rPr>
-        <w:t xml:space="preserve">, </w:t>
-      </w:r>
-      <w:r>
-        <w:rPr>
-          <w:rFonts w:ascii="Arial" w:cs="Arial" w:eastAsia="Arial" w:hAnsi="Arial"/>
-          <w:b/>
-          <w:bCs/>
-        </w:rPr>
-        <w:t xml:space="preserve">Plus</w:t>
-      </w:r>
-      <w:r>
-        <w:rPr>
-          <w:rFonts w:ascii="Arial" w:cs="Arial" w:eastAsia="Arial" w:hAnsi="Arial"/>
-        </w:rPr>
-        <w:t xml:space="preserve"> or </w:t>
-      </w:r>
-      <w:r>
-        <w:rPr>
-          <w:rFonts w:ascii="Arial" w:cs="Arial" w:eastAsia="Arial" w:hAnsi="Arial"/>
-          <w:b/>
-          <w:bCs/>
-        </w:rPr>
-        <w:t xml:space="preserve">Times</w:t>
-      </w:r>
-      <w:r>
-        <w:rPr>
-          <w:rFonts w:ascii="Arial" w:cs="Arial" w:eastAsia="Arial" w:hAnsi="Arial"/>
-        </w:rPr>
-        <w:t xml:space="preserve">.</w:t>
-      </w:r>
-    </w:p>
-    <w:p>
-      <w:pPr>
-        <w:pStyle w:val="ListParagraph"/>
-        <w:keepNext w:val="false"/>
-        <w:keepLines/>
-        <w:numPr>
-          <w:ilvl w:val="0"/>
-          <w:numId w:val="37"/>
-        </w:numPr>
-        <w:spacing w:after="80" w:line="276"/>
-      </w:pPr>
-      <w:r>
-        <w:rPr>
-          <w:rFonts w:ascii="Arial" w:cs="Arial" w:eastAsia="Arial" w:hAnsi="Arial"/>
-        </w:rPr>
-        <w:t xml:space="preserve">Pick the right side: another measure, or </w:t>
-      </w:r>
-      <w:r>
-        <w:rPr>
-          <w:rFonts w:ascii="Arial" w:cs="Arial" w:eastAsia="Arial" w:hAnsi="Arial"/>
-          <w:b/>
-          <w:bCs/>
-        </w:rPr>
-        <w:t xml:space="preserve">A number…</w:t>
-      </w:r>
-      <w:r>
-        <w:rPr>
-          <w:rFonts w:ascii="Arial" w:cs="Arial" w:eastAsia="Arial" w:hAnsi="Arial"/>
-        </w:rPr>
-        <w:t xml:space="preserve"> to type a value.</w:t>
-      </w:r>
-    </w:p>
-    <w:p>
-      <w:pPr>
-        <w:pStyle w:val="ListParagraph"/>
-        <w:keepNext w:val="false"/>
-        <w:keepLines/>
-        <w:numPr>
-          <w:ilvl w:val="0"/>
-          <w:numId w:val="37"/>
-        </w:numPr>
-        <w:spacing w:after="80" w:line="276"/>
-      </w:pPr>
-      <w:r>
-        <w:rPr>
-          <w:rFonts w:ascii="Arial" w:cs="Arial" w:eastAsia="Arial" w:hAnsi="Arial"/>
-        </w:rPr>
-        <w:t xml:space="preserve">Set the </w:t>
-      </w:r>
-      <w:r>
-        <w:rPr>
-          <w:rFonts w:ascii="Arial" w:cs="Arial" w:eastAsia="Arial" w:hAnsi="Arial"/>
-          <w:b/>
-          <w:bCs/>
-        </w:rPr>
-        <w:t xml:space="preserve">Scale</w:t>
-      </w:r>
-      <w:r>
-        <w:rPr>
-          <w:rFonts w:ascii="Arial" w:cs="Arial" w:eastAsia="Arial" w:hAnsi="Arial"/>
-        </w:rPr>
-        <w:t xml:space="preserve"> (100 for a percentage) and the </w:t>
-      </w:r>
-      <w:r>
-        <w:rPr>
-          <w:rFonts w:ascii="Arial" w:cs="Arial" w:eastAsia="Arial" w:hAnsi="Arial"/>
-          <w:b/>
-          <w:bCs/>
-        </w:rPr>
-        <w:t xml:space="preserve">Format</w:t>
-      </w:r>
-      <w:r>
-        <w:rPr>
-          <w:rFonts w:ascii="Arial" w:cs="Arial" w:eastAsia="Arial" w:hAnsi="Arial"/>
-        </w:rPr>
-        <w:t xml:space="preserve">, and mark it Personal if it uses personal data. The formula is spelled out under the label as you build it.</w:t>
-      </w:r>
-    </w:p>
-    <w:p>
-      <w:pPr>
-        <w:pStyle w:val="ListParagraph"/>
-        <w:keepNext w:val="false"/>
-        <w:keepLines/>
-        <w:numPr>
-          <w:ilvl w:val="0"/>
-          <w:numId w:val="37"/>
+          <w:numId w:val="36"/>
         </w:numPr>
         <w:spacing w:after="160" w:line="276"/>
       </w:pPr>
@@ -17429,7 +17073,7 @@
         <w:rPr>
           <w:rFonts w:ascii="Arial" w:cs="Arial" w:eastAsia="Arial" w:hAnsi="Arial"/>
         </w:rPr>
-        <w:t xml:space="preserve">Press </w:t>
+        <w:t xml:space="preserve">Watch the preview under the fields update with your labels, then press </w:t>
       </w:r>
       <w:r>
         <w:rPr>
@@ -17443,29 +17087,15 @@
         <w:rPr>
           <w:rFonts w:ascii="Arial" w:cs="Arial" w:eastAsia="Arial" w:hAnsi="Arial"/>
         </w:rPr>
-        <w:t xml:space="preserve">, or </w:t>
-      </w:r>
-      <w:r>
-        <w:rPr>
-          <w:rFonts w:ascii="Arial" w:cs="Arial" w:eastAsia="Arial" w:hAnsi="Arial"/>
-          <w:b/>
-          <w:bCs/>
-        </w:rPr>
-        <w:t xml:space="preserve">Save Fields</w:t>
-      </w:r>
-      <w:r>
-        <w:rPr>
-          <w:rFonts w:ascii="Arial" w:cs="Arial" w:eastAsia="Arial" w:hAnsi="Arial"/>
-        </w:rPr>
-        <w:t xml:space="preserve"> for a dataset made from a query. Report authors find it among the measures with the calculation </w:t>
-      </w:r>
-      <w:r>
-        <w:rPr>
-          <w:rFonts w:ascii="Arial" w:cs="Arial" w:eastAsia="Arial" w:hAnsi="Arial"/>
-          <w:b/>
-          <w:bCs/>
-        </w:rPr>
-        <w:t xml:space="preserve">Calculated</w:t>
+        <w:t xml:space="preserve">. It appears in New Report under </w:t>
+      </w:r>
+      <w:r>
+        <w:rPr>
+          <w:rFonts w:ascii="Arial" w:cs="Arial" w:eastAsia="Arial" w:hAnsi="Arial"/>
+          <w:b/>
+          <w:bCs/>
+        </w:rPr>
+        <w:t xml:space="preserve">Your Databases</w:t>
       </w:r>
       <w:r>
         <w:rPr>
@@ -17483,7 +17113,175 @@
         <w:rPr>
           <w:rFonts w:ascii="Arial" w:cs="Arial" w:eastAsia="Arial" w:hAnsi="Arial"/>
         </w:rPr>
-        <w:t xml:space="preserve">Build a report from a query</w:t>
+        <w:t xml:space="preserve">Join tables in a dataset</w:t>
+      </w:r>
+    </w:p>
+    <w:p>
+      <w:pPr>
+        <w:pStyle w:val="ListParagraph"/>
+        <w:keepNext/>
+        <w:keepLines/>
+        <w:numPr>
+          <w:ilvl w:val="0"/>
+          <w:numId w:val="37"/>
+        </w:numPr>
+        <w:spacing w:after="80" w:line="276"/>
+      </w:pPr>
+      <w:r>
+        <w:rPr>
+          <w:rFonts w:ascii="Arial" w:cs="Arial" w:eastAsia="Arial" w:hAnsi="Arial"/>
+        </w:rPr>
+        <w:t xml:space="preserve">On the mapping page, press </w:t>
+      </w:r>
+      <w:r>
+        <w:rPr>
+          <w:rFonts w:ascii="Arial" w:cs="Arial" w:eastAsia="Arial" w:hAnsi="Arial"/>
+          <w:b/>
+          <w:bCs/>
+        </w:rPr>
+        <w:t xml:space="preserve">Add a Join</w:t>
+      </w:r>
+      <w:r>
+        <w:rPr>
+          <w:rFonts w:ascii="Arial" w:cs="Arial" w:eastAsia="Arial" w:hAnsi="Arial"/>
+        </w:rPr>
+        <w:t xml:space="preserve">, or </w:t>
+      </w:r>
+      <w:r>
+        <w:rPr>
+          <w:rFonts w:ascii="Arial" w:cs="Arial" w:eastAsia="Arial" w:hAnsi="Arial"/>
+          <w:b/>
+          <w:bCs/>
+        </w:rPr>
+        <w:t xml:space="preserve">Join to this</w:t>
+      </w:r>
+      <w:r>
+        <w:rPr>
+          <w:rFonts w:ascii="Arial" w:cs="Arial" w:eastAsia="Arial" w:hAnsi="Arial"/>
+        </w:rPr>
+        <w:t xml:space="preserve"> on a table's card in the diagram.</w:t>
+      </w:r>
+    </w:p>
+    <w:p>
+      <w:pPr>
+        <w:pStyle w:val="ListParagraph"/>
+        <w:keepNext/>
+        <w:keepLines/>
+        <w:numPr>
+          <w:ilvl w:val="0"/>
+          <w:numId w:val="37"/>
+        </w:numPr>
+        <w:spacing w:after="80" w:line="276"/>
+      </w:pPr>
+      <w:r>
+        <w:rPr>
+          <w:rFonts w:ascii="Arial" w:cs="Arial" w:eastAsia="Arial" w:hAnsi="Arial"/>
+        </w:rPr>
+        <w:t xml:space="preserve">Choose what to join to (the base, or a table already joined), the table, and whether to keep every row (</w:t>
+      </w:r>
+      <w:r>
+        <w:rPr>
+          <w:rFonts w:ascii="Arial" w:cs="Arial" w:eastAsia="Arial" w:hAnsi="Arial"/>
+          <w:b/>
+          <w:bCs/>
+        </w:rPr>
+        <w:t xml:space="preserve">Left</w:t>
+      </w:r>
+      <w:r>
+        <w:rPr>
+          <w:rFonts w:ascii="Arial" w:cs="Arial" w:eastAsia="Arial" w:hAnsi="Arial"/>
+        </w:rPr>
+        <w:t xml:space="preserve">) or only the rows that match (</w:t>
+      </w:r>
+      <w:r>
+        <w:rPr>
+          <w:rFonts w:ascii="Arial" w:cs="Arial" w:eastAsia="Arial" w:hAnsi="Arial"/>
+          <w:b/>
+          <w:bCs/>
+        </w:rPr>
+        <w:t xml:space="preserve">Inner</w:t>
+      </w:r>
+      <w:r>
+        <w:rPr>
+          <w:rFonts w:ascii="Arial" w:cs="Arial" w:eastAsia="Arial" w:hAnsi="Arial"/>
+        </w:rPr>
+        <w:t xml:space="preserve">).</w:t>
+      </w:r>
+    </w:p>
+    <w:p>
+      <w:pPr>
+        <w:pStyle w:val="ListParagraph"/>
+        <w:keepNext/>
+        <w:keepLines/>
+        <w:numPr>
+          <w:ilvl w:val="0"/>
+          <w:numId w:val="37"/>
+        </w:numPr>
+        <w:spacing w:after="80" w:line="276"/>
+      </w:pPr>
+      <w:r>
+        <w:rPr>
+          <w:rFonts w:ascii="Arial" w:cs="Arial" w:eastAsia="Arial" w:hAnsi="Arial"/>
+        </w:rPr>
+        <w:t xml:space="preserve">Say which columns are equal; the first pair is suggested from the names. Press </w:t>
+      </w:r>
+      <w:r>
+        <w:rPr>
+          <w:rFonts w:ascii="Arial" w:cs="Arial" w:eastAsia="Arial" w:hAnsi="Arial"/>
+          <w:b/>
+          <w:bCs/>
+        </w:rPr>
+        <w:t xml:space="preserve">Check the Join</w:t>
+      </w:r>
+      <w:r>
+        <w:rPr>
+          <w:rFonts w:ascii="Arial" w:cs="Arial" w:eastAsia="Arial" w:hAnsi="Arial"/>
+        </w:rPr>
+        <w:t xml:space="preserve"> to see how many rows match and whether the join multiplies rows, then </w:t>
+      </w:r>
+      <w:r>
+        <w:rPr>
+          <w:rFonts w:ascii="Arial" w:cs="Arial" w:eastAsia="Arial" w:hAnsi="Arial"/>
+          <w:b/>
+          <w:bCs/>
+        </w:rPr>
+        <w:t xml:space="preserve">Add</w:t>
+      </w:r>
+      <w:r>
+        <w:rPr>
+          <w:rFonts w:ascii="Arial" w:cs="Arial" w:eastAsia="Arial" w:hAnsi="Arial"/>
+        </w:rPr>
+        <w:t xml:space="preserve">.</w:t>
+      </w:r>
+    </w:p>
+    <w:p>
+      <w:pPr>
+        <w:pStyle w:val="ListParagraph"/>
+        <w:keepNext w:val="false"/>
+        <w:keepLines/>
+        <w:numPr>
+          <w:ilvl w:val="0"/>
+          <w:numId w:val="37"/>
+        </w:numPr>
+        <w:spacing w:after="160" w:line="276"/>
+      </w:pPr>
+      <w:r>
+        <w:rPr>
+          <w:rFonts w:ascii="Arial" w:cs="Arial" w:eastAsia="Arial" w:hAnsi="Arial"/>
+        </w:rPr>
+        <w:t xml:space="preserve">The joined table appears as a card with the key drawn to it; its columns are fields labelled with the table's name. Up to five joins; removing one removes the joins chained to it.</w:t>
+      </w:r>
+    </w:p>
+    <w:p>
+      <w:pPr>
+        <w:pStyle w:val="Heading2"/>
+        <w:keepNext/>
+      </w:pPr>
+      <w:r>
+        <w:rPr>
+          <w:rFonts w:ascii="Arial" w:cs="Arial" w:eastAsia="Arial" w:hAnsi="Arial"/>
+        </w:rPr>
+        <w:t xml:space="preserve">Add a calculated measure</w:t>
       </w:r>
     </w:p>
     <w:p>
@@ -17509,6 +17307,398 @@
           <w:sz w:val="18"/>
           <w:szCs w:val="18"/>
         </w:rPr>
+        <w:t xml:space="preserve">Workspace administrator</w:t>
+      </w:r>
+    </w:p>
+    <w:p>
+      <w:pPr>
+        <w:pStyle w:val="ListParagraph"/>
+        <w:keepNext w:val="false"/>
+        <w:keepLines/>
+        <w:numPr>
+          <w:ilvl w:val="0"/>
+          <w:numId w:val="38"/>
+        </w:numPr>
+        <w:spacing w:after="80" w:line="276"/>
+      </w:pPr>
+      <w:r>
+        <w:rPr>
+          <w:rFonts w:ascii="Arial" w:cs="Arial" w:eastAsia="Arial" w:hAnsi="Arial"/>
+        </w:rPr>
+        <w:t xml:space="preserve">On the database's card press </w:t>
+      </w:r>
+      <w:r>
+        <w:rPr>
+          <w:rFonts w:ascii="Arial" w:cs="Arial" w:eastAsia="Arial" w:hAnsi="Arial"/>
+          <w:b/>
+          <w:bCs/>
+        </w:rPr>
+        <w:t xml:space="preserve">Map a Dataset</w:t>
+      </w:r>
+      <w:r>
+        <w:rPr>
+          <w:rFonts w:ascii="Arial" w:cs="Arial" w:eastAsia="Arial" w:hAnsi="Arial"/>
+        </w:rPr>
+        <w:t xml:space="preserve">, or </w:t>
+      </w:r>
+      <w:r>
+        <w:rPr>
+          <w:rFonts w:ascii="Arial" w:cs="Arial" w:eastAsia="Arial" w:hAnsi="Arial"/>
+          <w:b/>
+          <w:bCs/>
+        </w:rPr>
+        <w:t xml:space="preserve">Edit Fields</w:t>
+      </w:r>
+      <w:r>
+        <w:rPr>
+          <w:rFonts w:ascii="Arial" w:cs="Arial" w:eastAsia="Arial" w:hAnsi="Arial"/>
+        </w:rPr>
+        <w:t xml:space="preserve"> beside an existing dataset.</w:t>
+      </w:r>
+    </w:p>
+    <w:p>
+      <w:pPr>
+        <w:pStyle w:val="ListParagraph"/>
+        <w:keepNext w:val="false"/>
+        <w:keepLines/>
+        <w:numPr>
+          <w:ilvl w:val="0"/>
+          <w:numId w:val="38"/>
+        </w:numPr>
+        <w:spacing w:after="80" w:line="276"/>
+      </w:pPr>
+      <w:r>
+        <w:rPr>
+          <w:rFonts w:ascii="Arial" w:cs="Arial" w:eastAsia="Arial" w:hAnsi="Arial"/>
+        </w:rPr>
+        <w:t xml:space="preserve">Mark the numbers you need as </w:t>
+      </w:r>
+      <w:r>
+        <w:rPr>
+          <w:rFonts w:ascii="Arial" w:cs="Arial" w:eastAsia="Arial" w:hAnsi="Arial"/>
+          <w:b/>
+          <w:bCs/>
+        </w:rPr>
+        <w:t xml:space="preserve">Measure</w:t>
+      </w:r>
+      <w:r>
+        <w:rPr>
+          <w:rFonts w:ascii="Arial" w:cs="Arial" w:eastAsia="Arial" w:hAnsi="Arial"/>
+        </w:rPr>
+        <w:t xml:space="preserve">.</w:t>
+      </w:r>
+    </w:p>
+    <w:p>
+      <w:pPr>
+        <w:pStyle w:val="ListParagraph"/>
+        <w:keepNext w:val="false"/>
+        <w:keepLines/>
+        <w:numPr>
+          <w:ilvl w:val="0"/>
+          <w:numId w:val="38"/>
+        </w:numPr>
+        <w:spacing w:after="80" w:line="276"/>
+      </w:pPr>
+      <w:r>
+        <w:rPr>
+          <w:rFonts w:ascii="Arial" w:cs="Arial" w:eastAsia="Arial" w:hAnsi="Arial"/>
+        </w:rPr>
+        <w:t xml:space="preserve">Under </w:t>
+      </w:r>
+      <w:r>
+        <w:rPr>
+          <w:rFonts w:ascii="Arial" w:cs="Arial" w:eastAsia="Arial" w:hAnsi="Arial"/>
+          <w:b/>
+          <w:bCs/>
+        </w:rPr>
+        <w:t xml:space="preserve">Calculated Measures</w:t>
+      </w:r>
+      <w:r>
+        <w:rPr>
+          <w:rFonts w:ascii="Arial" w:cs="Arial" w:eastAsia="Arial" w:hAnsi="Arial"/>
+        </w:rPr>
+        <w:t xml:space="preserve">, press </w:t>
+      </w:r>
+      <w:r>
+        <w:rPr>
+          <w:rFonts w:ascii="Arial" w:cs="Arial" w:eastAsia="Arial" w:hAnsi="Arial"/>
+          <w:b/>
+          <w:bCs/>
+        </w:rPr>
+        <w:t xml:space="preserve">Add a Calculated Measure</w:t>
+      </w:r>
+      <w:r>
+        <w:rPr>
+          <w:rFonts w:ascii="Arial" w:cs="Arial" w:eastAsia="Arial" w:hAnsi="Arial"/>
+        </w:rPr>
+        <w:t xml:space="preserve"> and give it a label, such as Delivered Rate.</w:t>
+      </w:r>
+    </w:p>
+    <w:p>
+      <w:pPr>
+        <w:pStyle w:val="ListParagraph"/>
+        <w:keepNext w:val="false"/>
+        <w:keepLines/>
+        <w:numPr>
+          <w:ilvl w:val="0"/>
+          <w:numId w:val="38"/>
+        </w:numPr>
+        <w:spacing w:after="80" w:line="276"/>
+      </w:pPr>
+      <w:r>
+        <w:rPr>
+          <w:rFonts w:ascii="Arial" w:cs="Arial" w:eastAsia="Arial" w:hAnsi="Arial"/>
+        </w:rPr>
+        <w:t xml:space="preserve">Pick the left side and its calculation, such as Sum of Delivered.</w:t>
+      </w:r>
+    </w:p>
+    <w:p>
+      <w:pPr>
+        <w:pStyle w:val="ListParagraph"/>
+        <w:keepNext w:val="false"/>
+        <w:keepLines/>
+        <w:numPr>
+          <w:ilvl w:val="0"/>
+          <w:numId w:val="38"/>
+        </w:numPr>
+        <w:spacing w:after="80" w:line="276"/>
+      </w:pPr>
+      <w:r>
+        <w:rPr>
+          <w:rFonts w:ascii="Arial" w:cs="Arial" w:eastAsia="Arial" w:hAnsi="Arial"/>
+        </w:rPr>
+        <w:t xml:space="preserve">Pick the operation: </w:t>
+      </w:r>
+      <w:r>
+        <w:rPr>
+          <w:rFonts w:ascii="Arial" w:cs="Arial" w:eastAsia="Arial" w:hAnsi="Arial"/>
+          <w:b/>
+          <w:bCs/>
+        </w:rPr>
+        <w:t xml:space="preserve">Divided by</w:t>
+      </w:r>
+      <w:r>
+        <w:rPr>
+          <w:rFonts w:ascii="Arial" w:cs="Arial" w:eastAsia="Arial" w:hAnsi="Arial"/>
+        </w:rPr>
+        <w:t xml:space="preserve">, </w:t>
+      </w:r>
+      <w:r>
+        <w:rPr>
+          <w:rFonts w:ascii="Arial" w:cs="Arial" w:eastAsia="Arial" w:hAnsi="Arial"/>
+          <w:b/>
+          <w:bCs/>
+        </w:rPr>
+        <w:t xml:space="preserve">Minus</w:t>
+      </w:r>
+      <w:r>
+        <w:rPr>
+          <w:rFonts w:ascii="Arial" w:cs="Arial" w:eastAsia="Arial" w:hAnsi="Arial"/>
+        </w:rPr>
+        <w:t xml:space="preserve">, </w:t>
+      </w:r>
+      <w:r>
+        <w:rPr>
+          <w:rFonts w:ascii="Arial" w:cs="Arial" w:eastAsia="Arial" w:hAnsi="Arial"/>
+          <w:b/>
+          <w:bCs/>
+        </w:rPr>
+        <w:t xml:space="preserve">Plus</w:t>
+      </w:r>
+      <w:r>
+        <w:rPr>
+          <w:rFonts w:ascii="Arial" w:cs="Arial" w:eastAsia="Arial" w:hAnsi="Arial"/>
+        </w:rPr>
+        <w:t xml:space="preserve"> or </w:t>
+      </w:r>
+      <w:r>
+        <w:rPr>
+          <w:rFonts w:ascii="Arial" w:cs="Arial" w:eastAsia="Arial" w:hAnsi="Arial"/>
+          <w:b/>
+          <w:bCs/>
+        </w:rPr>
+        <w:t xml:space="preserve">Times</w:t>
+      </w:r>
+      <w:r>
+        <w:rPr>
+          <w:rFonts w:ascii="Arial" w:cs="Arial" w:eastAsia="Arial" w:hAnsi="Arial"/>
+        </w:rPr>
+        <w:t xml:space="preserve">.</w:t>
+      </w:r>
+    </w:p>
+    <w:p>
+      <w:pPr>
+        <w:pStyle w:val="ListParagraph"/>
+        <w:keepNext w:val="false"/>
+        <w:keepLines/>
+        <w:numPr>
+          <w:ilvl w:val="0"/>
+          <w:numId w:val="38"/>
+        </w:numPr>
+        <w:spacing w:after="80" w:line="276"/>
+      </w:pPr>
+      <w:r>
+        <w:rPr>
+          <w:rFonts w:ascii="Arial" w:cs="Arial" w:eastAsia="Arial" w:hAnsi="Arial"/>
+        </w:rPr>
+        <w:t xml:space="preserve">Pick the right side: another measure, or </w:t>
+      </w:r>
+      <w:r>
+        <w:rPr>
+          <w:rFonts w:ascii="Arial" w:cs="Arial" w:eastAsia="Arial" w:hAnsi="Arial"/>
+          <w:b/>
+          <w:bCs/>
+        </w:rPr>
+        <w:t xml:space="preserve">A number…</w:t>
+      </w:r>
+      <w:r>
+        <w:rPr>
+          <w:rFonts w:ascii="Arial" w:cs="Arial" w:eastAsia="Arial" w:hAnsi="Arial"/>
+        </w:rPr>
+        <w:t xml:space="preserve"> to type a value.</w:t>
+      </w:r>
+    </w:p>
+    <w:p>
+      <w:pPr>
+        <w:pStyle w:val="ListParagraph"/>
+        <w:keepNext w:val="false"/>
+        <w:keepLines/>
+        <w:numPr>
+          <w:ilvl w:val="0"/>
+          <w:numId w:val="38"/>
+        </w:numPr>
+        <w:spacing w:after="80" w:line="276"/>
+      </w:pPr>
+      <w:r>
+        <w:rPr>
+          <w:rFonts w:ascii="Arial" w:cs="Arial" w:eastAsia="Arial" w:hAnsi="Arial"/>
+        </w:rPr>
+        <w:t xml:space="preserve">Set the </w:t>
+      </w:r>
+      <w:r>
+        <w:rPr>
+          <w:rFonts w:ascii="Arial" w:cs="Arial" w:eastAsia="Arial" w:hAnsi="Arial"/>
+          <w:b/>
+          <w:bCs/>
+        </w:rPr>
+        <w:t xml:space="preserve">Scale</w:t>
+      </w:r>
+      <w:r>
+        <w:rPr>
+          <w:rFonts w:ascii="Arial" w:cs="Arial" w:eastAsia="Arial" w:hAnsi="Arial"/>
+        </w:rPr>
+        <w:t xml:space="preserve"> (100 for a percentage) and the </w:t>
+      </w:r>
+      <w:r>
+        <w:rPr>
+          <w:rFonts w:ascii="Arial" w:cs="Arial" w:eastAsia="Arial" w:hAnsi="Arial"/>
+          <w:b/>
+          <w:bCs/>
+        </w:rPr>
+        <w:t xml:space="preserve">Format</w:t>
+      </w:r>
+      <w:r>
+        <w:rPr>
+          <w:rFonts w:ascii="Arial" w:cs="Arial" w:eastAsia="Arial" w:hAnsi="Arial"/>
+        </w:rPr>
+        <w:t xml:space="preserve">, and mark it Personal if it uses personal data. The formula is spelled out under the label as you build it.</w:t>
+      </w:r>
+    </w:p>
+    <w:p>
+      <w:pPr>
+        <w:pStyle w:val="ListParagraph"/>
+        <w:keepNext w:val="false"/>
+        <w:keepLines/>
+        <w:numPr>
+          <w:ilvl w:val="0"/>
+          <w:numId w:val="38"/>
+        </w:numPr>
+        <w:spacing w:after="160" w:line="276"/>
+      </w:pPr>
+      <w:r>
+        <w:rPr>
+          <w:rFonts w:ascii="Arial" w:cs="Arial" w:eastAsia="Arial" w:hAnsi="Arial"/>
+        </w:rPr>
+        <w:t xml:space="preserve">Press </w:t>
+      </w:r>
+      <w:r>
+        <w:rPr>
+          <w:rFonts w:ascii="Arial" w:cs="Arial" w:eastAsia="Arial" w:hAnsi="Arial"/>
+          <w:b/>
+          <w:bCs/>
+        </w:rPr>
+        <w:t xml:space="preserve">Save Dataset</w:t>
+      </w:r>
+      <w:r>
+        <w:rPr>
+          <w:rFonts w:ascii="Arial" w:cs="Arial" w:eastAsia="Arial" w:hAnsi="Arial"/>
+        </w:rPr>
+        <w:t xml:space="preserve">, or </w:t>
+      </w:r>
+      <w:r>
+        <w:rPr>
+          <w:rFonts w:ascii="Arial" w:cs="Arial" w:eastAsia="Arial" w:hAnsi="Arial"/>
+          <w:b/>
+          <w:bCs/>
+        </w:rPr>
+        <w:t xml:space="preserve">Save Fields</w:t>
+      </w:r>
+      <w:r>
+        <w:rPr>
+          <w:rFonts w:ascii="Arial" w:cs="Arial" w:eastAsia="Arial" w:hAnsi="Arial"/>
+        </w:rPr>
+        <w:t xml:space="preserve"> for a dataset made from a query. Report authors find it among the measures with the calculation </w:t>
+      </w:r>
+      <w:r>
+        <w:rPr>
+          <w:rFonts w:ascii="Arial" w:cs="Arial" w:eastAsia="Arial" w:hAnsi="Arial"/>
+          <w:b/>
+          <w:bCs/>
+        </w:rPr>
+        <w:t xml:space="preserve">Calculated</w:t>
+      </w:r>
+      <w:r>
+        <w:rPr>
+          <w:rFonts w:ascii="Arial" w:cs="Arial" w:eastAsia="Arial" w:hAnsi="Arial"/>
+        </w:rPr>
+        <w:t xml:space="preserve">.</w:t>
+      </w:r>
+    </w:p>
+    <w:p>
+      <w:pPr>
+        <w:pStyle w:val="Heading2"/>
+        <w:keepNext/>
+      </w:pPr>
+      <w:r>
+        <w:rPr>
+          <w:rFonts w:ascii="Arial" w:cs="Arial" w:eastAsia="Arial" w:hAnsi="Arial"/>
+        </w:rPr>
+        <w:t xml:space="preserve">Build a report from a query</w:t>
+      </w:r>
+    </w:p>
+    <w:p>
+      <w:pPr>
+        <w:keepNext/>
+        <w:spacing w:after="100"/>
+      </w:pPr>
+      <w:r>
+        <w:rPr>
+          <w:rFonts w:ascii="Arial" w:cs="Arial" w:eastAsia="Arial" w:hAnsi="Arial"/>
+          <w:b/>
+          <w:bCs/>
+          <w:color w:val="555B6E"/>
+          <w:sz w:val="18"/>
+          <w:szCs w:val="18"/>
+        </w:rPr>
+        <w:t xml:space="preserve">Who: </w:t>
+      </w:r>
+      <w:r>
+        <w:rPr>
+          <w:rFonts w:ascii="Arial" w:cs="Arial" w:eastAsia="Arial" w:hAnsi="Arial"/>
+          <w:color w:val="555B6E"/>
+          <w:sz w:val="18"/>
+          <w:szCs w:val="18"/>
+        </w:rPr>
         <w:t xml:space="preserve">Anyone who can build reports</w:t>
       </w:r>
     </w:p>
@@ -17519,7 +17709,7 @@
         <w:keepLines/>
         <w:numPr>
           <w:ilvl w:val="0"/>
-          <w:numId w:val="38"/>
+          <w:numId w:val="39"/>
         </w:numPr>
         <w:spacing w:after="80" w:line="276"/>
       </w:pPr>
@@ -17565,7 +17755,7 @@
         <w:keepLines/>
         <w:numPr>
           <w:ilvl w:val="0"/>
-          <w:numId w:val="38"/>
+          <w:numId w:val="39"/>
         </w:numPr>
         <w:spacing w:after="80" w:line="276"/>
       </w:pPr>
@@ -17619,7 +17809,7 @@
         <w:keepLines/>
         <w:numPr>
           <w:ilvl w:val="0"/>
-          <w:numId w:val="38"/>
+          <w:numId w:val="39"/>
         </w:numPr>
         <w:spacing w:after="80" w:line="276"/>
       </w:pPr>
@@ -17645,7 +17835,7 @@
         <w:keepLines/>
         <w:numPr>
           <w:ilvl w:val="0"/>
-          <w:numId w:val="38"/>
+          <w:numId w:val="39"/>
         </w:numPr>
         <w:spacing w:after="80" w:line="276"/>
       </w:pPr>
@@ -17677,7 +17867,7 @@
         <w:keepLines/>
         <w:numPr>
           <w:ilvl w:val="0"/>
-          <w:numId w:val="38"/>
+          <w:numId w:val="39"/>
         </w:numPr>
         <w:spacing w:after="80" w:line="276"/>
       </w:pPr>
@@ -17709,7 +17899,7 @@
         <w:keepLines/>
         <w:numPr>
           <w:ilvl w:val="0"/>
-          <w:numId w:val="38"/>
+          <w:numId w:val="39"/>
         </w:numPr>
         <w:spacing w:after="160" w:line="276"/>
       </w:pPr>
@@ -17974,7 +18164,7 @@
         <w:keepLines/>
         <w:numPr>
           <w:ilvl w:val="0"/>
-          <w:numId w:val="39"/>
+          <w:numId w:val="40"/>
         </w:numPr>
         <w:spacing w:after="80" w:line="276"/>
       </w:pPr>
@@ -18000,7 +18190,7 @@
         <w:keepLines/>
         <w:numPr>
           <w:ilvl w:val="0"/>
-          <w:numId w:val="39"/>
+          <w:numId w:val="40"/>
         </w:numPr>
         <w:spacing w:after="80" w:line="276"/>
       </w:pPr>
@@ -18054,7 +18244,7 @@
         <w:keepLines/>
         <w:numPr>
           <w:ilvl w:val="0"/>
-          <w:numId w:val="39"/>
+          <w:numId w:val="40"/>
         </w:numPr>
         <w:spacing w:after="80" w:line="276"/>
       </w:pPr>
@@ -18100,7 +18290,7 @@
         <w:keepLines/>
         <w:numPr>
           <w:ilvl w:val="0"/>
-          <w:numId w:val="39"/>
+          <w:numId w:val="40"/>
         </w:numPr>
         <w:spacing w:after="80" w:line="276"/>
       </w:pPr>
@@ -18154,7 +18344,7 @@
         <w:keepLines/>
         <w:numPr>
           <w:ilvl w:val="0"/>
-          <w:numId w:val="39"/>
+          <w:numId w:val="40"/>
         </w:numPr>
         <w:spacing w:after="80" w:line="276"/>
       </w:pPr>
@@ -18236,7 +18426,7 @@
         <w:keepLines/>
         <w:numPr>
           <w:ilvl w:val="0"/>
-          <w:numId w:val="39"/>
+          <w:numId w:val="40"/>
         </w:numPr>
         <w:spacing w:after="80" w:line="276"/>
       </w:pPr>
@@ -18262,7 +18452,7 @@
         <w:keepLines/>
         <w:numPr>
           <w:ilvl w:val="0"/>
-          <w:numId w:val="39"/>
+          <w:numId w:val="40"/>
         </w:numPr>
         <w:spacing w:after="80" w:line="276"/>
       </w:pPr>
@@ -18280,7 +18470,7 @@
         <w:keepLines/>
         <w:numPr>
           <w:ilvl w:val="0"/>
-          <w:numId w:val="39"/>
+          <w:numId w:val="40"/>
         </w:numPr>
         <w:spacing w:after="160" w:line="276"/>
       </w:pPr>
@@ -18465,7 +18655,7 @@
         <w:keepLines/>
         <w:numPr>
           <w:ilvl w:val="0"/>
-          <w:numId w:val="40"/>
+          <w:numId w:val="41"/>
         </w:numPr>
         <w:spacing w:after="80" w:line="276"/>
       </w:pPr>
@@ -18497,7 +18687,7 @@
         <w:keepLines/>
         <w:numPr>
           <w:ilvl w:val="0"/>
-          <w:numId w:val="40"/>
+          <w:numId w:val="41"/>
         </w:numPr>
         <w:spacing w:after="80" w:line="276"/>
       </w:pPr>
@@ -18529,7 +18719,7 @@
         <w:keepLines/>
         <w:numPr>
           <w:ilvl w:val="0"/>
-          <w:numId w:val="40"/>
+          <w:numId w:val="41"/>
         </w:numPr>
         <w:spacing w:after="160" w:line="276"/>
       </w:pPr>
@@ -18573,7 +18763,7 @@
         <w:keepLines/>
         <w:numPr>
           <w:ilvl w:val="0"/>
-          <w:numId w:val="41"/>
+          <w:numId w:val="42"/>
         </w:numPr>
         <w:spacing w:after="80" w:line="276"/>
       </w:pPr>
@@ -18605,7 +18795,7 @@
         <w:keepLines/>
         <w:numPr>
           <w:ilvl w:val="0"/>
-          <w:numId w:val="41"/>
+          <w:numId w:val="42"/>
         </w:numPr>
         <w:spacing w:after="80" w:line="276"/>
       </w:pPr>
@@ -18637,7 +18827,7 @@
         <w:keepLines/>
         <w:numPr>
           <w:ilvl w:val="0"/>
-          <w:numId w:val="41"/>
+          <w:numId w:val="42"/>
         </w:numPr>
         <w:spacing w:after="160" w:line="276"/>
       </w:pPr>
@@ -18675,7 +18865,7 @@
         <w:keepLines/>
         <w:numPr>
           <w:ilvl w:val="0"/>
-          <w:numId w:val="42"/>
+          <w:numId w:val="43"/>
         </w:numPr>
         <w:spacing w:after="80" w:line="276"/>
       </w:pPr>
@@ -18707,7 +18897,7 @@
         <w:keepLines/>
         <w:numPr>
           <w:ilvl w:val="0"/>
-          <w:numId w:val="42"/>
+          <w:numId w:val="43"/>
         </w:numPr>
         <w:spacing w:after="80" w:line="276"/>
       </w:pPr>
@@ -18767,7 +18957,7 @@
         <w:keepLines/>
         <w:numPr>
           <w:ilvl w:val="0"/>
-          <w:numId w:val="42"/>
+          <w:numId w:val="43"/>
         </w:numPr>
         <w:spacing w:after="160" w:line="276"/>
       </w:pPr>
@@ -18805,7 +18995,7 @@
         <w:keepLines/>
         <w:numPr>
           <w:ilvl w:val="0"/>
-          <w:numId w:val="43"/>
+          <w:numId w:val="44"/>
         </w:numPr>
         <w:spacing w:after="80" w:line="276"/>
       </w:pPr>
@@ -18823,7 +19013,7 @@
         <w:keepLines/>
         <w:numPr>
           <w:ilvl w:val="0"/>
-          <w:numId w:val="43"/>
+          <w:numId w:val="44"/>
         </w:numPr>
         <w:spacing w:after="80" w:line="276"/>
       </w:pPr>
@@ -18841,7 +19031,7 @@
         <w:keepLines/>
         <w:numPr>
           <w:ilvl w:val="0"/>
-          <w:numId w:val="43"/>
+          <w:numId w:val="44"/>
         </w:numPr>
         <w:spacing w:after="80" w:line="276"/>
       </w:pPr>
@@ -18859,7 +19049,7 @@
         <w:keepLines/>
         <w:numPr>
           <w:ilvl w:val="0"/>
-          <w:numId w:val="43"/>
+          <w:numId w:val="44"/>
         </w:numPr>
         <w:spacing w:after="160" w:line="276"/>
       </w:pPr>
@@ -18889,7 +19079,7 @@
         <w:keepLines/>
         <w:numPr>
           <w:ilvl w:val="0"/>
-          <w:numId w:val="44"/>
+          <w:numId w:val="45"/>
         </w:numPr>
         <w:spacing w:after="80" w:line="276"/>
       </w:pPr>
@@ -18907,7 +19097,7 @@
         <w:keepLines/>
         <w:numPr>
           <w:ilvl w:val="0"/>
-          <w:numId w:val="44"/>
+          <w:numId w:val="45"/>
         </w:numPr>
         <w:spacing w:after="80" w:line="276"/>
       </w:pPr>
@@ -18967,7 +19157,7 @@
         <w:keepLines/>
         <w:numPr>
           <w:ilvl w:val="0"/>
-          <w:numId w:val="44"/>
+          <w:numId w:val="45"/>
         </w:numPr>
         <w:spacing w:after="80" w:line="276"/>
       </w:pPr>
@@ -18999,7 +19189,7 @@
         <w:keepLines/>
         <w:numPr>
           <w:ilvl w:val="0"/>
-          <w:numId w:val="44"/>
+          <w:numId w:val="45"/>
         </w:numPr>
         <w:spacing w:after="160" w:line="276"/>
       </w:pPr>
@@ -19029,7 +19219,7 @@
         <w:keepLines/>
         <w:numPr>
           <w:ilvl w:val="0"/>
-          <w:numId w:val="45"/>
+          <w:numId w:val="46"/>
         </w:numPr>
         <w:spacing w:after="80" w:line="276"/>
       </w:pPr>
@@ -19061,7 +19251,7 @@
         <w:keepLines/>
         <w:numPr>
           <w:ilvl w:val="0"/>
-          <w:numId w:val="45"/>
+          <w:numId w:val="46"/>
         </w:numPr>
         <w:spacing w:after="80" w:line="276"/>
       </w:pPr>
@@ -19135,7 +19325,7 @@
         <w:keepLines/>
         <w:numPr>
           <w:ilvl w:val="0"/>
-          <w:numId w:val="45"/>
+          <w:numId w:val="46"/>
         </w:numPr>
         <w:spacing w:after="160" w:line="276"/>
       </w:pPr>
@@ -19272,7 +19462,7 @@
         <w:keepLines/>
         <w:numPr>
           <w:ilvl w:val="0"/>
-          <w:numId w:val="46"/>
+          <w:numId w:val="47"/>
         </w:numPr>
         <w:spacing w:after="80" w:line="276"/>
       </w:pPr>
@@ -19304,7 +19494,7 @@
         <w:keepLines/>
         <w:numPr>
           <w:ilvl w:val="0"/>
-          <w:numId w:val="46"/>
+          <w:numId w:val="47"/>
         </w:numPr>
         <w:spacing w:after="80" w:line="276"/>
       </w:pPr>
@@ -19322,7 +19512,7 @@
         <w:keepLines/>
         <w:numPr>
           <w:ilvl w:val="0"/>
-          <w:numId w:val="46"/>
+          <w:numId w:val="47"/>
         </w:numPr>
         <w:spacing w:after="80" w:line="276"/>
       </w:pPr>
@@ -19354,7 +19544,7 @@
         <w:keepLines/>
         <w:numPr>
           <w:ilvl w:val="0"/>
-          <w:numId w:val="46"/>
+          <w:numId w:val="47"/>
         </w:numPr>
         <w:spacing w:after="160" w:line="276"/>
       </w:pPr>
@@ -19505,7 +19695,7 @@
         <w:keepLines/>
         <w:numPr>
           <w:ilvl w:val="0"/>
-          <w:numId w:val="47"/>
+          <w:numId w:val="48"/>
         </w:numPr>
         <w:spacing w:after="80" w:line="276"/>
       </w:pPr>
@@ -19537,7 +19727,7 @@
         <w:keepLines/>
         <w:numPr>
           <w:ilvl w:val="0"/>
-          <w:numId w:val="47"/>
+          <w:numId w:val="48"/>
         </w:numPr>
         <w:spacing w:after="80" w:line="276"/>
       </w:pPr>
@@ -19569,7 +19759,7 @@
         <w:keepLines/>
         <w:numPr>
           <w:ilvl w:val="0"/>
-          <w:numId w:val="47"/>
+          <w:numId w:val="48"/>
         </w:numPr>
         <w:spacing w:after="160" w:line="276"/>
       </w:pPr>
@@ -19706,7 +19896,7 @@
         <w:keepLines/>
         <w:numPr>
           <w:ilvl w:val="0"/>
-          <w:numId w:val="48"/>
+          <w:numId w:val="49"/>
         </w:numPr>
         <w:spacing w:after="80" w:line="276"/>
       </w:pPr>
@@ -19738,7 +19928,7 @@
         <w:keepLines/>
         <w:numPr>
           <w:ilvl w:val="0"/>
-          <w:numId w:val="48"/>
+          <w:numId w:val="49"/>
         </w:numPr>
         <w:spacing w:after="160" w:line="276"/>
       </w:pPr>
@@ -19768,7 +19958,7 @@
         <w:keepLines/>
         <w:numPr>
           <w:ilvl w:val="0"/>
-          <w:numId w:val="49"/>
+          <w:numId w:val="50"/>
         </w:numPr>
         <w:spacing w:after="80" w:line="276"/>
       </w:pPr>
@@ -19800,7 +19990,7 @@
         <w:keepLines/>
         <w:numPr>
           <w:ilvl w:val="0"/>
-          <w:numId w:val="49"/>
+          <w:numId w:val="50"/>
         </w:numPr>
         <w:spacing w:after="80" w:line="276"/>
       </w:pPr>
@@ -19860,7 +20050,7 @@
         <w:keepLines/>
         <w:numPr>
           <w:ilvl w:val="0"/>
-          <w:numId w:val="49"/>
+          <w:numId w:val="50"/>
         </w:numPr>
         <w:spacing w:after="160" w:line="276"/>
       </w:pPr>
@@ -19904,7 +20094,7 @@
         <w:keepLines/>
         <w:numPr>
           <w:ilvl w:val="0"/>
-          <w:numId w:val="50"/>
+          <w:numId w:val="51"/>
         </w:numPr>
         <w:spacing w:after="80" w:line="276"/>
       </w:pPr>
@@ -19922,7 +20112,7 @@
         <w:keepLines/>
         <w:numPr>
           <w:ilvl w:val="0"/>
-          <w:numId w:val="50"/>
+          <w:numId w:val="51"/>
         </w:numPr>
         <w:spacing w:after="80" w:line="276"/>
       </w:pPr>
@@ -19982,7 +20172,7 @@
         <w:keepLines/>
         <w:numPr>
           <w:ilvl w:val="0"/>
-          <w:numId w:val="50"/>
+          <w:numId w:val="51"/>
         </w:numPr>
         <w:spacing w:after="160" w:line="276"/>
       </w:pPr>
@@ -20026,7 +20216,7 @@
         <w:keepLines/>
         <w:numPr>
           <w:ilvl w:val="0"/>
-          <w:numId w:val="51"/>
+          <w:numId w:val="52"/>
         </w:numPr>
         <w:spacing w:after="80" w:line="276"/>
       </w:pPr>
@@ -20072,7 +20262,7 @@
         <w:keepLines/>
         <w:numPr>
           <w:ilvl w:val="0"/>
-          <w:numId w:val="51"/>
+          <w:numId w:val="52"/>
         </w:numPr>
         <w:spacing w:after="80" w:line="276"/>
       </w:pPr>
@@ -20104,7 +20294,7 @@
         <w:keepLines/>
         <w:numPr>
           <w:ilvl w:val="0"/>
-          <w:numId w:val="51"/>
+          <w:numId w:val="52"/>
         </w:numPr>
         <w:spacing w:after="160" w:line="276"/>
       </w:pPr>
@@ -20314,7 +20504,7 @@
         <w:keepLines/>
         <w:numPr>
           <w:ilvl w:val="0"/>
-          <w:numId w:val="52"/>
+          <w:numId w:val="53"/>
         </w:numPr>
         <w:spacing w:after="80" w:line="276"/>
       </w:pPr>
@@ -20332,7 +20522,7 @@
         <w:keepLines/>
         <w:numPr>
           <w:ilvl w:val="0"/>
-          <w:numId w:val="52"/>
+          <w:numId w:val="53"/>
         </w:numPr>
         <w:spacing w:after="80" w:line="276"/>
       </w:pPr>
@@ -20364,7 +20554,7 @@
         <w:keepLines/>
         <w:numPr>
           <w:ilvl w:val="0"/>
-          <w:numId w:val="52"/>
+          <w:numId w:val="53"/>
         </w:numPr>
         <w:spacing w:after="80" w:line="276"/>
       </w:pPr>
@@ -20438,7 +20628,7 @@
         <w:keepLines/>
         <w:numPr>
           <w:ilvl w:val="0"/>
-          <w:numId w:val="52"/>
+          <w:numId w:val="53"/>
         </w:numPr>
         <w:spacing w:after="160" w:line="276"/>
       </w:pPr>
@@ -20458,7 +20648,7 @@
         <w:rPr>
           <w:rFonts w:ascii="Arial" w:cs="Arial" w:eastAsia="Arial" w:hAnsi="Arial"/>
         </w:rPr>
-        <w:t xml:space="preserve">Use AI in your workspace</w:t>
+        <w:t xml:space="preserve">Add images to a prompt</w:t>
       </w:r>
     </w:p>
     <w:p>
@@ -20484,7 +20674,7 @@
           <w:sz w:val="18"/>
           <w:szCs w:val="18"/>
         </w:rPr>
-        <w:t xml:space="preserve">Workspace administrator</w:t>
+        <w:t xml:space="preserve">Anyone who can build reports</w:t>
       </w:r>
     </w:p>
     <w:p>
@@ -20494,7 +20684,7 @@
         <w:keepLines/>
         <w:numPr>
           <w:ilvl w:val="0"/>
-          <w:numId w:val="53"/>
+          <w:numId w:val="54"/>
         </w:numPr>
         <w:spacing w:after="80" w:line="276"/>
       </w:pPr>
@@ -20502,21 +20692,7 @@
         <w:rPr>
           <w:rFonts w:ascii="Arial" w:cs="Arial" w:eastAsia="Arial" w:hAnsi="Arial"/>
         </w:rPr>
-        <w:t xml:space="preserve">Open Settings → AI Assistant. </w:t>
-      </w:r>
-      <w:r>
-        <w:rPr>
-          <w:rFonts w:ascii="Arial" w:cs="Arial" w:eastAsia="Arial" w:hAnsi="Arial"/>
-          <w:b/>
-          <w:bCs/>
-        </w:rPr>
-        <w:t xml:space="preserve">Use AI in Reports</w:t>
-      </w:r>
-      <w:r>
-        <w:rPr>
-          <w:rFonts w:ascii="Arial" w:cs="Arial" w:eastAsia="Arial" w:hAnsi="Arial"/>
-        </w:rPr>
-        <w:t xml:space="preserve"> is on by default; switch it off to hide every AI feature and keep every prompt inside CEP.</w:t>
+        <w:t xml:space="preserve">In Insights → Reports, write your prompt in the Ask for a Report box. Say what the image is for: "Build this table from the screenshot", "A chart like this sketch, by month".</w:t>
       </w:r>
     </w:p>
     <w:p>
@@ -20526,7 +20702,7 @@
         <w:keepLines/>
         <w:numPr>
           <w:ilvl w:val="0"/>
-          <w:numId w:val="53"/>
+          <w:numId w:val="54"/>
         </w:numPr>
         <w:spacing w:after="80" w:line="276"/>
       </w:pPr>
@@ -20534,49 +20710,21 @@
         <w:rPr>
           <w:rFonts w:ascii="Arial" w:cs="Arial" w:eastAsia="Arial" w:hAnsi="Arial"/>
         </w:rPr>
-        <w:t xml:space="preserve">For each provider, allow or disallow it with its switch, or press </w:t>
-      </w:r>
-      <w:r>
-        <w:rPr>
-          <w:rFonts w:ascii="Arial" w:cs="Arial" w:eastAsia="Arial" w:hAnsi="Arial"/>
-          <w:b/>
-          <w:bCs/>
-        </w:rPr>
-        <w:t xml:space="preserve">Use Your Own Key</w:t>
-      </w:r>
-      <w:r>
-        <w:rPr>
-          <w:rFonts w:ascii="Arial" w:cs="Arial" w:eastAsia="Arial" w:hAnsi="Arial"/>
-        </w:rPr>
-        <w:t xml:space="preserve"> (or </w:t>
-      </w:r>
-      <w:r>
-        <w:rPr>
-          <w:rFonts w:ascii="Arial" w:cs="Arial" w:eastAsia="Arial" w:hAnsi="Arial"/>
-          <w:b/>
-          <w:bCs/>
-        </w:rPr>
-        <w:t xml:space="preserve">Add Your Own Key</w:t>
-      </w:r>
-      <w:r>
-        <w:rPr>
-          <w:rFonts w:ascii="Arial" w:cs="Arial" w:eastAsia="Arial" w:hAnsi="Arial"/>
-        </w:rPr>
-        <w:t xml:space="preserve"> when the platform does not offer it) to enter the workspace's own key and the two models, then </w:t>
-      </w:r>
-      <w:r>
-        <w:rPr>
-          <w:rFonts w:ascii="Arial" w:cs="Arial" w:eastAsia="Arial" w:hAnsi="Arial"/>
-          <w:b/>
-          <w:bCs/>
-        </w:rPr>
-        <w:t xml:space="preserve">Check Connection</w:t>
-      </w:r>
-      <w:r>
-        <w:rPr>
-          <w:rFonts w:ascii="Arial" w:cs="Arial" w:eastAsia="Arial" w:hAnsi="Arial"/>
-        </w:rPr>
-        <w:t xml:space="preserve">. The workspace's key wins over the platform's, and prompts on it are not counted against the plan.</w:t>
+        <w:t xml:space="preserve">Add up to three images, whichever way is handiest: press </w:t>
+      </w:r>
+      <w:r>
+        <w:rPr>
+          <w:rFonts w:ascii="Arial" w:cs="Arial" w:eastAsia="Arial" w:hAnsi="Arial"/>
+          <w:b/>
+          <w:bCs/>
+        </w:rPr>
+        <w:t xml:space="preserve">Add Images</w:t>
+      </w:r>
+      <w:r>
+        <w:rPr>
+          <w:rFonts w:ascii="Arial" w:cs="Arial" w:eastAsia="Arial" w:hAnsi="Arial"/>
+        </w:rPr>
+        <w:t xml:space="preserve"> under the box and choose the files; or drag them from your computer and drop them anywhere on the Ask for a Report panel (its border lights up while you drag); or copy an image, such as a screenshot, and paste it into the box with Ctrl+V.</w:t>
       </w:r>
     </w:p>
     <w:p>
@@ -20586,23 +20734,15 @@
         <w:keepLines/>
         <w:numPr>
           <w:ilvl w:val="0"/>
-          <w:numId w:val="53"/>
+          <w:numId w:val="54"/>
         </w:numPr>
         <w:spacing w:after="80" w:line="276"/>
       </w:pPr>
       <w:r>
         <w:rPr>
           <w:rFonts w:ascii="Arial" w:cs="Arial" w:eastAsia="Arial" w:hAnsi="Arial"/>
-          <w:b/>
-          <w:bCs/>
-        </w:rPr>
-        <w:t xml:space="preserve">Explain This Report</w:t>
-      </w:r>
-      <w:r>
-        <w:rPr>
-          <w:rFonts w:ascii="Arial" w:cs="Arial" w:eastAsia="Arial" w:hAnsi="Arial"/>
-        </w:rPr>
-        <w:t xml:space="preserve"> decides whether a report's totals may be sent to the model; personal-data fields are never sent.</w:t>
+        </w:rPr>
+        <w:t xml:space="preserve">Check the thumbnails under the box. The line beside Add Images counts them ("2 of 3"); remove one with its ✕. Once there are three, Add Images is greyed out.</w:t>
       </w:r>
     </w:p>
     <w:p>
@@ -20612,23 +20752,43 @@
         <w:keepLines/>
         <w:numPr>
           <w:ilvl w:val="0"/>
-          <w:numId w:val="53"/>
+          <w:numId w:val="54"/>
         </w:numPr>
         <w:spacing w:after="160" w:line="276"/>
       </w:pPr>
       <w:r>
         <w:rPr>
           <w:rFonts w:ascii="Arial" w:cs="Arial" w:eastAsia="Arial" w:hAnsi="Arial"/>
-          <w:b/>
-          <w:bCs/>
-        </w:rPr>
-        <w:t xml:space="preserve">AI Prompts This Month</w:t>
-      </w:r>
-      <w:r>
-        <w:rPr>
-          <w:rFonts w:ascii="Arial" w:cs="Arial" w:eastAsia="Arial" w:hAnsi="Arial"/>
-        </w:rPr>
-        <w:t xml:space="preserve"> shows the count against the plan.</w:t>
+        </w:rPr>
+        <w:t xml:space="preserve">Press </w:t>
+      </w:r>
+      <w:r>
+        <w:rPr>
+          <w:rFonts w:ascii="Arial" w:cs="Arial" w:eastAsia="Arial" w:hAnsi="Arial"/>
+          <w:b/>
+          <w:bCs/>
+        </w:rPr>
+        <w:t xml:space="preserve">Generate Report</w:t>
+      </w:r>
+      <w:r>
+        <w:rPr>
+          <w:rFonts w:ascii="Arial" w:cs="Arial" w:eastAsia="Arial" w:hAnsi="Arial"/>
+        </w:rPr>
+        <w:t xml:space="preserve"> (or Ctrl+Enter). The images go to the model with your prompt and the field names. They stay in the box, so </w:t>
+      </w:r>
+      <w:r>
+        <w:rPr>
+          <w:rFonts w:ascii="Arial" w:cs="Arial" w:eastAsia="Arial" w:hAnsi="Arial"/>
+          <w:b/>
+          <w:bCs/>
+        </w:rPr>
+        <w:t xml:space="preserve">Try Again</w:t>
+      </w:r>
+      <w:r>
+        <w:rPr>
+          <w:rFonts w:ascii="Arial" w:cs="Arial" w:eastAsia="Arial" w:hAnsi="Arial"/>
+        </w:rPr>
+        <w:t xml:space="preserve"> sends them again.</w:t>
       </w:r>
     </w:p>
     <w:p>
@@ -20638,16 +20798,8 @@
       <w:r>
         <w:rPr>
           <w:rFonts w:ascii="Arial" w:cs="Arial" w:eastAsia="Arial" w:hAnsi="Arial"/>
-          <w:b/>
-          <w:bCs/>
-        </w:rPr>
-        <w:t xml:space="preserve">Write It for Me</w:t>
-      </w:r>
-      <w:r>
-        <w:rPr>
-          <w:rFonts w:ascii="Arial" w:cs="Arial" w:eastAsia="Arial" w:hAnsi="Arial"/>
-        </w:rPr>
-        <w:t xml:space="preserve"> in the query window is described in Part 6, Build a report from a query.</w:t>
+        </w:rPr>
+        <w:t xml:space="preserve">The images may be PNG, JPEG, GIF or WebP; a large one is scaled down in your browser before it is sent, and each may be up to 3.75 MB after that. Another kind of file is refused with a note under the box. The images are not kept: only your prompt is saved with the draft. Good images to send are a hand sketch of the table or chart you want, or a screenshot of a spreadsheet or of a report from another tool to rebuild here.</w:t>
       </w:r>
     </w:p>
     <w:p>
@@ -20659,17 +20811,43 @@
         <w:rPr>
           <w:rFonts w:ascii="Arial" w:cs="Arial" w:eastAsia="Arial" w:hAnsi="Arial"/>
         </w:rPr>
-        <w:t xml:space="preserve">Explain This Report, with AI</w:t>
-      </w:r>
-    </w:p>
-    <w:p>
-      <w:pPr>
-        <w:pStyle w:val="ListParagraph"/>
+        <w:t xml:space="preserve">Use AI in your workspace</w:t>
+      </w:r>
+    </w:p>
+    <w:p>
+      <w:pPr>
         <w:keepNext/>
-        <w:keepLines/>
-        <w:numPr>
-          <w:ilvl w:val="0"/>
-          <w:numId w:val="54"/>
+        <w:spacing w:after="100"/>
+      </w:pPr>
+      <w:r>
+        <w:rPr>
+          <w:rFonts w:ascii="Arial" w:cs="Arial" w:eastAsia="Arial" w:hAnsi="Arial"/>
+          <w:b/>
+          <w:bCs/>
+          <w:color w:val="555B6E"/>
+          <w:sz w:val="18"/>
+          <w:szCs w:val="18"/>
+        </w:rPr>
+        <w:t xml:space="preserve">Who: </w:t>
+      </w:r>
+      <w:r>
+        <w:rPr>
+          <w:rFonts w:ascii="Arial" w:cs="Arial" w:eastAsia="Arial" w:hAnsi="Arial"/>
+          <w:color w:val="555B6E"/>
+          <w:sz w:val="18"/>
+          <w:szCs w:val="18"/>
+        </w:rPr>
+        <w:t xml:space="preserve">Workspace administrator</w:t>
+      </w:r>
+    </w:p>
+    <w:p>
+      <w:pPr>
+        <w:pStyle w:val="ListParagraph"/>
+        <w:keepNext/>
+        <w:keepLines/>
+        <w:numPr>
+          <w:ilvl w:val="0"/>
+          <w:numId w:val="55"/>
         </w:numPr>
         <w:spacing w:after="80" w:line="276"/>
       </w:pPr>
@@ -20677,22 +20855,94 @@
         <w:rPr>
           <w:rFonts w:ascii="Arial" w:cs="Arial" w:eastAsia="Arial" w:hAnsi="Arial"/>
         </w:rPr>
-        <w:t xml:space="preserve">Open a report and press </w:t>
-      </w:r>
-      <w:r>
-        <w:rPr>
-          <w:rFonts w:ascii="Arial" w:cs="Arial" w:eastAsia="Arial" w:hAnsi="Arial"/>
-          <w:b/>
-          <w:bCs/>
-        </w:rPr>
-        <w:t xml:space="preserve">Explain</w:t>
-      </w:r>
-      <w:r>
-        <w:rPr>
-          <w:rFonts w:ascii="Arial" w:cs="Arial" w:eastAsia="Arial" w:hAnsi="Arial"/>
-        </w:rPr>
-        <w:t xml:space="preserve">. The button is there when the platform allows it and the workspace's </w:t>
-      </w:r>
+        <w:t xml:space="preserve">Open Settings → AI Assistant. </w:t>
+      </w:r>
+      <w:r>
+        <w:rPr>
+          <w:rFonts w:ascii="Arial" w:cs="Arial" w:eastAsia="Arial" w:hAnsi="Arial"/>
+          <w:b/>
+          <w:bCs/>
+        </w:rPr>
+        <w:t xml:space="preserve">Use AI in Reports</w:t>
+      </w:r>
+      <w:r>
+        <w:rPr>
+          <w:rFonts w:ascii="Arial" w:cs="Arial" w:eastAsia="Arial" w:hAnsi="Arial"/>
+        </w:rPr>
+        <w:t xml:space="preserve"> is on by default; switch it off to hide every AI feature and keep every prompt inside CEP.</w:t>
+      </w:r>
+    </w:p>
+    <w:p>
+      <w:pPr>
+        <w:pStyle w:val="ListParagraph"/>
+        <w:keepNext/>
+        <w:keepLines/>
+        <w:numPr>
+          <w:ilvl w:val="0"/>
+          <w:numId w:val="55"/>
+        </w:numPr>
+        <w:spacing w:after="80" w:line="276"/>
+      </w:pPr>
+      <w:r>
+        <w:rPr>
+          <w:rFonts w:ascii="Arial" w:cs="Arial" w:eastAsia="Arial" w:hAnsi="Arial"/>
+        </w:rPr>
+        <w:t xml:space="preserve">For each provider, allow or disallow it with its switch, or press </w:t>
+      </w:r>
+      <w:r>
+        <w:rPr>
+          <w:rFonts w:ascii="Arial" w:cs="Arial" w:eastAsia="Arial" w:hAnsi="Arial"/>
+          <w:b/>
+          <w:bCs/>
+        </w:rPr>
+        <w:t xml:space="preserve">Use Your Own Key</w:t>
+      </w:r>
+      <w:r>
+        <w:rPr>
+          <w:rFonts w:ascii="Arial" w:cs="Arial" w:eastAsia="Arial" w:hAnsi="Arial"/>
+        </w:rPr>
+        <w:t xml:space="preserve"> (or </w:t>
+      </w:r>
+      <w:r>
+        <w:rPr>
+          <w:rFonts w:ascii="Arial" w:cs="Arial" w:eastAsia="Arial" w:hAnsi="Arial"/>
+          <w:b/>
+          <w:bCs/>
+        </w:rPr>
+        <w:t xml:space="preserve">Add Your Own Key</w:t>
+      </w:r>
+      <w:r>
+        <w:rPr>
+          <w:rFonts w:ascii="Arial" w:cs="Arial" w:eastAsia="Arial" w:hAnsi="Arial"/>
+        </w:rPr>
+        <w:t xml:space="preserve"> when the platform does not offer it) to enter the workspace's own key and the two models, then </w:t>
+      </w:r>
+      <w:r>
+        <w:rPr>
+          <w:rFonts w:ascii="Arial" w:cs="Arial" w:eastAsia="Arial" w:hAnsi="Arial"/>
+          <w:b/>
+          <w:bCs/>
+        </w:rPr>
+        <w:t xml:space="preserve">Check Connection</w:t>
+      </w:r>
+      <w:r>
+        <w:rPr>
+          <w:rFonts w:ascii="Arial" w:cs="Arial" w:eastAsia="Arial" w:hAnsi="Arial"/>
+        </w:rPr>
+        <w:t xml:space="preserve">. The workspace's key wins over the platform's, and prompts on it are not counted against the plan.</w:t>
+      </w:r>
+    </w:p>
+    <w:p>
+      <w:pPr>
+        <w:pStyle w:val="ListParagraph"/>
+        <w:keepNext/>
+        <w:keepLines/>
+        <w:numPr>
+          <w:ilvl w:val="0"/>
+          <w:numId w:val="55"/>
+        </w:numPr>
+        <w:spacing w:after="80" w:line="276"/>
+      </w:pPr>
       <w:r>
         <w:rPr>
           <w:rFonts w:ascii="Arial" w:cs="Arial" w:eastAsia="Arial" w:hAnsi="Arial"/>
@@ -20705,25 +20955,7 @@
         <w:rPr>
           <w:rFonts w:ascii="Arial" w:cs="Arial" w:eastAsia="Arial" w:hAnsi="Arial"/>
         </w:rPr>
-        <w:t xml:space="preserve"> switch is on (Settings → AI Assistant).</w:t>
-      </w:r>
-    </w:p>
-    <w:p>
-      <w:pPr>
-        <w:pStyle w:val="ListParagraph"/>
-        <w:keepNext/>
-        <w:keepLines/>
-        <w:numPr>
-          <w:ilvl w:val="0"/>
-          <w:numId w:val="54"/>
-        </w:numPr>
-        <w:spacing w:after="80" w:line="276"/>
-      </w:pPr>
-      <w:r>
-        <w:rPr>
-          <w:rFonts w:ascii="Arial" w:cs="Arial" w:eastAsia="Arial" w:hAnsi="Arial"/>
-        </w:rPr>
-        <w:t xml:space="preserve">A panel above the rows says what they show in a few sentences, with the main points and what the rows cannot tell. The model reads the report's name, its columns and up to 100 of the rows you see; masked personal data is left out.</w:t>
+        <w:t xml:space="preserve"> decides whether a report's totals may be sent to the model; personal-data fields are never sent.</w:t>
       </w:r>
     </w:p>
     <w:p>
@@ -20733,15 +20965,42 @@
         <w:keepLines/>
         <w:numPr>
           <w:ilvl w:val="0"/>
-          <w:numId w:val="54"/>
+          <w:numId w:val="55"/>
         </w:numPr>
         <w:spacing w:after="160" w:line="276"/>
       </w:pPr>
       <w:r>
         <w:rPr>
           <w:rFonts w:ascii="Arial" w:cs="Arial" w:eastAsia="Arial" w:hAnsi="Arial"/>
-        </w:rPr>
-        <w:t xml:space="preserve">Each explanation counts as one prompt. Check the figures before you act on them.</w:t>
+          <w:b/>
+          <w:bCs/>
+        </w:rPr>
+        <w:t xml:space="preserve">AI Prompts This Month</w:t>
+      </w:r>
+      <w:r>
+        <w:rPr>
+          <w:rFonts w:ascii="Arial" w:cs="Arial" w:eastAsia="Arial" w:hAnsi="Arial"/>
+        </w:rPr>
+        <w:t xml:space="preserve"> shows the count against the plan.</w:t>
+      </w:r>
+    </w:p>
+    <w:p>
+      <w:pPr>
+        <w:spacing w:after="120" w:line="276"/>
+      </w:pPr>
+      <w:r>
+        <w:rPr>
+          <w:rFonts w:ascii="Arial" w:cs="Arial" w:eastAsia="Arial" w:hAnsi="Arial"/>
+          <w:b/>
+          <w:bCs/>
+        </w:rPr>
+        <w:t xml:space="preserve">Write It for Me</w:t>
+      </w:r>
+      <w:r>
+        <w:rPr>
+          <w:rFonts w:ascii="Arial" w:cs="Arial" w:eastAsia="Arial" w:hAnsi="Arial"/>
+        </w:rPr>
+        <w:t xml:space="preserve"> in the query window is described in Part 6, Build a report from a query.</w:t>
       </w:r>
     </w:p>
     <w:p>
@@ -20753,6 +21012,100 @@
         <w:rPr>
           <w:rFonts w:ascii="Arial" w:cs="Arial" w:eastAsia="Arial" w:hAnsi="Arial"/>
         </w:rPr>
+        <w:t xml:space="preserve">Explain This Report, with AI</w:t>
+      </w:r>
+    </w:p>
+    <w:p>
+      <w:pPr>
+        <w:pStyle w:val="ListParagraph"/>
+        <w:keepNext/>
+        <w:keepLines/>
+        <w:numPr>
+          <w:ilvl w:val="0"/>
+          <w:numId w:val="56"/>
+        </w:numPr>
+        <w:spacing w:after="80" w:line="276"/>
+      </w:pPr>
+      <w:r>
+        <w:rPr>
+          <w:rFonts w:ascii="Arial" w:cs="Arial" w:eastAsia="Arial" w:hAnsi="Arial"/>
+        </w:rPr>
+        <w:t xml:space="preserve">Open a report and press </w:t>
+      </w:r>
+      <w:r>
+        <w:rPr>
+          <w:rFonts w:ascii="Arial" w:cs="Arial" w:eastAsia="Arial" w:hAnsi="Arial"/>
+          <w:b/>
+          <w:bCs/>
+        </w:rPr>
+        <w:t xml:space="preserve">Explain</w:t>
+      </w:r>
+      <w:r>
+        <w:rPr>
+          <w:rFonts w:ascii="Arial" w:cs="Arial" w:eastAsia="Arial" w:hAnsi="Arial"/>
+        </w:rPr>
+        <w:t xml:space="preserve">. The button is there when the platform allows it and the workspace's </w:t>
+      </w:r>
+      <w:r>
+        <w:rPr>
+          <w:rFonts w:ascii="Arial" w:cs="Arial" w:eastAsia="Arial" w:hAnsi="Arial"/>
+          <w:b/>
+          <w:bCs/>
+        </w:rPr>
+        <w:t xml:space="preserve">Explain This Report</w:t>
+      </w:r>
+      <w:r>
+        <w:rPr>
+          <w:rFonts w:ascii="Arial" w:cs="Arial" w:eastAsia="Arial" w:hAnsi="Arial"/>
+        </w:rPr>
+        <w:t xml:space="preserve"> switch is on (Settings → AI Assistant).</w:t>
+      </w:r>
+    </w:p>
+    <w:p>
+      <w:pPr>
+        <w:pStyle w:val="ListParagraph"/>
+        <w:keepNext/>
+        <w:keepLines/>
+        <w:numPr>
+          <w:ilvl w:val="0"/>
+          <w:numId w:val="56"/>
+        </w:numPr>
+        <w:spacing w:after="80" w:line="276"/>
+      </w:pPr>
+      <w:r>
+        <w:rPr>
+          <w:rFonts w:ascii="Arial" w:cs="Arial" w:eastAsia="Arial" w:hAnsi="Arial"/>
+        </w:rPr>
+        <w:t xml:space="preserve">A panel above the rows says what they show in a few sentences, with the main points and what the rows cannot tell. The model reads the report's name, its columns and up to 100 of the rows you see; masked personal data is left out.</w:t>
+      </w:r>
+    </w:p>
+    <w:p>
+      <w:pPr>
+        <w:pStyle w:val="ListParagraph"/>
+        <w:keepNext w:val="false"/>
+        <w:keepLines/>
+        <w:numPr>
+          <w:ilvl w:val="0"/>
+          <w:numId w:val="56"/>
+        </w:numPr>
+        <w:spacing w:after="160" w:line="276"/>
+      </w:pPr>
+      <w:r>
+        <w:rPr>
+          <w:rFonts w:ascii="Arial" w:cs="Arial" w:eastAsia="Arial" w:hAnsi="Arial"/>
+        </w:rPr>
+        <w:t xml:space="preserve">Each explanation counts as one prompt. Check the figures before you act on them.</w:t>
+      </w:r>
+    </w:p>
+    <w:p>
+      <w:pPr>
+        <w:pStyle w:val="Heading2"/>
+        <w:keepNext/>
+      </w:pPr>
+      <w:r>
+        <w:rPr>
+          <w:rFonts w:ascii="Arial" w:cs="Arial" w:eastAsia="Arial" w:hAnsi="Arial"/>
+        </w:rPr>
         <w:t xml:space="preserve">Change a report with a prompt, with AI</w:t>
       </w:r>
     </w:p>
@@ -20763,7 +21116,7 @@
         <w:keepLines/>
         <w:numPr>
           <w:ilvl w:val="0"/>
-          <w:numId w:val="55"/>
+          <w:numId w:val="57"/>
         </w:numPr>
         <w:spacing w:after="80" w:line="276"/>
       </w:pPr>
@@ -20795,7 +21148,7 @@
         <w:keepLines/>
         <w:numPr>
           <w:ilvl w:val="0"/>
-          <w:numId w:val="55"/>
+          <w:numId w:val="57"/>
         </w:numPr>
         <w:spacing w:after="80" w:line="276"/>
       </w:pPr>
@@ -20841,7 +21194,7 @@
         <w:keepLines/>
         <w:numPr>
           <w:ilvl w:val="0"/>
-          <w:numId w:val="55"/>
+          <w:numId w:val="57"/>
         </w:numPr>
         <w:spacing w:after="160" w:line="276"/>
       </w:pPr>
@@ -20918,7 +21271,7 @@
         <w:keepLines/>
         <w:numPr>
           <w:ilvl w:val="0"/>
-          <w:numId w:val="56"/>
+          <w:numId w:val="58"/>
         </w:numPr>
         <w:spacing w:after="80" w:line="276"/>
       </w:pPr>
@@ -20950,7 +21303,7 @@
         <w:keepLines/>
         <w:numPr>
           <w:ilvl w:val="0"/>
-          <w:numId w:val="56"/>
+          <w:numId w:val="58"/>
         </w:numPr>
         <w:spacing w:after="80" w:line="276"/>
       </w:pPr>
@@ -20996,7 +21349,7 @@
         <w:keepLines/>
         <w:numPr>
           <w:ilvl w:val="0"/>
-          <w:numId w:val="56"/>
+          <w:numId w:val="58"/>
         </w:numPr>
         <w:spacing w:after="80" w:line="276"/>
       </w:pPr>
@@ -21042,7 +21395,7 @@
         <w:keepLines/>
         <w:numPr>
           <w:ilvl w:val="0"/>
-          <w:numId w:val="56"/>
+          <w:numId w:val="58"/>
         </w:numPr>
         <w:spacing w:after="160" w:line="276"/>
       </w:pPr>
@@ -21086,7 +21439,7 @@
         <w:keepLines/>
         <w:numPr>
           <w:ilvl w:val="0"/>
-          <w:numId w:val="57"/>
+          <w:numId w:val="59"/>
         </w:numPr>
         <w:spacing w:after="80" w:line="276"/>
       </w:pPr>
@@ -21118,7 +21471,7 @@
         <w:keepLines/>
         <w:numPr>
           <w:ilvl w:val="0"/>
-          <w:numId w:val="57"/>
+          <w:numId w:val="59"/>
         </w:numPr>
         <w:spacing w:after="80" w:line="276"/>
       </w:pPr>
@@ -21150,7 +21503,7 @@
         <w:keepLines/>
         <w:numPr>
           <w:ilvl w:val="0"/>
-          <w:numId w:val="57"/>
+          <w:numId w:val="59"/>
         </w:numPr>
         <w:spacing w:after="80" w:line="276"/>
       </w:pPr>
@@ -21182,7 +21535,7 @@
         <w:keepLines/>
         <w:numPr>
           <w:ilvl w:val="0"/>
-          <w:numId w:val="57"/>
+          <w:numId w:val="59"/>
         </w:numPr>
         <w:spacing w:after="160" w:line="276"/>
       </w:pPr>
@@ -21234,7 +21587,7 @@
         <w:keepLines/>
         <w:numPr>
           <w:ilvl w:val="0"/>
-          <w:numId w:val="58"/>
+          <w:numId w:val="60"/>
         </w:numPr>
         <w:spacing w:after="80" w:line="276"/>
       </w:pPr>
@@ -21280,7 +21633,7 @@
         <w:keepLines/>
         <w:numPr>
           <w:ilvl w:val="0"/>
-          <w:numId w:val="58"/>
+          <w:numId w:val="60"/>
         </w:numPr>
         <w:spacing w:after="80" w:line="276"/>
       </w:pPr>
@@ -21312,7 +21665,7 @@
         <w:keepLines/>
         <w:numPr>
           <w:ilvl w:val="0"/>
-          <w:numId w:val="58"/>
+          <w:numId w:val="60"/>
         </w:numPr>
         <w:spacing w:after="80" w:line="276"/>
       </w:pPr>
@@ -21358,7 +21711,7 @@
         <w:keepLines/>
         <w:numPr>
           <w:ilvl w:val="0"/>
-          <w:numId w:val="58"/>
+          <w:numId w:val="60"/>
         </w:numPr>
         <w:spacing w:after="160" w:line="276"/>
       </w:pPr>
@@ -21402,7 +21755,7 @@
         <w:keepLines/>
         <w:numPr>
           <w:ilvl w:val="0"/>
-          <w:numId w:val="59"/>
+          <w:numId w:val="61"/>
         </w:numPr>
         <w:spacing w:after="80" w:line="276"/>
       </w:pPr>
@@ -21448,7 +21801,7 @@
         <w:keepLines/>
         <w:numPr>
           <w:ilvl w:val="0"/>
-          <w:numId w:val="59"/>
+          <w:numId w:val="61"/>
         </w:numPr>
         <w:spacing w:after="80" w:line="276"/>
       </w:pPr>
@@ -21480,7 +21833,7 @@
         <w:keepLines/>
         <w:numPr>
           <w:ilvl w:val="0"/>
-          <w:numId w:val="59"/>
+          <w:numId w:val="61"/>
         </w:numPr>
         <w:spacing w:after="80" w:line="276"/>
       </w:pPr>
@@ -21498,7 +21851,7 @@
         <w:keepLines/>
         <w:numPr>
           <w:ilvl w:val="0"/>
-          <w:numId w:val="59"/>
+          <w:numId w:val="61"/>
         </w:numPr>
         <w:spacing w:after="160" w:line="276"/>
       </w:pPr>
@@ -21550,7 +21903,7 @@
         <w:keepLines/>
         <w:numPr>
           <w:ilvl w:val="0"/>
-          <w:numId w:val="60"/>
+          <w:numId w:val="62"/>
         </w:numPr>
         <w:spacing w:after="80" w:line="276"/>
       </w:pPr>
@@ -21582,7 +21935,7 @@
         <w:keepLines/>
         <w:numPr>
           <w:ilvl w:val="0"/>
-          <w:numId w:val="60"/>
+          <w:numId w:val="62"/>
         </w:numPr>
         <w:spacing w:after="80" w:line="276"/>
       </w:pPr>
@@ -21656,7 +22009,7 @@
         <w:keepLines/>
         <w:numPr>
           <w:ilvl w:val="0"/>
-          <w:numId w:val="60"/>
+          <w:numId w:val="62"/>
         </w:numPr>
         <w:spacing w:after="80" w:line="276"/>
       </w:pPr>
@@ -21702,7 +22055,7 @@
         <w:keepLines/>
         <w:numPr>
           <w:ilvl w:val="0"/>
-          <w:numId w:val="60"/>
+          <w:numId w:val="62"/>
         </w:numPr>
         <w:spacing w:after="80" w:line="276"/>
       </w:pPr>
@@ -21720,7 +22073,7 @@
         <w:keepLines/>
         <w:numPr>
           <w:ilvl w:val="0"/>
-          <w:numId w:val="60"/>
+          <w:numId w:val="62"/>
         </w:numPr>
         <w:spacing w:after="160" w:line="276"/>
       </w:pPr>
@@ -22306,7 +22659,7 @@
         <w:keepLines/>
         <w:numPr>
           <w:ilvl w:val="0"/>
-          <w:numId w:val="61"/>
+          <w:numId w:val="63"/>
         </w:numPr>
         <w:spacing w:after="80" w:line="276"/>
       </w:pPr>
@@ -22366,7 +22719,7 @@
         <w:keepLines/>
         <w:numPr>
           <w:ilvl w:val="0"/>
-          <w:numId w:val="61"/>
+          <w:numId w:val="63"/>
         </w:numPr>
         <w:spacing w:after="80" w:line="276"/>
       </w:pPr>
@@ -22384,7 +22737,7 @@
         <w:keepLines/>
         <w:numPr>
           <w:ilvl w:val="0"/>
-          <w:numId w:val="61"/>
+          <w:numId w:val="63"/>
         </w:numPr>
         <w:spacing w:after="160" w:line="276"/>
       </w:pPr>
@@ -22428,7 +22781,7 @@
         <w:keepLines/>
         <w:numPr>
           <w:ilvl w:val="0"/>
-          <w:numId w:val="62"/>
+          <w:numId w:val="64"/>
         </w:numPr>
         <w:spacing w:after="80" w:line="276"/>
       </w:pPr>
@@ -22474,7 +22827,7 @@
         <w:keepLines/>
         <w:numPr>
           <w:ilvl w:val="0"/>
-          <w:numId w:val="62"/>
+          <w:numId w:val="64"/>
         </w:numPr>
         <w:spacing w:after="80" w:line="276"/>
       </w:pPr>
@@ -22534,7 +22887,7 @@
         <w:keepLines/>
         <w:numPr>
           <w:ilvl w:val="0"/>
-          <w:numId w:val="62"/>
+          <w:numId w:val="64"/>
         </w:numPr>
         <w:spacing w:after="160" w:line="276"/>
       </w:pPr>
@@ -22625,7 +22978,7 @@
         <w:keepLines/>
         <w:numPr>
           <w:ilvl w:val="0"/>
-          <w:numId w:val="63"/>
+          <w:numId w:val="65"/>
         </w:numPr>
         <w:spacing w:after="80" w:line="276"/>
       </w:pPr>
@@ -22657,7 +23010,7 @@
         <w:keepLines/>
         <w:numPr>
           <w:ilvl w:val="0"/>
-          <w:numId w:val="63"/>
+          <w:numId w:val="65"/>
         </w:numPr>
         <w:spacing w:after="80" w:line="276"/>
       </w:pPr>
@@ -22703,7 +23056,7 @@
         <w:keepLines/>
         <w:numPr>
           <w:ilvl w:val="0"/>
-          <w:numId w:val="63"/>
+          <w:numId w:val="65"/>
         </w:numPr>
         <w:spacing w:after="160" w:line="276"/>
       </w:pPr>
@@ -23604,13 +23957,13 @@
     </w:lvlOverride>
   </w:num>
   <w:num w:numId="39">
-    <w:abstractNumId w:val="3"/>
+    <w:abstractNumId w:val="2"/>
     <w:lvlOverride w:ilvl="0">
       <w:startOverride w:val="1"/>
     </w:lvlOverride>
   </w:num>
   <w:num w:numId="40">
-    <w:abstractNumId w:val="2"/>
+    <w:abstractNumId w:val="3"/>
     <w:lvlOverride w:ilvl="0">
       <w:startOverride w:val="1"/>
     </w:lvlOverride>
@@ -23748,6 +24101,18 @@
     </w:lvlOverride>
   </w:num>
   <w:num w:numId="63">
+    <w:abstractNumId w:val="2"/>
+    <w:lvlOverride w:ilvl="0">
+      <w:startOverride w:val="1"/>
+    </w:lvlOverride>
+  </w:num>
+  <w:num w:numId="64">
+    <w:abstractNumId w:val="2"/>
+    <w:lvlOverride w:ilvl="0">
+      <w:startOverride w:val="1"/>
+    </w:lvlOverride>
+  </w:num>
+  <w:num w:numId="65">
     <w:abstractNumId w:val="2"/>
     <w:lvlOverride w:ilvl="0">
       <w:startOverride w:val="1"/>

--- a/docs/manuals/C360_Insights_User_Guide.docx
+++ b/docs/manuals/C360_Insights_User_Guide.docx
@@ -20530,7 +20530,7 @@
         <w:rPr>
           <w:rFonts w:ascii="Arial" w:cs="Arial" w:eastAsia="Arial" w:hAnsi="Arial"/>
         </w:rPr>
-        <w:t xml:space="preserve">Write what you want to see in your own words, pick a model beside Generate, and press </w:t>
+        <w:t xml:space="preserve">Write what you want to see in your own words, pick a model at the bottom of the box, and press </w:t>
       </w:r>
       <w:r>
         <w:rPr>
@@ -20710,21 +20710,21 @@
         <w:rPr>
           <w:rFonts w:ascii="Arial" w:cs="Arial" w:eastAsia="Arial" w:hAnsi="Arial"/>
         </w:rPr>
-        <w:t xml:space="preserve">Add up to three images, whichever way is handiest: press </w:t>
-      </w:r>
-      <w:r>
-        <w:rPr>
-          <w:rFonts w:ascii="Arial" w:cs="Arial" w:eastAsia="Arial" w:hAnsi="Arial"/>
-          <w:b/>
-          <w:bCs/>
-        </w:rPr>
-        <w:t xml:space="preserve">Add Images</w:t>
-      </w:r>
-      <w:r>
-        <w:rPr>
-          <w:rFonts w:ascii="Arial" w:cs="Arial" w:eastAsia="Arial" w:hAnsi="Arial"/>
-        </w:rPr>
-        <w:t xml:space="preserve"> under the box and choose the files; or drag them from your computer and drop them anywhere on the Ask for a Report panel (its border lights up while you drag); or copy an image, such as a screenshot, and paste it into the box with Ctrl+V.</w:t>
+        <w:t xml:space="preserve">Add up to five images, whichever way is handiest: drag them from your computer onto the Ask for a Report panel and let go when the box shows </w:t>
+      </w:r>
+      <w:r>
+        <w:rPr>
+          <w:rFonts w:ascii="Arial" w:cs="Arial" w:eastAsia="Arial" w:hAnsi="Arial"/>
+          <w:b/>
+          <w:bCs/>
+        </w:rPr>
+        <w:t xml:space="preserve">Drop images here</w:t>
+      </w:r>
+      <w:r>
+        <w:rPr>
+          <w:rFonts w:ascii="Arial" w:cs="Arial" w:eastAsia="Arial" w:hAnsi="Arial"/>
+        </w:rPr>
+        <w:t xml:space="preserve">; or press the paperclip at the bottom left of the box and choose the files; or copy an image, such as a screenshot, and paste it into the box with Ctrl+V.</w:t>
       </w:r>
     </w:p>
     <w:p>
@@ -20742,7 +20742,7 @@
         <w:rPr>
           <w:rFonts w:ascii="Arial" w:cs="Arial" w:eastAsia="Arial" w:hAnsi="Arial"/>
         </w:rPr>
-        <w:t xml:space="preserve">Check the thumbnails under the box. The line beside Add Images counts them ("2 of 3"); remove one with its ✕. Once there are three, Add Images is greyed out.</w:t>
+        <w:t xml:space="preserve">Check the thumbnails at the top of the box, each with its file name. The count beside the paperclip says how many there are ("2 of 5"); remove one with its ✕. Once there are five, the paperclip is greyed out, and a sixth image is left out with a note under the box.</w:t>
       </w:r>
     </w:p>
     <w:p>

--- a/docs/manuals/C360_Insights_User_Guide.docx
+++ b/docs/manuals/C360_Insights_User_Guide.docx
@@ -63,7 +63,7 @@
           <w:sz w:val="20"/>
           <w:szCs w:val="20"/>
         </w:rPr>
-        <w:t xml:space="preserve">10 parts, 75 topics. Built 2026-10-22 from the in-app help, so it matches what the help panel shows.</w:t>
+        <w:t xml:space="preserve">10 parts, 76 topics. Built 2026-10-22 from the in-app help, so it matches what the help panel shows.</w:t>
       </w:r>
     </w:p>
     <w:p>
@@ -371,7 +371,7 @@
           <w:sz w:val="18"/>
           <w:szCs w:val="18"/>
         </w:rPr>
-        <w:t xml:space="preserve">Report on a CSV or Excel file (Uploaded Files)  ·  Connect a database  ·  Connect a database from New Report  ·  Map a dataset from a table  ·  Join tables in a dataset  ·  Add a calculated measure  ·  Build a report from a query</w:t>
+        <w:t xml:space="preserve">Report on a CSV or Excel file (Uploaded Files)  ·  Connect a database  ·  Set how reports treat a database  ·  Connect a database from New Report  ·  Map a dataset from a table  ·  Join tables in a dataset  ·  Add a calculated measure  ·  Build a report from a query</w:t>
       </w:r>
     </w:p>
     <w:p>
@@ -16639,7 +16639,35 @@
         <w:rPr>
           <w:rFonts w:ascii="Arial" w:cs="Arial" w:eastAsia="Arial" w:hAnsi="Arial"/>
         </w:rPr>
-        <w:t xml:space="preserve">. Give it a name, pick the engine (MySQL 5.7, MySQL 8.0, PostgreSQL or ClickHouse), enter the host, port, database, the schema for PostgreSQL, the user and the password, and choose SSL.</w:t>
+        <w:t xml:space="preserve">. Give it a name, pick the engine (MySQL 5.7, MySQL 8.0, PostgreSQL or ClickHouse), enter the host, port, database, the schema for PostgreSQL, the user and the password, and choose SSL. </w:t>
+      </w:r>
+      <w:r>
+        <w:rPr>
+          <w:rFonts w:ascii="Arial" w:cs="Arial" w:eastAsia="Arial" w:hAnsi="Arial"/>
+          <w:b/>
+          <w:bCs/>
+        </w:rPr>
+        <w:t xml:space="preserve">Find Databases</w:t>
+      </w:r>
+      <w:r>
+        <w:rPr>
+          <w:rFonts w:ascii="Arial" w:cs="Arial" w:eastAsia="Arial" w:hAnsi="Arial"/>
+        </w:rPr>
+        <w:t xml:space="preserve"> (on PostgreSQL </w:t>
+      </w:r>
+      <w:r>
+        <w:rPr>
+          <w:rFonts w:ascii="Arial" w:cs="Arial" w:eastAsia="Arial" w:hAnsi="Arial"/>
+          <w:b/>
+          <w:bCs/>
+        </w:rPr>
+        <w:t xml:space="preserve">Find Schemas</w:t>
+      </w:r>
+      <w:r>
+        <w:rPr>
+          <w:rFonts w:ascii="Arial" w:cs="Arial" w:eastAsia="Arial" w:hAnsi="Arial"/>
+        </w:rPr>
+        <w:t xml:space="preserve">) lists the databases the account can see with their table counts, so you pick one instead of typing it; it reads names only.</w:t>
       </w:r>
     </w:p>
     <w:p>
@@ -16715,7 +16743,7 @@
         <w:rPr>
           <w:rFonts w:ascii="Arial" w:cs="Arial" w:eastAsia="Arial" w:hAnsi="Arial"/>
         </w:rPr>
-        <w:t xml:space="preserve">Connect a database from New Report</w:t>
+        <w:t xml:space="preserve">Set how reports treat a database</w:t>
       </w:r>
     </w:p>
     <w:p>
@@ -16741,7 +16769,7 @@
           <w:sz w:val="18"/>
           <w:szCs w:val="18"/>
         </w:rPr>
-        <w:t xml:space="preserve">Report author</w:t>
+        <w:t xml:space="preserve">Workspace administrator</w:t>
       </w:r>
     </w:p>
     <w:p>
@@ -16759,49 +16787,21 @@
         <w:rPr>
           <w:rFonts w:ascii="Arial" w:cs="Arial" w:eastAsia="Arial" w:hAnsi="Arial"/>
         </w:rPr>
-        <w:t xml:space="preserve">Open Insights → Reports → </w:t>
-      </w:r>
-      <w:r>
-        <w:rPr>
-          <w:rFonts w:ascii="Arial" w:cs="Arial" w:eastAsia="Arial" w:hAnsi="Arial"/>
-          <w:b/>
-          <w:bCs/>
-        </w:rPr>
-        <w:t xml:space="preserve">New Report</w:t>
-      </w:r>
-      <w:r>
-        <w:rPr>
-          <w:rFonts w:ascii="Arial" w:cs="Arial" w:eastAsia="Arial" w:hAnsi="Arial"/>
-        </w:rPr>
-        <w:t xml:space="preserve">. Under </w:t>
-      </w:r>
-      <w:r>
-        <w:rPr>
-          <w:rFonts w:ascii="Arial" w:cs="Arial" w:eastAsia="Arial" w:hAnsi="Arial"/>
-          <w:b/>
-          <w:bCs/>
-        </w:rPr>
-        <w:t xml:space="preserve">Your Databases</w:t>
-      </w:r>
-      <w:r>
-        <w:rPr>
-          <w:rFonts w:ascii="Arial" w:cs="Arial" w:eastAsia="Arial" w:hAnsi="Arial"/>
-        </w:rPr>
-        <w:t xml:space="preserve">, press </w:t>
-      </w:r>
-      <w:r>
-        <w:rPr>
-          <w:rFonts w:ascii="Arial" w:cs="Arial" w:eastAsia="Arial" w:hAnsi="Arial"/>
-          <w:b/>
-          <w:bCs/>
-        </w:rPr>
-        <w:t xml:space="preserve">Connect a Database</w:t>
-      </w:r>
-      <w:r>
-        <w:rPr>
-          <w:rFonts w:ascii="Arial" w:cs="Arial" w:eastAsia="Arial" w:hAnsi="Arial"/>
-        </w:rPr>
-        <w:t xml:space="preserve">. A panel opens over the page.</w:t>
+        <w:t xml:space="preserve">Open Settings → Report Databases and press </w:t>
+      </w:r>
+      <w:r>
+        <w:rPr>
+          <w:rFonts w:ascii="Arial" w:cs="Arial" w:eastAsia="Arial" w:hAnsi="Arial"/>
+          <w:b/>
+          <w:bCs/>
+        </w:rPr>
+        <w:t xml:space="preserve">Edit</w:t>
+      </w:r>
+      <w:r>
+        <w:rPr>
+          <w:rFonts w:ascii="Arial" w:cs="Arial" w:eastAsia="Arial" w:hAnsi="Arial"/>
+        </w:rPr>
+        <w:t xml:space="preserve"> on the database's card (or set it while you connect it).</w:t>
       </w:r>
     </w:p>
     <w:p>
@@ -16819,35 +16819,105 @@
         <w:rPr>
           <w:rFonts w:ascii="Arial" w:cs="Arial" w:eastAsia="Arial" w:hAnsi="Arial"/>
         </w:rPr>
-        <w:t xml:space="preserve">Fill in the same fields as above and press </w:t>
-      </w:r>
-      <w:r>
-        <w:rPr>
-          <w:rFonts w:ascii="Arial" w:cs="Arial" w:eastAsia="Arial" w:hAnsi="Arial"/>
-          <w:b/>
-          <w:bCs/>
-        </w:rPr>
-        <w:t xml:space="preserve">Test Connection</w:t>
-      </w:r>
-      <w:r>
-        <w:rPr>
-          <w:rFonts w:ascii="Arial" w:cs="Arial" w:eastAsia="Arial" w:hAnsi="Arial"/>
-        </w:rPr>
-        <w:t xml:space="preserve">. </w:t>
-      </w:r>
-      <w:r>
-        <w:rPr>
-          <w:rFonts w:ascii="Arial" w:cs="Arial" w:eastAsia="Arial" w:hAnsi="Arial"/>
-          <w:b/>
-          <w:bCs/>
-        </w:rPr>
-        <w:t xml:space="preserve">Save and Continue</w:t>
-      </w:r>
-      <w:r>
-        <w:rPr>
-          <w:rFonts w:ascii="Arial" w:cs="Arial" w:eastAsia="Arial" w:hAnsi="Arial"/>
-        </w:rPr>
-        <w:t xml:space="preserve"> is offered only once the test shows the account read-only; if it can write, the panel says what it holds and asks for an account that can only read.</w:t>
+        <w:t xml:space="preserve">Under </w:t>
+      </w:r>
+      <w:r>
+        <w:rPr>
+          <w:rFonts w:ascii="Arial" w:cs="Arial" w:eastAsia="Arial" w:hAnsi="Arial"/>
+          <w:b/>
+          <w:bCs/>
+        </w:rPr>
+        <w:t xml:space="preserve">How Reports Treat This Database</w:t>
+      </w:r>
+      <w:r>
+        <w:rPr>
+          <w:rFonts w:ascii="Arial" w:cs="Arial" w:eastAsia="Arial" w:hAnsi="Arial"/>
+        </w:rPr>
+        <w:t xml:space="preserve">, pick what kind of database it is: </w:t>
+      </w:r>
+      <w:r>
+        <w:rPr>
+          <w:rFonts w:ascii="Arial" w:cs="Arial" w:eastAsia="Arial" w:hAnsi="Arial"/>
+          <w:b/>
+          <w:bCs/>
+        </w:rPr>
+        <w:t xml:space="preserve">Standard</w:t>
+      </w:r>
+      <w:r>
+        <w:rPr>
+          <w:rFonts w:ascii="Arial" w:cs="Arial" w:eastAsia="Arial" w:hAnsi="Arial"/>
+        </w:rPr>
+        <w:t xml:space="preserve"> for a reporting copy or a small database (the workspace's limits, usually 15 seconds and 4 reports at once); </w:t>
+      </w:r>
+      <w:r>
+        <w:rPr>
+          <w:rFonts w:ascii="Arial" w:cs="Arial" w:eastAsia="Arial" w:hAnsi="Arial"/>
+          <w:b/>
+          <w:bCs/>
+        </w:rPr>
+        <w:t xml:space="preserve">Large or Slow</w:t>
+      </w:r>
+      <w:r>
+        <w:rPr>
+          <w:rFonts w:ascii="Arial" w:cs="Arial" w:eastAsia="Arial" w:hAnsi="Arial"/>
+        </w:rPr>
+        <w:t xml:space="preserve"> for big tables or a server behind a slow link (60 seconds, 2 at once); </w:t>
+      </w:r>
+      <w:r>
+        <w:rPr>
+          <w:rFonts w:ascii="Arial" w:cs="Arial" w:eastAsia="Arial" w:hAnsi="Arial"/>
+          <w:b/>
+          <w:bCs/>
+        </w:rPr>
+        <w:t xml:space="preserve">Live Production Database</w:t>
+      </w:r>
+      <w:r>
+        <w:rPr>
+          <w:rFonts w:ascii="Arial" w:cs="Arial" w:eastAsia="Arial" w:hAnsi="Arial"/>
+        </w:rPr>
+        <w:t xml:space="preserve"> for the database the business runs on (60 seconds, 1 at once); or </w:t>
+      </w:r>
+      <w:r>
+        <w:rPr>
+          <w:rFonts w:ascii="Arial" w:cs="Arial" w:eastAsia="Arial" w:hAnsi="Arial"/>
+          <w:b/>
+          <w:bCs/>
+        </w:rPr>
+        <w:t xml:space="preserve">Custom</w:t>
+      </w:r>
+      <w:r>
+        <w:rPr>
+          <w:rFonts w:ascii="Arial" w:cs="Arial" w:eastAsia="Arial" w:hAnsi="Arial"/>
+        </w:rPr>
+        <w:t xml:space="preserve"> to set the </w:t>
+      </w:r>
+      <w:r>
+        <w:rPr>
+          <w:rFonts w:ascii="Arial" w:cs="Arial" w:eastAsia="Arial" w:hAnsi="Arial"/>
+          <w:b/>
+          <w:bCs/>
+        </w:rPr>
+        <w:t xml:space="preserve">Time Limit</w:t>
+      </w:r>
+      <w:r>
+        <w:rPr>
+          <w:rFonts w:ascii="Arial" w:cs="Arial" w:eastAsia="Arial" w:hAnsi="Arial"/>
+        </w:rPr>
+        <w:t xml:space="preserve"> (5 to 110 seconds) and </w:t>
+      </w:r>
+      <w:r>
+        <w:rPr>
+          <w:rFonts w:ascii="Arial" w:cs="Arial" w:eastAsia="Arial" w:hAnsi="Arial"/>
+          <w:b/>
+          <w:bCs/>
+        </w:rPr>
+        <w:t xml:space="preserve">Reports at Once</w:t>
+      </w:r>
+      <w:r>
+        <w:rPr>
+          <w:rFonts w:ascii="Arial" w:cs="Arial" w:eastAsia="Arial" w:hAnsi="Arial"/>
+        </w:rPr>
+        <w:t xml:space="preserve"> (1 to 4) yourself.</w:t>
       </w:r>
     </w:p>
     <w:p>
@@ -16865,35 +16935,32 @@
         <w:rPr>
           <w:rFonts w:ascii="Arial" w:cs="Arial" w:eastAsia="Arial" w:hAnsi="Arial"/>
         </w:rPr>
-        <w:t xml:space="preserve">Pick a table or view (search narrows the list) and press </w:t>
-      </w:r>
-      <w:r>
-        <w:rPr>
-          <w:rFonts w:ascii="Arial" w:cs="Arial" w:eastAsia="Arial" w:hAnsi="Arial"/>
-          <w:b/>
-          <w:bCs/>
-        </w:rPr>
-        <w:t xml:space="preserve">Create Report</w:t>
-      </w:r>
-      <w:r>
-        <w:rPr>
-          <w:rFonts w:ascii="Arial" w:cs="Arial" w:eastAsia="Arial" w:hAnsi="Arial"/>
-        </w:rPr>
-        <w:t xml:space="preserve">. The table becomes a dataset with every readable column, labelled from its name, the first date as its time field; the report opens in the editor. A table mapped before keeps its dataset. Or press </w:t>
-      </w:r>
-      <w:r>
-        <w:rPr>
-          <w:rFonts w:ascii="Arial" w:cs="Arial" w:eastAsia="Arial" w:hAnsi="Arial"/>
-          <w:b/>
-          <w:bCs/>
-        </w:rPr>
-        <w:t xml:space="preserve">write a query</w:t>
-      </w:r>
-      <w:r>
-        <w:rPr>
-          <w:rFonts w:ascii="Arial" w:cs="Arial" w:eastAsia="Arial" w:hAnsi="Arial"/>
-        </w:rPr>
-        <w:t xml:space="preserve"> to open the query window on the database.</w:t>
+        <w:t xml:space="preserve">Press </w:t>
+      </w:r>
+      <w:r>
+        <w:rPr>
+          <w:rFonts w:ascii="Arial" w:cs="Arial" w:eastAsia="Arial" w:hAnsi="Arial"/>
+          <w:b/>
+          <w:bCs/>
+        </w:rPr>
+        <w:t xml:space="preserve">Save</w:t>
+      </w:r>
+      <w:r>
+        <w:rPr>
+          <w:rFonts w:ascii="Arial" w:cs="Arial" w:eastAsia="Arial" w:hAnsi="Arial"/>
+        </w:rPr>
+        <w:t xml:space="preserve">. The next report uses it; nothing restarts. The card shows the choice and its two values.</w:t>
+      </w:r>
+    </w:p>
+    <w:p>
+      <w:pPr>
+        <w:spacing w:after="120" w:line="276"/>
+      </w:pPr>
+      <w:r>
+        <w:rPr>
+          <w:rFonts w:ascii="Arial" w:cs="Arial" w:eastAsia="Arial" w:hAnsi="Arial"/>
+        </w:rPr>
+        <w:t xml:space="preserve">A report that needs longer than the time limit is stopped, with a message that names the database and its limit. A report that finds the database busy with as many reports as it allows waits up to 10 seconds for its turn, then asks you to try again. Reading the database's list of tables and columns may take at least 60 seconds, or the time limit when that is longer.</w:t>
       </w:r>
     </w:p>
     <w:p>
@@ -16905,7 +16972,7 @@
         <w:rPr>
           <w:rFonts w:ascii="Arial" w:cs="Arial" w:eastAsia="Arial" w:hAnsi="Arial"/>
         </w:rPr>
-        <w:t xml:space="preserve">Map a dataset from a table</w:t>
+        <w:t xml:space="preserve">Connect a database from New Report</w:t>
       </w:r>
     </w:p>
     <w:p>
@@ -16931,7 +16998,7 @@
           <w:sz w:val="18"/>
           <w:szCs w:val="18"/>
         </w:rPr>
-        <w:t xml:space="preserve">Workspace administrator</w:t>
+        <w:t xml:space="preserve">Report author</w:t>
       </w:r>
     </w:p>
     <w:p>
@@ -16949,21 +17016,49 @@
         <w:rPr>
           <w:rFonts w:ascii="Arial" w:cs="Arial" w:eastAsia="Arial" w:hAnsi="Arial"/>
         </w:rPr>
-        <w:t xml:space="preserve">On the database's card, press </w:t>
-      </w:r>
-      <w:r>
-        <w:rPr>
-          <w:rFonts w:ascii="Arial" w:cs="Arial" w:eastAsia="Arial" w:hAnsi="Arial"/>
-          <w:b/>
-          <w:bCs/>
-        </w:rPr>
-        <w:t xml:space="preserve">Map a Dataset</w:t>
-      </w:r>
-      <w:r>
-        <w:rPr>
-          <w:rFonts w:ascii="Arial" w:cs="Arial" w:eastAsia="Arial" w:hAnsi="Arial"/>
-        </w:rPr>
-        <w:t xml:space="preserve">. Pick a table or view on the left; views come first.</w:t>
+        <w:t xml:space="preserve">Open Insights → Reports → </w:t>
+      </w:r>
+      <w:r>
+        <w:rPr>
+          <w:rFonts w:ascii="Arial" w:cs="Arial" w:eastAsia="Arial" w:hAnsi="Arial"/>
+          <w:b/>
+          <w:bCs/>
+        </w:rPr>
+        <w:t xml:space="preserve">New Report</w:t>
+      </w:r>
+      <w:r>
+        <w:rPr>
+          <w:rFonts w:ascii="Arial" w:cs="Arial" w:eastAsia="Arial" w:hAnsi="Arial"/>
+        </w:rPr>
+        <w:t xml:space="preserve">. Under </w:t>
+      </w:r>
+      <w:r>
+        <w:rPr>
+          <w:rFonts w:ascii="Arial" w:cs="Arial" w:eastAsia="Arial" w:hAnsi="Arial"/>
+          <w:b/>
+          <w:bCs/>
+        </w:rPr>
+        <w:t xml:space="preserve">Your Databases</w:t>
+      </w:r>
+      <w:r>
+        <w:rPr>
+          <w:rFonts w:ascii="Arial" w:cs="Arial" w:eastAsia="Arial" w:hAnsi="Arial"/>
+        </w:rPr>
+        <w:t xml:space="preserve">, press </w:t>
+      </w:r>
+      <w:r>
+        <w:rPr>
+          <w:rFonts w:ascii="Arial" w:cs="Arial" w:eastAsia="Arial" w:hAnsi="Arial"/>
+          <w:b/>
+          <w:bCs/>
+        </w:rPr>
+        <w:t xml:space="preserve">Connect a Database</w:t>
+      </w:r>
+      <w:r>
+        <w:rPr>
+          <w:rFonts w:ascii="Arial" w:cs="Arial" w:eastAsia="Arial" w:hAnsi="Arial"/>
+        </w:rPr>
+        <w:t xml:space="preserve">. A panel opens over the page.</w:t>
       </w:r>
     </w:p>
     <w:p>
@@ -16981,127 +17076,81 @@
         <w:rPr>
           <w:rFonts w:ascii="Arial" w:cs="Arial" w:eastAsia="Arial" w:hAnsi="Arial"/>
         </w:rPr>
-        <w:t xml:space="preserve">Name the dataset and describe it. Choose the </w:t>
-      </w:r>
-      <w:r>
-        <w:rPr>
-          <w:rFonts w:ascii="Arial" w:cs="Arial" w:eastAsia="Arial" w:hAnsi="Arial"/>
-          <w:b/>
-          <w:bCs/>
-        </w:rPr>
-        <w:t xml:space="preserve">Row Key</w:t>
-      </w:r>
-      <w:r>
-        <w:rPr>
-          <w:rFonts w:ascii="Arial" w:cs="Arial" w:eastAsia="Arial" w:hAnsi="Arial"/>
-        </w:rPr>
-        <w:t xml:space="preserve"> (what one row is) and the </w:t>
-      </w:r>
-      <w:r>
-        <w:rPr>
-          <w:rFonts w:ascii="Arial" w:cs="Arial" w:eastAsia="Arial" w:hAnsi="Arial"/>
-          <w:b/>
-          <w:bCs/>
-        </w:rPr>
-        <w:t xml:space="preserve">Time Field</w:t>
-      </w:r>
-      <w:r>
-        <w:rPr>
-          <w:rFonts w:ascii="Arial" w:cs="Arial" w:eastAsia="Arial" w:hAnsi="Arial"/>
-        </w:rPr>
-        <w:t xml:space="preserve"> (the date a period filter applies to).</w:t>
-      </w:r>
-    </w:p>
-    <w:p>
-      <w:pPr>
-        <w:pStyle w:val="ListParagraph"/>
-        <w:keepNext/>
+        <w:t xml:space="preserve">Fill in the same fields as above and press </w:t>
+      </w:r>
+      <w:r>
+        <w:rPr>
+          <w:rFonts w:ascii="Arial" w:cs="Arial" w:eastAsia="Arial" w:hAnsi="Arial"/>
+          <w:b/>
+          <w:bCs/>
+        </w:rPr>
+        <w:t xml:space="preserve">Test Connection</w:t>
+      </w:r>
+      <w:r>
+        <w:rPr>
+          <w:rFonts w:ascii="Arial" w:cs="Arial" w:eastAsia="Arial" w:hAnsi="Arial"/>
+        </w:rPr>
+        <w:t xml:space="preserve">. </w:t>
+      </w:r>
+      <w:r>
+        <w:rPr>
+          <w:rFonts w:ascii="Arial" w:cs="Arial" w:eastAsia="Arial" w:hAnsi="Arial"/>
+          <w:b/>
+          <w:bCs/>
+        </w:rPr>
+        <w:t xml:space="preserve">Save and Continue</w:t>
+      </w:r>
+      <w:r>
+        <w:rPr>
+          <w:rFonts w:ascii="Arial" w:cs="Arial" w:eastAsia="Arial" w:hAnsi="Arial"/>
+        </w:rPr>
+        <w:t xml:space="preserve"> is offered only once the test shows the account read-only; if it can write, the panel says what it holds and asks for an account that can only read.</w:t>
+      </w:r>
+    </w:p>
+    <w:p>
+      <w:pPr>
+        <w:pStyle w:val="ListParagraph"/>
+        <w:keepNext w:val="false"/>
         <w:keepLines/>
         <w:numPr>
           <w:ilvl w:val="0"/>
           <w:numId w:val="36"/>
         </w:numPr>
-        <w:spacing w:after="80" w:line="276"/>
-      </w:pPr>
-      <w:r>
-        <w:rPr>
-          <w:rFonts w:ascii="Arial" w:cs="Arial" w:eastAsia="Arial" w:hAnsi="Arial"/>
-        </w:rPr>
-        <w:t xml:space="preserve">For each column: tick it to keep it, give it a label, check its type and role, pick the calculations a measure allows, and set the sensitivity (</w:t>
-      </w:r>
-      <w:r>
-        <w:rPr>
-          <w:rFonts w:ascii="Arial" w:cs="Arial" w:eastAsia="Arial" w:hAnsi="Arial"/>
-          <w:b/>
-          <w:bCs/>
-        </w:rPr>
-        <w:t xml:space="preserve">Personal</w:t>
-      </w:r>
-      <w:r>
-        <w:rPr>
-          <w:rFonts w:ascii="Arial" w:cs="Arial" w:eastAsia="Arial" w:hAnsi="Arial"/>
-        </w:rPr>
-        <w:t xml:space="preserve"> is masked for readers without the right, </w:t>
-      </w:r>
-      <w:r>
-        <w:rPr>
-          <w:rFonts w:ascii="Arial" w:cs="Arial" w:eastAsia="Arial" w:hAnsi="Arial"/>
-          <w:b/>
-          <w:bCs/>
-        </w:rPr>
-        <w:t xml:space="preserve">Confidential</w:t>
-      </w:r>
-      <w:r>
-        <w:rPr>
-          <w:rFonts w:ascii="Arial" w:cs="Arial" w:eastAsia="Arial" w:hAnsi="Arial"/>
-        </w:rPr>
-        <w:t xml:space="preserve"> is hidden from everyone).</w:t>
-      </w:r>
-    </w:p>
-    <w:p>
-      <w:pPr>
-        <w:pStyle w:val="ListParagraph"/>
-        <w:keepNext w:val="false"/>
-        <w:keepLines/>
-        <w:numPr>
-          <w:ilvl w:val="0"/>
-          <w:numId w:val="36"/>
-        </w:numPr>
         <w:spacing w:after="160" w:line="276"/>
       </w:pPr>
       <w:r>
         <w:rPr>
           <w:rFonts w:ascii="Arial" w:cs="Arial" w:eastAsia="Arial" w:hAnsi="Arial"/>
         </w:rPr>
-        <w:t xml:space="preserve">Watch the preview under the fields update with your labels, then press </w:t>
-      </w:r>
-      <w:r>
-        <w:rPr>
-          <w:rFonts w:ascii="Arial" w:cs="Arial" w:eastAsia="Arial" w:hAnsi="Arial"/>
-          <w:b/>
-          <w:bCs/>
-        </w:rPr>
-        <w:t xml:space="preserve">Save Dataset</w:t>
-      </w:r>
-      <w:r>
-        <w:rPr>
-          <w:rFonts w:ascii="Arial" w:cs="Arial" w:eastAsia="Arial" w:hAnsi="Arial"/>
-        </w:rPr>
-        <w:t xml:space="preserve">. It appears in New Report under </w:t>
-      </w:r>
-      <w:r>
-        <w:rPr>
-          <w:rFonts w:ascii="Arial" w:cs="Arial" w:eastAsia="Arial" w:hAnsi="Arial"/>
-          <w:b/>
-          <w:bCs/>
-        </w:rPr>
-        <w:t xml:space="preserve">Your Databases</w:t>
-      </w:r>
-      <w:r>
-        <w:rPr>
-          <w:rFonts w:ascii="Arial" w:cs="Arial" w:eastAsia="Arial" w:hAnsi="Arial"/>
-        </w:rPr>
-        <w:t xml:space="preserve">.</w:t>
+        <w:t xml:space="preserve">Pick a table or view (search narrows the list) and press </w:t>
+      </w:r>
+      <w:r>
+        <w:rPr>
+          <w:rFonts w:ascii="Arial" w:cs="Arial" w:eastAsia="Arial" w:hAnsi="Arial"/>
+          <w:b/>
+          <w:bCs/>
+        </w:rPr>
+        <w:t xml:space="preserve">Create Report</w:t>
+      </w:r>
+      <w:r>
+        <w:rPr>
+          <w:rFonts w:ascii="Arial" w:cs="Arial" w:eastAsia="Arial" w:hAnsi="Arial"/>
+        </w:rPr>
+        <w:t xml:space="preserve">. The table becomes a dataset with every readable column, labelled from its name, the first date as its time field; the report opens in the editor. A table mapped before keeps its dataset. Or press </w:t>
+      </w:r>
+      <w:r>
+        <w:rPr>
+          <w:rFonts w:ascii="Arial" w:cs="Arial" w:eastAsia="Arial" w:hAnsi="Arial"/>
+          <w:b/>
+          <w:bCs/>
+        </w:rPr>
+        <w:t xml:space="preserve">write a query</w:t>
+      </w:r>
+      <w:r>
+        <w:rPr>
+          <w:rFonts w:ascii="Arial" w:cs="Arial" w:eastAsia="Arial" w:hAnsi="Arial"/>
+        </w:rPr>
+        <w:t xml:space="preserve"> to open the query window on the database.</w:t>
       </w:r>
     </w:p>
     <w:p>
@@ -17113,175 +17162,7 @@
         <w:rPr>
           <w:rFonts w:ascii="Arial" w:cs="Arial" w:eastAsia="Arial" w:hAnsi="Arial"/>
         </w:rPr>
-        <w:t xml:space="preserve">Join tables in a dataset</w:t>
-      </w:r>
-    </w:p>
-    <w:p>
-      <w:pPr>
-        <w:pStyle w:val="ListParagraph"/>
-        <w:keepNext/>
-        <w:keepLines/>
-        <w:numPr>
-          <w:ilvl w:val="0"/>
-          <w:numId w:val="37"/>
-        </w:numPr>
-        <w:spacing w:after="80" w:line="276"/>
-      </w:pPr>
-      <w:r>
-        <w:rPr>
-          <w:rFonts w:ascii="Arial" w:cs="Arial" w:eastAsia="Arial" w:hAnsi="Arial"/>
-        </w:rPr>
-        <w:t xml:space="preserve">On the mapping page, press </w:t>
-      </w:r>
-      <w:r>
-        <w:rPr>
-          <w:rFonts w:ascii="Arial" w:cs="Arial" w:eastAsia="Arial" w:hAnsi="Arial"/>
-          <w:b/>
-          <w:bCs/>
-        </w:rPr>
-        <w:t xml:space="preserve">Add a Join</w:t>
-      </w:r>
-      <w:r>
-        <w:rPr>
-          <w:rFonts w:ascii="Arial" w:cs="Arial" w:eastAsia="Arial" w:hAnsi="Arial"/>
-        </w:rPr>
-        <w:t xml:space="preserve">, or </w:t>
-      </w:r>
-      <w:r>
-        <w:rPr>
-          <w:rFonts w:ascii="Arial" w:cs="Arial" w:eastAsia="Arial" w:hAnsi="Arial"/>
-          <w:b/>
-          <w:bCs/>
-        </w:rPr>
-        <w:t xml:space="preserve">Join to this</w:t>
-      </w:r>
-      <w:r>
-        <w:rPr>
-          <w:rFonts w:ascii="Arial" w:cs="Arial" w:eastAsia="Arial" w:hAnsi="Arial"/>
-        </w:rPr>
-        <w:t xml:space="preserve"> on a table's card in the diagram.</w:t>
-      </w:r>
-    </w:p>
-    <w:p>
-      <w:pPr>
-        <w:pStyle w:val="ListParagraph"/>
-        <w:keepNext/>
-        <w:keepLines/>
-        <w:numPr>
-          <w:ilvl w:val="0"/>
-          <w:numId w:val="37"/>
-        </w:numPr>
-        <w:spacing w:after="80" w:line="276"/>
-      </w:pPr>
-      <w:r>
-        <w:rPr>
-          <w:rFonts w:ascii="Arial" w:cs="Arial" w:eastAsia="Arial" w:hAnsi="Arial"/>
-        </w:rPr>
-        <w:t xml:space="preserve">Choose what to join to (the base, or a table already joined), the table, and whether to keep every row (</w:t>
-      </w:r>
-      <w:r>
-        <w:rPr>
-          <w:rFonts w:ascii="Arial" w:cs="Arial" w:eastAsia="Arial" w:hAnsi="Arial"/>
-          <w:b/>
-          <w:bCs/>
-        </w:rPr>
-        <w:t xml:space="preserve">Left</w:t>
-      </w:r>
-      <w:r>
-        <w:rPr>
-          <w:rFonts w:ascii="Arial" w:cs="Arial" w:eastAsia="Arial" w:hAnsi="Arial"/>
-        </w:rPr>
-        <w:t xml:space="preserve">) or only the rows that match (</w:t>
-      </w:r>
-      <w:r>
-        <w:rPr>
-          <w:rFonts w:ascii="Arial" w:cs="Arial" w:eastAsia="Arial" w:hAnsi="Arial"/>
-          <w:b/>
-          <w:bCs/>
-        </w:rPr>
-        <w:t xml:space="preserve">Inner</w:t>
-      </w:r>
-      <w:r>
-        <w:rPr>
-          <w:rFonts w:ascii="Arial" w:cs="Arial" w:eastAsia="Arial" w:hAnsi="Arial"/>
-        </w:rPr>
-        <w:t xml:space="preserve">).</w:t>
-      </w:r>
-    </w:p>
-    <w:p>
-      <w:pPr>
-        <w:pStyle w:val="ListParagraph"/>
-        <w:keepNext/>
-        <w:keepLines/>
-        <w:numPr>
-          <w:ilvl w:val="0"/>
-          <w:numId w:val="37"/>
-        </w:numPr>
-        <w:spacing w:after="80" w:line="276"/>
-      </w:pPr>
-      <w:r>
-        <w:rPr>
-          <w:rFonts w:ascii="Arial" w:cs="Arial" w:eastAsia="Arial" w:hAnsi="Arial"/>
-        </w:rPr>
-        <w:t xml:space="preserve">Say which columns are equal; the first pair is suggested from the names. Press </w:t>
-      </w:r>
-      <w:r>
-        <w:rPr>
-          <w:rFonts w:ascii="Arial" w:cs="Arial" w:eastAsia="Arial" w:hAnsi="Arial"/>
-          <w:b/>
-          <w:bCs/>
-        </w:rPr>
-        <w:t xml:space="preserve">Check the Join</w:t>
-      </w:r>
-      <w:r>
-        <w:rPr>
-          <w:rFonts w:ascii="Arial" w:cs="Arial" w:eastAsia="Arial" w:hAnsi="Arial"/>
-        </w:rPr>
-        <w:t xml:space="preserve"> to see how many rows match and whether the join multiplies rows, then </w:t>
-      </w:r>
-      <w:r>
-        <w:rPr>
-          <w:rFonts w:ascii="Arial" w:cs="Arial" w:eastAsia="Arial" w:hAnsi="Arial"/>
-          <w:b/>
-          <w:bCs/>
-        </w:rPr>
-        <w:t xml:space="preserve">Add</w:t>
-      </w:r>
-      <w:r>
-        <w:rPr>
-          <w:rFonts w:ascii="Arial" w:cs="Arial" w:eastAsia="Arial" w:hAnsi="Arial"/>
-        </w:rPr>
-        <w:t xml:space="preserve">.</w:t>
-      </w:r>
-    </w:p>
-    <w:p>
-      <w:pPr>
-        <w:pStyle w:val="ListParagraph"/>
-        <w:keepNext w:val="false"/>
-        <w:keepLines/>
-        <w:numPr>
-          <w:ilvl w:val="0"/>
-          <w:numId w:val="37"/>
-        </w:numPr>
-        <w:spacing w:after="160" w:line="276"/>
-      </w:pPr>
-      <w:r>
-        <w:rPr>
-          <w:rFonts w:ascii="Arial" w:cs="Arial" w:eastAsia="Arial" w:hAnsi="Arial"/>
-        </w:rPr>
-        <w:t xml:space="preserve">The joined table appears as a card with the key drawn to it; its columns are fields labelled with the table's name. Up to five joins; removing one removes the joins chained to it.</w:t>
-      </w:r>
-    </w:p>
-    <w:p>
-      <w:pPr>
-        <w:pStyle w:val="Heading2"/>
-        <w:keepNext/>
-      </w:pPr>
-      <w:r>
-        <w:rPr>
-          <w:rFonts w:ascii="Arial" w:cs="Arial" w:eastAsia="Arial" w:hAnsi="Arial"/>
-        </w:rPr>
-        <w:t xml:space="preserve">Add a calculated measure</w:t>
+        <w:t xml:space="preserve">Map a dataset from a table</w:t>
       </w:r>
     </w:p>
     <w:p>
@@ -17313,305 +17194,207 @@
     <w:p>
       <w:pPr>
         <w:pStyle w:val="ListParagraph"/>
+        <w:keepNext/>
+        <w:keepLines/>
+        <w:numPr>
+          <w:ilvl w:val="0"/>
+          <w:numId w:val="37"/>
+        </w:numPr>
+        <w:spacing w:after="80" w:line="276"/>
+      </w:pPr>
+      <w:r>
+        <w:rPr>
+          <w:rFonts w:ascii="Arial" w:cs="Arial" w:eastAsia="Arial" w:hAnsi="Arial"/>
+        </w:rPr>
+        <w:t xml:space="preserve">On the database's card, press </w:t>
+      </w:r>
+      <w:r>
+        <w:rPr>
+          <w:rFonts w:ascii="Arial" w:cs="Arial" w:eastAsia="Arial" w:hAnsi="Arial"/>
+          <w:b/>
+          <w:bCs/>
+        </w:rPr>
+        <w:t xml:space="preserve">Map a Dataset</w:t>
+      </w:r>
+      <w:r>
+        <w:rPr>
+          <w:rFonts w:ascii="Arial" w:cs="Arial" w:eastAsia="Arial" w:hAnsi="Arial"/>
+        </w:rPr>
+        <w:t xml:space="preserve">. The list on the left holds every table and view by name, read live from the database when the page opens (one statement that opens no table; nothing about the database is stored). A large database opens on your </w:t>
+      </w:r>
+      <w:r>
+        <w:rPr>
+          <w:rFonts w:ascii="Arial" w:cs="Arial" w:eastAsia="Arial" w:hAnsi="Arial"/>
+          <w:b/>
+          <w:bCs/>
+        </w:rPr>
+        <w:t xml:space="preserve">pinned</w:t>
+      </w:r>
+      <w:r>
+        <w:rPr>
+          <w:rFonts w:ascii="Arial" w:cs="Arial" w:eastAsia="Arial" w:hAnsi="Arial"/>
+        </w:rPr>
+        <w:t xml:space="preserve"> tables and on folded groups by name prefix (</w:t>
+      </w:r>
+      <w:r>
+        <w:rPr>
+          <w:rFonts w:ascii="Consolas" w:cs="Consolas" w:eastAsia="Consolas" w:hAnsi="Consolas"/>
+          <w:color w:val="2A3052"/>
+          <w:sz w:val="20"/>
+          <w:szCs w:val="20"/>
+        </w:rPr>
+        <w:t xml:space="preserve">sales_</w:t>
+      </w:r>
+      <w:r>
+        <w:rPr>
+          <w:rFonts w:ascii="Arial" w:cs="Arial" w:eastAsia="Arial" w:hAnsi="Arial"/>
+        </w:rPr>
+        <w:t xml:space="preserve">, </w:t>
+      </w:r>
+      <w:r>
+        <w:rPr>
+          <w:rFonts w:ascii="Consolas" w:cs="Consolas" w:eastAsia="Consolas" w:hAnsi="Consolas"/>
+          <w:color w:val="2A3052"/>
+          <w:sz w:val="20"/>
+          <w:szCs w:val="20"/>
+        </w:rPr>
+        <w:t xml:space="preserve">inv_</w:t>
+      </w:r>
+      <w:r>
+        <w:rPr>
+          <w:rFonts w:ascii="Arial" w:cs="Arial" w:eastAsia="Arial" w:hAnsi="Arial"/>
+        </w:rPr>
+        <w:t xml:space="preserve"> ...); type part of a name to search them all, narrow the matches with the chips, and press </w:t>
+      </w:r>
+      <w:r>
+        <w:rPr>
+          <w:rFonts w:ascii="Arial" w:cs="Arial" w:eastAsia="Arial" w:hAnsi="Arial"/>
+          <w:b/>
+          <w:bCs/>
+        </w:rPr>
+        <w:t xml:space="preserve">Show 50 More</w:t>
+      </w:r>
+      <w:r>
+        <w:rPr>
+          <w:rFonts w:ascii="Arial" w:cs="Arial" w:eastAsia="Arial" w:hAnsi="Arial"/>
+        </w:rPr>
+        <w:t xml:space="preserve"> for the next ones. The star pins a table to the top for everyone who maps datasets here. </w:t>
+      </w:r>
+      <w:r>
+        <w:rPr>
+          <w:rFonts w:ascii="Arial" w:cs="Arial" w:eastAsia="Arial" w:hAnsi="Arial"/>
+          <w:b/>
+          <w:bCs/>
+        </w:rPr>
+        <w:t xml:space="preserve">Reload the List</w:t>
+      </w:r>
+      <w:r>
+        <w:rPr>
+          <w:rFonts w:ascii="Arial" w:cs="Arial" w:eastAsia="Arial" w:hAnsi="Arial"/>
+        </w:rPr>
+        <w:t xml:space="preserve"> reads the names again after the database changed. Pick a table or view: its columns and row estimate are read then, for that table only.</w:t>
+      </w:r>
+    </w:p>
+    <w:p>
+      <w:pPr>
+        <w:pStyle w:val="ListParagraph"/>
+        <w:keepNext/>
+        <w:keepLines/>
+        <w:numPr>
+          <w:ilvl w:val="0"/>
+          <w:numId w:val="37"/>
+        </w:numPr>
+        <w:spacing w:after="80" w:line="276"/>
+      </w:pPr>
+      <w:r>
+        <w:rPr>
+          <w:rFonts w:ascii="Arial" w:cs="Arial" w:eastAsia="Arial" w:hAnsi="Arial"/>
+        </w:rPr>
+        <w:t xml:space="preserve">Name the dataset and describe it. Choose the </w:t>
+      </w:r>
+      <w:r>
+        <w:rPr>
+          <w:rFonts w:ascii="Arial" w:cs="Arial" w:eastAsia="Arial" w:hAnsi="Arial"/>
+          <w:b/>
+          <w:bCs/>
+        </w:rPr>
+        <w:t xml:space="preserve">Row Key</w:t>
+      </w:r>
+      <w:r>
+        <w:rPr>
+          <w:rFonts w:ascii="Arial" w:cs="Arial" w:eastAsia="Arial" w:hAnsi="Arial"/>
+        </w:rPr>
+        <w:t xml:space="preserve"> (what one row is) and the </w:t>
+      </w:r>
+      <w:r>
+        <w:rPr>
+          <w:rFonts w:ascii="Arial" w:cs="Arial" w:eastAsia="Arial" w:hAnsi="Arial"/>
+          <w:b/>
+          <w:bCs/>
+        </w:rPr>
+        <w:t xml:space="preserve">Time Field</w:t>
+      </w:r>
+      <w:r>
+        <w:rPr>
+          <w:rFonts w:ascii="Arial" w:cs="Arial" w:eastAsia="Arial" w:hAnsi="Arial"/>
+        </w:rPr>
+        <w:t xml:space="preserve"> (the date a period filter applies to).</w:t>
+      </w:r>
+    </w:p>
+    <w:p>
+      <w:pPr>
+        <w:pStyle w:val="ListParagraph"/>
+        <w:keepNext/>
+        <w:keepLines/>
+        <w:numPr>
+          <w:ilvl w:val="0"/>
+          <w:numId w:val="37"/>
+        </w:numPr>
+        <w:spacing w:after="80" w:line="276"/>
+      </w:pPr>
+      <w:r>
+        <w:rPr>
+          <w:rFonts w:ascii="Arial" w:cs="Arial" w:eastAsia="Arial" w:hAnsi="Arial"/>
+        </w:rPr>
+        <w:t xml:space="preserve">For each column: tick it to keep it, give it a label, check its type and role, pick the calculations a measure allows, and set the sensitivity (</w:t>
+      </w:r>
+      <w:r>
+        <w:rPr>
+          <w:rFonts w:ascii="Arial" w:cs="Arial" w:eastAsia="Arial" w:hAnsi="Arial"/>
+          <w:b/>
+          <w:bCs/>
+        </w:rPr>
+        <w:t xml:space="preserve">Personal</w:t>
+      </w:r>
+      <w:r>
+        <w:rPr>
+          <w:rFonts w:ascii="Arial" w:cs="Arial" w:eastAsia="Arial" w:hAnsi="Arial"/>
+        </w:rPr>
+        <w:t xml:space="preserve"> is masked for readers without the right, </w:t>
+      </w:r>
+      <w:r>
+        <w:rPr>
+          <w:rFonts w:ascii="Arial" w:cs="Arial" w:eastAsia="Arial" w:hAnsi="Arial"/>
+          <w:b/>
+          <w:bCs/>
+        </w:rPr>
+        <w:t xml:space="preserve">Confidential</w:t>
+      </w:r>
+      <w:r>
+        <w:rPr>
+          <w:rFonts w:ascii="Arial" w:cs="Arial" w:eastAsia="Arial" w:hAnsi="Arial"/>
+        </w:rPr>
+        <w:t xml:space="preserve"> is hidden from everyone).</w:t>
+      </w:r>
+    </w:p>
+    <w:p>
+      <w:pPr>
+        <w:pStyle w:val="ListParagraph"/>
         <w:keepNext w:val="false"/>
         <w:keepLines/>
         <w:numPr>
           <w:ilvl w:val="0"/>
-          <w:numId w:val="38"/>
-        </w:numPr>
-        <w:spacing w:after="80" w:line="276"/>
-      </w:pPr>
-      <w:r>
-        <w:rPr>
-          <w:rFonts w:ascii="Arial" w:cs="Arial" w:eastAsia="Arial" w:hAnsi="Arial"/>
-        </w:rPr>
-        <w:t xml:space="preserve">On the database's card press </w:t>
-      </w:r>
-      <w:r>
-        <w:rPr>
-          <w:rFonts w:ascii="Arial" w:cs="Arial" w:eastAsia="Arial" w:hAnsi="Arial"/>
-          <w:b/>
-          <w:bCs/>
-        </w:rPr>
-        <w:t xml:space="preserve">Map a Dataset</w:t>
-      </w:r>
-      <w:r>
-        <w:rPr>
-          <w:rFonts w:ascii="Arial" w:cs="Arial" w:eastAsia="Arial" w:hAnsi="Arial"/>
-        </w:rPr>
-        <w:t xml:space="preserve">, or </w:t>
-      </w:r>
-      <w:r>
-        <w:rPr>
-          <w:rFonts w:ascii="Arial" w:cs="Arial" w:eastAsia="Arial" w:hAnsi="Arial"/>
-          <w:b/>
-          <w:bCs/>
-        </w:rPr>
-        <w:t xml:space="preserve">Edit Fields</w:t>
-      </w:r>
-      <w:r>
-        <w:rPr>
-          <w:rFonts w:ascii="Arial" w:cs="Arial" w:eastAsia="Arial" w:hAnsi="Arial"/>
-        </w:rPr>
-        <w:t xml:space="preserve"> beside an existing dataset.</w:t>
-      </w:r>
-    </w:p>
-    <w:p>
-      <w:pPr>
-        <w:pStyle w:val="ListParagraph"/>
-        <w:keepNext w:val="false"/>
-        <w:keepLines/>
-        <w:numPr>
-          <w:ilvl w:val="0"/>
-          <w:numId w:val="38"/>
-        </w:numPr>
-        <w:spacing w:after="80" w:line="276"/>
-      </w:pPr>
-      <w:r>
-        <w:rPr>
-          <w:rFonts w:ascii="Arial" w:cs="Arial" w:eastAsia="Arial" w:hAnsi="Arial"/>
-        </w:rPr>
-        <w:t xml:space="preserve">Mark the numbers you need as </w:t>
-      </w:r>
-      <w:r>
-        <w:rPr>
-          <w:rFonts w:ascii="Arial" w:cs="Arial" w:eastAsia="Arial" w:hAnsi="Arial"/>
-          <w:b/>
-          <w:bCs/>
-        </w:rPr>
-        <w:t xml:space="preserve">Measure</w:t>
-      </w:r>
-      <w:r>
-        <w:rPr>
-          <w:rFonts w:ascii="Arial" w:cs="Arial" w:eastAsia="Arial" w:hAnsi="Arial"/>
-        </w:rPr>
-        <w:t xml:space="preserve">.</w:t>
-      </w:r>
-    </w:p>
-    <w:p>
-      <w:pPr>
-        <w:pStyle w:val="ListParagraph"/>
-        <w:keepNext w:val="false"/>
-        <w:keepLines/>
-        <w:numPr>
-          <w:ilvl w:val="0"/>
-          <w:numId w:val="38"/>
-        </w:numPr>
-        <w:spacing w:after="80" w:line="276"/>
-      </w:pPr>
-      <w:r>
-        <w:rPr>
-          <w:rFonts w:ascii="Arial" w:cs="Arial" w:eastAsia="Arial" w:hAnsi="Arial"/>
-        </w:rPr>
-        <w:t xml:space="preserve">Under </w:t>
-      </w:r>
-      <w:r>
-        <w:rPr>
-          <w:rFonts w:ascii="Arial" w:cs="Arial" w:eastAsia="Arial" w:hAnsi="Arial"/>
-          <w:b/>
-          <w:bCs/>
-        </w:rPr>
-        <w:t xml:space="preserve">Calculated Measures</w:t>
-      </w:r>
-      <w:r>
-        <w:rPr>
-          <w:rFonts w:ascii="Arial" w:cs="Arial" w:eastAsia="Arial" w:hAnsi="Arial"/>
-        </w:rPr>
-        <w:t xml:space="preserve">, press </w:t>
-      </w:r>
-      <w:r>
-        <w:rPr>
-          <w:rFonts w:ascii="Arial" w:cs="Arial" w:eastAsia="Arial" w:hAnsi="Arial"/>
-          <w:b/>
-          <w:bCs/>
-        </w:rPr>
-        <w:t xml:space="preserve">Add a Calculated Measure</w:t>
-      </w:r>
-      <w:r>
-        <w:rPr>
-          <w:rFonts w:ascii="Arial" w:cs="Arial" w:eastAsia="Arial" w:hAnsi="Arial"/>
-        </w:rPr>
-        <w:t xml:space="preserve"> and give it a label, such as Delivered Rate.</w:t>
-      </w:r>
-    </w:p>
-    <w:p>
-      <w:pPr>
-        <w:pStyle w:val="ListParagraph"/>
-        <w:keepNext w:val="false"/>
-        <w:keepLines/>
-        <w:numPr>
-          <w:ilvl w:val="0"/>
-          <w:numId w:val="38"/>
-        </w:numPr>
-        <w:spacing w:after="80" w:line="276"/>
-      </w:pPr>
-      <w:r>
-        <w:rPr>
-          <w:rFonts w:ascii="Arial" w:cs="Arial" w:eastAsia="Arial" w:hAnsi="Arial"/>
-        </w:rPr>
-        <w:t xml:space="preserve">Pick the left side and its calculation, such as Sum of Delivered.</w:t>
-      </w:r>
-    </w:p>
-    <w:p>
-      <w:pPr>
-        <w:pStyle w:val="ListParagraph"/>
-        <w:keepNext w:val="false"/>
-        <w:keepLines/>
-        <w:numPr>
-          <w:ilvl w:val="0"/>
-          <w:numId w:val="38"/>
-        </w:numPr>
-        <w:spacing w:after="80" w:line="276"/>
-      </w:pPr>
-      <w:r>
-        <w:rPr>
-          <w:rFonts w:ascii="Arial" w:cs="Arial" w:eastAsia="Arial" w:hAnsi="Arial"/>
-        </w:rPr>
-        <w:t xml:space="preserve">Pick the operation: </w:t>
-      </w:r>
-      <w:r>
-        <w:rPr>
-          <w:rFonts w:ascii="Arial" w:cs="Arial" w:eastAsia="Arial" w:hAnsi="Arial"/>
-          <w:b/>
-          <w:bCs/>
-        </w:rPr>
-        <w:t xml:space="preserve">Divided by</w:t>
-      </w:r>
-      <w:r>
-        <w:rPr>
-          <w:rFonts w:ascii="Arial" w:cs="Arial" w:eastAsia="Arial" w:hAnsi="Arial"/>
-        </w:rPr>
-        <w:t xml:space="preserve">, </w:t>
-      </w:r>
-      <w:r>
-        <w:rPr>
-          <w:rFonts w:ascii="Arial" w:cs="Arial" w:eastAsia="Arial" w:hAnsi="Arial"/>
-          <w:b/>
-          <w:bCs/>
-        </w:rPr>
-        <w:t xml:space="preserve">Minus</w:t>
-      </w:r>
-      <w:r>
-        <w:rPr>
-          <w:rFonts w:ascii="Arial" w:cs="Arial" w:eastAsia="Arial" w:hAnsi="Arial"/>
-        </w:rPr>
-        <w:t xml:space="preserve">, </w:t>
-      </w:r>
-      <w:r>
-        <w:rPr>
-          <w:rFonts w:ascii="Arial" w:cs="Arial" w:eastAsia="Arial" w:hAnsi="Arial"/>
-          <w:b/>
-          <w:bCs/>
-        </w:rPr>
-        <w:t xml:space="preserve">Plus</w:t>
-      </w:r>
-      <w:r>
-        <w:rPr>
-          <w:rFonts w:ascii="Arial" w:cs="Arial" w:eastAsia="Arial" w:hAnsi="Arial"/>
-        </w:rPr>
-        <w:t xml:space="preserve"> or </w:t>
-      </w:r>
-      <w:r>
-        <w:rPr>
-          <w:rFonts w:ascii="Arial" w:cs="Arial" w:eastAsia="Arial" w:hAnsi="Arial"/>
-          <w:b/>
-          <w:bCs/>
-        </w:rPr>
-        <w:t xml:space="preserve">Times</w:t>
-      </w:r>
-      <w:r>
-        <w:rPr>
-          <w:rFonts w:ascii="Arial" w:cs="Arial" w:eastAsia="Arial" w:hAnsi="Arial"/>
-        </w:rPr>
-        <w:t xml:space="preserve">.</w:t>
-      </w:r>
-    </w:p>
-    <w:p>
-      <w:pPr>
-        <w:pStyle w:val="ListParagraph"/>
-        <w:keepNext w:val="false"/>
-        <w:keepLines/>
-        <w:numPr>
-          <w:ilvl w:val="0"/>
-          <w:numId w:val="38"/>
-        </w:numPr>
-        <w:spacing w:after="80" w:line="276"/>
-      </w:pPr>
-      <w:r>
-        <w:rPr>
-          <w:rFonts w:ascii="Arial" w:cs="Arial" w:eastAsia="Arial" w:hAnsi="Arial"/>
-        </w:rPr>
-        <w:t xml:space="preserve">Pick the right side: another measure, or </w:t>
-      </w:r>
-      <w:r>
-        <w:rPr>
-          <w:rFonts w:ascii="Arial" w:cs="Arial" w:eastAsia="Arial" w:hAnsi="Arial"/>
-          <w:b/>
-          <w:bCs/>
-        </w:rPr>
-        <w:t xml:space="preserve">A number…</w:t>
-      </w:r>
-      <w:r>
-        <w:rPr>
-          <w:rFonts w:ascii="Arial" w:cs="Arial" w:eastAsia="Arial" w:hAnsi="Arial"/>
-        </w:rPr>
-        <w:t xml:space="preserve"> to type a value.</w:t>
-      </w:r>
-    </w:p>
-    <w:p>
-      <w:pPr>
-        <w:pStyle w:val="ListParagraph"/>
-        <w:keepNext w:val="false"/>
-        <w:keepLines/>
-        <w:numPr>
-          <w:ilvl w:val="0"/>
-          <w:numId w:val="38"/>
-        </w:numPr>
-        <w:spacing w:after="80" w:line="276"/>
-      </w:pPr>
-      <w:r>
-        <w:rPr>
-          <w:rFonts w:ascii="Arial" w:cs="Arial" w:eastAsia="Arial" w:hAnsi="Arial"/>
-        </w:rPr>
-        <w:t xml:space="preserve">Set the </w:t>
-      </w:r>
-      <w:r>
-        <w:rPr>
-          <w:rFonts w:ascii="Arial" w:cs="Arial" w:eastAsia="Arial" w:hAnsi="Arial"/>
-          <w:b/>
-          <w:bCs/>
-        </w:rPr>
-        <w:t xml:space="preserve">Scale</w:t>
-      </w:r>
-      <w:r>
-        <w:rPr>
-          <w:rFonts w:ascii="Arial" w:cs="Arial" w:eastAsia="Arial" w:hAnsi="Arial"/>
-        </w:rPr>
-        <w:t xml:space="preserve"> (100 for a percentage) and the </w:t>
-      </w:r>
-      <w:r>
-        <w:rPr>
-          <w:rFonts w:ascii="Arial" w:cs="Arial" w:eastAsia="Arial" w:hAnsi="Arial"/>
-          <w:b/>
-          <w:bCs/>
-        </w:rPr>
-        <w:t xml:space="preserve">Format</w:t>
-      </w:r>
-      <w:r>
-        <w:rPr>
-          <w:rFonts w:ascii="Arial" w:cs="Arial" w:eastAsia="Arial" w:hAnsi="Arial"/>
-        </w:rPr>
-        <w:t xml:space="preserve">, and mark it Personal if it uses personal data. The formula is spelled out under the label as you build it.</w:t>
-      </w:r>
-    </w:p>
-    <w:p>
-      <w:pPr>
-        <w:pStyle w:val="ListParagraph"/>
-        <w:keepNext w:val="false"/>
-        <w:keepLines/>
-        <w:numPr>
-          <w:ilvl w:val="0"/>
-          <w:numId w:val="38"/>
+          <w:numId w:val="37"/>
         </w:numPr>
         <w:spacing w:after="160" w:line="276"/>
       </w:pPr>
@@ -17619,7 +17402,7 @@
         <w:rPr>
           <w:rFonts w:ascii="Arial" w:cs="Arial" w:eastAsia="Arial" w:hAnsi="Arial"/>
         </w:rPr>
-        <w:t xml:space="preserve">Press </w:t>
+        <w:t xml:space="preserve">Watch the preview under the fields update with your labels, then press </w:t>
       </w:r>
       <w:r>
         <w:rPr>
@@ -17633,29 +17416,15 @@
         <w:rPr>
           <w:rFonts w:ascii="Arial" w:cs="Arial" w:eastAsia="Arial" w:hAnsi="Arial"/>
         </w:rPr>
-        <w:t xml:space="preserve">, or </w:t>
-      </w:r>
-      <w:r>
-        <w:rPr>
-          <w:rFonts w:ascii="Arial" w:cs="Arial" w:eastAsia="Arial" w:hAnsi="Arial"/>
-          <w:b/>
-          <w:bCs/>
-        </w:rPr>
-        <w:t xml:space="preserve">Save Fields</w:t>
-      </w:r>
-      <w:r>
-        <w:rPr>
-          <w:rFonts w:ascii="Arial" w:cs="Arial" w:eastAsia="Arial" w:hAnsi="Arial"/>
-        </w:rPr>
-        <w:t xml:space="preserve"> for a dataset made from a query. Report authors find it among the measures with the calculation </w:t>
-      </w:r>
-      <w:r>
-        <w:rPr>
-          <w:rFonts w:ascii="Arial" w:cs="Arial" w:eastAsia="Arial" w:hAnsi="Arial"/>
-          <w:b/>
-          <w:bCs/>
-        </w:rPr>
-        <w:t xml:space="preserve">Calculated</w:t>
+        <w:t xml:space="preserve">. It appears in New Report under </w:t>
+      </w:r>
+      <w:r>
+        <w:rPr>
+          <w:rFonts w:ascii="Arial" w:cs="Arial" w:eastAsia="Arial" w:hAnsi="Arial"/>
+          <w:b/>
+          <w:bCs/>
+        </w:rPr>
+        <w:t xml:space="preserve">Your Databases</w:t>
       </w:r>
       <w:r>
         <w:rPr>
@@ -17673,7 +17442,175 @@
         <w:rPr>
           <w:rFonts w:ascii="Arial" w:cs="Arial" w:eastAsia="Arial" w:hAnsi="Arial"/>
         </w:rPr>
-        <w:t xml:space="preserve">Build a report from a query</w:t>
+        <w:t xml:space="preserve">Join tables in a dataset</w:t>
+      </w:r>
+    </w:p>
+    <w:p>
+      <w:pPr>
+        <w:pStyle w:val="ListParagraph"/>
+        <w:keepNext/>
+        <w:keepLines/>
+        <w:numPr>
+          <w:ilvl w:val="0"/>
+          <w:numId w:val="38"/>
+        </w:numPr>
+        <w:spacing w:after="80" w:line="276"/>
+      </w:pPr>
+      <w:r>
+        <w:rPr>
+          <w:rFonts w:ascii="Arial" w:cs="Arial" w:eastAsia="Arial" w:hAnsi="Arial"/>
+        </w:rPr>
+        <w:t xml:space="preserve">On the mapping page, press </w:t>
+      </w:r>
+      <w:r>
+        <w:rPr>
+          <w:rFonts w:ascii="Arial" w:cs="Arial" w:eastAsia="Arial" w:hAnsi="Arial"/>
+          <w:b/>
+          <w:bCs/>
+        </w:rPr>
+        <w:t xml:space="preserve">Add a Join</w:t>
+      </w:r>
+      <w:r>
+        <w:rPr>
+          <w:rFonts w:ascii="Arial" w:cs="Arial" w:eastAsia="Arial" w:hAnsi="Arial"/>
+        </w:rPr>
+        <w:t xml:space="preserve">, or </w:t>
+      </w:r>
+      <w:r>
+        <w:rPr>
+          <w:rFonts w:ascii="Arial" w:cs="Arial" w:eastAsia="Arial" w:hAnsi="Arial"/>
+          <w:b/>
+          <w:bCs/>
+        </w:rPr>
+        <w:t xml:space="preserve">Join to this</w:t>
+      </w:r>
+      <w:r>
+        <w:rPr>
+          <w:rFonts w:ascii="Arial" w:cs="Arial" w:eastAsia="Arial" w:hAnsi="Arial"/>
+        </w:rPr>
+        <w:t xml:space="preserve"> on a table's card in the diagram.</w:t>
+      </w:r>
+    </w:p>
+    <w:p>
+      <w:pPr>
+        <w:pStyle w:val="ListParagraph"/>
+        <w:keepNext/>
+        <w:keepLines/>
+        <w:numPr>
+          <w:ilvl w:val="0"/>
+          <w:numId w:val="38"/>
+        </w:numPr>
+        <w:spacing w:after="80" w:line="276"/>
+      </w:pPr>
+      <w:r>
+        <w:rPr>
+          <w:rFonts w:ascii="Arial" w:cs="Arial" w:eastAsia="Arial" w:hAnsi="Arial"/>
+        </w:rPr>
+        <w:t xml:space="preserve">Choose what to join to (the base, or a table already joined), the table, and whether to keep every row (</w:t>
+      </w:r>
+      <w:r>
+        <w:rPr>
+          <w:rFonts w:ascii="Arial" w:cs="Arial" w:eastAsia="Arial" w:hAnsi="Arial"/>
+          <w:b/>
+          <w:bCs/>
+        </w:rPr>
+        <w:t xml:space="preserve">Left</w:t>
+      </w:r>
+      <w:r>
+        <w:rPr>
+          <w:rFonts w:ascii="Arial" w:cs="Arial" w:eastAsia="Arial" w:hAnsi="Arial"/>
+        </w:rPr>
+        <w:t xml:space="preserve">) or only the rows that match (</w:t>
+      </w:r>
+      <w:r>
+        <w:rPr>
+          <w:rFonts w:ascii="Arial" w:cs="Arial" w:eastAsia="Arial" w:hAnsi="Arial"/>
+          <w:b/>
+          <w:bCs/>
+        </w:rPr>
+        <w:t xml:space="preserve">Inner</w:t>
+      </w:r>
+      <w:r>
+        <w:rPr>
+          <w:rFonts w:ascii="Arial" w:cs="Arial" w:eastAsia="Arial" w:hAnsi="Arial"/>
+        </w:rPr>
+        <w:t xml:space="preserve">).</w:t>
+      </w:r>
+    </w:p>
+    <w:p>
+      <w:pPr>
+        <w:pStyle w:val="ListParagraph"/>
+        <w:keepNext/>
+        <w:keepLines/>
+        <w:numPr>
+          <w:ilvl w:val="0"/>
+          <w:numId w:val="38"/>
+        </w:numPr>
+        <w:spacing w:after="80" w:line="276"/>
+      </w:pPr>
+      <w:r>
+        <w:rPr>
+          <w:rFonts w:ascii="Arial" w:cs="Arial" w:eastAsia="Arial" w:hAnsi="Arial"/>
+        </w:rPr>
+        <w:t xml:space="preserve">Say which columns are equal; the first pair is suggested from the names. Press </w:t>
+      </w:r>
+      <w:r>
+        <w:rPr>
+          <w:rFonts w:ascii="Arial" w:cs="Arial" w:eastAsia="Arial" w:hAnsi="Arial"/>
+          <w:b/>
+          <w:bCs/>
+        </w:rPr>
+        <w:t xml:space="preserve">Check the Join</w:t>
+      </w:r>
+      <w:r>
+        <w:rPr>
+          <w:rFonts w:ascii="Arial" w:cs="Arial" w:eastAsia="Arial" w:hAnsi="Arial"/>
+        </w:rPr>
+        <w:t xml:space="preserve"> to see how many rows match and whether the join multiplies rows, then </w:t>
+      </w:r>
+      <w:r>
+        <w:rPr>
+          <w:rFonts w:ascii="Arial" w:cs="Arial" w:eastAsia="Arial" w:hAnsi="Arial"/>
+          <w:b/>
+          <w:bCs/>
+        </w:rPr>
+        <w:t xml:space="preserve">Add</w:t>
+      </w:r>
+      <w:r>
+        <w:rPr>
+          <w:rFonts w:ascii="Arial" w:cs="Arial" w:eastAsia="Arial" w:hAnsi="Arial"/>
+        </w:rPr>
+        <w:t xml:space="preserve">.</w:t>
+      </w:r>
+    </w:p>
+    <w:p>
+      <w:pPr>
+        <w:pStyle w:val="ListParagraph"/>
+        <w:keepNext w:val="false"/>
+        <w:keepLines/>
+        <w:numPr>
+          <w:ilvl w:val="0"/>
+          <w:numId w:val="38"/>
+        </w:numPr>
+        <w:spacing w:after="160" w:line="276"/>
+      </w:pPr>
+      <w:r>
+        <w:rPr>
+          <w:rFonts w:ascii="Arial" w:cs="Arial" w:eastAsia="Arial" w:hAnsi="Arial"/>
+        </w:rPr>
+        <w:t xml:space="preserve">The joined table appears as a card with the key drawn to it; its columns are fields labelled with the table's name. Up to five joins; removing one removes the joins chained to it.</w:t>
+      </w:r>
+    </w:p>
+    <w:p>
+      <w:pPr>
+        <w:pStyle w:val="Heading2"/>
+        <w:keepNext/>
+      </w:pPr>
+      <w:r>
+        <w:rPr>
+          <w:rFonts w:ascii="Arial" w:cs="Arial" w:eastAsia="Arial" w:hAnsi="Arial"/>
+        </w:rPr>
+        <w:t xml:space="preserve">Add a calculated measure</w:t>
       </w:r>
     </w:p>
     <w:p>
@@ -17699,6 +17636,398 @@
           <w:sz w:val="18"/>
           <w:szCs w:val="18"/>
         </w:rPr>
+        <w:t xml:space="preserve">Workspace administrator</w:t>
+      </w:r>
+    </w:p>
+    <w:p>
+      <w:pPr>
+        <w:pStyle w:val="ListParagraph"/>
+        <w:keepNext w:val="false"/>
+        <w:keepLines/>
+        <w:numPr>
+          <w:ilvl w:val="0"/>
+          <w:numId w:val="39"/>
+        </w:numPr>
+        <w:spacing w:after="80" w:line="276"/>
+      </w:pPr>
+      <w:r>
+        <w:rPr>
+          <w:rFonts w:ascii="Arial" w:cs="Arial" w:eastAsia="Arial" w:hAnsi="Arial"/>
+        </w:rPr>
+        <w:t xml:space="preserve">On the database's card press </w:t>
+      </w:r>
+      <w:r>
+        <w:rPr>
+          <w:rFonts w:ascii="Arial" w:cs="Arial" w:eastAsia="Arial" w:hAnsi="Arial"/>
+          <w:b/>
+          <w:bCs/>
+        </w:rPr>
+        <w:t xml:space="preserve">Map a Dataset</w:t>
+      </w:r>
+      <w:r>
+        <w:rPr>
+          <w:rFonts w:ascii="Arial" w:cs="Arial" w:eastAsia="Arial" w:hAnsi="Arial"/>
+        </w:rPr>
+        <w:t xml:space="preserve">, or </w:t>
+      </w:r>
+      <w:r>
+        <w:rPr>
+          <w:rFonts w:ascii="Arial" w:cs="Arial" w:eastAsia="Arial" w:hAnsi="Arial"/>
+          <w:b/>
+          <w:bCs/>
+        </w:rPr>
+        <w:t xml:space="preserve">Edit Fields</w:t>
+      </w:r>
+      <w:r>
+        <w:rPr>
+          <w:rFonts w:ascii="Arial" w:cs="Arial" w:eastAsia="Arial" w:hAnsi="Arial"/>
+        </w:rPr>
+        <w:t xml:space="preserve"> beside an existing dataset.</w:t>
+      </w:r>
+    </w:p>
+    <w:p>
+      <w:pPr>
+        <w:pStyle w:val="ListParagraph"/>
+        <w:keepNext w:val="false"/>
+        <w:keepLines/>
+        <w:numPr>
+          <w:ilvl w:val="0"/>
+          <w:numId w:val="39"/>
+        </w:numPr>
+        <w:spacing w:after="80" w:line="276"/>
+      </w:pPr>
+      <w:r>
+        <w:rPr>
+          <w:rFonts w:ascii="Arial" w:cs="Arial" w:eastAsia="Arial" w:hAnsi="Arial"/>
+        </w:rPr>
+        <w:t xml:space="preserve">Mark the numbers you need as </w:t>
+      </w:r>
+      <w:r>
+        <w:rPr>
+          <w:rFonts w:ascii="Arial" w:cs="Arial" w:eastAsia="Arial" w:hAnsi="Arial"/>
+          <w:b/>
+          <w:bCs/>
+        </w:rPr>
+        <w:t xml:space="preserve">Measure</w:t>
+      </w:r>
+      <w:r>
+        <w:rPr>
+          <w:rFonts w:ascii="Arial" w:cs="Arial" w:eastAsia="Arial" w:hAnsi="Arial"/>
+        </w:rPr>
+        <w:t xml:space="preserve">.</w:t>
+      </w:r>
+    </w:p>
+    <w:p>
+      <w:pPr>
+        <w:pStyle w:val="ListParagraph"/>
+        <w:keepNext w:val="false"/>
+        <w:keepLines/>
+        <w:numPr>
+          <w:ilvl w:val="0"/>
+          <w:numId w:val="39"/>
+        </w:numPr>
+        <w:spacing w:after="80" w:line="276"/>
+      </w:pPr>
+      <w:r>
+        <w:rPr>
+          <w:rFonts w:ascii="Arial" w:cs="Arial" w:eastAsia="Arial" w:hAnsi="Arial"/>
+        </w:rPr>
+        <w:t xml:space="preserve">Under </w:t>
+      </w:r>
+      <w:r>
+        <w:rPr>
+          <w:rFonts w:ascii="Arial" w:cs="Arial" w:eastAsia="Arial" w:hAnsi="Arial"/>
+          <w:b/>
+          <w:bCs/>
+        </w:rPr>
+        <w:t xml:space="preserve">Calculated Measures</w:t>
+      </w:r>
+      <w:r>
+        <w:rPr>
+          <w:rFonts w:ascii="Arial" w:cs="Arial" w:eastAsia="Arial" w:hAnsi="Arial"/>
+        </w:rPr>
+        <w:t xml:space="preserve">, press </w:t>
+      </w:r>
+      <w:r>
+        <w:rPr>
+          <w:rFonts w:ascii="Arial" w:cs="Arial" w:eastAsia="Arial" w:hAnsi="Arial"/>
+          <w:b/>
+          <w:bCs/>
+        </w:rPr>
+        <w:t xml:space="preserve">Add a Calculated Measure</w:t>
+      </w:r>
+      <w:r>
+        <w:rPr>
+          <w:rFonts w:ascii="Arial" w:cs="Arial" w:eastAsia="Arial" w:hAnsi="Arial"/>
+        </w:rPr>
+        <w:t xml:space="preserve"> and give it a label, such as Delivered Rate.</w:t>
+      </w:r>
+    </w:p>
+    <w:p>
+      <w:pPr>
+        <w:pStyle w:val="ListParagraph"/>
+        <w:keepNext w:val="false"/>
+        <w:keepLines/>
+        <w:numPr>
+          <w:ilvl w:val="0"/>
+          <w:numId w:val="39"/>
+        </w:numPr>
+        <w:spacing w:after="80" w:line="276"/>
+      </w:pPr>
+      <w:r>
+        <w:rPr>
+          <w:rFonts w:ascii="Arial" w:cs="Arial" w:eastAsia="Arial" w:hAnsi="Arial"/>
+        </w:rPr>
+        <w:t xml:space="preserve">Pick the left side and its calculation, such as Sum of Delivered.</w:t>
+      </w:r>
+    </w:p>
+    <w:p>
+      <w:pPr>
+        <w:pStyle w:val="ListParagraph"/>
+        <w:keepNext w:val="false"/>
+        <w:keepLines/>
+        <w:numPr>
+          <w:ilvl w:val="0"/>
+          <w:numId w:val="39"/>
+        </w:numPr>
+        <w:spacing w:after="80" w:line="276"/>
+      </w:pPr>
+      <w:r>
+        <w:rPr>
+          <w:rFonts w:ascii="Arial" w:cs="Arial" w:eastAsia="Arial" w:hAnsi="Arial"/>
+        </w:rPr>
+        <w:t xml:space="preserve">Pick the operation: </w:t>
+      </w:r>
+      <w:r>
+        <w:rPr>
+          <w:rFonts w:ascii="Arial" w:cs="Arial" w:eastAsia="Arial" w:hAnsi="Arial"/>
+          <w:b/>
+          <w:bCs/>
+        </w:rPr>
+        <w:t xml:space="preserve">Divided by</w:t>
+      </w:r>
+      <w:r>
+        <w:rPr>
+          <w:rFonts w:ascii="Arial" w:cs="Arial" w:eastAsia="Arial" w:hAnsi="Arial"/>
+        </w:rPr>
+        <w:t xml:space="preserve">, </w:t>
+      </w:r>
+      <w:r>
+        <w:rPr>
+          <w:rFonts w:ascii="Arial" w:cs="Arial" w:eastAsia="Arial" w:hAnsi="Arial"/>
+          <w:b/>
+          <w:bCs/>
+        </w:rPr>
+        <w:t xml:space="preserve">Minus</w:t>
+      </w:r>
+      <w:r>
+        <w:rPr>
+          <w:rFonts w:ascii="Arial" w:cs="Arial" w:eastAsia="Arial" w:hAnsi="Arial"/>
+        </w:rPr>
+        <w:t xml:space="preserve">, </w:t>
+      </w:r>
+      <w:r>
+        <w:rPr>
+          <w:rFonts w:ascii="Arial" w:cs="Arial" w:eastAsia="Arial" w:hAnsi="Arial"/>
+          <w:b/>
+          <w:bCs/>
+        </w:rPr>
+        <w:t xml:space="preserve">Plus</w:t>
+      </w:r>
+      <w:r>
+        <w:rPr>
+          <w:rFonts w:ascii="Arial" w:cs="Arial" w:eastAsia="Arial" w:hAnsi="Arial"/>
+        </w:rPr>
+        <w:t xml:space="preserve"> or </w:t>
+      </w:r>
+      <w:r>
+        <w:rPr>
+          <w:rFonts w:ascii="Arial" w:cs="Arial" w:eastAsia="Arial" w:hAnsi="Arial"/>
+          <w:b/>
+          <w:bCs/>
+        </w:rPr>
+        <w:t xml:space="preserve">Times</w:t>
+      </w:r>
+      <w:r>
+        <w:rPr>
+          <w:rFonts w:ascii="Arial" w:cs="Arial" w:eastAsia="Arial" w:hAnsi="Arial"/>
+        </w:rPr>
+        <w:t xml:space="preserve">.</w:t>
+      </w:r>
+    </w:p>
+    <w:p>
+      <w:pPr>
+        <w:pStyle w:val="ListParagraph"/>
+        <w:keepNext w:val="false"/>
+        <w:keepLines/>
+        <w:numPr>
+          <w:ilvl w:val="0"/>
+          <w:numId w:val="39"/>
+        </w:numPr>
+        <w:spacing w:after="80" w:line="276"/>
+      </w:pPr>
+      <w:r>
+        <w:rPr>
+          <w:rFonts w:ascii="Arial" w:cs="Arial" w:eastAsia="Arial" w:hAnsi="Arial"/>
+        </w:rPr>
+        <w:t xml:space="preserve">Pick the right side: another measure, or </w:t>
+      </w:r>
+      <w:r>
+        <w:rPr>
+          <w:rFonts w:ascii="Arial" w:cs="Arial" w:eastAsia="Arial" w:hAnsi="Arial"/>
+          <w:b/>
+          <w:bCs/>
+        </w:rPr>
+        <w:t xml:space="preserve">A number…</w:t>
+      </w:r>
+      <w:r>
+        <w:rPr>
+          <w:rFonts w:ascii="Arial" w:cs="Arial" w:eastAsia="Arial" w:hAnsi="Arial"/>
+        </w:rPr>
+        <w:t xml:space="preserve"> to type a value.</w:t>
+      </w:r>
+    </w:p>
+    <w:p>
+      <w:pPr>
+        <w:pStyle w:val="ListParagraph"/>
+        <w:keepNext w:val="false"/>
+        <w:keepLines/>
+        <w:numPr>
+          <w:ilvl w:val="0"/>
+          <w:numId w:val="39"/>
+        </w:numPr>
+        <w:spacing w:after="80" w:line="276"/>
+      </w:pPr>
+      <w:r>
+        <w:rPr>
+          <w:rFonts w:ascii="Arial" w:cs="Arial" w:eastAsia="Arial" w:hAnsi="Arial"/>
+        </w:rPr>
+        <w:t xml:space="preserve">Set the </w:t>
+      </w:r>
+      <w:r>
+        <w:rPr>
+          <w:rFonts w:ascii="Arial" w:cs="Arial" w:eastAsia="Arial" w:hAnsi="Arial"/>
+          <w:b/>
+          <w:bCs/>
+        </w:rPr>
+        <w:t xml:space="preserve">Scale</w:t>
+      </w:r>
+      <w:r>
+        <w:rPr>
+          <w:rFonts w:ascii="Arial" w:cs="Arial" w:eastAsia="Arial" w:hAnsi="Arial"/>
+        </w:rPr>
+        <w:t xml:space="preserve"> (100 for a percentage) and the </w:t>
+      </w:r>
+      <w:r>
+        <w:rPr>
+          <w:rFonts w:ascii="Arial" w:cs="Arial" w:eastAsia="Arial" w:hAnsi="Arial"/>
+          <w:b/>
+          <w:bCs/>
+        </w:rPr>
+        <w:t xml:space="preserve">Format</w:t>
+      </w:r>
+      <w:r>
+        <w:rPr>
+          <w:rFonts w:ascii="Arial" w:cs="Arial" w:eastAsia="Arial" w:hAnsi="Arial"/>
+        </w:rPr>
+        <w:t xml:space="preserve">, and mark it Personal if it uses personal data. The formula is spelled out under the label as you build it.</w:t>
+      </w:r>
+    </w:p>
+    <w:p>
+      <w:pPr>
+        <w:pStyle w:val="ListParagraph"/>
+        <w:keepNext w:val="false"/>
+        <w:keepLines/>
+        <w:numPr>
+          <w:ilvl w:val="0"/>
+          <w:numId w:val="39"/>
+        </w:numPr>
+        <w:spacing w:after="160" w:line="276"/>
+      </w:pPr>
+      <w:r>
+        <w:rPr>
+          <w:rFonts w:ascii="Arial" w:cs="Arial" w:eastAsia="Arial" w:hAnsi="Arial"/>
+        </w:rPr>
+        <w:t xml:space="preserve">Press </w:t>
+      </w:r>
+      <w:r>
+        <w:rPr>
+          <w:rFonts w:ascii="Arial" w:cs="Arial" w:eastAsia="Arial" w:hAnsi="Arial"/>
+          <w:b/>
+          <w:bCs/>
+        </w:rPr>
+        <w:t xml:space="preserve">Save Dataset</w:t>
+      </w:r>
+      <w:r>
+        <w:rPr>
+          <w:rFonts w:ascii="Arial" w:cs="Arial" w:eastAsia="Arial" w:hAnsi="Arial"/>
+        </w:rPr>
+        <w:t xml:space="preserve">, or </w:t>
+      </w:r>
+      <w:r>
+        <w:rPr>
+          <w:rFonts w:ascii="Arial" w:cs="Arial" w:eastAsia="Arial" w:hAnsi="Arial"/>
+          <w:b/>
+          <w:bCs/>
+        </w:rPr>
+        <w:t xml:space="preserve">Save Fields</w:t>
+      </w:r>
+      <w:r>
+        <w:rPr>
+          <w:rFonts w:ascii="Arial" w:cs="Arial" w:eastAsia="Arial" w:hAnsi="Arial"/>
+        </w:rPr>
+        <w:t xml:space="preserve"> for a dataset made from a query. Report authors find it among the measures with the calculation </w:t>
+      </w:r>
+      <w:r>
+        <w:rPr>
+          <w:rFonts w:ascii="Arial" w:cs="Arial" w:eastAsia="Arial" w:hAnsi="Arial"/>
+          <w:b/>
+          <w:bCs/>
+        </w:rPr>
+        <w:t xml:space="preserve">Calculated</w:t>
+      </w:r>
+      <w:r>
+        <w:rPr>
+          <w:rFonts w:ascii="Arial" w:cs="Arial" w:eastAsia="Arial" w:hAnsi="Arial"/>
+        </w:rPr>
+        <w:t xml:space="preserve">.</w:t>
+      </w:r>
+    </w:p>
+    <w:p>
+      <w:pPr>
+        <w:pStyle w:val="Heading2"/>
+        <w:keepNext/>
+      </w:pPr>
+      <w:r>
+        <w:rPr>
+          <w:rFonts w:ascii="Arial" w:cs="Arial" w:eastAsia="Arial" w:hAnsi="Arial"/>
+        </w:rPr>
+        <w:t xml:space="preserve">Build a report from a query</w:t>
+      </w:r>
+    </w:p>
+    <w:p>
+      <w:pPr>
+        <w:keepNext/>
+        <w:spacing w:after="100"/>
+      </w:pPr>
+      <w:r>
+        <w:rPr>
+          <w:rFonts w:ascii="Arial" w:cs="Arial" w:eastAsia="Arial" w:hAnsi="Arial"/>
+          <w:b/>
+          <w:bCs/>
+          <w:color w:val="555B6E"/>
+          <w:sz w:val="18"/>
+          <w:szCs w:val="18"/>
+        </w:rPr>
+        <w:t xml:space="preserve">Who: </w:t>
+      </w:r>
+      <w:r>
+        <w:rPr>
+          <w:rFonts w:ascii="Arial" w:cs="Arial" w:eastAsia="Arial" w:hAnsi="Arial"/>
+          <w:color w:val="555B6E"/>
+          <w:sz w:val="18"/>
+          <w:szCs w:val="18"/>
+        </w:rPr>
         <w:t xml:space="preserve">Anyone who can build reports</w:t>
       </w:r>
     </w:p>
@@ -17709,7 +18038,7 @@
         <w:keepLines/>
         <w:numPr>
           <w:ilvl w:val="0"/>
-          <w:numId w:val="39"/>
+          <w:numId w:val="40"/>
         </w:numPr>
         <w:spacing w:after="80" w:line="276"/>
       </w:pPr>
@@ -17755,7 +18084,7 @@
         <w:keepLines/>
         <w:numPr>
           <w:ilvl w:val="0"/>
-          <w:numId w:val="39"/>
+          <w:numId w:val="40"/>
         </w:numPr>
         <w:spacing w:after="80" w:line="276"/>
       </w:pPr>
@@ -17809,7 +18138,7 @@
         <w:keepLines/>
         <w:numPr>
           <w:ilvl w:val="0"/>
-          <w:numId w:val="39"/>
+          <w:numId w:val="40"/>
         </w:numPr>
         <w:spacing w:after="80" w:line="276"/>
       </w:pPr>
@@ -17835,7 +18164,7 @@
         <w:keepLines/>
         <w:numPr>
           <w:ilvl w:val="0"/>
-          <w:numId w:val="39"/>
+          <w:numId w:val="40"/>
         </w:numPr>
         <w:spacing w:after="80" w:line="276"/>
       </w:pPr>
@@ -17867,7 +18196,7 @@
         <w:keepLines/>
         <w:numPr>
           <w:ilvl w:val="0"/>
-          <w:numId w:val="39"/>
+          <w:numId w:val="40"/>
         </w:numPr>
         <w:spacing w:after="80" w:line="276"/>
       </w:pPr>
@@ -17899,7 +18228,7 @@
         <w:keepLines/>
         <w:numPr>
           <w:ilvl w:val="0"/>
-          <w:numId w:val="39"/>
+          <w:numId w:val="40"/>
         </w:numPr>
         <w:spacing w:after="160" w:line="276"/>
       </w:pPr>
@@ -18164,7 +18493,7 @@
         <w:keepLines/>
         <w:numPr>
           <w:ilvl w:val="0"/>
-          <w:numId w:val="40"/>
+          <w:numId w:val="41"/>
         </w:numPr>
         <w:spacing w:after="80" w:line="276"/>
       </w:pPr>
@@ -18190,7 +18519,7 @@
         <w:keepLines/>
         <w:numPr>
           <w:ilvl w:val="0"/>
-          <w:numId w:val="40"/>
+          <w:numId w:val="41"/>
         </w:numPr>
         <w:spacing w:after="80" w:line="276"/>
       </w:pPr>
@@ -18244,7 +18573,7 @@
         <w:keepLines/>
         <w:numPr>
           <w:ilvl w:val="0"/>
-          <w:numId w:val="40"/>
+          <w:numId w:val="41"/>
         </w:numPr>
         <w:spacing w:after="80" w:line="276"/>
       </w:pPr>
@@ -18290,7 +18619,7 @@
         <w:keepLines/>
         <w:numPr>
           <w:ilvl w:val="0"/>
-          <w:numId w:val="40"/>
+          <w:numId w:val="41"/>
         </w:numPr>
         <w:spacing w:after="80" w:line="276"/>
       </w:pPr>
@@ -18344,7 +18673,7 @@
         <w:keepLines/>
         <w:numPr>
           <w:ilvl w:val="0"/>
-          <w:numId w:val="40"/>
+          <w:numId w:val="41"/>
         </w:numPr>
         <w:spacing w:after="80" w:line="276"/>
       </w:pPr>
@@ -18426,7 +18755,7 @@
         <w:keepLines/>
         <w:numPr>
           <w:ilvl w:val="0"/>
-          <w:numId w:val="40"/>
+          <w:numId w:val="41"/>
         </w:numPr>
         <w:spacing w:after="80" w:line="276"/>
       </w:pPr>
@@ -18452,7 +18781,7 @@
         <w:keepLines/>
         <w:numPr>
           <w:ilvl w:val="0"/>
-          <w:numId w:val="40"/>
+          <w:numId w:val="41"/>
         </w:numPr>
         <w:spacing w:after="80" w:line="276"/>
       </w:pPr>
@@ -18470,7 +18799,7 @@
         <w:keepLines/>
         <w:numPr>
           <w:ilvl w:val="0"/>
-          <w:numId w:val="40"/>
+          <w:numId w:val="41"/>
         </w:numPr>
         <w:spacing w:after="160" w:line="276"/>
       </w:pPr>
@@ -18655,7 +18984,7 @@
         <w:keepLines/>
         <w:numPr>
           <w:ilvl w:val="0"/>
-          <w:numId w:val="41"/>
+          <w:numId w:val="42"/>
         </w:numPr>
         <w:spacing w:after="80" w:line="276"/>
       </w:pPr>
@@ -18687,7 +19016,7 @@
         <w:keepLines/>
         <w:numPr>
           <w:ilvl w:val="0"/>
-          <w:numId w:val="41"/>
+          <w:numId w:val="42"/>
         </w:numPr>
         <w:spacing w:after="80" w:line="276"/>
       </w:pPr>
@@ -18719,7 +19048,7 @@
         <w:keepLines/>
         <w:numPr>
           <w:ilvl w:val="0"/>
-          <w:numId w:val="41"/>
+          <w:numId w:val="42"/>
         </w:numPr>
         <w:spacing w:after="160" w:line="276"/>
       </w:pPr>
@@ -18763,7 +19092,7 @@
         <w:keepLines/>
         <w:numPr>
           <w:ilvl w:val="0"/>
-          <w:numId w:val="42"/>
+          <w:numId w:val="43"/>
         </w:numPr>
         <w:spacing w:after="80" w:line="276"/>
       </w:pPr>
@@ -18795,7 +19124,7 @@
         <w:keepLines/>
         <w:numPr>
           <w:ilvl w:val="0"/>
-          <w:numId w:val="42"/>
+          <w:numId w:val="43"/>
         </w:numPr>
         <w:spacing w:after="80" w:line="276"/>
       </w:pPr>
@@ -18827,7 +19156,7 @@
         <w:keepLines/>
         <w:numPr>
           <w:ilvl w:val="0"/>
-          <w:numId w:val="42"/>
+          <w:numId w:val="43"/>
         </w:numPr>
         <w:spacing w:after="160" w:line="276"/>
       </w:pPr>
@@ -18865,7 +19194,7 @@
         <w:keepLines/>
         <w:numPr>
           <w:ilvl w:val="0"/>
-          <w:numId w:val="43"/>
+          <w:numId w:val="44"/>
         </w:numPr>
         <w:spacing w:after="80" w:line="276"/>
       </w:pPr>
@@ -18897,7 +19226,7 @@
         <w:keepLines/>
         <w:numPr>
           <w:ilvl w:val="0"/>
-          <w:numId w:val="43"/>
+          <w:numId w:val="44"/>
         </w:numPr>
         <w:spacing w:after="80" w:line="276"/>
       </w:pPr>
@@ -18957,7 +19286,7 @@
         <w:keepLines/>
         <w:numPr>
           <w:ilvl w:val="0"/>
-          <w:numId w:val="43"/>
+          <w:numId w:val="44"/>
         </w:numPr>
         <w:spacing w:after="160" w:line="276"/>
       </w:pPr>
@@ -18995,7 +19324,7 @@
         <w:keepLines/>
         <w:numPr>
           <w:ilvl w:val="0"/>
-          <w:numId w:val="44"/>
+          <w:numId w:val="45"/>
         </w:numPr>
         <w:spacing w:after="80" w:line="276"/>
       </w:pPr>
@@ -19013,7 +19342,7 @@
         <w:keepLines/>
         <w:numPr>
           <w:ilvl w:val="0"/>
-          <w:numId w:val="44"/>
+          <w:numId w:val="45"/>
         </w:numPr>
         <w:spacing w:after="80" w:line="276"/>
       </w:pPr>
@@ -19031,7 +19360,7 @@
         <w:keepLines/>
         <w:numPr>
           <w:ilvl w:val="0"/>
-          <w:numId w:val="44"/>
+          <w:numId w:val="45"/>
         </w:numPr>
         <w:spacing w:after="80" w:line="276"/>
       </w:pPr>
@@ -19049,7 +19378,7 @@
         <w:keepLines/>
         <w:numPr>
           <w:ilvl w:val="0"/>
-          <w:numId w:val="44"/>
+          <w:numId w:val="45"/>
         </w:numPr>
         <w:spacing w:after="160" w:line="276"/>
       </w:pPr>
@@ -19079,7 +19408,7 @@
         <w:keepLines/>
         <w:numPr>
           <w:ilvl w:val="0"/>
-          <w:numId w:val="45"/>
+          <w:numId w:val="46"/>
         </w:numPr>
         <w:spacing w:after="80" w:line="276"/>
       </w:pPr>
@@ -19097,7 +19426,7 @@
         <w:keepLines/>
         <w:numPr>
           <w:ilvl w:val="0"/>
-          <w:numId w:val="45"/>
+          <w:numId w:val="46"/>
         </w:numPr>
         <w:spacing w:after="80" w:line="276"/>
       </w:pPr>
@@ -19157,7 +19486,7 @@
         <w:keepLines/>
         <w:numPr>
           <w:ilvl w:val="0"/>
-          <w:numId w:val="45"/>
+          <w:numId w:val="46"/>
         </w:numPr>
         <w:spacing w:after="80" w:line="276"/>
       </w:pPr>
@@ -19189,7 +19518,7 @@
         <w:keepLines/>
         <w:numPr>
           <w:ilvl w:val="0"/>
-          <w:numId w:val="45"/>
+          <w:numId w:val="46"/>
         </w:numPr>
         <w:spacing w:after="160" w:line="276"/>
       </w:pPr>
@@ -19219,7 +19548,7 @@
         <w:keepLines/>
         <w:numPr>
           <w:ilvl w:val="0"/>
-          <w:numId w:val="46"/>
+          <w:numId w:val="47"/>
         </w:numPr>
         <w:spacing w:after="80" w:line="276"/>
       </w:pPr>
@@ -19251,7 +19580,7 @@
         <w:keepLines/>
         <w:numPr>
           <w:ilvl w:val="0"/>
-          <w:numId w:val="46"/>
+          <w:numId w:val="47"/>
         </w:numPr>
         <w:spacing w:after="80" w:line="276"/>
       </w:pPr>
@@ -19325,7 +19654,7 @@
         <w:keepLines/>
         <w:numPr>
           <w:ilvl w:val="0"/>
-          <w:numId w:val="46"/>
+          <w:numId w:val="47"/>
         </w:numPr>
         <w:spacing w:after="160" w:line="276"/>
       </w:pPr>
@@ -19462,7 +19791,7 @@
         <w:keepLines/>
         <w:numPr>
           <w:ilvl w:val="0"/>
-          <w:numId w:val="47"/>
+          <w:numId w:val="48"/>
         </w:numPr>
         <w:spacing w:after="80" w:line="276"/>
       </w:pPr>
@@ -19494,7 +19823,7 @@
         <w:keepLines/>
         <w:numPr>
           <w:ilvl w:val="0"/>
-          <w:numId w:val="47"/>
+          <w:numId w:val="48"/>
         </w:numPr>
         <w:spacing w:after="80" w:line="276"/>
       </w:pPr>
@@ -19512,7 +19841,7 @@
         <w:keepLines/>
         <w:numPr>
           <w:ilvl w:val="0"/>
-          <w:numId w:val="47"/>
+          <w:numId w:val="48"/>
         </w:numPr>
         <w:spacing w:after="80" w:line="276"/>
       </w:pPr>
@@ -19544,7 +19873,7 @@
         <w:keepLines/>
         <w:numPr>
           <w:ilvl w:val="0"/>
-          <w:numId w:val="47"/>
+          <w:numId w:val="48"/>
         </w:numPr>
         <w:spacing w:after="160" w:line="276"/>
       </w:pPr>
@@ -19695,7 +20024,7 @@
         <w:keepLines/>
         <w:numPr>
           <w:ilvl w:val="0"/>
-          <w:numId w:val="48"/>
+          <w:numId w:val="49"/>
         </w:numPr>
         <w:spacing w:after="80" w:line="276"/>
       </w:pPr>
@@ -19727,7 +20056,7 @@
         <w:keepLines/>
         <w:numPr>
           <w:ilvl w:val="0"/>
-          <w:numId w:val="48"/>
+          <w:numId w:val="49"/>
         </w:numPr>
         <w:spacing w:after="80" w:line="276"/>
       </w:pPr>
@@ -19759,7 +20088,7 @@
         <w:keepLines/>
         <w:numPr>
           <w:ilvl w:val="0"/>
-          <w:numId w:val="48"/>
+          <w:numId w:val="49"/>
         </w:numPr>
         <w:spacing w:after="160" w:line="276"/>
       </w:pPr>
@@ -19896,7 +20225,7 @@
         <w:keepLines/>
         <w:numPr>
           <w:ilvl w:val="0"/>
-          <w:numId w:val="49"/>
+          <w:numId w:val="50"/>
         </w:numPr>
         <w:spacing w:after="80" w:line="276"/>
       </w:pPr>
@@ -19928,7 +20257,7 @@
         <w:keepLines/>
         <w:numPr>
           <w:ilvl w:val="0"/>
-          <w:numId w:val="49"/>
+          <w:numId w:val="50"/>
         </w:numPr>
         <w:spacing w:after="160" w:line="276"/>
       </w:pPr>
@@ -19958,7 +20287,7 @@
         <w:keepLines/>
         <w:numPr>
           <w:ilvl w:val="0"/>
-          <w:numId w:val="50"/>
+          <w:numId w:val="51"/>
         </w:numPr>
         <w:spacing w:after="80" w:line="276"/>
       </w:pPr>
@@ -19990,7 +20319,7 @@
         <w:keepLines/>
         <w:numPr>
           <w:ilvl w:val="0"/>
-          <w:numId w:val="50"/>
+          <w:numId w:val="51"/>
         </w:numPr>
         <w:spacing w:after="80" w:line="276"/>
       </w:pPr>
@@ -20050,7 +20379,7 @@
         <w:keepLines/>
         <w:numPr>
           <w:ilvl w:val="0"/>
-          <w:numId w:val="50"/>
+          <w:numId w:val="51"/>
         </w:numPr>
         <w:spacing w:after="160" w:line="276"/>
       </w:pPr>
@@ -20094,7 +20423,7 @@
         <w:keepLines/>
         <w:numPr>
           <w:ilvl w:val="0"/>
-          <w:numId w:val="51"/>
+          <w:numId w:val="52"/>
         </w:numPr>
         <w:spacing w:after="80" w:line="276"/>
       </w:pPr>
@@ -20112,7 +20441,7 @@
         <w:keepLines/>
         <w:numPr>
           <w:ilvl w:val="0"/>
-          <w:numId w:val="51"/>
+          <w:numId w:val="52"/>
         </w:numPr>
         <w:spacing w:after="80" w:line="276"/>
       </w:pPr>
@@ -20172,7 +20501,7 @@
         <w:keepLines/>
         <w:numPr>
           <w:ilvl w:val="0"/>
-          <w:numId w:val="51"/>
+          <w:numId w:val="52"/>
         </w:numPr>
         <w:spacing w:after="160" w:line="276"/>
       </w:pPr>
@@ -20216,7 +20545,7 @@
         <w:keepLines/>
         <w:numPr>
           <w:ilvl w:val="0"/>
-          <w:numId w:val="52"/>
+          <w:numId w:val="53"/>
         </w:numPr>
         <w:spacing w:after="80" w:line="276"/>
       </w:pPr>
@@ -20262,7 +20591,7 @@
         <w:keepLines/>
         <w:numPr>
           <w:ilvl w:val="0"/>
-          <w:numId w:val="52"/>
+          <w:numId w:val="53"/>
         </w:numPr>
         <w:spacing w:after="80" w:line="276"/>
       </w:pPr>
@@ -20294,7 +20623,7 @@
         <w:keepLines/>
         <w:numPr>
           <w:ilvl w:val="0"/>
-          <w:numId w:val="52"/>
+          <w:numId w:val="53"/>
         </w:numPr>
         <w:spacing w:after="160" w:line="276"/>
       </w:pPr>
@@ -20504,7 +20833,7 @@
         <w:keepLines/>
         <w:numPr>
           <w:ilvl w:val="0"/>
-          <w:numId w:val="53"/>
+          <w:numId w:val="54"/>
         </w:numPr>
         <w:spacing w:after="80" w:line="276"/>
       </w:pPr>
@@ -20522,7 +20851,7 @@
         <w:keepLines/>
         <w:numPr>
           <w:ilvl w:val="0"/>
-          <w:numId w:val="53"/>
+          <w:numId w:val="54"/>
         </w:numPr>
         <w:spacing w:after="80" w:line="276"/>
       </w:pPr>
@@ -20554,7 +20883,7 @@
         <w:keepLines/>
         <w:numPr>
           <w:ilvl w:val="0"/>
-          <w:numId w:val="53"/>
+          <w:numId w:val="54"/>
         </w:numPr>
         <w:spacing w:after="80" w:line="276"/>
       </w:pPr>
@@ -20628,7 +20957,7 @@
         <w:keepLines/>
         <w:numPr>
           <w:ilvl w:val="0"/>
-          <w:numId w:val="53"/>
+          <w:numId w:val="54"/>
         </w:numPr>
         <w:spacing w:after="160" w:line="276"/>
       </w:pPr>
@@ -20684,7 +21013,7 @@
         <w:keepLines/>
         <w:numPr>
           <w:ilvl w:val="0"/>
-          <w:numId w:val="54"/>
+          <w:numId w:val="55"/>
         </w:numPr>
         <w:spacing w:after="80" w:line="276"/>
       </w:pPr>
@@ -20702,7 +21031,7 @@
         <w:keepLines/>
         <w:numPr>
           <w:ilvl w:val="0"/>
-          <w:numId w:val="54"/>
+          <w:numId w:val="55"/>
         </w:numPr>
         <w:spacing w:after="80" w:line="276"/>
       </w:pPr>
@@ -20734,7 +21063,7 @@
         <w:keepLines/>
         <w:numPr>
           <w:ilvl w:val="0"/>
-          <w:numId w:val="54"/>
+          <w:numId w:val="55"/>
         </w:numPr>
         <w:spacing w:after="80" w:line="276"/>
       </w:pPr>
@@ -20752,7 +21081,7 @@
         <w:keepLines/>
         <w:numPr>
           <w:ilvl w:val="0"/>
-          <w:numId w:val="54"/>
+          <w:numId w:val="55"/>
         </w:numPr>
         <w:spacing w:after="160" w:line="276"/>
       </w:pPr>
@@ -20847,7 +21176,7 @@
         <w:keepLines/>
         <w:numPr>
           <w:ilvl w:val="0"/>
-          <w:numId w:val="55"/>
+          <w:numId w:val="56"/>
         </w:numPr>
         <w:spacing w:after="80" w:line="276"/>
       </w:pPr>
@@ -20879,7 +21208,7 @@
         <w:keepLines/>
         <w:numPr>
           <w:ilvl w:val="0"/>
-          <w:numId w:val="55"/>
+          <w:numId w:val="56"/>
         </w:numPr>
         <w:spacing w:after="80" w:line="276"/>
       </w:pPr>
@@ -20939,7 +21268,7 @@
         <w:keepLines/>
         <w:numPr>
           <w:ilvl w:val="0"/>
-          <w:numId w:val="55"/>
+          <w:numId w:val="56"/>
         </w:numPr>
         <w:spacing w:after="80" w:line="276"/>
       </w:pPr>
@@ -20965,7 +21294,7 @@
         <w:keepLines/>
         <w:numPr>
           <w:ilvl w:val="0"/>
-          <w:numId w:val="55"/>
+          <w:numId w:val="56"/>
         </w:numPr>
         <w:spacing w:after="160" w:line="276"/>
       </w:pPr>
@@ -21022,7 +21351,7 @@
         <w:keepLines/>
         <w:numPr>
           <w:ilvl w:val="0"/>
-          <w:numId w:val="56"/>
+          <w:numId w:val="57"/>
         </w:numPr>
         <w:spacing w:after="80" w:line="276"/>
       </w:pPr>
@@ -21068,7 +21397,7 @@
         <w:keepLines/>
         <w:numPr>
           <w:ilvl w:val="0"/>
-          <w:numId w:val="56"/>
+          <w:numId w:val="57"/>
         </w:numPr>
         <w:spacing w:after="80" w:line="276"/>
       </w:pPr>
@@ -21086,7 +21415,7 @@
         <w:keepLines/>
         <w:numPr>
           <w:ilvl w:val="0"/>
-          <w:numId w:val="56"/>
+          <w:numId w:val="57"/>
         </w:numPr>
         <w:spacing w:after="160" w:line="276"/>
       </w:pPr>
@@ -21116,7 +21445,7 @@
         <w:keepLines/>
         <w:numPr>
           <w:ilvl w:val="0"/>
-          <w:numId w:val="57"/>
+          <w:numId w:val="58"/>
         </w:numPr>
         <w:spacing w:after="80" w:line="276"/>
       </w:pPr>
@@ -21148,7 +21477,7 @@
         <w:keepLines/>
         <w:numPr>
           <w:ilvl w:val="0"/>
-          <w:numId w:val="57"/>
+          <w:numId w:val="58"/>
         </w:numPr>
         <w:spacing w:after="80" w:line="276"/>
       </w:pPr>
@@ -21194,7 +21523,7 @@
         <w:keepLines/>
         <w:numPr>
           <w:ilvl w:val="0"/>
-          <w:numId w:val="57"/>
+          <w:numId w:val="58"/>
         </w:numPr>
         <w:spacing w:after="160" w:line="276"/>
       </w:pPr>
@@ -21271,7 +21600,7 @@
         <w:keepLines/>
         <w:numPr>
           <w:ilvl w:val="0"/>
-          <w:numId w:val="58"/>
+          <w:numId w:val="59"/>
         </w:numPr>
         <w:spacing w:after="80" w:line="276"/>
       </w:pPr>
@@ -21303,7 +21632,7 @@
         <w:keepLines/>
         <w:numPr>
           <w:ilvl w:val="0"/>
-          <w:numId w:val="58"/>
+          <w:numId w:val="59"/>
         </w:numPr>
         <w:spacing w:after="80" w:line="276"/>
       </w:pPr>
@@ -21349,7 +21678,7 @@
         <w:keepLines/>
         <w:numPr>
           <w:ilvl w:val="0"/>
-          <w:numId w:val="58"/>
+          <w:numId w:val="59"/>
         </w:numPr>
         <w:spacing w:after="80" w:line="276"/>
       </w:pPr>
@@ -21395,7 +21724,7 @@
         <w:keepLines/>
         <w:numPr>
           <w:ilvl w:val="0"/>
-          <w:numId w:val="58"/>
+          <w:numId w:val="59"/>
         </w:numPr>
         <w:spacing w:after="160" w:line="276"/>
       </w:pPr>
@@ -21439,7 +21768,7 @@
         <w:keepLines/>
         <w:numPr>
           <w:ilvl w:val="0"/>
-          <w:numId w:val="59"/>
+          <w:numId w:val="60"/>
         </w:numPr>
         <w:spacing w:after="80" w:line="276"/>
       </w:pPr>
@@ -21471,7 +21800,7 @@
         <w:keepLines/>
         <w:numPr>
           <w:ilvl w:val="0"/>
-          <w:numId w:val="59"/>
+          <w:numId w:val="60"/>
         </w:numPr>
         <w:spacing w:after="80" w:line="276"/>
       </w:pPr>
@@ -21503,7 +21832,7 @@
         <w:keepLines/>
         <w:numPr>
           <w:ilvl w:val="0"/>
-          <w:numId w:val="59"/>
+          <w:numId w:val="60"/>
         </w:numPr>
         <w:spacing w:after="80" w:line="276"/>
       </w:pPr>
@@ -21535,7 +21864,7 @@
         <w:keepLines/>
         <w:numPr>
           <w:ilvl w:val="0"/>
-          <w:numId w:val="59"/>
+          <w:numId w:val="60"/>
         </w:numPr>
         <w:spacing w:after="160" w:line="276"/>
       </w:pPr>
@@ -21587,7 +21916,7 @@
         <w:keepLines/>
         <w:numPr>
           <w:ilvl w:val="0"/>
-          <w:numId w:val="60"/>
+          <w:numId w:val="61"/>
         </w:numPr>
         <w:spacing w:after="80" w:line="276"/>
       </w:pPr>
@@ -21633,7 +21962,7 @@
         <w:keepLines/>
         <w:numPr>
           <w:ilvl w:val="0"/>
-          <w:numId w:val="60"/>
+          <w:numId w:val="61"/>
         </w:numPr>
         <w:spacing w:after="80" w:line="276"/>
       </w:pPr>
@@ -21665,7 +21994,7 @@
         <w:keepLines/>
         <w:numPr>
           <w:ilvl w:val="0"/>
-          <w:numId w:val="60"/>
+          <w:numId w:val="61"/>
         </w:numPr>
         <w:spacing w:after="80" w:line="276"/>
       </w:pPr>
@@ -21711,7 +22040,7 @@
         <w:keepLines/>
         <w:numPr>
           <w:ilvl w:val="0"/>
-          <w:numId w:val="60"/>
+          <w:numId w:val="61"/>
         </w:numPr>
         <w:spacing w:after="160" w:line="276"/>
       </w:pPr>
@@ -21755,7 +22084,7 @@
         <w:keepLines/>
         <w:numPr>
           <w:ilvl w:val="0"/>
-          <w:numId w:val="61"/>
+          <w:numId w:val="62"/>
         </w:numPr>
         <w:spacing w:after="80" w:line="276"/>
       </w:pPr>
@@ -21801,7 +22130,7 @@
         <w:keepLines/>
         <w:numPr>
           <w:ilvl w:val="0"/>
-          <w:numId w:val="61"/>
+          <w:numId w:val="62"/>
         </w:numPr>
         <w:spacing w:after="80" w:line="276"/>
       </w:pPr>
@@ -21833,7 +22162,7 @@
         <w:keepLines/>
         <w:numPr>
           <w:ilvl w:val="0"/>
-          <w:numId w:val="61"/>
+          <w:numId w:val="62"/>
         </w:numPr>
         <w:spacing w:after="80" w:line="276"/>
       </w:pPr>
@@ -21851,7 +22180,7 @@
         <w:keepLines/>
         <w:numPr>
           <w:ilvl w:val="0"/>
-          <w:numId w:val="61"/>
+          <w:numId w:val="62"/>
         </w:numPr>
         <w:spacing w:after="160" w:line="276"/>
       </w:pPr>
@@ -21903,7 +22232,7 @@
         <w:keepLines/>
         <w:numPr>
           <w:ilvl w:val="0"/>
-          <w:numId w:val="62"/>
+          <w:numId w:val="63"/>
         </w:numPr>
         <w:spacing w:after="80" w:line="276"/>
       </w:pPr>
@@ -21935,7 +22264,7 @@
         <w:keepLines/>
         <w:numPr>
           <w:ilvl w:val="0"/>
-          <w:numId w:val="62"/>
+          <w:numId w:val="63"/>
         </w:numPr>
         <w:spacing w:after="80" w:line="276"/>
       </w:pPr>
@@ -22009,7 +22338,7 @@
         <w:keepLines/>
         <w:numPr>
           <w:ilvl w:val="0"/>
-          <w:numId w:val="62"/>
+          <w:numId w:val="63"/>
         </w:numPr>
         <w:spacing w:after="80" w:line="276"/>
       </w:pPr>
@@ -22055,7 +22384,7 @@
         <w:keepLines/>
         <w:numPr>
           <w:ilvl w:val="0"/>
-          <w:numId w:val="62"/>
+          <w:numId w:val="63"/>
         </w:numPr>
         <w:spacing w:after="80" w:line="276"/>
       </w:pPr>
@@ -22073,7 +22402,7 @@
         <w:keepLines/>
         <w:numPr>
           <w:ilvl w:val="0"/>
-          <w:numId w:val="62"/>
+          <w:numId w:val="63"/>
         </w:numPr>
         <w:spacing w:after="160" w:line="276"/>
       </w:pPr>
@@ -22659,7 +22988,7 @@
         <w:keepLines/>
         <w:numPr>
           <w:ilvl w:val="0"/>
-          <w:numId w:val="63"/>
+          <w:numId w:val="64"/>
         </w:numPr>
         <w:spacing w:after="80" w:line="276"/>
       </w:pPr>
@@ -22719,7 +23048,7 @@
         <w:keepLines/>
         <w:numPr>
           <w:ilvl w:val="0"/>
-          <w:numId w:val="63"/>
+          <w:numId w:val="64"/>
         </w:numPr>
         <w:spacing w:after="80" w:line="276"/>
       </w:pPr>
@@ -22737,7 +23066,7 @@
         <w:keepLines/>
         <w:numPr>
           <w:ilvl w:val="0"/>
-          <w:numId w:val="63"/>
+          <w:numId w:val="64"/>
         </w:numPr>
         <w:spacing w:after="160" w:line="276"/>
       </w:pPr>
@@ -22781,7 +23110,7 @@
         <w:keepLines/>
         <w:numPr>
           <w:ilvl w:val="0"/>
-          <w:numId w:val="64"/>
+          <w:numId w:val="65"/>
         </w:numPr>
         <w:spacing w:after="80" w:line="276"/>
       </w:pPr>
@@ -22827,7 +23156,7 @@
         <w:keepLines/>
         <w:numPr>
           <w:ilvl w:val="0"/>
-          <w:numId w:val="64"/>
+          <w:numId w:val="65"/>
         </w:numPr>
         <w:spacing w:after="80" w:line="276"/>
       </w:pPr>
@@ -22887,7 +23216,7 @@
         <w:keepLines/>
         <w:numPr>
           <w:ilvl w:val="0"/>
-          <w:numId w:val="64"/>
+          <w:numId w:val="65"/>
         </w:numPr>
         <w:spacing w:after="160" w:line="276"/>
       </w:pPr>
@@ -22978,7 +23307,7 @@
         <w:keepLines/>
         <w:numPr>
           <w:ilvl w:val="0"/>
-          <w:numId w:val="65"/>
+          <w:numId w:val="66"/>
         </w:numPr>
         <w:spacing w:after="80" w:line="276"/>
       </w:pPr>
@@ -23010,7 +23339,7 @@
         <w:keepLines/>
         <w:numPr>
           <w:ilvl w:val="0"/>
-          <w:numId w:val="65"/>
+          <w:numId w:val="66"/>
         </w:numPr>
         <w:spacing w:after="80" w:line="276"/>
       </w:pPr>
@@ -23056,7 +23385,7 @@
         <w:keepLines/>
         <w:numPr>
           <w:ilvl w:val="0"/>
-          <w:numId w:val="65"/>
+          <w:numId w:val="66"/>
         </w:numPr>
         <w:spacing w:after="160" w:line="276"/>
       </w:pPr>
@@ -23963,13 +24292,13 @@
     </w:lvlOverride>
   </w:num>
   <w:num w:numId="40">
-    <w:abstractNumId w:val="3"/>
+    <w:abstractNumId w:val="2"/>
     <w:lvlOverride w:ilvl="0">
       <w:startOverride w:val="1"/>
     </w:lvlOverride>
   </w:num>
   <w:num w:numId="41">
-    <w:abstractNumId w:val="2"/>
+    <w:abstractNumId w:val="3"/>
     <w:lvlOverride w:ilvl="0">
       <w:startOverride w:val="1"/>
     </w:lvlOverride>
@@ -24113,6 +24442,12 @@
     </w:lvlOverride>
   </w:num>
   <w:num w:numId="65">
+    <w:abstractNumId w:val="2"/>
+    <w:lvlOverride w:ilvl="0">
+      <w:startOverride w:val="1"/>
+    </w:lvlOverride>
+  </w:num>
+  <w:num w:numId="66">
     <w:abstractNumId w:val="2"/>
     <w:lvlOverride w:ilvl="0">
       <w:startOverride w:val="1"/>

--- a/docs/manuals/C360_Insights_User_Guide.docx
+++ b/docs/manuals/C360_Insights_User_Guide.docx
@@ -63,7 +63,7 @@
           <w:sz w:val="20"/>
           <w:szCs w:val="20"/>
         </w:rPr>
-        <w:t xml:space="preserve">10 parts, 76 topics. Built 2026-10-22 from the in-app help, so it matches what the help panel shows.</w:t>
+        <w:t xml:space="preserve">10 parts, 77 topics. Built 2026-10-22 from the in-app help, so it matches what the help panel shows.</w:t>
       </w:r>
     </w:p>
     <w:p>
@@ -457,7 +457,7 @@
           <w:sz w:val="18"/>
           <w:szCs w:val="18"/>
         </w:rPr>
-        <w:t xml:space="preserve">Ask for a Report  ·  Add images to a prompt  ·  Use AI in your workspace  ·  Explain This Report, with AI  ·  Change a report with a prompt, with AI</w:t>
+        <w:t xml:space="preserve">Ask for a Report  ·  Add a spec or images to a prompt  ·  Ask about a database's tables not mapped yet  ·  Use AI in your workspace  ·  Explain This Report, with AI  ·  Change a report with a prompt, with AI</w:t>
       </w:r>
     </w:p>
     <w:p>
@@ -20757,7 +20757,7 @@
             <w:r>
               <w:drawing>
                 <wp:inline distT="0" distB="0" distL="0" distR="0">
-                  <wp:extent cx="6191250" cy="4381500"/>
+                  <wp:extent cx="6191250" cy="4391025"/>
                   <wp:effectExtent t="0" r="0" b="0" l="0"/>
                   <wp:docPr id="1" name="ask" descr="Ask for a Report above the report list, with the model to use and your recent prompts." title="Ask for a Report above the report list, with the model to use and your recent prompts."/>
                   <wp:cNvGraphicFramePr>
@@ -20782,7 +20782,7 @@
                         <pic:spPr bwMode="auto">
                           <a:xfrm>
                             <a:off x="0" y="0"/>
-                            <a:ext cx="6191250" cy="4381500"/>
+                            <a:ext cx="6191250" cy="4391025"/>
                           </a:xfrm>
                           <a:prstGeom prst="rect">
                             <a:avLst/>
@@ -20829,7 +20829,7 @@
     <w:p>
       <w:pPr>
         <w:pStyle w:val="ListParagraph"/>
-        <w:keepNext/>
+        <w:keepNext w:val="false"/>
         <w:keepLines/>
         <w:numPr>
           <w:ilvl w:val="0"/>
@@ -20847,7 +20847,7 @@
     <w:p>
       <w:pPr>
         <w:pStyle w:val="ListParagraph"/>
-        <w:keepNext/>
+        <w:keepNext w:val="false"/>
         <w:keepLines/>
         <w:numPr>
           <w:ilvl w:val="0"/>
@@ -20859,6 +20859,80 @@
         <w:rPr>
           <w:rFonts w:ascii="Arial" w:cs="Arial" w:eastAsia="Arial" w:hAnsi="Arial"/>
         </w:rPr>
+        <w:t xml:space="preserve">Choose what the prompt is about with </w:t>
+      </w:r>
+      <w:r>
+        <w:rPr>
+          <w:rFonts w:ascii="Arial" w:cs="Arial" w:eastAsia="Arial" w:hAnsi="Arial"/>
+          <w:b/>
+          <w:bCs/>
+        </w:rPr>
+        <w:t xml:space="preserve">Ask About</w:t>
+      </w:r>
+      <w:r>
+        <w:rPr>
+          <w:rFonts w:ascii="Arial" w:cs="Arial" w:eastAsia="Arial" w:hAnsi="Arial"/>
+        </w:rPr>
+        <w:t xml:space="preserve"> at the top of the box: </w:t>
+      </w:r>
+      <w:r>
+        <w:rPr>
+          <w:rFonts w:ascii="Arial" w:cs="Arial" w:eastAsia="Arial" w:hAnsi="Arial"/>
+          <w:b/>
+          <w:bCs/>
+        </w:rPr>
+        <w:t xml:space="preserve">All My Data</w:t>
+      </w:r>
+      <w:r>
+        <w:rPr>
+          <w:rFonts w:ascii="Arial" w:cs="Arial" w:eastAsia="Arial" w:hAnsi="Arial"/>
+        </w:rPr>
+        <w:t xml:space="preserve">, the platform's datasets (</w:t>
+      </w:r>
+      <w:r>
+        <w:rPr>
+          <w:rFonts w:ascii="Arial" w:cs="Arial" w:eastAsia="Arial" w:hAnsi="Arial"/>
+          <w:b/>
+          <w:bCs/>
+        </w:rPr>
+        <w:t xml:space="preserve">C360</w:t>
+      </w:r>
+      <w:r>
+        <w:rPr>
+          <w:rFonts w:ascii="Arial" w:cs="Arial" w:eastAsia="Arial" w:hAnsi="Arial"/>
+        </w:rPr>
+        <w:t xml:space="preserve">), one of your Report Databases, or your </w:t>
+      </w:r>
+      <w:r>
+        <w:rPr>
+          <w:rFonts w:ascii="Arial" w:cs="Arial" w:eastAsia="Arial" w:hAnsi="Arial"/>
+          <w:b/>
+          <w:bCs/>
+        </w:rPr>
+        <w:t xml:space="preserve">Uploaded Files</w:t>
+      </w:r>
+      <w:r>
+        <w:rPr>
+          <w:rFonts w:ascii="Arial" w:cs="Arial" w:eastAsia="Arial" w:hAnsi="Arial"/>
+        </w:rPr>
+        <w:t xml:space="preserve">. The model then reads only those fields, so its answers are sharper. Your choice is remembered.</w:t>
+      </w:r>
+    </w:p>
+    <w:p>
+      <w:pPr>
+        <w:pStyle w:val="ListParagraph"/>
+        <w:keepNext w:val="false"/>
+        <w:keepLines/>
+        <w:numPr>
+          <w:ilvl w:val="0"/>
+          <w:numId w:val="54"/>
+        </w:numPr>
+        <w:spacing w:after="80" w:line="276"/>
+      </w:pPr>
+      <w:r>
+        <w:rPr>
+          <w:rFonts w:ascii="Arial" w:cs="Arial" w:eastAsia="Arial" w:hAnsi="Arial"/>
+        </w:rPr>
         <w:t xml:space="preserve">Write what you want to see in your own words, pick a model at the bottom of the box, and press </w:t>
       </w:r>
       <w:r>
@@ -20879,7 +20953,7 @@
     <w:p>
       <w:pPr>
         <w:pStyle w:val="ListParagraph"/>
-        <w:keepNext/>
+        <w:keepNext w:val="false"/>
         <w:keepLines/>
         <w:numPr>
           <w:ilvl w:val="0"/>
@@ -20977,7 +21051,7 @@
         <w:rPr>
           <w:rFonts w:ascii="Arial" w:cs="Arial" w:eastAsia="Arial" w:hAnsi="Arial"/>
         </w:rPr>
-        <w:t xml:space="preserve">Add images to a prompt</w:t>
+        <w:t xml:space="preserve">Add a spec or images to a prompt</w:t>
       </w:r>
     </w:p>
     <w:p>
@@ -21006,6 +21080,113 @@
         <w:t xml:space="preserve">Anyone who can build reports</w:t>
       </w:r>
     </w:p>
+    <w:tbl>
+      <w:tblPr>
+        <w:tblW w:type="dxa" w:w="9870"/>
+        <w:jc w:val="center"/>
+        <w:tblBorders>
+          <w:top w:val="single" w:color="D9DBE3" w:sz="4"/>
+          <w:left w:val="single" w:color="D9DBE3" w:sz="4"/>
+          <w:bottom w:val="single" w:color="D9DBE3" w:sz="4"/>
+          <w:right w:val="single" w:color="D9DBE3" w:sz="4"/>
+          <w:insideH w:val="none"/>
+          <w:insideV w:val="none"/>
+        </w:tblBorders>
+      </w:tblPr>
+      <w:tblGrid>
+        <w:gridCol w:w="9870"/>
+      </w:tblGrid>
+      <w:tr>
+        <w:trPr>
+          <w:cantSplit/>
+        </w:trPr>
+        <w:tc>
+          <w:tcPr>
+            <w:tcW w:type="dxa" w:w="9870"/>
+            <w:tcMar>
+              <w:top w:type="dxa" w:w="40"/>
+              <w:left w:type="dxa" w:w="40"/>
+              <w:bottom w:type="dxa" w:w="40"/>
+              <w:right w:type="dxa" w:w="40"/>
+            </w:tcMar>
+          </w:tcPr>
+          <w:p>
+            <w:pPr>
+              <w:keepNext/>
+              <w:jc w:val="center"/>
+            </w:pPr>
+            <w:r>
+              <w:drawing>
+                <wp:inline distT="0" distB="0" distL="0" distR="0">
+                  <wp:extent cx="6191250" cy="3676650"/>
+                  <wp:effectExtent t="0" r="0" b="0" l="0"/>
+                  <wp:docPr id="1" name="ask-spec" descr="A Word spec, a PDF and a sketch attached to a prompt, on CG-Prod. They go to the model with the prompt and are not kept." title="A Word spec, a PDF and a sketch attached to a prompt, on CG-Prod. They go to the model with the prompt and are not kept."/>
+                  <wp:cNvGraphicFramePr>
+                    <a:graphicFrameLocks xmlns:a="http://schemas.openxmlformats.org/drawingml/2006/main" noChangeAspect="1"/>
+                  </wp:cNvGraphicFramePr>
+                  <a:graphic xmlns:a="http://schemas.openxmlformats.org/drawingml/2006/main">
+                    <a:graphicData uri="http://schemas.openxmlformats.org/drawingml/2006/picture">
+                      <pic:pic xmlns:pic="http://schemas.openxmlformats.org/drawingml/2006/picture">
+                        <pic:nvPicPr>
+                          <pic:cNvPr id="0" name="" descr=""/>
+                          <pic:cNvPicPr>
+                            <a:picLocks noChangeAspect="1" noChangeArrowheads="1"/>
+                          </pic:cNvPicPr>
+                        </pic:nvPicPr>
+                        <pic:blipFill>
+                          <a:blip r:embed="rId34" cstate="none"/>
+                          <a:srcRect/>
+                          <a:stretch>
+                            <a:fillRect/>
+                          </a:stretch>
+                        </pic:blipFill>
+                        <pic:spPr bwMode="auto">
+                          <a:xfrm>
+                            <a:off x="0" y="0"/>
+                            <a:ext cx="6191250" cy="3676650"/>
+                          </a:xfrm>
+                          <a:prstGeom prst="rect">
+                            <a:avLst/>
+                          </a:prstGeom>
+                        </pic:spPr>
+                      </pic:pic>
+                    </a:graphicData>
+                  </a:graphic>
+                </wp:inline>
+              </w:drawing>
+            </w:r>
+          </w:p>
+        </w:tc>
+      </w:tr>
+    </w:tbl>
+    <w:p>
+      <w:pPr>
+        <w:spacing w:after="200" w:before="80"/>
+        <w:jc w:val="center"/>
+      </w:pPr>
+      <w:r>
+        <w:rPr>
+          <w:rFonts w:ascii="Arial" w:cs="Arial" w:eastAsia="Arial" w:hAnsi="Arial"/>
+          <w:b/>
+          <w:bCs/>
+          <w:color w:val="555B6E"/>
+          <w:sz w:val="17"/>
+          <w:szCs w:val="17"/>
+        </w:rPr>
+        <w:t xml:space="preserve">Figure 26. </w:t>
+      </w:r>
+      <w:r>
+        <w:rPr>
+          <w:rFonts w:ascii="Arial" w:cs="Arial" w:eastAsia="Arial" w:hAnsi="Arial"/>
+          <w:i/>
+          <w:iCs/>
+          <w:color w:val="555B6E"/>
+          <w:sz w:val="17"/>
+          <w:szCs w:val="17"/>
+        </w:rPr>
+        <w:t xml:space="preserve">A Word spec, a PDF and a sketch attached to a prompt, on CG-Prod. They go to the model with the prompt and are not kept.</w:t>
+      </w:r>
+    </w:p>
     <w:p>
       <w:pPr>
         <w:pStyle w:val="ListParagraph"/>
@@ -21021,7 +21202,7 @@
         <w:rPr>
           <w:rFonts w:ascii="Arial" w:cs="Arial" w:eastAsia="Arial" w:hAnsi="Arial"/>
         </w:rPr>
-        <w:t xml:space="preserve">In Insights → Reports, write your prompt in the Ask for a Report box. Say what the image is for: "Build this table from the screenshot", "A chart like this sketch, by month".</w:t>
+        <w:t xml:space="preserve">In Insights → Reports, write your prompt in the Ask for a Report box. Say what the files are for: "Build the report described in the spec", "A chart like this sketch, by month", "Use the targets in the PDF".</w:t>
       </w:r>
     </w:p>
     <w:p>
@@ -21039,15 +21220,15 @@
         <w:rPr>
           <w:rFonts w:ascii="Arial" w:cs="Arial" w:eastAsia="Arial" w:hAnsi="Arial"/>
         </w:rPr>
-        <w:t xml:space="preserve">Add up to five images, whichever way is handiest: drag them from your computer onto the Ask for a Report panel and let go when the box shows </w:t>
-      </w:r>
-      <w:r>
-        <w:rPr>
-          <w:rFonts w:ascii="Arial" w:cs="Arial" w:eastAsia="Arial" w:hAnsi="Arial"/>
-          <w:b/>
-          <w:bCs/>
-        </w:rPr>
-        <w:t xml:space="preserve">Drop images here</w:t>
+        <w:t xml:space="preserve">Add up to three documents (the report's spec as a PDF, a Word .docx, a text or a Markdown file) and up to five images (PNG, JPEG, GIF or WebP), whichever way is handiest: drag them from your computer onto the Ask for a Report panel and let go when the box shows </w:t>
+      </w:r>
+      <w:r>
+        <w:rPr>
+          <w:rFonts w:ascii="Arial" w:cs="Arial" w:eastAsia="Arial" w:hAnsi="Arial"/>
+          <w:b/>
+          <w:bCs/>
+        </w:rPr>
+        <w:t xml:space="preserve">Drop images or documents here</w:t>
       </w:r>
       <w:r>
         <w:rPr>
@@ -21071,7 +21252,7 @@
         <w:rPr>
           <w:rFonts w:ascii="Arial" w:cs="Arial" w:eastAsia="Arial" w:hAnsi="Arial"/>
         </w:rPr>
-        <w:t xml:space="preserve">Check the thumbnails at the top of the box, each with its file name. The count beside the paperclip says how many there are ("2 of 5"); remove one with its ✕. Once there are five, the paperclip is greyed out, and a sixth image is left out with a note under the box.</w:t>
+        <w:t xml:space="preserve">Check the attachments at the top of the box: each document as a tile with its kind and size, each image as a thumbnail. The line beside the paperclip says how many there are ("2 documents · 1 image"); remove one with its ✕. A fourth document or a sixth image is left out with a note under the box.</w:t>
       </w:r>
     </w:p>
     <w:p>
@@ -21103,7 +21284,7 @@
         <w:rPr>
           <w:rFonts w:ascii="Arial" w:cs="Arial" w:eastAsia="Arial" w:hAnsi="Arial"/>
         </w:rPr>
-        <w:t xml:space="preserve"> (or Ctrl+Enter). The images go to the model with your prompt and the field names. They stay in the box, so </w:t>
+        <w:t xml:space="preserve"> (or Ctrl+Enter). The documents and images go to the model with your prompt and the field names. They stay in the box, so </w:t>
       </w:r>
       <w:r>
         <w:rPr>
@@ -21117,7 +21298,7 @@
         <w:rPr>
           <w:rFonts w:ascii="Arial" w:cs="Arial" w:eastAsia="Arial" w:hAnsi="Arial"/>
         </w:rPr>
-        <w:t xml:space="preserve"> sends them again.</w:t>
+        <w:t xml:space="preserve"> sends them again. The draft's top line says what the model read.</w:t>
       </w:r>
     </w:p>
     <w:p>
@@ -21128,7 +21309,7 @@
         <w:rPr>
           <w:rFonts w:ascii="Arial" w:cs="Arial" w:eastAsia="Arial" w:hAnsi="Arial"/>
         </w:rPr>
-        <w:t xml:space="preserve">The images may be PNG, JPEG, GIF or WebP; a large one is scaled down in your browser before it is sent, and each may be up to 3.75 MB after that. Another kind of file is refused with a note under the box. The images are not kept: only your prompt is saved with the draft. Good images to send are a hand sketch of the table or chart you want, or a screenshot of a spreadsheet or of a report from another tool to rebuild here.</w:t>
+        <w:t xml:space="preserve">A document may be up to 10 MB, PDFs up to 100 pages together, and the documents and images up to 20 MB together. An old Word file (.doc) needs saving as .docx first. A large image is scaled down in your browser before it is sent. Another kind of file is refused with a note under the box. Documents and images are not kept: only your prompt is saved with the draft. The prompt itself may run to 100,000 characters (about 25,000 words); the counter under the box appears from 90,000. A longer spec goes in as a document.</w:t>
       </w:r>
     </w:p>
     <w:p>
@@ -21140,7 +21321,7 @@
         <w:rPr>
           <w:rFonts w:ascii="Arial" w:cs="Arial" w:eastAsia="Arial" w:hAnsi="Arial"/>
         </w:rPr>
-        <w:t xml:space="preserve">Use AI in your workspace</w:t>
+        <w:t xml:space="preserve">Ask about a database's tables not mapped yet</w:t>
       </w:r>
     </w:p>
     <w:p>
@@ -21166,7 +21347,221 @@
           <w:sz w:val="18"/>
           <w:szCs w:val="18"/>
         </w:rPr>
-        <w:t xml:space="preserve">Workspace administrator</w:t>
+        <w:t xml:space="preserve">Anyone who can build reports</w:t>
+      </w:r>
+    </w:p>
+    <w:tbl>
+      <w:tblPr>
+        <w:tblW w:type="dxa" w:w="9870"/>
+        <w:jc w:val="center"/>
+        <w:tblBorders>
+          <w:top w:val="single" w:color="D9DBE3" w:sz="4"/>
+          <w:left w:val="single" w:color="D9DBE3" w:sz="4"/>
+          <w:bottom w:val="single" w:color="D9DBE3" w:sz="4"/>
+          <w:right w:val="single" w:color="D9DBE3" w:sz="4"/>
+          <w:insideH w:val="none"/>
+          <w:insideV w:val="none"/>
+        </w:tblBorders>
+      </w:tblPr>
+      <w:tblGrid>
+        <w:gridCol w:w="9870"/>
+      </w:tblGrid>
+      <w:tr>
+        <w:trPr>
+          <w:cantSplit/>
+        </w:trPr>
+        <w:tc>
+          <w:tcPr>
+            <w:tcW w:type="dxa" w:w="9870"/>
+            <w:tcMar>
+              <w:top w:type="dxa" w:w="40"/>
+              <w:left w:type="dxa" w:w="40"/>
+              <w:bottom w:type="dxa" w:w="40"/>
+              <w:right w:type="dxa" w:w="40"/>
+            </w:tcMar>
+          </w:tcPr>
+          <w:p>
+            <w:pPr>
+              <w:keepNext/>
+              <w:jc w:val="center"/>
+            </w:pPr>
+            <w:r>
+              <w:drawing>
+                <wp:inline distT="0" distB="0" distL="0" distR="0">
+                  <wp:extent cx="6191250" cy="4391025"/>
+                  <wp:effectExtent t="0" r="0" b="0" l="0"/>
+                  <wp:docPr id="1" name="ask-data-menu" descr="Ask About: all your data, the platform's datasets, each database (with its tables not mapped yet) and the uploaded files." title="Ask About: all your data, the platform's datasets, each database (with its tables not mapped yet) and the uploaded files."/>
+                  <wp:cNvGraphicFramePr>
+                    <a:graphicFrameLocks xmlns:a="http://schemas.openxmlformats.org/drawingml/2006/main" noChangeAspect="1"/>
+                  </wp:cNvGraphicFramePr>
+                  <a:graphic xmlns:a="http://schemas.openxmlformats.org/drawingml/2006/main">
+                    <a:graphicData uri="http://schemas.openxmlformats.org/drawingml/2006/picture">
+                      <pic:pic xmlns:pic="http://schemas.openxmlformats.org/drawingml/2006/picture">
+                        <pic:nvPicPr>
+                          <pic:cNvPr id="0" name="" descr=""/>
+                          <pic:cNvPicPr>
+                            <a:picLocks noChangeAspect="1" noChangeArrowheads="1"/>
+                          </pic:cNvPicPr>
+                        </pic:nvPicPr>
+                        <pic:blipFill>
+                          <a:blip r:embed="rId35" cstate="none"/>
+                          <a:srcRect/>
+                          <a:stretch>
+                            <a:fillRect/>
+                          </a:stretch>
+                        </pic:blipFill>
+                        <pic:spPr bwMode="auto">
+                          <a:xfrm>
+                            <a:off x="0" y="0"/>
+                            <a:ext cx="6191250" cy="4391025"/>
+                          </a:xfrm>
+                          <a:prstGeom prst="rect">
+                            <a:avLst/>
+                          </a:prstGeom>
+                        </pic:spPr>
+                      </pic:pic>
+                    </a:graphicData>
+                  </a:graphic>
+                </wp:inline>
+              </w:drawing>
+            </w:r>
+          </w:p>
+        </w:tc>
+      </w:tr>
+    </w:tbl>
+    <w:p>
+      <w:pPr>
+        <w:spacing w:after="200" w:before="80"/>
+        <w:jc w:val="center"/>
+      </w:pPr>
+      <w:r>
+        <w:rPr>
+          <w:rFonts w:ascii="Arial" w:cs="Arial" w:eastAsia="Arial" w:hAnsi="Arial"/>
+          <w:b/>
+          <w:bCs/>
+          <w:color w:val="555B6E"/>
+          <w:sz w:val="17"/>
+          <w:szCs w:val="17"/>
+        </w:rPr>
+        <w:t xml:space="preserve">Figure 27. </w:t>
+      </w:r>
+      <w:r>
+        <w:rPr>
+          <w:rFonts w:ascii="Arial" w:cs="Arial" w:eastAsia="Arial" w:hAnsi="Arial"/>
+          <w:i/>
+          <w:iCs/>
+          <w:color w:val="555B6E"/>
+          <w:sz w:val="17"/>
+          <w:szCs w:val="17"/>
+        </w:rPr>
+        <w:t xml:space="preserve">Ask About: all your data, the platform's datasets, each database (with its tables not mapped yet) and the uploaded files.</w:t>
+      </w:r>
+    </w:p>
+    <w:tbl>
+      <w:tblPr>
+        <w:tblW w:type="dxa" w:w="8175"/>
+        <w:jc w:val="center"/>
+        <w:tblBorders>
+          <w:top w:val="single" w:color="D9DBE3" w:sz="4"/>
+          <w:left w:val="single" w:color="D9DBE3" w:sz="4"/>
+          <w:bottom w:val="single" w:color="D9DBE3" w:sz="4"/>
+          <w:right w:val="single" w:color="D9DBE3" w:sz="4"/>
+          <w:insideH w:val="none"/>
+          <w:insideV w:val="none"/>
+        </w:tblBorders>
+      </w:tblPr>
+      <w:tblGrid>
+        <w:gridCol w:w="8175"/>
+      </w:tblGrid>
+      <w:tr>
+        <w:trPr>
+          <w:cantSplit/>
+        </w:trPr>
+        <w:tc>
+          <w:tcPr>
+            <w:tcW w:type="dxa" w:w="8175"/>
+            <w:tcMar>
+              <w:top w:type="dxa" w:w="40"/>
+              <w:left w:type="dxa" w:w="40"/>
+              <w:bottom w:type="dxa" w:w="40"/>
+              <w:right w:type="dxa" w:w="40"/>
+            </w:tcMar>
+          </w:tcPr>
+          <w:p>
+            <w:pPr>
+              <w:keepNext/>
+              <w:jc w:val="center"/>
+            </w:pPr>
+            <w:r>
+              <w:drawing>
+                <wp:inline distT="0" distB="0" distL="0" distR="0">
+                  <wp:extent cx="5114925" cy="5334000"/>
+                  <wp:effectExtent t="0" r="0" b="0" l="0"/>
+                  <wp:docPr id="1" name="ask-unmapped-draft" descr="A draft on tables not mapped yet: Open in Editor maps them as a dataset first. The top line says what the model read." title="A draft on tables not mapped yet: Open in Editor maps them as a dataset first. The top line says what the model read."/>
+                  <wp:cNvGraphicFramePr>
+                    <a:graphicFrameLocks xmlns:a="http://schemas.openxmlformats.org/drawingml/2006/main" noChangeAspect="1"/>
+                  </wp:cNvGraphicFramePr>
+                  <a:graphic xmlns:a="http://schemas.openxmlformats.org/drawingml/2006/main">
+                    <a:graphicData uri="http://schemas.openxmlformats.org/drawingml/2006/picture">
+                      <pic:pic xmlns:pic="http://schemas.openxmlformats.org/drawingml/2006/picture">
+                        <pic:nvPicPr>
+                          <pic:cNvPr id="0" name="" descr=""/>
+                          <pic:cNvPicPr>
+                            <a:picLocks noChangeAspect="1" noChangeArrowheads="1"/>
+                          </pic:cNvPicPr>
+                        </pic:nvPicPr>
+                        <pic:blipFill>
+                          <a:blip r:embed="rId36" cstate="none"/>
+                          <a:srcRect/>
+                          <a:stretch>
+                            <a:fillRect/>
+                          </a:stretch>
+                        </pic:blipFill>
+                        <pic:spPr bwMode="auto">
+                          <a:xfrm>
+                            <a:off x="0" y="0"/>
+                            <a:ext cx="5114925" cy="5334000"/>
+                          </a:xfrm>
+                          <a:prstGeom prst="rect">
+                            <a:avLst/>
+                          </a:prstGeom>
+                        </pic:spPr>
+                      </pic:pic>
+                    </a:graphicData>
+                  </a:graphic>
+                </wp:inline>
+              </w:drawing>
+            </w:r>
+          </w:p>
+        </w:tc>
+      </w:tr>
+    </w:tbl>
+    <w:p>
+      <w:pPr>
+        <w:spacing w:after="200" w:before="80"/>
+        <w:jc w:val="center"/>
+      </w:pPr>
+      <w:r>
+        <w:rPr>
+          <w:rFonts w:ascii="Arial" w:cs="Arial" w:eastAsia="Arial" w:hAnsi="Arial"/>
+          <w:b/>
+          <w:bCs/>
+          <w:color w:val="555B6E"/>
+          <w:sz w:val="17"/>
+          <w:szCs w:val="17"/>
+        </w:rPr>
+        <w:t xml:space="preserve">Figure 28. </w:t>
+      </w:r>
+      <w:r>
+        <w:rPr>
+          <w:rFonts w:ascii="Arial" w:cs="Arial" w:eastAsia="Arial" w:hAnsi="Arial"/>
+          <w:i/>
+          <w:iCs/>
+          <w:color w:val="555B6E"/>
+          <w:sz w:val="17"/>
+          <w:szCs w:val="17"/>
+        </w:rPr>
+        <w:t xml:space="preserve">A draft on tables not mapped yet: Open in Editor maps them as a dataset first. The top line says what the model read.</w:t>
       </w:r>
     </w:p>
     <w:p>
@@ -21184,21 +21579,21 @@
         <w:rPr>
           <w:rFonts w:ascii="Arial" w:cs="Arial" w:eastAsia="Arial" w:hAnsi="Arial"/>
         </w:rPr>
-        <w:t xml:space="preserve">Open Settings → AI Assistant. </w:t>
-      </w:r>
-      <w:r>
-        <w:rPr>
-          <w:rFonts w:ascii="Arial" w:cs="Arial" w:eastAsia="Arial" w:hAnsi="Arial"/>
-          <w:b/>
-          <w:bCs/>
-        </w:rPr>
-        <w:t xml:space="preserve">Use AI in Reports</w:t>
-      </w:r>
-      <w:r>
-        <w:rPr>
-          <w:rFonts w:ascii="Arial" w:cs="Arial" w:eastAsia="Arial" w:hAnsi="Arial"/>
-        </w:rPr>
-        <w:t xml:space="preserve"> is on by default; switch it off to hide every AI feature and keep every prompt inside CEP.</w:t>
+        <w:t xml:space="preserve">In the Ask for a Report box, open </w:t>
+      </w:r>
+      <w:r>
+        <w:rPr>
+          <w:rFonts w:ascii="Arial" w:cs="Arial" w:eastAsia="Arial" w:hAnsi="Arial"/>
+          <w:b/>
+          <w:bCs/>
+        </w:rPr>
+        <w:t xml:space="preserve">Ask About</w:t>
+      </w:r>
+      <w:r>
+        <w:rPr>
+          <w:rFonts w:ascii="Arial" w:cs="Arial" w:eastAsia="Arial" w:hAnsi="Arial"/>
+        </w:rPr>
+        <w:t xml:space="preserve"> and pick one of your Report Databases.</w:t>
       </w:r>
     </w:p>
     <w:p>
@@ -21216,49 +21611,21 @@
         <w:rPr>
           <w:rFonts w:ascii="Arial" w:cs="Arial" w:eastAsia="Arial" w:hAnsi="Arial"/>
         </w:rPr>
-        <w:t xml:space="preserve">For each provider, allow or disallow it with its switch, or press </w:t>
-      </w:r>
-      <w:r>
-        <w:rPr>
-          <w:rFonts w:ascii="Arial" w:cs="Arial" w:eastAsia="Arial" w:hAnsi="Arial"/>
-          <w:b/>
-          <w:bCs/>
-        </w:rPr>
-        <w:t xml:space="preserve">Use Your Own Key</w:t>
-      </w:r>
-      <w:r>
-        <w:rPr>
-          <w:rFonts w:ascii="Arial" w:cs="Arial" w:eastAsia="Arial" w:hAnsi="Arial"/>
-        </w:rPr>
-        <w:t xml:space="preserve"> (or </w:t>
-      </w:r>
-      <w:r>
-        <w:rPr>
-          <w:rFonts w:ascii="Arial" w:cs="Arial" w:eastAsia="Arial" w:hAnsi="Arial"/>
-          <w:b/>
-          <w:bCs/>
-        </w:rPr>
-        <w:t xml:space="preserve">Add Your Own Key</w:t>
-      </w:r>
-      <w:r>
-        <w:rPr>
-          <w:rFonts w:ascii="Arial" w:cs="Arial" w:eastAsia="Arial" w:hAnsi="Arial"/>
-        </w:rPr>
-        <w:t xml:space="preserve"> when the platform does not offer it) to enter the workspace's own key and the two models, then </w:t>
-      </w:r>
-      <w:r>
-        <w:rPr>
-          <w:rFonts w:ascii="Arial" w:cs="Arial" w:eastAsia="Arial" w:hAnsi="Arial"/>
-          <w:b/>
-          <w:bCs/>
-        </w:rPr>
-        <w:t xml:space="preserve">Check Connection</w:t>
-      </w:r>
-      <w:r>
-        <w:rPr>
-          <w:rFonts w:ascii="Arial" w:cs="Arial" w:eastAsia="Arial" w:hAnsi="Arial"/>
-        </w:rPr>
-        <w:t xml:space="preserve">. The workspace's key wins over the platform's, and prompts on it are not counted against the plan.</w:t>
+        <w:t xml:space="preserve">Under it, keep </w:t>
+      </w:r>
+      <w:r>
+        <w:rPr>
+          <w:rFonts w:ascii="Arial" w:cs="Arial" w:eastAsia="Arial" w:hAnsi="Arial"/>
+          <w:b/>
+          <w:bCs/>
+        </w:rPr>
+        <w:t xml:space="preserve">Also Look at Tables Not Mapped Yet</w:t>
+      </w:r>
+      <w:r>
+        <w:rPr>
+          <w:rFonts w:ascii="Arial" w:cs="Arial" w:eastAsia="Arial" w:hAnsi="Arial"/>
+        </w:rPr>
+        <w:t xml:space="preserve"> ticked (it is by default). The model is then told the names of the database's tables and, when you press Generate, given the columns of the tables your prompt or its documents name (up to 20). It may ask for more tables' columns once. Nothing is stored.</w:t>
       </w:r>
     </w:p>
     <w:p>
@@ -21275,16 +21642,8 @@
       <w:r>
         <w:rPr>
           <w:rFonts w:ascii="Arial" w:cs="Arial" w:eastAsia="Arial" w:hAnsi="Arial"/>
-          <w:b/>
-          <w:bCs/>
-        </w:rPr>
-        <w:t xml:space="preserve">Explain This Report</w:t>
-      </w:r>
-      <w:r>
-        <w:rPr>
-          <w:rFonts w:ascii="Arial" w:cs="Arial" w:eastAsia="Arial" w:hAnsi="Arial"/>
-        </w:rPr>
-        <w:t xml:space="preserve"> decides whether a report's totals may be sent to the model; personal-data fields are never sent.</w:t>
+        </w:rPr>
+        <w:t xml:space="preserve">Name the tables you mean when you know them: "Net sales from sales_lines joined to stores, by store and week".</w:t>
       </w:r>
     </w:p>
     <w:p>
@@ -21301,35 +21660,36 @@
       <w:r>
         <w:rPr>
           <w:rFonts w:ascii="Arial" w:cs="Arial" w:eastAsia="Arial" w:hAnsi="Arial"/>
-          <w:b/>
-          <w:bCs/>
-        </w:rPr>
-        <w:t xml:space="preserve">AI Prompts This Month</w:t>
-      </w:r>
-      <w:r>
-        <w:rPr>
-          <w:rFonts w:ascii="Arial" w:cs="Arial" w:eastAsia="Arial" w:hAnsi="Arial"/>
-        </w:rPr>
-        <w:t xml:space="preserve"> shows the count against the plan.</w:t>
-      </w:r>
-    </w:p>
-    <w:p>
-      <w:pPr>
-        <w:spacing w:after="120" w:line="276"/>
-      </w:pPr>
-      <w:r>
-        <w:rPr>
-          <w:rFonts w:ascii="Arial" w:cs="Arial" w:eastAsia="Arial" w:hAnsi="Arial"/>
-          <w:b/>
-          <w:bCs/>
-        </w:rPr>
-        <w:t xml:space="preserve">Write It for Me</w:t>
-      </w:r>
-      <w:r>
-        <w:rPr>
-          <w:rFonts w:ascii="Arial" w:cs="Arial" w:eastAsia="Arial" w:hAnsi="Arial"/>
-        </w:rPr>
-        <w:t xml:space="preserve"> in the query window is described in Part 6, Build a report from a query.</w:t>
+        </w:rPr>
+        <w:t xml:space="preserve">A draft on such tables says </w:t>
+      </w:r>
+      <w:r>
+        <w:rPr>
+          <w:rFonts w:ascii="Arial" w:cs="Arial" w:eastAsia="Arial" w:hAnsi="Arial"/>
+          <w:b/>
+          <w:bCs/>
+        </w:rPr>
+        <w:t xml:space="preserve">Not Mapped Yet</w:t>
+      </w:r>
+      <w:r>
+        <w:rPr>
+          <w:rFonts w:ascii="Arial" w:cs="Arial" w:eastAsia="Arial" w:hAnsi="Arial"/>
+        </w:rPr>
+        <w:t xml:space="preserve"> beside its data, with the tables it joins. </w:t>
+      </w:r>
+      <w:r>
+        <w:rPr>
+          <w:rFonts w:ascii="Arial" w:cs="Arial" w:eastAsia="Arial" w:hAnsi="Arial"/>
+          <w:b/>
+          <w:bCs/>
+        </w:rPr>
+        <w:t xml:space="preserve">Open in Editor</w:t>
+      </w:r>
+      <w:r>
+        <w:rPr>
+          <w:rFonts w:ascii="Arial" w:cs="Arial" w:eastAsia="Arial" w:hAnsi="Arial"/>
+        </w:rPr>
+        <w:t xml:space="preserve"> maps them as a dataset with the fields the report needs (as Map a Dataset would), then opens the report. Until then nothing is mapped. Your administrator can rename the dataset's fields later under Settings → Report Databases.</w:t>
       </w:r>
     </w:p>
     <w:p>
@@ -21341,13 +21701,39 @@
         <w:rPr>
           <w:rFonts w:ascii="Arial" w:cs="Arial" w:eastAsia="Arial" w:hAnsi="Arial"/>
         </w:rPr>
-        <w:t xml:space="preserve">Explain This Report, with AI</w:t>
-      </w:r>
-    </w:p>
-    <w:p>
-      <w:pPr>
-        <w:pStyle w:val="ListParagraph"/>
+        <w:t xml:space="preserve">Use AI in your workspace</w:t>
+      </w:r>
+    </w:p>
+    <w:p>
+      <w:pPr>
         <w:keepNext/>
+        <w:spacing w:after="100"/>
+      </w:pPr>
+      <w:r>
+        <w:rPr>
+          <w:rFonts w:ascii="Arial" w:cs="Arial" w:eastAsia="Arial" w:hAnsi="Arial"/>
+          <w:b/>
+          <w:bCs/>
+          <w:color w:val="555B6E"/>
+          <w:sz w:val="18"/>
+          <w:szCs w:val="18"/>
+        </w:rPr>
+        <w:t xml:space="preserve">Who: </w:t>
+      </w:r>
+      <w:r>
+        <w:rPr>
+          <w:rFonts w:ascii="Arial" w:cs="Arial" w:eastAsia="Arial" w:hAnsi="Arial"/>
+          <w:color w:val="555B6E"/>
+          <w:sz w:val="18"/>
+          <w:szCs w:val="18"/>
+        </w:rPr>
+        <w:t xml:space="preserve">Workspace administrator</w:t>
+      </w:r>
+    </w:p>
+    <w:p>
+      <w:pPr>
+        <w:pStyle w:val="ListParagraph"/>
+        <w:keepNext/>
         <w:keepLines/>
         <w:numPr>
           <w:ilvl w:val="0"/>
@@ -21359,22 +21745,94 @@
         <w:rPr>
           <w:rFonts w:ascii="Arial" w:cs="Arial" w:eastAsia="Arial" w:hAnsi="Arial"/>
         </w:rPr>
-        <w:t xml:space="preserve">Open a report and press </w:t>
-      </w:r>
-      <w:r>
-        <w:rPr>
-          <w:rFonts w:ascii="Arial" w:cs="Arial" w:eastAsia="Arial" w:hAnsi="Arial"/>
-          <w:b/>
-          <w:bCs/>
-        </w:rPr>
-        <w:t xml:space="preserve">Explain</w:t>
-      </w:r>
-      <w:r>
-        <w:rPr>
-          <w:rFonts w:ascii="Arial" w:cs="Arial" w:eastAsia="Arial" w:hAnsi="Arial"/>
-        </w:rPr>
-        <w:t xml:space="preserve">. The button is there when the platform allows it and the workspace's </w:t>
-      </w:r>
+        <w:t xml:space="preserve">Open Settings → AI Assistant. </w:t>
+      </w:r>
+      <w:r>
+        <w:rPr>
+          <w:rFonts w:ascii="Arial" w:cs="Arial" w:eastAsia="Arial" w:hAnsi="Arial"/>
+          <w:b/>
+          <w:bCs/>
+        </w:rPr>
+        <w:t xml:space="preserve">Use AI in Reports</w:t>
+      </w:r>
+      <w:r>
+        <w:rPr>
+          <w:rFonts w:ascii="Arial" w:cs="Arial" w:eastAsia="Arial" w:hAnsi="Arial"/>
+        </w:rPr>
+        <w:t xml:space="preserve"> is on by default; switch it off to hide every AI feature and keep every prompt inside CEP.</w:t>
+      </w:r>
+    </w:p>
+    <w:p>
+      <w:pPr>
+        <w:pStyle w:val="ListParagraph"/>
+        <w:keepNext/>
+        <w:keepLines/>
+        <w:numPr>
+          <w:ilvl w:val="0"/>
+          <w:numId w:val="57"/>
+        </w:numPr>
+        <w:spacing w:after="80" w:line="276"/>
+      </w:pPr>
+      <w:r>
+        <w:rPr>
+          <w:rFonts w:ascii="Arial" w:cs="Arial" w:eastAsia="Arial" w:hAnsi="Arial"/>
+        </w:rPr>
+        <w:t xml:space="preserve">For each provider, allow or disallow it with its switch, or press </w:t>
+      </w:r>
+      <w:r>
+        <w:rPr>
+          <w:rFonts w:ascii="Arial" w:cs="Arial" w:eastAsia="Arial" w:hAnsi="Arial"/>
+          <w:b/>
+          <w:bCs/>
+        </w:rPr>
+        <w:t xml:space="preserve">Use Your Own Key</w:t>
+      </w:r>
+      <w:r>
+        <w:rPr>
+          <w:rFonts w:ascii="Arial" w:cs="Arial" w:eastAsia="Arial" w:hAnsi="Arial"/>
+        </w:rPr>
+        <w:t xml:space="preserve"> (or </w:t>
+      </w:r>
+      <w:r>
+        <w:rPr>
+          <w:rFonts w:ascii="Arial" w:cs="Arial" w:eastAsia="Arial" w:hAnsi="Arial"/>
+          <w:b/>
+          <w:bCs/>
+        </w:rPr>
+        <w:t xml:space="preserve">Add Your Own Key</w:t>
+      </w:r>
+      <w:r>
+        <w:rPr>
+          <w:rFonts w:ascii="Arial" w:cs="Arial" w:eastAsia="Arial" w:hAnsi="Arial"/>
+        </w:rPr>
+        <w:t xml:space="preserve"> when the platform does not offer it) to enter the workspace's own key and the two models, then </w:t>
+      </w:r>
+      <w:r>
+        <w:rPr>
+          <w:rFonts w:ascii="Arial" w:cs="Arial" w:eastAsia="Arial" w:hAnsi="Arial"/>
+          <w:b/>
+          <w:bCs/>
+        </w:rPr>
+        <w:t xml:space="preserve">Check Connection</w:t>
+      </w:r>
+      <w:r>
+        <w:rPr>
+          <w:rFonts w:ascii="Arial" w:cs="Arial" w:eastAsia="Arial" w:hAnsi="Arial"/>
+        </w:rPr>
+        <w:t xml:space="preserve">. The workspace's key wins over the platform's, and prompts on it are not counted against the plan.</w:t>
+      </w:r>
+    </w:p>
+    <w:p>
+      <w:pPr>
+        <w:pStyle w:val="ListParagraph"/>
+        <w:keepNext/>
+        <w:keepLines/>
+        <w:numPr>
+          <w:ilvl w:val="0"/>
+          <w:numId w:val="57"/>
+        </w:numPr>
+        <w:spacing w:after="80" w:line="276"/>
+      </w:pPr>
       <w:r>
         <w:rPr>
           <w:rFonts w:ascii="Arial" w:cs="Arial" w:eastAsia="Arial" w:hAnsi="Arial"/>
@@ -21387,43 +21845,52 @@
         <w:rPr>
           <w:rFonts w:ascii="Arial" w:cs="Arial" w:eastAsia="Arial" w:hAnsi="Arial"/>
         </w:rPr>
-        <w:t xml:space="preserve"> switch is on (Settings → AI Assistant).</w:t>
-      </w:r>
-    </w:p>
-    <w:p>
-      <w:pPr>
-        <w:pStyle w:val="ListParagraph"/>
-        <w:keepNext/>
+        <w:t xml:space="preserve"> decides whether a report's totals may be sent to the model; personal-data fields are never sent.</w:t>
+      </w:r>
+    </w:p>
+    <w:p>
+      <w:pPr>
+        <w:pStyle w:val="ListParagraph"/>
+        <w:keepNext w:val="false"/>
         <w:keepLines/>
         <w:numPr>
           <w:ilvl w:val="0"/>
           <w:numId w:val="57"/>
         </w:numPr>
-        <w:spacing w:after="80" w:line="276"/>
-      </w:pPr>
-      <w:r>
-        <w:rPr>
-          <w:rFonts w:ascii="Arial" w:cs="Arial" w:eastAsia="Arial" w:hAnsi="Arial"/>
-        </w:rPr>
-        <w:t xml:space="preserve">A panel above the rows says what they show in a few sentences, with the main points and what the rows cannot tell. The model reads the report's name, its columns and up to 100 of the rows you see; masked personal data is left out.</w:t>
-      </w:r>
-    </w:p>
-    <w:p>
-      <w:pPr>
-        <w:pStyle w:val="ListParagraph"/>
-        <w:keepNext w:val="false"/>
-        <w:keepLines/>
-        <w:numPr>
-          <w:ilvl w:val="0"/>
-          <w:numId w:val="57"/>
-        </w:numPr>
         <w:spacing w:after="160" w:line="276"/>
       </w:pPr>
       <w:r>
         <w:rPr>
           <w:rFonts w:ascii="Arial" w:cs="Arial" w:eastAsia="Arial" w:hAnsi="Arial"/>
-        </w:rPr>
-        <w:t xml:space="preserve">Each explanation counts as one prompt. Check the figures before you act on them.</w:t>
+          <w:b/>
+          <w:bCs/>
+        </w:rPr>
+        <w:t xml:space="preserve">AI Prompts This Month</w:t>
+      </w:r>
+      <w:r>
+        <w:rPr>
+          <w:rFonts w:ascii="Arial" w:cs="Arial" w:eastAsia="Arial" w:hAnsi="Arial"/>
+        </w:rPr>
+        <w:t xml:space="preserve"> shows the count against the plan.</w:t>
+      </w:r>
+    </w:p>
+    <w:p>
+      <w:pPr>
+        <w:spacing w:after="120" w:line="276"/>
+      </w:pPr>
+      <w:r>
+        <w:rPr>
+          <w:rFonts w:ascii="Arial" w:cs="Arial" w:eastAsia="Arial" w:hAnsi="Arial"/>
+          <w:b/>
+          <w:bCs/>
+        </w:rPr>
+        <w:t xml:space="preserve">Write It for Me</w:t>
+      </w:r>
+      <w:r>
+        <w:rPr>
+          <w:rFonts w:ascii="Arial" w:cs="Arial" w:eastAsia="Arial" w:hAnsi="Arial"/>
+        </w:rPr>
+        <w:t xml:space="preserve"> in the query window is described in Part 6, Build a report from a query.</w:t>
       </w:r>
     </w:p>
     <w:p>
@@ -21435,6 +21902,100 @@
         <w:rPr>
           <w:rFonts w:ascii="Arial" w:cs="Arial" w:eastAsia="Arial" w:hAnsi="Arial"/>
         </w:rPr>
+        <w:t xml:space="preserve">Explain This Report, with AI</w:t>
+      </w:r>
+    </w:p>
+    <w:p>
+      <w:pPr>
+        <w:pStyle w:val="ListParagraph"/>
+        <w:keepNext/>
+        <w:keepLines/>
+        <w:numPr>
+          <w:ilvl w:val="0"/>
+          <w:numId w:val="58"/>
+        </w:numPr>
+        <w:spacing w:after="80" w:line="276"/>
+      </w:pPr>
+      <w:r>
+        <w:rPr>
+          <w:rFonts w:ascii="Arial" w:cs="Arial" w:eastAsia="Arial" w:hAnsi="Arial"/>
+        </w:rPr>
+        <w:t xml:space="preserve">Open a report and press </w:t>
+      </w:r>
+      <w:r>
+        <w:rPr>
+          <w:rFonts w:ascii="Arial" w:cs="Arial" w:eastAsia="Arial" w:hAnsi="Arial"/>
+          <w:b/>
+          <w:bCs/>
+        </w:rPr>
+        <w:t xml:space="preserve">Explain</w:t>
+      </w:r>
+      <w:r>
+        <w:rPr>
+          <w:rFonts w:ascii="Arial" w:cs="Arial" w:eastAsia="Arial" w:hAnsi="Arial"/>
+        </w:rPr>
+        <w:t xml:space="preserve">. The button is there when the platform allows it and the workspace's </w:t>
+      </w:r>
+      <w:r>
+        <w:rPr>
+          <w:rFonts w:ascii="Arial" w:cs="Arial" w:eastAsia="Arial" w:hAnsi="Arial"/>
+          <w:b/>
+          <w:bCs/>
+        </w:rPr>
+        <w:t xml:space="preserve">Explain This Report</w:t>
+      </w:r>
+      <w:r>
+        <w:rPr>
+          <w:rFonts w:ascii="Arial" w:cs="Arial" w:eastAsia="Arial" w:hAnsi="Arial"/>
+        </w:rPr>
+        <w:t xml:space="preserve"> switch is on (Settings → AI Assistant).</w:t>
+      </w:r>
+    </w:p>
+    <w:p>
+      <w:pPr>
+        <w:pStyle w:val="ListParagraph"/>
+        <w:keepNext/>
+        <w:keepLines/>
+        <w:numPr>
+          <w:ilvl w:val="0"/>
+          <w:numId w:val="58"/>
+        </w:numPr>
+        <w:spacing w:after="80" w:line="276"/>
+      </w:pPr>
+      <w:r>
+        <w:rPr>
+          <w:rFonts w:ascii="Arial" w:cs="Arial" w:eastAsia="Arial" w:hAnsi="Arial"/>
+        </w:rPr>
+        <w:t xml:space="preserve">A panel above the rows says what they show in a few sentences, with the main points and what the rows cannot tell. The model reads the report's name, its columns and up to 100 of the rows you see; masked personal data is left out.</w:t>
+      </w:r>
+    </w:p>
+    <w:p>
+      <w:pPr>
+        <w:pStyle w:val="ListParagraph"/>
+        <w:keepNext w:val="false"/>
+        <w:keepLines/>
+        <w:numPr>
+          <w:ilvl w:val="0"/>
+          <w:numId w:val="58"/>
+        </w:numPr>
+        <w:spacing w:after="160" w:line="276"/>
+      </w:pPr>
+      <w:r>
+        <w:rPr>
+          <w:rFonts w:ascii="Arial" w:cs="Arial" w:eastAsia="Arial" w:hAnsi="Arial"/>
+        </w:rPr>
+        <w:t xml:space="preserve">Each explanation counts as one prompt. Check the figures before you act on them.</w:t>
+      </w:r>
+    </w:p>
+    <w:p>
+      <w:pPr>
+        <w:pStyle w:val="Heading2"/>
+        <w:keepNext/>
+      </w:pPr>
+      <w:r>
+        <w:rPr>
+          <w:rFonts w:ascii="Arial" w:cs="Arial" w:eastAsia="Arial" w:hAnsi="Arial"/>
+        </w:rPr>
         <w:t xml:space="preserve">Change a report with a prompt, with AI</w:t>
       </w:r>
     </w:p>
@@ -21445,7 +22006,7 @@
         <w:keepLines/>
         <w:numPr>
           <w:ilvl w:val="0"/>
-          <w:numId w:val="58"/>
+          <w:numId w:val="59"/>
         </w:numPr>
         <w:spacing w:after="80" w:line="276"/>
       </w:pPr>
@@ -21477,7 +22038,7 @@
         <w:keepLines/>
         <w:numPr>
           <w:ilvl w:val="0"/>
-          <w:numId w:val="58"/>
+          <w:numId w:val="59"/>
         </w:numPr>
         <w:spacing w:after="80" w:line="276"/>
       </w:pPr>
@@ -21523,7 +22084,7 @@
         <w:keepLines/>
         <w:numPr>
           <w:ilvl w:val="0"/>
-          <w:numId w:val="58"/>
+          <w:numId w:val="59"/>
         </w:numPr>
         <w:spacing w:after="160" w:line="276"/>
       </w:pPr>
@@ -21600,7 +22161,7 @@
         <w:keepLines/>
         <w:numPr>
           <w:ilvl w:val="0"/>
-          <w:numId w:val="59"/>
+          <w:numId w:val="60"/>
         </w:numPr>
         <w:spacing w:after="80" w:line="276"/>
       </w:pPr>
@@ -21632,7 +22193,7 @@
         <w:keepLines/>
         <w:numPr>
           <w:ilvl w:val="0"/>
-          <w:numId w:val="59"/>
+          <w:numId w:val="60"/>
         </w:numPr>
         <w:spacing w:after="80" w:line="276"/>
       </w:pPr>
@@ -21678,7 +22239,7 @@
         <w:keepLines/>
         <w:numPr>
           <w:ilvl w:val="0"/>
-          <w:numId w:val="59"/>
+          <w:numId w:val="60"/>
         </w:numPr>
         <w:spacing w:after="80" w:line="276"/>
       </w:pPr>
@@ -21724,7 +22285,7 @@
         <w:keepLines/>
         <w:numPr>
           <w:ilvl w:val="0"/>
-          <w:numId w:val="59"/>
+          <w:numId w:val="60"/>
         </w:numPr>
         <w:spacing w:after="160" w:line="276"/>
       </w:pPr>
@@ -21768,7 +22329,7 @@
         <w:keepLines/>
         <w:numPr>
           <w:ilvl w:val="0"/>
-          <w:numId w:val="60"/>
+          <w:numId w:val="61"/>
         </w:numPr>
         <w:spacing w:after="80" w:line="276"/>
       </w:pPr>
@@ -21800,7 +22361,7 @@
         <w:keepLines/>
         <w:numPr>
           <w:ilvl w:val="0"/>
-          <w:numId w:val="60"/>
+          <w:numId w:val="61"/>
         </w:numPr>
         <w:spacing w:after="80" w:line="276"/>
       </w:pPr>
@@ -21832,7 +22393,7 @@
         <w:keepLines/>
         <w:numPr>
           <w:ilvl w:val="0"/>
-          <w:numId w:val="60"/>
+          <w:numId w:val="61"/>
         </w:numPr>
         <w:spacing w:after="80" w:line="276"/>
       </w:pPr>
@@ -21864,7 +22425,7 @@
         <w:keepLines/>
         <w:numPr>
           <w:ilvl w:val="0"/>
-          <w:numId w:val="60"/>
+          <w:numId w:val="61"/>
         </w:numPr>
         <w:spacing w:after="160" w:line="276"/>
       </w:pPr>
@@ -21916,7 +22477,7 @@
         <w:keepLines/>
         <w:numPr>
           <w:ilvl w:val="0"/>
-          <w:numId w:val="61"/>
+          <w:numId w:val="62"/>
         </w:numPr>
         <w:spacing w:after="80" w:line="276"/>
       </w:pPr>
@@ -21962,7 +22523,7 @@
         <w:keepLines/>
         <w:numPr>
           <w:ilvl w:val="0"/>
-          <w:numId w:val="61"/>
+          <w:numId w:val="62"/>
         </w:numPr>
         <w:spacing w:after="80" w:line="276"/>
       </w:pPr>
@@ -21994,7 +22555,7 @@
         <w:keepLines/>
         <w:numPr>
           <w:ilvl w:val="0"/>
-          <w:numId w:val="61"/>
+          <w:numId w:val="62"/>
         </w:numPr>
         <w:spacing w:after="80" w:line="276"/>
       </w:pPr>
@@ -22040,7 +22601,7 @@
         <w:keepLines/>
         <w:numPr>
           <w:ilvl w:val="0"/>
-          <w:numId w:val="61"/>
+          <w:numId w:val="62"/>
         </w:numPr>
         <w:spacing w:after="160" w:line="276"/>
       </w:pPr>
@@ -22084,7 +22645,7 @@
         <w:keepLines/>
         <w:numPr>
           <w:ilvl w:val="0"/>
-          <w:numId w:val="62"/>
+          <w:numId w:val="63"/>
         </w:numPr>
         <w:spacing w:after="80" w:line="276"/>
       </w:pPr>
@@ -22130,7 +22691,7 @@
         <w:keepLines/>
         <w:numPr>
           <w:ilvl w:val="0"/>
-          <w:numId w:val="62"/>
+          <w:numId w:val="63"/>
         </w:numPr>
         <w:spacing w:after="80" w:line="276"/>
       </w:pPr>
@@ -22162,7 +22723,7 @@
         <w:keepLines/>
         <w:numPr>
           <w:ilvl w:val="0"/>
-          <w:numId w:val="62"/>
+          <w:numId w:val="63"/>
         </w:numPr>
         <w:spacing w:after="80" w:line="276"/>
       </w:pPr>
@@ -22180,7 +22741,7 @@
         <w:keepLines/>
         <w:numPr>
           <w:ilvl w:val="0"/>
-          <w:numId w:val="62"/>
+          <w:numId w:val="63"/>
         </w:numPr>
         <w:spacing w:after="160" w:line="276"/>
       </w:pPr>
@@ -22232,7 +22793,7 @@
         <w:keepLines/>
         <w:numPr>
           <w:ilvl w:val="0"/>
-          <w:numId w:val="63"/>
+          <w:numId w:val="64"/>
         </w:numPr>
         <w:spacing w:after="80" w:line="276"/>
       </w:pPr>
@@ -22264,7 +22825,7 @@
         <w:keepLines/>
         <w:numPr>
           <w:ilvl w:val="0"/>
-          <w:numId w:val="63"/>
+          <w:numId w:val="64"/>
         </w:numPr>
         <w:spacing w:after="80" w:line="276"/>
       </w:pPr>
@@ -22338,7 +22899,7 @@
         <w:keepLines/>
         <w:numPr>
           <w:ilvl w:val="0"/>
-          <w:numId w:val="63"/>
+          <w:numId w:val="64"/>
         </w:numPr>
         <w:spacing w:after="80" w:line="276"/>
       </w:pPr>
@@ -22384,7 +22945,7 @@
         <w:keepLines/>
         <w:numPr>
           <w:ilvl w:val="0"/>
-          <w:numId w:val="63"/>
+          <w:numId w:val="64"/>
         </w:numPr>
         <w:spacing w:after="80" w:line="276"/>
       </w:pPr>
@@ -22402,7 +22963,7 @@
         <w:keepLines/>
         <w:numPr>
           <w:ilvl w:val="0"/>
-          <w:numId w:val="63"/>
+          <w:numId w:val="64"/>
         </w:numPr>
         <w:spacing w:after="160" w:line="276"/>
       </w:pPr>
@@ -22988,7 +23549,7 @@
         <w:keepLines/>
         <w:numPr>
           <w:ilvl w:val="0"/>
-          <w:numId w:val="64"/>
+          <w:numId w:val="65"/>
         </w:numPr>
         <w:spacing w:after="80" w:line="276"/>
       </w:pPr>
@@ -23048,7 +23609,7 @@
         <w:keepLines/>
         <w:numPr>
           <w:ilvl w:val="0"/>
-          <w:numId w:val="64"/>
+          <w:numId w:val="65"/>
         </w:numPr>
         <w:spacing w:after="80" w:line="276"/>
       </w:pPr>
@@ -23066,7 +23627,7 @@
         <w:keepLines/>
         <w:numPr>
           <w:ilvl w:val="0"/>
-          <w:numId w:val="64"/>
+          <w:numId w:val="65"/>
         </w:numPr>
         <w:spacing w:after="160" w:line="276"/>
       </w:pPr>
@@ -23110,7 +23671,7 @@
         <w:keepLines/>
         <w:numPr>
           <w:ilvl w:val="0"/>
-          <w:numId w:val="65"/>
+          <w:numId w:val="66"/>
         </w:numPr>
         <w:spacing w:after="80" w:line="276"/>
       </w:pPr>
@@ -23156,7 +23717,7 @@
         <w:keepLines/>
         <w:numPr>
           <w:ilvl w:val="0"/>
-          <w:numId w:val="65"/>
+          <w:numId w:val="66"/>
         </w:numPr>
         <w:spacing w:after="80" w:line="276"/>
       </w:pPr>
@@ -23216,7 +23777,7 @@
         <w:keepLines/>
         <w:numPr>
           <w:ilvl w:val="0"/>
-          <w:numId w:val="65"/>
+          <w:numId w:val="66"/>
         </w:numPr>
         <w:spacing w:after="160" w:line="276"/>
       </w:pPr>
@@ -23307,7 +23868,7 @@
         <w:keepLines/>
         <w:numPr>
           <w:ilvl w:val="0"/>
-          <w:numId w:val="66"/>
+          <w:numId w:val="67"/>
         </w:numPr>
         <w:spacing w:after="80" w:line="276"/>
       </w:pPr>
@@ -23339,7 +23900,7 @@
         <w:keepLines/>
         <w:numPr>
           <w:ilvl w:val="0"/>
-          <w:numId w:val="66"/>
+          <w:numId w:val="67"/>
         </w:numPr>
         <w:spacing w:after="80" w:line="276"/>
       </w:pPr>
@@ -23385,7 +23946,7 @@
         <w:keepLines/>
         <w:numPr>
           <w:ilvl w:val="0"/>
-          <w:numId w:val="66"/>
+          <w:numId w:val="67"/>
         </w:numPr>
         <w:spacing w:after="160" w:line="276"/>
       </w:pPr>
@@ -24453,6 +25014,12 @@
       <w:startOverride w:val="1"/>
     </w:lvlOverride>
   </w:num>
+  <w:num w:numId="67">
+    <w:abstractNumId w:val="2"/>
+    <w:lvlOverride w:ilvl="0">
+      <w:startOverride w:val="1"/>
+    </w:lvlOverride>
+  </w:num>
 </w:numbering>
 </file>
 

--- a/docs/manuals/C360_Insights_User_Guide.docx
+++ b/docs/manuals/C360_Insights_User_Guide.docx
@@ -63,7 +63,7 @@
           <w:sz w:val="20"/>
           <w:szCs w:val="20"/>
         </w:rPr>
-        <w:t xml:space="preserve">10 parts, 77 topics. Built 2026-10-22 from the in-app help, so it matches what the help panel shows.</w:t>
+        <w:t xml:space="preserve">10 parts, 78 topics. Built 2026-10-23 from the in-app help, so it matches what the help panel shows.</w:t>
       </w:r>
     </w:p>
     <w:p>
@@ -156,7 +156,7 @@
           <w:sz w:val="18"/>
           <w:szCs w:val="18"/>
         </w:rPr>
-        <w:t xml:space="preserve">What Insights Is For  ·  Who Can Use It  ·  The Datasets  ·  Make a Report  ·  The Four Views  ·  Read a Report (the Viewer)</w:t>
+        <w:t xml:space="preserve">What Insights Is For  ·  Who Can Use It  ·  The Datasets  ·  Make a Report  ·  File a report under a component  ·  The Four Views  ·  Read a Report (the Viewer)</w:t>
       </w:r>
     </w:p>
     <w:p>
@@ -2150,6 +2150,200 @@
         <w:rPr>
           <w:rFonts w:ascii="Arial" w:cs="Arial" w:eastAsia="Arial" w:hAnsi="Arial"/>
         </w:rPr>
+        <w:t xml:space="preserve">File a report under a component</w:t>
+      </w:r>
+    </w:p>
+    <w:p>
+      <w:pPr>
+        <w:keepNext/>
+        <w:spacing w:after="100"/>
+      </w:pPr>
+      <w:r>
+        <w:rPr>
+          <w:rFonts w:ascii="Arial" w:cs="Arial" w:eastAsia="Arial" w:hAnsi="Arial"/>
+          <w:b/>
+          <w:bCs/>
+          <w:color w:val="555B6E"/>
+          <w:sz w:val="18"/>
+          <w:szCs w:val="18"/>
+        </w:rPr>
+        <w:t xml:space="preserve">Who: </w:t>
+      </w:r>
+      <w:r>
+        <w:rPr>
+          <w:rFonts w:ascii="Arial" w:cs="Arial" w:eastAsia="Arial" w:hAnsi="Arial"/>
+          <w:color w:val="555B6E"/>
+          <w:sz w:val="18"/>
+          <w:szCs w:val="18"/>
+        </w:rPr>
+        <w:t xml:space="preserve">Anyone who can build reports</w:t>
+      </w:r>
+    </w:p>
+    <w:p>
+      <w:pPr>
+        <w:pStyle w:val="ListParagraph"/>
+        <w:keepNext/>
+        <w:keepLines/>
+        <w:numPr>
+          <w:ilvl w:val="0"/>
+          <w:numId w:val="3"/>
+        </w:numPr>
+        <w:spacing w:after="80" w:line="276"/>
+      </w:pPr>
+      <w:r>
+        <w:rPr>
+          <w:rFonts w:ascii="Arial" w:cs="Arial" w:eastAsia="Arial" w:hAnsi="Arial"/>
+        </w:rPr>
+        <w:t xml:space="preserve">When you make a report, choose its </w:t>
+      </w:r>
+      <w:r>
+        <w:rPr>
+          <w:rFonts w:ascii="Arial" w:cs="Arial" w:eastAsia="Arial" w:hAnsi="Arial"/>
+          <w:b/>
+          <w:bCs/>
+        </w:rPr>
+        <w:t xml:space="preserve">Component</w:t>
+      </w:r>
+      <w:r>
+        <w:rPr>
+          <w:rFonts w:ascii="Arial" w:cs="Arial" w:eastAsia="Arial" w:hAnsi="Arial"/>
+        </w:rPr>
+        <w:t xml:space="preserve">: in New Report under the name, in Ask for a Report with </w:t>
+      </w:r>
+      <w:r>
+        <w:rPr>
+          <w:rFonts w:ascii="Arial" w:cs="Arial" w:eastAsia="Arial" w:hAnsi="Arial"/>
+          <w:b/>
+          <w:bCs/>
+        </w:rPr>
+        <w:t xml:space="preserve">Add To</w:t>
+      </w:r>
+      <w:r>
+        <w:rPr>
+          <w:rFonts w:ascii="Arial" w:cs="Arial" w:eastAsia="Arial" w:hAnsi="Arial"/>
+        </w:rPr>
+        <w:t xml:space="preserve"> beside the model, or beside the report name when you build a report from a query. </w:t>
+      </w:r>
+      <w:r>
+        <w:rPr>
+          <w:rFonts w:ascii="Arial" w:cs="Arial" w:eastAsia="Arial" w:hAnsi="Arial"/>
+          <w:b/>
+          <w:bCs/>
+        </w:rPr>
+        <w:t xml:space="preserve">Automatic</w:t>
+      </w:r>
+      <w:r>
+        <w:rPr>
+          <w:rFonts w:ascii="Arial" w:cs="Arial" w:eastAsia="Arial" w:hAnsi="Arial"/>
+        </w:rPr>
+        <w:t xml:space="preserve"> lists it with its data's component; reports on your own databases and uploaded files go under Engagement unless you choose another.</w:t>
+      </w:r>
+    </w:p>
+    <w:p>
+      <w:pPr>
+        <w:pStyle w:val="ListParagraph"/>
+        <w:keepNext/>
+        <w:keepLines/>
+        <w:numPr>
+          <w:ilvl w:val="0"/>
+          <w:numId w:val="3"/>
+        </w:numPr>
+        <w:spacing w:after="80" w:line="276"/>
+      </w:pPr>
+      <w:r>
+        <w:rPr>
+          <w:rFonts w:ascii="Arial" w:cs="Arial" w:eastAsia="Arial" w:hAnsi="Arial"/>
+        </w:rPr>
+        <w:t xml:space="preserve">Every component of the suite is offered (Engagement, Insights, CRM, Sales, Purchasing, Inventory, PIM, and any added later), whether or not it has data of its own.</w:t>
+      </w:r>
+    </w:p>
+    <w:p>
+      <w:pPr>
+        <w:pStyle w:val="ListParagraph"/>
+        <w:keepNext/>
+        <w:keepLines/>
+        <w:numPr>
+          <w:ilvl w:val="0"/>
+          <w:numId w:val="3"/>
+        </w:numPr>
+        <w:spacing w:after="80" w:line="276"/>
+      </w:pPr>
+      <w:r>
+        <w:rPr>
+          <w:rFonts w:ascii="Arial" w:cs="Arial" w:eastAsia="Arial" w:hAnsi="Arial"/>
+        </w:rPr>
+        <w:t xml:space="preserve">To move a report later, open it and change </w:t>
+      </w:r>
+      <w:r>
+        <w:rPr>
+          <w:rFonts w:ascii="Arial" w:cs="Arial" w:eastAsia="Arial" w:hAnsi="Arial"/>
+          <w:b/>
+          <w:bCs/>
+        </w:rPr>
+        <w:t xml:space="preserve">Component</w:t>
+      </w:r>
+      <w:r>
+        <w:rPr>
+          <w:rFonts w:ascii="Arial" w:cs="Arial" w:eastAsia="Arial" w:hAnsi="Arial"/>
+        </w:rPr>
+        <w:t xml:space="preserve"> beside Folder; it moves at once. In the editor, change it in the header and press </w:t>
+      </w:r>
+      <w:r>
+        <w:rPr>
+          <w:rFonts w:ascii="Arial" w:cs="Arial" w:eastAsia="Arial" w:hAnsi="Arial"/>
+          <w:b/>
+          <w:bCs/>
+        </w:rPr>
+        <w:t xml:space="preserve">Save</w:t>
+      </w:r>
+      <w:r>
+        <w:rPr>
+          <w:rFonts w:ascii="Arial" w:cs="Arial" w:eastAsia="Arial" w:hAnsi="Arial"/>
+        </w:rPr>
+        <w:t xml:space="preserve">.</w:t>
+      </w:r>
+    </w:p>
+    <w:p>
+      <w:pPr>
+        <w:pStyle w:val="ListParagraph"/>
+        <w:keepNext w:val="false"/>
+        <w:keepLines/>
+        <w:numPr>
+          <w:ilvl w:val="0"/>
+          <w:numId w:val="3"/>
+        </w:numPr>
+        <w:spacing w:after="160" w:line="276"/>
+      </w:pPr>
+      <w:r>
+        <w:rPr>
+          <w:rFonts w:ascii="Arial" w:cs="Arial" w:eastAsia="Arial" w:hAnsi="Arial"/>
+        </w:rPr>
+        <w:t xml:space="preserve">Insights → Reports groups the reports by component, and the chips at the top filter by one. A component shows a chip once it holds a report or a dataset; </w:t>
+      </w:r>
+      <w:r>
+        <w:rPr>
+          <w:rFonts w:ascii="Arial" w:cs="Arial" w:eastAsia="Arial" w:hAnsi="Arial"/>
+          <w:b/>
+          <w:bCs/>
+        </w:rPr>
+        <w:t xml:space="preserve">New Report</w:t>
+      </w:r>
+      <w:r>
+        <w:rPr>
+          <w:rFonts w:ascii="Arial" w:cs="Arial" w:eastAsia="Arial" w:hAnsi="Arial"/>
+        </w:rPr>
+        <w:t xml:space="preserve"> from a component with no data of its own offers every dataset and files the report there.</w:t>
+      </w:r>
+    </w:p>
+    <w:p>
+      <w:pPr>
+        <w:pStyle w:val="Heading2"/>
+        <w:keepNext/>
+      </w:pPr>
+      <w:r>
+        <w:rPr>
+          <w:rFonts w:ascii="Arial" w:cs="Arial" w:eastAsia="Arial" w:hAnsi="Arial"/>
+        </w:rPr>
         <w:t xml:space="preserve">The Four Views</w:t>
       </w:r>
     </w:p>
@@ -2909,7 +3103,7 @@
                 <w:sz w:val="19"/>
                 <w:szCs w:val="19"/>
               </w:rPr>
-              <w:t xml:space="preserve">Folder</w:t>
+              <w:t xml:space="preserve">Component</w:t>
             </w:r>
           </w:p>
         </w:tc>
@@ -2930,7 +3124,7 @@
                 <w:sz w:val="19"/>
                 <w:szCs w:val="19"/>
               </w:rPr>
-              <w:t xml:space="preserve">Files the report in a folder, or in a new one (owner or administrator).</w:t>
+              <w:t xml:space="preserve">Lists the report under another component of the suite, or Automatic (its data's); it moves at once (owner or administrator).</w:t>
             </w:r>
           </w:p>
         </w:tc>
@@ -2956,7 +3150,7 @@
                 <w:sz w:val="19"/>
                 <w:szCs w:val="19"/>
               </w:rPr>
-              <w:t xml:space="preserve">Versions</w:t>
+              <w:t xml:space="preserve">Folder</w:t>
             </w:r>
           </w:p>
         </w:tc>
@@ -2977,43 +3171,7 @@
                 <w:sz w:val="19"/>
                 <w:szCs w:val="19"/>
               </w:rPr>
-              <w:t xml:space="preserve">Every saved version with who, when and the note. </w:t>
-            </w:r>
-            <w:r>
-              <w:rPr>
-                <w:rFonts w:ascii="Arial" w:cs="Arial" w:eastAsia="Arial" w:hAnsi="Arial"/>
-                <w:b/>
-                <w:bCs/>
-                <w:sz w:val="19"/>
-                <w:szCs w:val="19"/>
-              </w:rPr>
-              <w:t xml:space="preserve">Open</w:t>
-            </w:r>
-            <w:r>
-              <w:rPr>
-                <w:rFonts w:ascii="Arial" w:cs="Arial" w:eastAsia="Arial" w:hAnsi="Arial"/>
-                <w:sz w:val="19"/>
-                <w:szCs w:val="19"/>
-              </w:rPr>
-              <w:t xml:space="preserve"> shows one as it was, read-only, with Back to Current. </w:t>
-            </w:r>
-            <w:r>
-              <w:rPr>
-                <w:rFonts w:ascii="Arial" w:cs="Arial" w:eastAsia="Arial" w:hAnsi="Arial"/>
-                <w:b/>
-                <w:bCs/>
-                <w:sz w:val="19"/>
-                <w:szCs w:val="19"/>
-              </w:rPr>
-              <w:t xml:space="preserve">Restore</w:t>
-            </w:r>
-            <w:r>
-              <w:rPr>
-                <w:rFonts w:ascii="Arial" w:cs="Arial" w:eastAsia="Arial" w:hAnsi="Arial"/>
-                <w:sz w:val="19"/>
-                <w:szCs w:val="19"/>
-              </w:rPr>
-              <w:t xml:space="preserve"> makes it the current version again, as a new version; nothing is lost.</w:t>
+              <w:t xml:space="preserve">Files the report in a folder, or in a new one (owner or administrator).</w:t>
             </w:r>
           </w:p>
         </w:tc>
@@ -3039,7 +3197,7 @@
                 <w:sz w:val="19"/>
                 <w:szCs w:val="19"/>
               </w:rPr>
-              <w:t xml:space="preserve">Schedule</w:t>
+              <w:t xml:space="preserve">Versions</w:t>
             </w:r>
           </w:p>
         </w:tc>
@@ -3060,7 +3218,43 @@
                 <w:sz w:val="19"/>
                 <w:szCs w:val="19"/>
               </w:rPr>
-              <w:t xml:space="preserve">Emails the report on a schedule (below).</w:t>
+              <w:t xml:space="preserve">Every saved version with who, when and the note. </w:t>
+            </w:r>
+            <w:r>
+              <w:rPr>
+                <w:rFonts w:ascii="Arial" w:cs="Arial" w:eastAsia="Arial" w:hAnsi="Arial"/>
+                <w:b/>
+                <w:bCs/>
+                <w:sz w:val="19"/>
+                <w:szCs w:val="19"/>
+              </w:rPr>
+              <w:t xml:space="preserve">Open</w:t>
+            </w:r>
+            <w:r>
+              <w:rPr>
+                <w:rFonts w:ascii="Arial" w:cs="Arial" w:eastAsia="Arial" w:hAnsi="Arial"/>
+                <w:sz w:val="19"/>
+                <w:szCs w:val="19"/>
+              </w:rPr>
+              <w:t xml:space="preserve"> shows one as it was, read-only, with Back to Current. </w:t>
+            </w:r>
+            <w:r>
+              <w:rPr>
+                <w:rFonts w:ascii="Arial" w:cs="Arial" w:eastAsia="Arial" w:hAnsi="Arial"/>
+                <w:b/>
+                <w:bCs/>
+                <w:sz w:val="19"/>
+                <w:szCs w:val="19"/>
+              </w:rPr>
+              <w:t xml:space="preserve">Restore</w:t>
+            </w:r>
+            <w:r>
+              <w:rPr>
+                <w:rFonts w:ascii="Arial" w:cs="Arial" w:eastAsia="Arial" w:hAnsi="Arial"/>
+                <w:sz w:val="19"/>
+                <w:szCs w:val="19"/>
+              </w:rPr>
+              <w:t xml:space="preserve"> makes it the current version again, as a new version; nothing is lost.</w:t>
             </w:r>
           </w:p>
         </w:tc>
@@ -3086,7 +3280,7 @@
                 <w:sz w:val="19"/>
                 <w:szCs w:val="19"/>
               </w:rPr>
-              <w:t xml:space="preserve">Edit</w:t>
+              <w:t xml:space="preserve">Schedule</w:t>
             </w:r>
           </w:p>
         </w:tc>
@@ -3107,7 +3301,7 @@
                 <w:sz w:val="19"/>
                 <w:szCs w:val="19"/>
               </w:rPr>
-              <w:t xml:space="preserve">The editor (owner or administrator).</w:t>
+              <w:t xml:space="preserve">Emails the report on a schedule (below).</w:t>
             </w:r>
           </w:p>
         </w:tc>
@@ -3133,7 +3327,7 @@
                 <w:sz w:val="19"/>
                 <w:szCs w:val="19"/>
               </w:rPr>
-              <w:t xml:space="preserve">Export CSV, Export Excel, Export PDF</w:t>
+              <w:t xml:space="preserve">Edit</w:t>
             </w:r>
           </w:p>
         </w:tc>
@@ -3154,7 +3348,7 @@
                 <w:sz w:val="19"/>
                 <w:szCs w:val="19"/>
               </w:rPr>
-              <w:t xml:space="preserve">The report as a file: CSV the rows; Excel the view with its totals first and the rows after, with number formats; PDF the view styled for paper.</w:t>
+              <w:t xml:space="preserve">The editor (owner or administrator).</w:t>
             </w:r>
           </w:p>
         </w:tc>
@@ -3180,6 +3374,53 @@
                 <w:sz w:val="19"/>
                 <w:szCs w:val="19"/>
               </w:rPr>
+              <w:t xml:space="preserve">Export CSV, Export Excel, Export PDF</w:t>
+            </w:r>
+          </w:p>
+        </w:tc>
+        <w:tc>
+          <w:tcPr>
+            <w:tcW w:type="dxa" w:w="6403"/>
+            <w:tcMar>
+              <w:top w:type="dxa" w:w="70"/>
+              <w:left w:type="dxa" w:w="110"/>
+              <w:bottom w:type="dxa" w:w="70"/>
+              <w:right w:type="dxa" w:w="110"/>
+            </w:tcMar>
+          </w:tcPr>
+          <w:p>
+            <w:r>
+              <w:rPr>
+                <w:rFonts w:ascii="Arial" w:cs="Arial" w:eastAsia="Arial" w:hAnsi="Arial"/>
+                <w:sz w:val="19"/>
+                <w:szCs w:val="19"/>
+              </w:rPr>
+              <w:t xml:space="preserve">The report as a file: CSV the rows; Excel the view with its totals first and the rows after, with number formats; PDF the view styled for paper.</w:t>
+            </w:r>
+          </w:p>
+        </w:tc>
+      </w:tr>
+      <w:tr>
+        <w:trPr>
+          <w:cantSplit/>
+        </w:trPr>
+        <w:tc>
+          <w:tcPr>
+            <w:tcW w:type="dxa" w:w="3677"/>
+            <w:tcMar>
+              <w:top w:type="dxa" w:w="70"/>
+              <w:left w:type="dxa" w:w="110"/>
+              <w:bottom w:type="dxa" w:w="70"/>
+              <w:right w:type="dxa" w:w="110"/>
+            </w:tcMar>
+          </w:tcPr>
+          <w:p>
+            <w:r>
+              <w:rPr>
+                <w:rFonts w:ascii="Arial" w:cs="Arial" w:eastAsia="Arial" w:hAnsi="Arial"/>
+                <w:sz w:val="19"/>
+                <w:szCs w:val="19"/>
+              </w:rPr>
               <w:t xml:space="preserve">Delete</w:t>
             </w:r>
           </w:p>
@@ -3304,7 +3545,7 @@
         <w:keepLines/>
         <w:numPr>
           <w:ilvl w:val="0"/>
-          <w:numId w:val="3"/>
+          <w:numId w:val="4"/>
         </w:numPr>
         <w:spacing w:after="80" w:line="276"/>
       </w:pPr>
@@ -3336,7 +3577,7 @@
         <w:keepLines/>
         <w:numPr>
           <w:ilvl w:val="0"/>
-          <w:numId w:val="3"/>
+          <w:numId w:val="4"/>
         </w:numPr>
         <w:spacing w:after="80" w:line="276"/>
       </w:pPr>
@@ -3382,7 +3623,7 @@
         <w:keepLines/>
         <w:numPr>
           <w:ilvl w:val="0"/>
-          <w:numId w:val="3"/>
+          <w:numId w:val="4"/>
         </w:numPr>
         <w:spacing w:after="80" w:line="276"/>
       </w:pPr>
@@ -3414,7 +3655,7 @@
         <w:keepLines/>
         <w:numPr>
           <w:ilvl w:val="0"/>
-          <w:numId w:val="3"/>
+          <w:numId w:val="4"/>
         </w:numPr>
         <w:spacing w:after="160" w:line="276"/>
       </w:pPr>
@@ -3562,7 +3803,7 @@
         <w:keepLines/>
         <w:numPr>
           <w:ilvl w:val="0"/>
-          <w:numId w:val="4"/>
+          <w:numId w:val="5"/>
         </w:numPr>
         <w:spacing w:after="80" w:line="276"/>
       </w:pPr>
@@ -3608,7 +3849,7 @@
         <w:keepLines/>
         <w:numPr>
           <w:ilvl w:val="0"/>
-          <w:numId w:val="4"/>
+          <w:numId w:val="5"/>
         </w:numPr>
         <w:spacing w:after="80" w:line="276"/>
       </w:pPr>
@@ -3752,7 +3993,7 @@
         <w:keepLines/>
         <w:numPr>
           <w:ilvl w:val="0"/>
-          <w:numId w:val="4"/>
+          <w:numId w:val="5"/>
         </w:numPr>
         <w:spacing w:after="80" w:line="276"/>
       </w:pPr>
@@ -3770,7 +4011,7 @@
         <w:keepLines/>
         <w:numPr>
           <w:ilvl w:val="0"/>
-          <w:numId w:val="4"/>
+          <w:numId w:val="5"/>
         </w:numPr>
         <w:spacing w:after="80" w:line="276"/>
       </w:pPr>
@@ -3788,7 +4029,7 @@
         <w:keepLines/>
         <w:numPr>
           <w:ilvl w:val="0"/>
-          <w:numId w:val="4"/>
+          <w:numId w:val="5"/>
         </w:numPr>
         <w:spacing w:after="160" w:line="276"/>
       </w:pPr>
@@ -3818,7 +4059,7 @@
         <w:keepLines/>
         <w:numPr>
           <w:ilvl w:val="0"/>
-          <w:numId w:val="5"/>
+          <w:numId w:val="6"/>
         </w:numPr>
         <w:spacing w:after="80" w:line="276"/>
       </w:pPr>
@@ -3892,7 +4133,7 @@
         <w:keepLines/>
         <w:numPr>
           <w:ilvl w:val="0"/>
-          <w:numId w:val="5"/>
+          <w:numId w:val="6"/>
         </w:numPr>
         <w:spacing w:after="80" w:line="276"/>
       </w:pPr>
@@ -3918,7 +4159,7 @@
         <w:keepLines/>
         <w:numPr>
           <w:ilvl w:val="0"/>
-          <w:numId w:val="5"/>
+          <w:numId w:val="6"/>
         </w:numPr>
         <w:spacing w:after="80" w:line="276"/>
       </w:pPr>
@@ -3972,7 +4213,7 @@
         <w:keepLines/>
         <w:numPr>
           <w:ilvl w:val="0"/>
-          <w:numId w:val="5"/>
+          <w:numId w:val="6"/>
         </w:numPr>
         <w:spacing w:after="160" w:line="276"/>
       </w:pPr>
@@ -4002,7 +4243,7 @@
         <w:keepLines/>
         <w:numPr>
           <w:ilvl w:val="0"/>
-          <w:numId w:val="6"/>
+          <w:numId w:val="7"/>
         </w:numPr>
         <w:spacing w:after="80" w:line="276"/>
       </w:pPr>
@@ -4048,7 +4289,7 @@
         <w:keepLines/>
         <w:numPr>
           <w:ilvl w:val="0"/>
-          <w:numId w:val="6"/>
+          <w:numId w:val="7"/>
         </w:numPr>
         <w:spacing w:after="80" w:line="276"/>
       </w:pPr>
@@ -4108,7 +4349,7 @@
         <w:keepLines/>
         <w:numPr>
           <w:ilvl w:val="0"/>
-          <w:numId w:val="6"/>
+          <w:numId w:val="7"/>
         </w:numPr>
         <w:spacing w:after="160" w:line="276"/>
       </w:pPr>
@@ -4271,7 +4512,7 @@
         <w:keepLines/>
         <w:numPr>
           <w:ilvl w:val="0"/>
-          <w:numId w:val="7"/>
+          <w:numId w:val="8"/>
         </w:numPr>
         <w:spacing w:after="80" w:line="276"/>
       </w:pPr>
@@ -4317,7 +4558,7 @@
         <w:keepLines/>
         <w:numPr>
           <w:ilvl w:val="0"/>
-          <w:numId w:val="7"/>
+          <w:numId w:val="8"/>
         </w:numPr>
         <w:spacing w:after="80" w:line="276"/>
       </w:pPr>
@@ -4349,7 +4590,7 @@
         <w:keepLines/>
         <w:numPr>
           <w:ilvl w:val="0"/>
-          <w:numId w:val="7"/>
+          <w:numId w:val="8"/>
         </w:numPr>
         <w:spacing w:after="80" w:line="276"/>
       </w:pPr>
@@ -4451,7 +4692,7 @@
         <w:keepLines/>
         <w:numPr>
           <w:ilvl w:val="0"/>
-          <w:numId w:val="7"/>
+          <w:numId w:val="8"/>
         </w:numPr>
         <w:spacing w:after="160" w:line="276"/>
       </w:pPr>
@@ -4531,7 +4772,7 @@
         <w:keepLines/>
         <w:numPr>
           <w:ilvl w:val="0"/>
-          <w:numId w:val="8"/>
+          <w:numId w:val="9"/>
         </w:numPr>
         <w:spacing w:after="80" w:line="276"/>
       </w:pPr>
@@ -4563,7 +4804,7 @@
         <w:keepLines/>
         <w:numPr>
           <w:ilvl w:val="0"/>
-          <w:numId w:val="8"/>
+          <w:numId w:val="9"/>
         </w:numPr>
         <w:spacing w:after="80" w:line="276"/>
       </w:pPr>
@@ -4595,7 +4836,7 @@
         <w:keepLines/>
         <w:numPr>
           <w:ilvl w:val="0"/>
-          <w:numId w:val="8"/>
+          <w:numId w:val="9"/>
         </w:numPr>
         <w:spacing w:after="80" w:line="276"/>
       </w:pPr>
@@ -4613,7 +4854,7 @@
         <w:keepLines/>
         <w:numPr>
           <w:ilvl w:val="0"/>
-          <w:numId w:val="8"/>
+          <w:numId w:val="9"/>
         </w:numPr>
         <w:spacing w:after="160" w:line="276"/>
       </w:pPr>
@@ -4690,7 +4931,7 @@
         <w:keepLines/>
         <w:numPr>
           <w:ilvl w:val="0"/>
-          <w:numId w:val="9"/>
+          <w:numId w:val="10"/>
         </w:numPr>
         <w:spacing w:after="80" w:line="276"/>
       </w:pPr>
@@ -4722,7 +4963,7 @@
         <w:keepLines/>
         <w:numPr>
           <w:ilvl w:val="0"/>
-          <w:numId w:val="9"/>
+          <w:numId w:val="10"/>
         </w:numPr>
         <w:spacing w:after="80" w:line="276"/>
       </w:pPr>
@@ -4782,7 +5023,7 @@
         <w:keepLines/>
         <w:numPr>
           <w:ilvl w:val="0"/>
-          <w:numId w:val="9"/>
+          <w:numId w:val="10"/>
         </w:numPr>
         <w:spacing w:after="80" w:line="276"/>
       </w:pPr>
@@ -4828,7 +5069,7 @@
         <w:keepLines/>
         <w:numPr>
           <w:ilvl w:val="0"/>
-          <w:numId w:val="9"/>
+          <w:numId w:val="10"/>
         </w:numPr>
         <w:spacing w:after="160" w:line="276"/>
       </w:pPr>
@@ -4884,7 +5125,7 @@
         <w:keepLines/>
         <w:numPr>
           <w:ilvl w:val="0"/>
-          <w:numId w:val="10"/>
+          <w:numId w:val="11"/>
         </w:numPr>
         <w:spacing w:after="80" w:line="276"/>
       </w:pPr>
@@ -4972,7 +5213,7 @@
         <w:keepLines/>
         <w:numPr>
           <w:ilvl w:val="0"/>
-          <w:numId w:val="10"/>
+          <w:numId w:val="11"/>
         </w:numPr>
         <w:spacing w:after="80" w:line="276"/>
       </w:pPr>
@@ -5048,7 +5289,7 @@
         <w:keepLines/>
         <w:numPr>
           <w:ilvl w:val="0"/>
-          <w:numId w:val="10"/>
+          <w:numId w:val="11"/>
         </w:numPr>
         <w:spacing w:after="80" w:line="276"/>
       </w:pPr>
@@ -5066,7 +5307,7 @@
         <w:keepLines/>
         <w:numPr>
           <w:ilvl w:val="0"/>
-          <w:numId w:val="10"/>
+          <w:numId w:val="11"/>
         </w:numPr>
         <w:spacing w:after="80" w:line="276"/>
       </w:pPr>
@@ -5126,7 +5367,7 @@
         <w:keepLines/>
         <w:numPr>
           <w:ilvl w:val="0"/>
-          <w:numId w:val="10"/>
+          <w:numId w:val="11"/>
         </w:numPr>
         <w:spacing w:after="160" w:line="276"/>
       </w:pPr>
@@ -5348,7 +5589,7 @@
         <w:keepLines/>
         <w:numPr>
           <w:ilvl w:val="0"/>
-          <w:numId w:val="11"/>
+          <w:numId w:val="12"/>
         </w:numPr>
         <w:spacing w:after="80" w:line="276"/>
       </w:pPr>
@@ -5408,7 +5649,7 @@
         <w:keepLines/>
         <w:numPr>
           <w:ilvl w:val="0"/>
-          <w:numId w:val="11"/>
+          <w:numId w:val="12"/>
         </w:numPr>
         <w:spacing w:after="80" w:line="276"/>
       </w:pPr>
@@ -5426,7 +5667,7 @@
         <w:keepLines/>
         <w:numPr>
           <w:ilvl w:val="0"/>
-          <w:numId w:val="11"/>
+          <w:numId w:val="12"/>
         </w:numPr>
         <w:spacing w:after="80" w:line="276"/>
       </w:pPr>
@@ -5459,7 +5700,7 @@
         <w:keepLines/>
         <w:numPr>
           <w:ilvl w:val="0"/>
-          <w:numId w:val="11"/>
+          <w:numId w:val="12"/>
         </w:numPr>
         <w:spacing w:after="80" w:line="276"/>
       </w:pPr>
@@ -5520,7 +5761,7 @@
         <w:keepLines/>
         <w:numPr>
           <w:ilvl w:val="0"/>
-          <w:numId w:val="11"/>
+          <w:numId w:val="12"/>
         </w:numPr>
         <w:spacing w:after="80" w:line="276"/>
       </w:pPr>
@@ -5553,7 +5794,7 @@
         <w:keepLines/>
         <w:numPr>
           <w:ilvl w:val="0"/>
-          <w:numId w:val="11"/>
+          <w:numId w:val="12"/>
         </w:numPr>
         <w:spacing w:after="160" w:line="276"/>
       </w:pPr>
@@ -5704,7 +5945,7 @@
         <w:keepLines/>
         <w:numPr>
           <w:ilvl w:val="0"/>
-          <w:numId w:val="12"/>
+          <w:numId w:val="13"/>
         </w:numPr>
         <w:spacing w:after="80" w:line="276"/>
       </w:pPr>
@@ -5750,7 +5991,7 @@
         <w:keepLines/>
         <w:numPr>
           <w:ilvl w:val="0"/>
-          <w:numId w:val="12"/>
+          <w:numId w:val="13"/>
         </w:numPr>
         <w:spacing w:after="80" w:line="276"/>
       </w:pPr>
@@ -5826,7 +6067,7 @@
         <w:keepLines/>
         <w:numPr>
           <w:ilvl w:val="0"/>
-          <w:numId w:val="12"/>
+          <w:numId w:val="13"/>
         </w:numPr>
         <w:spacing w:after="80" w:line="276"/>
       </w:pPr>
@@ -5859,7 +6100,7 @@
         <w:keepLines/>
         <w:numPr>
           <w:ilvl w:val="0"/>
-          <w:numId w:val="12"/>
+          <w:numId w:val="13"/>
         </w:numPr>
         <w:spacing w:after="80" w:line="276"/>
       </w:pPr>
@@ -5907,7 +6148,7 @@
         <w:keepLines/>
         <w:numPr>
           <w:ilvl w:val="0"/>
-          <w:numId w:val="12"/>
+          <w:numId w:val="13"/>
         </w:numPr>
         <w:spacing w:after="80" w:line="276"/>
       </w:pPr>
@@ -6015,7 +6256,7 @@
         <w:keepLines/>
         <w:numPr>
           <w:ilvl w:val="0"/>
-          <w:numId w:val="12"/>
+          <w:numId w:val="13"/>
         </w:numPr>
         <w:spacing w:after="80" w:line="276"/>
       </w:pPr>
@@ -6033,7 +6274,7 @@
         <w:keepLines/>
         <w:numPr>
           <w:ilvl w:val="0"/>
-          <w:numId w:val="12"/>
+          <w:numId w:val="13"/>
         </w:numPr>
         <w:spacing w:after="160" w:line="276"/>
       </w:pPr>
@@ -6237,7 +6478,7 @@
         <w:keepLines/>
         <w:numPr>
           <w:ilvl w:val="0"/>
-          <w:numId w:val="13"/>
+          <w:numId w:val="14"/>
         </w:numPr>
         <w:spacing w:after="80" w:line="276"/>
       </w:pPr>
@@ -6297,7 +6538,7 @@
         <w:keepLines/>
         <w:numPr>
           <w:ilvl w:val="0"/>
-          <w:numId w:val="13"/>
+          <w:numId w:val="14"/>
         </w:numPr>
         <w:spacing w:after="80" w:line="276"/>
       </w:pPr>
@@ -6385,7 +6626,7 @@
         <w:keepLines/>
         <w:numPr>
           <w:ilvl w:val="0"/>
-          <w:numId w:val="13"/>
+          <w:numId w:val="14"/>
         </w:numPr>
         <w:spacing w:after="80" w:line="276"/>
       </w:pPr>
@@ -6417,7 +6658,7 @@
         <w:keepLines/>
         <w:numPr>
           <w:ilvl w:val="0"/>
-          <w:numId w:val="13"/>
+          <w:numId w:val="14"/>
         </w:numPr>
         <w:spacing w:after="80" w:line="276"/>
       </w:pPr>
@@ -6449,7 +6690,7 @@
         <w:keepLines/>
         <w:numPr>
           <w:ilvl w:val="0"/>
-          <w:numId w:val="13"/>
+          <w:numId w:val="14"/>
         </w:numPr>
         <w:spacing w:after="80" w:line="276"/>
       </w:pPr>
@@ -6509,7 +6750,7 @@
         <w:keepLines/>
         <w:numPr>
           <w:ilvl w:val="0"/>
-          <w:numId w:val="13"/>
+          <w:numId w:val="14"/>
         </w:numPr>
         <w:spacing w:after="160" w:line="276"/>
       </w:pPr>
@@ -6579,7 +6820,7 @@
         <w:keepLines/>
         <w:numPr>
           <w:ilvl w:val="0"/>
-          <w:numId w:val="14"/>
+          <w:numId w:val="15"/>
         </w:numPr>
         <w:spacing w:after="80" w:line="276"/>
       </w:pPr>
@@ -6653,7 +6894,7 @@
         <w:keepLines/>
         <w:numPr>
           <w:ilvl w:val="0"/>
-          <w:numId w:val="14"/>
+          <w:numId w:val="15"/>
         </w:numPr>
         <w:spacing w:after="80" w:line="276"/>
       </w:pPr>
@@ -6671,7 +6912,7 @@
         <w:keepLines/>
         <w:numPr>
           <w:ilvl w:val="0"/>
-          <w:numId w:val="14"/>
+          <w:numId w:val="15"/>
         </w:numPr>
         <w:spacing w:after="160" w:line="276"/>
       </w:pPr>
@@ -6715,7 +6956,7 @@
         <w:keepLines/>
         <w:numPr>
           <w:ilvl w:val="0"/>
-          <w:numId w:val="15"/>
+          <w:numId w:val="16"/>
         </w:numPr>
         <w:spacing w:after="80" w:line="276"/>
       </w:pPr>
@@ -6823,7 +7064,7 @@
         <w:keepLines/>
         <w:numPr>
           <w:ilvl w:val="0"/>
-          <w:numId w:val="15"/>
+          <w:numId w:val="16"/>
         </w:numPr>
         <w:spacing w:after="80" w:line="276"/>
       </w:pPr>
@@ -6931,7 +7172,7 @@
         <w:keepLines/>
         <w:numPr>
           <w:ilvl w:val="0"/>
-          <w:numId w:val="15"/>
+          <w:numId w:val="16"/>
         </w:numPr>
         <w:spacing w:after="80" w:line="276"/>
       </w:pPr>
@@ -6964,7 +7205,7 @@
         <w:keepLines/>
         <w:numPr>
           <w:ilvl w:val="0"/>
-          <w:numId w:val="15"/>
+          <w:numId w:val="16"/>
         </w:numPr>
         <w:spacing w:after="80" w:line="276"/>
       </w:pPr>
@@ -6982,7 +7223,7 @@
         <w:keepLines/>
         <w:numPr>
           <w:ilvl w:val="0"/>
-          <w:numId w:val="15"/>
+          <w:numId w:val="16"/>
         </w:numPr>
         <w:spacing w:after="80" w:line="276"/>
       </w:pPr>
@@ -7015,7 +7256,7 @@
         <w:keepLines/>
         <w:numPr>
           <w:ilvl w:val="0"/>
-          <w:numId w:val="15"/>
+          <w:numId w:val="16"/>
         </w:numPr>
         <w:spacing w:after="80" w:line="276"/>
       </w:pPr>
@@ -7033,7 +7274,7 @@
         <w:keepLines/>
         <w:numPr>
           <w:ilvl w:val="0"/>
-          <w:numId w:val="15"/>
+          <w:numId w:val="16"/>
         </w:numPr>
         <w:spacing w:after="80" w:line="276"/>
       </w:pPr>
@@ -7051,7 +7292,7 @@
         <w:keepLines/>
         <w:numPr>
           <w:ilvl w:val="0"/>
-          <w:numId w:val="15"/>
+          <w:numId w:val="16"/>
         </w:numPr>
         <w:spacing w:after="80" w:line="276"/>
       </w:pPr>
@@ -7069,7 +7310,7 @@
         <w:keepLines/>
         <w:numPr>
           <w:ilvl w:val="0"/>
-          <w:numId w:val="15"/>
+          <w:numId w:val="16"/>
         </w:numPr>
         <w:spacing w:after="160" w:line="276"/>
       </w:pPr>
@@ -12533,7 +12774,7 @@
         <w:keepLines/>
         <w:numPr>
           <w:ilvl w:val="0"/>
-          <w:numId w:val="16"/>
+          <w:numId w:val="17"/>
         </w:numPr>
         <w:spacing w:after="80" w:line="276"/>
       </w:pPr>
@@ -12593,7 +12834,7 @@
         <w:keepLines/>
         <w:numPr>
           <w:ilvl w:val="0"/>
-          <w:numId w:val="16"/>
+          <w:numId w:val="17"/>
         </w:numPr>
         <w:spacing w:after="80" w:line="276"/>
       </w:pPr>
@@ -12625,7 +12866,7 @@
         <w:keepLines/>
         <w:numPr>
           <w:ilvl w:val="0"/>
-          <w:numId w:val="16"/>
+          <w:numId w:val="17"/>
         </w:numPr>
         <w:spacing w:after="160" w:line="276"/>
       </w:pPr>
@@ -12776,7 +13017,7 @@
         <w:keepLines/>
         <w:numPr>
           <w:ilvl w:val="0"/>
-          <w:numId w:val="17"/>
+          <w:numId w:val="18"/>
         </w:numPr>
         <w:spacing w:after="80" w:line="276"/>
       </w:pPr>
@@ -12836,7 +13077,7 @@
         <w:keepLines/>
         <w:numPr>
           <w:ilvl w:val="0"/>
-          <w:numId w:val="17"/>
+          <w:numId w:val="18"/>
         </w:numPr>
         <w:spacing w:after="80" w:line="276"/>
       </w:pPr>
@@ -12862,7 +13103,7 @@
         <w:keepLines/>
         <w:numPr>
           <w:ilvl w:val="0"/>
-          <w:numId w:val="17"/>
+          <w:numId w:val="18"/>
         </w:numPr>
         <w:spacing w:after="80" w:line="276"/>
       </w:pPr>
@@ -12888,7 +13129,7 @@
         <w:keepLines/>
         <w:numPr>
           <w:ilvl w:val="0"/>
-          <w:numId w:val="17"/>
+          <w:numId w:val="18"/>
         </w:numPr>
         <w:spacing w:after="160" w:line="276"/>
       </w:pPr>
@@ -13039,7 +13280,7 @@
         <w:keepLines/>
         <w:numPr>
           <w:ilvl w:val="0"/>
-          <w:numId w:val="18"/>
+          <w:numId w:val="19"/>
         </w:numPr>
         <w:spacing w:after="80" w:line="276"/>
       </w:pPr>
@@ -13085,7 +13326,7 @@
         <w:keepLines/>
         <w:numPr>
           <w:ilvl w:val="0"/>
-          <w:numId w:val="18"/>
+          <w:numId w:val="19"/>
         </w:numPr>
         <w:spacing w:after="80" w:line="276"/>
       </w:pPr>
@@ -13125,7 +13366,7 @@
         <w:keepLines/>
         <w:numPr>
           <w:ilvl w:val="0"/>
-          <w:numId w:val="18"/>
+          <w:numId w:val="19"/>
         </w:numPr>
         <w:spacing w:after="80" w:line="276"/>
       </w:pPr>
@@ -13151,7 +13392,7 @@
         <w:keepLines/>
         <w:numPr>
           <w:ilvl w:val="0"/>
-          <w:numId w:val="18"/>
+          <w:numId w:val="19"/>
         </w:numPr>
         <w:spacing w:after="80" w:line="276"/>
       </w:pPr>
@@ -13177,7 +13418,7 @@
         <w:keepLines/>
         <w:numPr>
           <w:ilvl w:val="0"/>
-          <w:numId w:val="18"/>
+          <w:numId w:val="19"/>
         </w:numPr>
         <w:spacing w:after="160" w:line="276"/>
       </w:pPr>
@@ -13328,7 +13569,7 @@
         <w:keepLines/>
         <w:numPr>
           <w:ilvl w:val="0"/>
-          <w:numId w:val="19"/>
+          <w:numId w:val="20"/>
         </w:numPr>
         <w:spacing w:after="80" w:line="276"/>
       </w:pPr>
@@ -13402,7 +13643,7 @@
         <w:keepLines/>
         <w:numPr>
           <w:ilvl w:val="0"/>
-          <w:numId w:val="19"/>
+          <w:numId w:val="20"/>
         </w:numPr>
         <w:spacing w:after="80" w:line="276"/>
       </w:pPr>
@@ -13434,7 +13675,7 @@
         <w:keepLines/>
         <w:numPr>
           <w:ilvl w:val="0"/>
-          <w:numId w:val="19"/>
+          <w:numId w:val="20"/>
         </w:numPr>
         <w:spacing w:after="80" w:line="276"/>
       </w:pPr>
@@ -13452,7 +13693,7 @@
         <w:keepLines/>
         <w:numPr>
           <w:ilvl w:val="0"/>
-          <w:numId w:val="19"/>
+          <w:numId w:val="20"/>
         </w:numPr>
         <w:spacing w:after="160" w:line="276"/>
       </w:pPr>
@@ -13603,7 +13844,7 @@
         <w:keepLines/>
         <w:numPr>
           <w:ilvl w:val="0"/>
-          <w:numId w:val="20"/>
+          <w:numId w:val="21"/>
         </w:numPr>
         <w:spacing w:after="80" w:line="276"/>
       </w:pPr>
@@ -13621,7 +13862,7 @@
         <w:keepLines/>
         <w:numPr>
           <w:ilvl w:val="0"/>
-          <w:numId w:val="20"/>
+          <w:numId w:val="21"/>
         </w:numPr>
         <w:spacing w:after="80" w:line="276"/>
       </w:pPr>
@@ -13681,7 +13922,7 @@
         <w:keepLines/>
         <w:numPr>
           <w:ilvl w:val="0"/>
-          <w:numId w:val="20"/>
+          <w:numId w:val="21"/>
         </w:numPr>
         <w:spacing w:after="80" w:line="276"/>
       </w:pPr>
@@ -13735,7 +13976,7 @@
         <w:keepLines/>
         <w:numPr>
           <w:ilvl w:val="0"/>
-          <w:numId w:val="20"/>
+          <w:numId w:val="21"/>
         </w:numPr>
         <w:spacing w:after="160" w:line="276"/>
       </w:pPr>
@@ -13872,7 +14113,7 @@
         <w:keepLines/>
         <w:numPr>
           <w:ilvl w:val="0"/>
-          <w:numId w:val="21"/>
+          <w:numId w:val="22"/>
         </w:numPr>
         <w:spacing w:after="80" w:line="276"/>
       </w:pPr>
@@ -13904,7 +14145,7 @@
         <w:keepLines/>
         <w:numPr>
           <w:ilvl w:val="0"/>
-          <w:numId w:val="21"/>
+          <w:numId w:val="22"/>
         </w:numPr>
         <w:spacing w:after="80" w:line="276"/>
       </w:pPr>
@@ -13936,7 +14177,7 @@
         <w:keepLines/>
         <w:numPr>
           <w:ilvl w:val="0"/>
-          <w:numId w:val="21"/>
+          <w:numId w:val="22"/>
         </w:numPr>
         <w:spacing w:after="160" w:line="276"/>
       </w:pPr>
@@ -14087,7 +14328,7 @@
         <w:keepLines/>
         <w:numPr>
           <w:ilvl w:val="0"/>
-          <w:numId w:val="22"/>
+          <w:numId w:val="23"/>
         </w:numPr>
         <w:spacing w:after="80" w:line="276"/>
       </w:pPr>
@@ -14119,7 +14360,7 @@
         <w:keepLines/>
         <w:numPr>
           <w:ilvl w:val="0"/>
-          <w:numId w:val="22"/>
+          <w:numId w:val="23"/>
         </w:numPr>
         <w:spacing w:after="80" w:line="276"/>
       </w:pPr>
@@ -14137,7 +14378,7 @@
         <w:keepLines/>
         <w:numPr>
           <w:ilvl w:val="0"/>
-          <w:numId w:val="22"/>
+          <w:numId w:val="23"/>
         </w:numPr>
         <w:spacing w:after="160" w:line="276"/>
       </w:pPr>
@@ -14288,7 +14529,7 @@
         <w:keepLines/>
         <w:numPr>
           <w:ilvl w:val="0"/>
-          <w:numId w:val="23"/>
+          <w:numId w:val="24"/>
         </w:numPr>
         <w:spacing w:after="80" w:line="276"/>
       </w:pPr>
@@ -14320,7 +14561,7 @@
         <w:keepLines/>
         <w:numPr>
           <w:ilvl w:val="0"/>
-          <w:numId w:val="23"/>
+          <w:numId w:val="24"/>
         </w:numPr>
         <w:spacing w:after="80" w:line="276"/>
       </w:pPr>
@@ -14380,7 +14621,7 @@
         <w:keepLines/>
         <w:numPr>
           <w:ilvl w:val="0"/>
-          <w:numId w:val="23"/>
+          <w:numId w:val="24"/>
         </w:numPr>
         <w:spacing w:after="80" w:line="276"/>
       </w:pPr>
@@ -14524,7 +14765,7 @@
         <w:keepLines/>
         <w:numPr>
           <w:ilvl w:val="0"/>
-          <w:numId w:val="23"/>
+          <w:numId w:val="24"/>
         </w:numPr>
         <w:spacing w:after="160" w:line="276"/>
       </w:pPr>
@@ -14582,7 +14823,7 @@
         <w:keepLines/>
         <w:numPr>
           <w:ilvl w:val="0"/>
-          <w:numId w:val="24"/>
+          <w:numId w:val="25"/>
         </w:numPr>
         <w:spacing w:after="80" w:line="276"/>
       </w:pPr>
@@ -14614,7 +14855,7 @@
         <w:keepLines/>
         <w:numPr>
           <w:ilvl w:val="0"/>
-          <w:numId w:val="24"/>
+          <w:numId w:val="25"/>
         </w:numPr>
         <w:spacing w:after="80" w:line="276"/>
       </w:pPr>
@@ -14660,7 +14901,7 @@
         <w:keepLines/>
         <w:numPr>
           <w:ilvl w:val="0"/>
-          <w:numId w:val="24"/>
+          <w:numId w:val="25"/>
         </w:numPr>
         <w:spacing w:after="160" w:line="276"/>
       </w:pPr>
@@ -14737,7 +14978,7 @@
         <w:keepLines/>
         <w:numPr>
           <w:ilvl w:val="0"/>
-          <w:numId w:val="25"/>
+          <w:numId w:val="26"/>
         </w:numPr>
         <w:spacing w:after="80" w:line="276"/>
       </w:pPr>
@@ -14769,7 +15010,7 @@
         <w:keepLines/>
         <w:numPr>
           <w:ilvl w:val="0"/>
-          <w:numId w:val="25"/>
+          <w:numId w:val="26"/>
         </w:numPr>
         <w:spacing w:after="80" w:line="276"/>
       </w:pPr>
@@ -14787,7 +15028,7 @@
         <w:keepLines/>
         <w:numPr>
           <w:ilvl w:val="0"/>
-          <w:numId w:val="25"/>
+          <w:numId w:val="26"/>
         </w:numPr>
         <w:spacing w:after="80" w:line="276"/>
       </w:pPr>
@@ -14819,7 +15060,7 @@
         <w:keepLines/>
         <w:numPr>
           <w:ilvl w:val="0"/>
-          <w:numId w:val="25"/>
+          <w:numId w:val="26"/>
         </w:numPr>
         <w:spacing w:after="160" w:line="276"/>
       </w:pPr>
@@ -14970,7 +15211,7 @@
         <w:keepLines/>
         <w:numPr>
           <w:ilvl w:val="0"/>
-          <w:numId w:val="26"/>
+          <w:numId w:val="27"/>
         </w:numPr>
         <w:spacing w:after="80" w:line="276"/>
       </w:pPr>
@@ -15016,7 +15257,7 @@
         <w:keepLines/>
         <w:numPr>
           <w:ilvl w:val="0"/>
-          <w:numId w:val="26"/>
+          <w:numId w:val="27"/>
         </w:numPr>
         <w:spacing w:after="80" w:line="276"/>
       </w:pPr>
@@ -15048,7 +15289,7 @@
         <w:keepLines/>
         <w:numPr>
           <w:ilvl w:val="0"/>
-          <w:numId w:val="26"/>
+          <w:numId w:val="27"/>
         </w:numPr>
         <w:spacing w:after="160" w:line="276"/>
       </w:pPr>
@@ -15092,7 +15333,7 @@
         <w:keepLines/>
         <w:numPr>
           <w:ilvl w:val="0"/>
-          <w:numId w:val="27"/>
+          <w:numId w:val="28"/>
         </w:numPr>
         <w:spacing w:after="80" w:line="276"/>
       </w:pPr>
@@ -15152,7 +15393,7 @@
         <w:keepLines/>
         <w:numPr>
           <w:ilvl w:val="0"/>
-          <w:numId w:val="27"/>
+          <w:numId w:val="28"/>
         </w:numPr>
         <w:spacing w:after="80" w:line="276"/>
       </w:pPr>
@@ -15170,7 +15411,7 @@
         <w:keepLines/>
         <w:numPr>
           <w:ilvl w:val="0"/>
-          <w:numId w:val="27"/>
+          <w:numId w:val="28"/>
         </w:numPr>
         <w:spacing w:after="80" w:line="276"/>
       </w:pPr>
@@ -15188,7 +15429,7 @@
         <w:keepLines/>
         <w:numPr>
           <w:ilvl w:val="0"/>
-          <w:numId w:val="27"/>
+          <w:numId w:val="28"/>
         </w:numPr>
         <w:spacing w:after="160" w:line="276"/>
       </w:pPr>
@@ -15226,7 +15467,7 @@
         <w:keepLines/>
         <w:numPr>
           <w:ilvl w:val="0"/>
-          <w:numId w:val="28"/>
+          <w:numId w:val="29"/>
         </w:numPr>
         <w:spacing w:after="80" w:line="276"/>
       </w:pPr>
@@ -15286,7 +15527,7 @@
         <w:keepLines/>
         <w:numPr>
           <w:ilvl w:val="0"/>
-          <w:numId w:val="28"/>
+          <w:numId w:val="29"/>
         </w:numPr>
         <w:spacing w:after="80" w:line="276"/>
       </w:pPr>
@@ -15346,7 +15587,7 @@
         <w:keepLines/>
         <w:numPr>
           <w:ilvl w:val="0"/>
-          <w:numId w:val="28"/>
+          <w:numId w:val="29"/>
         </w:numPr>
         <w:spacing w:after="160" w:line="276"/>
       </w:pPr>
@@ -15376,7 +15617,7 @@
         <w:keepLines/>
         <w:numPr>
           <w:ilvl w:val="0"/>
-          <w:numId w:val="29"/>
+          <w:numId w:val="30"/>
         </w:numPr>
         <w:spacing w:after="80" w:line="276"/>
       </w:pPr>
@@ -15408,7 +15649,7 @@
         <w:keepLines/>
         <w:numPr>
           <w:ilvl w:val="0"/>
-          <w:numId w:val="29"/>
+          <w:numId w:val="30"/>
         </w:numPr>
         <w:spacing w:after="80" w:line="276"/>
       </w:pPr>
@@ -15448,7 +15689,7 @@
         <w:keepLines/>
         <w:numPr>
           <w:ilvl w:val="0"/>
-          <w:numId w:val="29"/>
+          <w:numId w:val="30"/>
         </w:numPr>
         <w:spacing w:after="80" w:line="276"/>
       </w:pPr>
@@ -15466,7 +15707,7 @@
         <w:keepLines/>
         <w:numPr>
           <w:ilvl w:val="0"/>
-          <w:numId w:val="29"/>
+          <w:numId w:val="30"/>
         </w:numPr>
         <w:spacing w:after="160" w:line="276"/>
       </w:pPr>
@@ -15510,7 +15751,7 @@
         <w:keepLines/>
         <w:numPr>
           <w:ilvl w:val="0"/>
-          <w:numId w:val="30"/>
+          <w:numId w:val="31"/>
         </w:numPr>
         <w:spacing w:after="80" w:line="276"/>
       </w:pPr>
@@ -15542,7 +15783,7 @@
         <w:keepLines/>
         <w:numPr>
           <w:ilvl w:val="0"/>
-          <w:numId w:val="30"/>
+          <w:numId w:val="31"/>
         </w:numPr>
         <w:spacing w:after="80" w:line="276"/>
       </w:pPr>
@@ -15574,7 +15815,7 @@
         <w:keepLines/>
         <w:numPr>
           <w:ilvl w:val="0"/>
-          <w:numId w:val="30"/>
+          <w:numId w:val="31"/>
         </w:numPr>
         <w:spacing w:after="80" w:line="276"/>
       </w:pPr>
@@ -15634,7 +15875,7 @@
         <w:keepLines/>
         <w:numPr>
           <w:ilvl w:val="0"/>
-          <w:numId w:val="30"/>
+          <w:numId w:val="31"/>
         </w:numPr>
         <w:spacing w:after="160" w:line="276"/>
       </w:pPr>
@@ -15785,7 +16026,7 @@
         <w:keepLines/>
         <w:numPr>
           <w:ilvl w:val="0"/>
-          <w:numId w:val="31"/>
+          <w:numId w:val="32"/>
         </w:numPr>
         <w:spacing w:after="80" w:line="276"/>
       </w:pPr>
@@ -15859,7 +16100,7 @@
         <w:keepLines/>
         <w:numPr>
           <w:ilvl w:val="0"/>
-          <w:numId w:val="31"/>
+          <w:numId w:val="32"/>
         </w:numPr>
         <w:spacing w:after="80" w:line="276"/>
       </w:pPr>
@@ -15947,7 +16188,7 @@
         <w:keepLines/>
         <w:numPr>
           <w:ilvl w:val="0"/>
-          <w:numId w:val="31"/>
+          <w:numId w:val="32"/>
         </w:numPr>
         <w:spacing w:after="80" w:line="276"/>
       </w:pPr>
@@ -15979,7 +16220,7 @@
         <w:keepLines/>
         <w:numPr>
           <w:ilvl w:val="0"/>
-          <w:numId w:val="31"/>
+          <w:numId w:val="32"/>
         </w:numPr>
         <w:spacing w:after="80" w:line="276"/>
       </w:pPr>
@@ -15997,7 +16238,7 @@
         <w:keepLines/>
         <w:numPr>
           <w:ilvl w:val="0"/>
-          <w:numId w:val="31"/>
+          <w:numId w:val="32"/>
         </w:numPr>
         <w:spacing w:after="160" w:line="276"/>
       </w:pPr>
@@ -16027,7 +16268,7 @@
         <w:keepLines/>
         <w:numPr>
           <w:ilvl w:val="0"/>
-          <w:numId w:val="32"/>
+          <w:numId w:val="33"/>
         </w:numPr>
         <w:spacing w:after="80" w:line="276"/>
       </w:pPr>
@@ -16087,7 +16328,7 @@
         <w:keepLines/>
         <w:numPr>
           <w:ilvl w:val="0"/>
-          <w:numId w:val="32"/>
+          <w:numId w:val="33"/>
         </w:numPr>
         <w:spacing w:after="80" w:line="276"/>
       </w:pPr>
@@ -16105,7 +16346,7 @@
         <w:keepLines/>
         <w:numPr>
           <w:ilvl w:val="0"/>
-          <w:numId w:val="32"/>
+          <w:numId w:val="33"/>
         </w:numPr>
         <w:spacing w:after="160" w:line="276"/>
       </w:pPr>
@@ -16323,7 +16564,7 @@
         <w:keepLines/>
         <w:numPr>
           <w:ilvl w:val="0"/>
-          <w:numId w:val="33"/>
+          <w:numId w:val="34"/>
         </w:numPr>
         <w:spacing w:after="80" w:line="276"/>
       </w:pPr>
@@ -16369,7 +16610,7 @@
         <w:keepLines/>
         <w:numPr>
           <w:ilvl w:val="0"/>
-          <w:numId w:val="33"/>
+          <w:numId w:val="34"/>
         </w:numPr>
         <w:spacing w:after="80" w:line="276"/>
       </w:pPr>
@@ -16437,7 +16678,7 @@
         <w:keepLines/>
         <w:numPr>
           <w:ilvl w:val="0"/>
-          <w:numId w:val="33"/>
+          <w:numId w:val="34"/>
         </w:numPr>
         <w:spacing w:after="80" w:line="276"/>
       </w:pPr>
@@ -16511,7 +16752,7 @@
         <w:keepLines/>
         <w:numPr>
           <w:ilvl w:val="0"/>
-          <w:numId w:val="33"/>
+          <w:numId w:val="34"/>
         </w:numPr>
         <w:spacing w:after="80" w:line="276"/>
       </w:pPr>
@@ -16529,7 +16770,7 @@
         <w:keepLines/>
         <w:numPr>
           <w:ilvl w:val="0"/>
-          <w:numId w:val="33"/>
+          <w:numId w:val="34"/>
         </w:numPr>
         <w:spacing w:after="160" w:line="276"/>
       </w:pPr>
@@ -16599,7 +16840,7 @@
         <w:keepLines/>
         <w:numPr>
           <w:ilvl w:val="0"/>
-          <w:numId w:val="34"/>
+          <w:numId w:val="35"/>
         </w:numPr>
         <w:spacing w:after="80" w:line="276"/>
       </w:pPr>
@@ -16617,7 +16858,7 @@
         <w:keepLines/>
         <w:numPr>
           <w:ilvl w:val="0"/>
-          <w:numId w:val="34"/>
+          <w:numId w:val="35"/>
         </w:numPr>
         <w:spacing w:after="80" w:line="276"/>
       </w:pPr>
@@ -16677,7 +16918,7 @@
         <w:keepLines/>
         <w:numPr>
           <w:ilvl w:val="0"/>
-          <w:numId w:val="34"/>
+          <w:numId w:val="35"/>
         </w:numPr>
         <w:spacing w:after="80" w:line="276"/>
       </w:pPr>
@@ -16709,7 +16950,7 @@
         <w:keepLines/>
         <w:numPr>
           <w:ilvl w:val="0"/>
-          <w:numId w:val="34"/>
+          <w:numId w:val="35"/>
         </w:numPr>
         <w:spacing w:after="160" w:line="276"/>
       </w:pPr>
@@ -16779,7 +17020,7 @@
         <w:keepLines/>
         <w:numPr>
           <w:ilvl w:val="0"/>
-          <w:numId w:val="35"/>
+          <w:numId w:val="36"/>
         </w:numPr>
         <w:spacing w:after="80" w:line="276"/>
       </w:pPr>
@@ -16811,7 +17052,7 @@
         <w:keepLines/>
         <w:numPr>
           <w:ilvl w:val="0"/>
-          <w:numId w:val="35"/>
+          <w:numId w:val="36"/>
         </w:numPr>
         <w:spacing w:after="80" w:line="276"/>
       </w:pPr>
@@ -16927,7 +17168,7 @@
         <w:keepLines/>
         <w:numPr>
           <w:ilvl w:val="0"/>
-          <w:numId w:val="35"/>
+          <w:numId w:val="36"/>
         </w:numPr>
         <w:spacing w:after="160" w:line="276"/>
       </w:pPr>
@@ -17008,7 +17249,7 @@
         <w:keepLines/>
         <w:numPr>
           <w:ilvl w:val="0"/>
-          <w:numId w:val="36"/>
+          <w:numId w:val="37"/>
         </w:numPr>
         <w:spacing w:after="80" w:line="276"/>
       </w:pPr>
@@ -17068,7 +17309,7 @@
         <w:keepLines/>
         <w:numPr>
           <w:ilvl w:val="0"/>
-          <w:numId w:val="36"/>
+          <w:numId w:val="37"/>
         </w:numPr>
         <w:spacing w:after="80" w:line="276"/>
       </w:pPr>
@@ -17114,7 +17355,7 @@
         <w:keepLines/>
         <w:numPr>
           <w:ilvl w:val="0"/>
-          <w:numId w:val="36"/>
+          <w:numId w:val="37"/>
         </w:numPr>
         <w:spacing w:after="160" w:line="276"/>
       </w:pPr>
@@ -17198,7 +17439,7 @@
         <w:keepLines/>
         <w:numPr>
           <w:ilvl w:val="0"/>
-          <w:numId w:val="37"/>
+          <w:numId w:val="38"/>
         </w:numPr>
         <w:spacing w:after="80" w:line="276"/>
       </w:pPr>
@@ -17302,7 +17543,7 @@
         <w:keepLines/>
         <w:numPr>
           <w:ilvl w:val="0"/>
-          <w:numId w:val="37"/>
+          <w:numId w:val="38"/>
         </w:numPr>
         <w:spacing w:after="80" w:line="276"/>
       </w:pPr>
@@ -17348,7 +17589,7 @@
         <w:keepLines/>
         <w:numPr>
           <w:ilvl w:val="0"/>
-          <w:numId w:val="37"/>
+          <w:numId w:val="38"/>
         </w:numPr>
         <w:spacing w:after="80" w:line="276"/>
       </w:pPr>
@@ -17394,7 +17635,7 @@
         <w:keepLines/>
         <w:numPr>
           <w:ilvl w:val="0"/>
-          <w:numId w:val="37"/>
+          <w:numId w:val="38"/>
         </w:numPr>
         <w:spacing w:after="160" w:line="276"/>
       </w:pPr>
@@ -17452,7 +17693,7 @@
         <w:keepLines/>
         <w:numPr>
           <w:ilvl w:val="0"/>
-          <w:numId w:val="38"/>
+          <w:numId w:val="39"/>
         </w:numPr>
         <w:spacing w:after="80" w:line="276"/>
       </w:pPr>
@@ -17498,7 +17739,7 @@
         <w:keepLines/>
         <w:numPr>
           <w:ilvl w:val="0"/>
-          <w:numId w:val="38"/>
+          <w:numId w:val="39"/>
         </w:numPr>
         <w:spacing w:after="80" w:line="276"/>
       </w:pPr>
@@ -17544,7 +17785,7 @@
         <w:keepLines/>
         <w:numPr>
           <w:ilvl w:val="0"/>
-          <w:numId w:val="38"/>
+          <w:numId w:val="39"/>
         </w:numPr>
         <w:spacing w:after="80" w:line="276"/>
       </w:pPr>
@@ -17590,7 +17831,7 @@
         <w:keepLines/>
         <w:numPr>
           <w:ilvl w:val="0"/>
-          <w:numId w:val="38"/>
+          <w:numId w:val="39"/>
         </w:numPr>
         <w:spacing w:after="160" w:line="276"/>
       </w:pPr>
@@ -17646,7 +17887,7 @@
         <w:keepLines/>
         <w:numPr>
           <w:ilvl w:val="0"/>
-          <w:numId w:val="39"/>
+          <w:numId w:val="40"/>
         </w:numPr>
         <w:spacing w:after="80" w:line="276"/>
       </w:pPr>
@@ -17692,7 +17933,7 @@
         <w:keepLines/>
         <w:numPr>
           <w:ilvl w:val="0"/>
-          <w:numId w:val="39"/>
+          <w:numId w:val="40"/>
         </w:numPr>
         <w:spacing w:after="80" w:line="276"/>
       </w:pPr>
@@ -17724,7 +17965,7 @@
         <w:keepLines/>
         <w:numPr>
           <w:ilvl w:val="0"/>
-          <w:numId w:val="39"/>
+          <w:numId w:val="40"/>
         </w:numPr>
         <w:spacing w:after="80" w:line="276"/>
       </w:pPr>
@@ -17770,7 +18011,7 @@
         <w:keepLines/>
         <w:numPr>
           <w:ilvl w:val="0"/>
-          <w:numId w:val="39"/>
+          <w:numId w:val="40"/>
         </w:numPr>
         <w:spacing w:after="80" w:line="276"/>
       </w:pPr>
@@ -17788,7 +18029,7 @@
         <w:keepLines/>
         <w:numPr>
           <w:ilvl w:val="0"/>
-          <w:numId w:val="39"/>
+          <w:numId w:val="40"/>
         </w:numPr>
         <w:spacing w:after="80" w:line="276"/>
       </w:pPr>
@@ -17862,7 +18103,7 @@
         <w:keepLines/>
         <w:numPr>
           <w:ilvl w:val="0"/>
-          <w:numId w:val="39"/>
+          <w:numId w:val="40"/>
         </w:numPr>
         <w:spacing w:after="80" w:line="276"/>
       </w:pPr>
@@ -17894,7 +18135,7 @@
         <w:keepLines/>
         <w:numPr>
           <w:ilvl w:val="0"/>
-          <w:numId w:val="39"/>
+          <w:numId w:val="40"/>
         </w:numPr>
         <w:spacing w:after="80" w:line="276"/>
       </w:pPr>
@@ -17940,7 +18181,7 @@
         <w:keepLines/>
         <w:numPr>
           <w:ilvl w:val="0"/>
-          <w:numId w:val="39"/>
+          <w:numId w:val="40"/>
         </w:numPr>
         <w:spacing w:after="160" w:line="276"/>
       </w:pPr>
@@ -18038,7 +18279,7 @@
         <w:keepLines/>
         <w:numPr>
           <w:ilvl w:val="0"/>
-          <w:numId w:val="40"/>
+          <w:numId w:val="41"/>
         </w:numPr>
         <w:spacing w:after="80" w:line="276"/>
       </w:pPr>
@@ -18084,7 +18325,7 @@
         <w:keepLines/>
         <w:numPr>
           <w:ilvl w:val="0"/>
-          <w:numId w:val="40"/>
+          <w:numId w:val="41"/>
         </w:numPr>
         <w:spacing w:after="80" w:line="276"/>
       </w:pPr>
@@ -18138,7 +18379,7 @@
         <w:keepLines/>
         <w:numPr>
           <w:ilvl w:val="0"/>
-          <w:numId w:val="40"/>
+          <w:numId w:val="41"/>
         </w:numPr>
         <w:spacing w:after="80" w:line="276"/>
       </w:pPr>
@@ -18164,7 +18405,7 @@
         <w:keepLines/>
         <w:numPr>
           <w:ilvl w:val="0"/>
-          <w:numId w:val="40"/>
+          <w:numId w:val="41"/>
         </w:numPr>
         <w:spacing w:after="80" w:line="276"/>
       </w:pPr>
@@ -18196,7 +18437,7 @@
         <w:keepLines/>
         <w:numPr>
           <w:ilvl w:val="0"/>
-          <w:numId w:val="40"/>
+          <w:numId w:val="41"/>
         </w:numPr>
         <w:spacing w:after="80" w:line="276"/>
       </w:pPr>
@@ -18228,7 +18469,7 @@
         <w:keepLines/>
         <w:numPr>
           <w:ilvl w:val="0"/>
-          <w:numId w:val="40"/>
+          <w:numId w:val="41"/>
         </w:numPr>
         <w:spacing w:after="160" w:line="276"/>
       </w:pPr>
@@ -18493,7 +18734,7 @@
         <w:keepLines/>
         <w:numPr>
           <w:ilvl w:val="0"/>
-          <w:numId w:val="41"/>
+          <w:numId w:val="42"/>
         </w:numPr>
         <w:spacing w:after="80" w:line="276"/>
       </w:pPr>
@@ -18519,7 +18760,7 @@
         <w:keepLines/>
         <w:numPr>
           <w:ilvl w:val="0"/>
-          <w:numId w:val="41"/>
+          <w:numId w:val="42"/>
         </w:numPr>
         <w:spacing w:after="80" w:line="276"/>
       </w:pPr>
@@ -18573,7 +18814,7 @@
         <w:keepLines/>
         <w:numPr>
           <w:ilvl w:val="0"/>
-          <w:numId w:val="41"/>
+          <w:numId w:val="42"/>
         </w:numPr>
         <w:spacing w:after="80" w:line="276"/>
       </w:pPr>
@@ -18619,7 +18860,7 @@
         <w:keepLines/>
         <w:numPr>
           <w:ilvl w:val="0"/>
-          <w:numId w:val="41"/>
+          <w:numId w:val="42"/>
         </w:numPr>
         <w:spacing w:after="80" w:line="276"/>
       </w:pPr>
@@ -18673,7 +18914,7 @@
         <w:keepLines/>
         <w:numPr>
           <w:ilvl w:val="0"/>
-          <w:numId w:val="41"/>
+          <w:numId w:val="42"/>
         </w:numPr>
         <w:spacing w:after="80" w:line="276"/>
       </w:pPr>
@@ -18755,7 +18996,7 @@
         <w:keepLines/>
         <w:numPr>
           <w:ilvl w:val="0"/>
-          <w:numId w:val="41"/>
+          <w:numId w:val="42"/>
         </w:numPr>
         <w:spacing w:after="80" w:line="276"/>
       </w:pPr>
@@ -18781,7 +19022,7 @@
         <w:keepLines/>
         <w:numPr>
           <w:ilvl w:val="0"/>
-          <w:numId w:val="41"/>
+          <w:numId w:val="42"/>
         </w:numPr>
         <w:spacing w:after="80" w:line="276"/>
       </w:pPr>
@@ -18799,7 +19040,7 @@
         <w:keepLines/>
         <w:numPr>
           <w:ilvl w:val="0"/>
-          <w:numId w:val="41"/>
+          <w:numId w:val="42"/>
         </w:numPr>
         <w:spacing w:after="160" w:line="276"/>
       </w:pPr>
@@ -18984,7 +19225,7 @@
         <w:keepLines/>
         <w:numPr>
           <w:ilvl w:val="0"/>
-          <w:numId w:val="42"/>
+          <w:numId w:val="43"/>
         </w:numPr>
         <w:spacing w:after="80" w:line="276"/>
       </w:pPr>
@@ -19016,7 +19257,7 @@
         <w:keepLines/>
         <w:numPr>
           <w:ilvl w:val="0"/>
-          <w:numId w:val="42"/>
+          <w:numId w:val="43"/>
         </w:numPr>
         <w:spacing w:after="80" w:line="276"/>
       </w:pPr>
@@ -19048,7 +19289,7 @@
         <w:keepLines/>
         <w:numPr>
           <w:ilvl w:val="0"/>
-          <w:numId w:val="42"/>
+          <w:numId w:val="43"/>
         </w:numPr>
         <w:spacing w:after="160" w:line="276"/>
       </w:pPr>
@@ -19092,7 +19333,7 @@
         <w:keepLines/>
         <w:numPr>
           <w:ilvl w:val="0"/>
-          <w:numId w:val="43"/>
+          <w:numId w:val="44"/>
         </w:numPr>
         <w:spacing w:after="80" w:line="276"/>
       </w:pPr>
@@ -19124,7 +19365,7 @@
         <w:keepLines/>
         <w:numPr>
           <w:ilvl w:val="0"/>
-          <w:numId w:val="43"/>
+          <w:numId w:val="44"/>
         </w:numPr>
         <w:spacing w:after="80" w:line="276"/>
       </w:pPr>
@@ -19156,7 +19397,7 @@
         <w:keepLines/>
         <w:numPr>
           <w:ilvl w:val="0"/>
-          <w:numId w:val="43"/>
+          <w:numId w:val="44"/>
         </w:numPr>
         <w:spacing w:after="160" w:line="276"/>
       </w:pPr>
@@ -19194,7 +19435,7 @@
         <w:keepLines/>
         <w:numPr>
           <w:ilvl w:val="0"/>
-          <w:numId w:val="44"/>
+          <w:numId w:val="45"/>
         </w:numPr>
         <w:spacing w:after="80" w:line="276"/>
       </w:pPr>
@@ -19226,7 +19467,7 @@
         <w:keepLines/>
         <w:numPr>
           <w:ilvl w:val="0"/>
-          <w:numId w:val="44"/>
+          <w:numId w:val="45"/>
         </w:numPr>
         <w:spacing w:after="80" w:line="276"/>
       </w:pPr>
@@ -19286,7 +19527,7 @@
         <w:keepLines/>
         <w:numPr>
           <w:ilvl w:val="0"/>
-          <w:numId w:val="44"/>
+          <w:numId w:val="45"/>
         </w:numPr>
         <w:spacing w:after="160" w:line="276"/>
       </w:pPr>
@@ -19324,7 +19565,7 @@
         <w:keepLines/>
         <w:numPr>
           <w:ilvl w:val="0"/>
-          <w:numId w:val="45"/>
+          <w:numId w:val="46"/>
         </w:numPr>
         <w:spacing w:after="80" w:line="276"/>
       </w:pPr>
@@ -19342,7 +19583,7 @@
         <w:keepLines/>
         <w:numPr>
           <w:ilvl w:val="0"/>
-          <w:numId w:val="45"/>
+          <w:numId w:val="46"/>
         </w:numPr>
         <w:spacing w:after="80" w:line="276"/>
       </w:pPr>
@@ -19360,7 +19601,7 @@
         <w:keepLines/>
         <w:numPr>
           <w:ilvl w:val="0"/>
-          <w:numId w:val="45"/>
+          <w:numId w:val="46"/>
         </w:numPr>
         <w:spacing w:after="80" w:line="276"/>
       </w:pPr>
@@ -19378,7 +19619,7 @@
         <w:keepLines/>
         <w:numPr>
           <w:ilvl w:val="0"/>
-          <w:numId w:val="45"/>
+          <w:numId w:val="46"/>
         </w:numPr>
         <w:spacing w:after="160" w:line="276"/>
       </w:pPr>
@@ -19408,7 +19649,7 @@
         <w:keepLines/>
         <w:numPr>
           <w:ilvl w:val="0"/>
-          <w:numId w:val="46"/>
+          <w:numId w:val="47"/>
         </w:numPr>
         <w:spacing w:after="80" w:line="276"/>
       </w:pPr>
@@ -19426,7 +19667,7 @@
         <w:keepLines/>
         <w:numPr>
           <w:ilvl w:val="0"/>
-          <w:numId w:val="46"/>
+          <w:numId w:val="47"/>
         </w:numPr>
         <w:spacing w:after="80" w:line="276"/>
       </w:pPr>
@@ -19486,7 +19727,7 @@
         <w:keepLines/>
         <w:numPr>
           <w:ilvl w:val="0"/>
-          <w:numId w:val="46"/>
+          <w:numId w:val="47"/>
         </w:numPr>
         <w:spacing w:after="80" w:line="276"/>
       </w:pPr>
@@ -19518,7 +19759,7 @@
         <w:keepLines/>
         <w:numPr>
           <w:ilvl w:val="0"/>
-          <w:numId w:val="46"/>
+          <w:numId w:val="47"/>
         </w:numPr>
         <w:spacing w:after="160" w:line="276"/>
       </w:pPr>
@@ -19548,7 +19789,7 @@
         <w:keepLines/>
         <w:numPr>
           <w:ilvl w:val="0"/>
-          <w:numId w:val="47"/>
+          <w:numId w:val="48"/>
         </w:numPr>
         <w:spacing w:after="80" w:line="276"/>
       </w:pPr>
@@ -19580,7 +19821,7 @@
         <w:keepLines/>
         <w:numPr>
           <w:ilvl w:val="0"/>
-          <w:numId w:val="47"/>
+          <w:numId w:val="48"/>
         </w:numPr>
         <w:spacing w:after="80" w:line="276"/>
       </w:pPr>
@@ -19654,7 +19895,7 @@
         <w:keepLines/>
         <w:numPr>
           <w:ilvl w:val="0"/>
-          <w:numId w:val="47"/>
+          <w:numId w:val="48"/>
         </w:numPr>
         <w:spacing w:after="160" w:line="276"/>
       </w:pPr>
@@ -19791,7 +20032,7 @@
         <w:keepLines/>
         <w:numPr>
           <w:ilvl w:val="0"/>
-          <w:numId w:val="48"/>
+          <w:numId w:val="49"/>
         </w:numPr>
         <w:spacing w:after="80" w:line="276"/>
       </w:pPr>
@@ -19823,7 +20064,7 @@
         <w:keepLines/>
         <w:numPr>
           <w:ilvl w:val="0"/>
-          <w:numId w:val="48"/>
+          <w:numId w:val="49"/>
         </w:numPr>
         <w:spacing w:after="80" w:line="276"/>
       </w:pPr>
@@ -19841,7 +20082,7 @@
         <w:keepLines/>
         <w:numPr>
           <w:ilvl w:val="0"/>
-          <w:numId w:val="48"/>
+          <w:numId w:val="49"/>
         </w:numPr>
         <w:spacing w:after="80" w:line="276"/>
       </w:pPr>
@@ -19873,7 +20114,7 @@
         <w:keepLines/>
         <w:numPr>
           <w:ilvl w:val="0"/>
-          <w:numId w:val="48"/>
+          <w:numId w:val="49"/>
         </w:numPr>
         <w:spacing w:after="160" w:line="276"/>
       </w:pPr>
@@ -20024,7 +20265,7 @@
         <w:keepLines/>
         <w:numPr>
           <w:ilvl w:val="0"/>
-          <w:numId w:val="49"/>
+          <w:numId w:val="50"/>
         </w:numPr>
         <w:spacing w:after="80" w:line="276"/>
       </w:pPr>
@@ -20056,7 +20297,7 @@
         <w:keepLines/>
         <w:numPr>
           <w:ilvl w:val="0"/>
-          <w:numId w:val="49"/>
+          <w:numId w:val="50"/>
         </w:numPr>
         <w:spacing w:after="80" w:line="276"/>
       </w:pPr>
@@ -20088,7 +20329,7 @@
         <w:keepLines/>
         <w:numPr>
           <w:ilvl w:val="0"/>
-          <w:numId w:val="49"/>
+          <w:numId w:val="50"/>
         </w:numPr>
         <w:spacing w:after="160" w:line="276"/>
       </w:pPr>
@@ -20225,7 +20466,7 @@
         <w:keepLines/>
         <w:numPr>
           <w:ilvl w:val="0"/>
-          <w:numId w:val="50"/>
+          <w:numId w:val="51"/>
         </w:numPr>
         <w:spacing w:after="80" w:line="276"/>
       </w:pPr>
@@ -20257,7 +20498,7 @@
         <w:keepLines/>
         <w:numPr>
           <w:ilvl w:val="0"/>
-          <w:numId w:val="50"/>
+          <w:numId w:val="51"/>
         </w:numPr>
         <w:spacing w:after="160" w:line="276"/>
       </w:pPr>
@@ -20287,7 +20528,7 @@
         <w:keepLines/>
         <w:numPr>
           <w:ilvl w:val="0"/>
-          <w:numId w:val="51"/>
+          <w:numId w:val="52"/>
         </w:numPr>
         <w:spacing w:after="80" w:line="276"/>
       </w:pPr>
@@ -20319,7 +20560,7 @@
         <w:keepLines/>
         <w:numPr>
           <w:ilvl w:val="0"/>
-          <w:numId w:val="51"/>
+          <w:numId w:val="52"/>
         </w:numPr>
         <w:spacing w:after="80" w:line="276"/>
       </w:pPr>
@@ -20379,7 +20620,7 @@
         <w:keepLines/>
         <w:numPr>
           <w:ilvl w:val="0"/>
-          <w:numId w:val="51"/>
+          <w:numId w:val="52"/>
         </w:numPr>
         <w:spacing w:after="160" w:line="276"/>
       </w:pPr>
@@ -20423,7 +20664,7 @@
         <w:keepLines/>
         <w:numPr>
           <w:ilvl w:val="0"/>
-          <w:numId w:val="52"/>
+          <w:numId w:val="53"/>
         </w:numPr>
         <w:spacing w:after="80" w:line="276"/>
       </w:pPr>
@@ -20441,7 +20682,7 @@
         <w:keepLines/>
         <w:numPr>
           <w:ilvl w:val="0"/>
-          <w:numId w:val="52"/>
+          <w:numId w:val="53"/>
         </w:numPr>
         <w:spacing w:after="80" w:line="276"/>
       </w:pPr>
@@ -20501,7 +20742,7 @@
         <w:keepLines/>
         <w:numPr>
           <w:ilvl w:val="0"/>
-          <w:numId w:val="52"/>
+          <w:numId w:val="53"/>
         </w:numPr>
         <w:spacing w:after="160" w:line="276"/>
       </w:pPr>
@@ -20545,7 +20786,7 @@
         <w:keepLines/>
         <w:numPr>
           <w:ilvl w:val="0"/>
-          <w:numId w:val="53"/>
+          <w:numId w:val="54"/>
         </w:numPr>
         <w:spacing w:after="80" w:line="276"/>
       </w:pPr>
@@ -20591,7 +20832,7 @@
         <w:keepLines/>
         <w:numPr>
           <w:ilvl w:val="0"/>
-          <w:numId w:val="53"/>
+          <w:numId w:val="54"/>
         </w:numPr>
         <w:spacing w:after="80" w:line="276"/>
       </w:pPr>
@@ -20623,7 +20864,7 @@
         <w:keepLines/>
         <w:numPr>
           <w:ilvl w:val="0"/>
-          <w:numId w:val="53"/>
+          <w:numId w:val="54"/>
         </w:numPr>
         <w:spacing w:after="160" w:line="276"/>
       </w:pPr>
@@ -20833,7 +21074,7 @@
         <w:keepLines/>
         <w:numPr>
           <w:ilvl w:val="0"/>
-          <w:numId w:val="54"/>
+          <w:numId w:val="55"/>
         </w:numPr>
         <w:spacing w:after="80" w:line="276"/>
       </w:pPr>
@@ -20851,7 +21092,7 @@
         <w:keepLines/>
         <w:numPr>
           <w:ilvl w:val="0"/>
-          <w:numId w:val="54"/>
+          <w:numId w:val="55"/>
         </w:numPr>
         <w:spacing w:after="80" w:line="276"/>
       </w:pPr>
@@ -20925,7 +21166,7 @@
         <w:keepLines/>
         <w:numPr>
           <w:ilvl w:val="0"/>
-          <w:numId w:val="54"/>
+          <w:numId w:val="55"/>
         </w:numPr>
         <w:spacing w:after="80" w:line="276"/>
       </w:pPr>
@@ -20957,7 +21198,7 @@
         <w:keepLines/>
         <w:numPr>
           <w:ilvl w:val="0"/>
-          <w:numId w:val="54"/>
+          <w:numId w:val="55"/>
         </w:numPr>
         <w:spacing w:after="80" w:line="276"/>
       </w:pPr>
@@ -21031,7 +21272,7 @@
         <w:keepLines/>
         <w:numPr>
           <w:ilvl w:val="0"/>
-          <w:numId w:val="54"/>
+          <w:numId w:val="55"/>
         </w:numPr>
         <w:spacing w:after="160" w:line="276"/>
       </w:pPr>
@@ -21194,7 +21435,7 @@
         <w:keepLines/>
         <w:numPr>
           <w:ilvl w:val="0"/>
-          <w:numId w:val="55"/>
+          <w:numId w:val="56"/>
         </w:numPr>
         <w:spacing w:after="80" w:line="276"/>
       </w:pPr>
@@ -21212,7 +21453,7 @@
         <w:keepLines/>
         <w:numPr>
           <w:ilvl w:val="0"/>
-          <w:numId w:val="55"/>
+          <w:numId w:val="56"/>
         </w:numPr>
         <w:spacing w:after="80" w:line="276"/>
       </w:pPr>
@@ -21244,7 +21485,7 @@
         <w:keepLines/>
         <w:numPr>
           <w:ilvl w:val="0"/>
-          <w:numId w:val="55"/>
+          <w:numId w:val="56"/>
         </w:numPr>
         <w:spacing w:after="80" w:line="276"/>
       </w:pPr>
@@ -21262,7 +21503,7 @@
         <w:keepLines/>
         <w:numPr>
           <w:ilvl w:val="0"/>
-          <w:numId w:val="55"/>
+          <w:numId w:val="56"/>
         </w:numPr>
         <w:spacing w:after="160" w:line="276"/>
       </w:pPr>
@@ -21571,7 +21812,7 @@
         <w:keepLines/>
         <w:numPr>
           <w:ilvl w:val="0"/>
-          <w:numId w:val="56"/>
+          <w:numId w:val="57"/>
         </w:numPr>
         <w:spacing w:after="80" w:line="276"/>
       </w:pPr>
@@ -21603,7 +21844,7 @@
         <w:keepLines/>
         <w:numPr>
           <w:ilvl w:val="0"/>
-          <w:numId w:val="56"/>
+          <w:numId w:val="57"/>
         </w:numPr>
         <w:spacing w:after="80" w:line="276"/>
       </w:pPr>
@@ -21635,7 +21876,7 @@
         <w:keepLines/>
         <w:numPr>
           <w:ilvl w:val="0"/>
-          <w:numId w:val="56"/>
+          <w:numId w:val="57"/>
         </w:numPr>
         <w:spacing w:after="80" w:line="276"/>
       </w:pPr>
@@ -21653,7 +21894,7 @@
         <w:keepLines/>
         <w:numPr>
           <w:ilvl w:val="0"/>
-          <w:numId w:val="56"/>
+          <w:numId w:val="57"/>
         </w:numPr>
         <w:spacing w:after="160" w:line="276"/>
       </w:pPr>
@@ -21737,7 +21978,7 @@
         <w:keepLines/>
         <w:numPr>
           <w:ilvl w:val="0"/>
-          <w:numId w:val="57"/>
+          <w:numId w:val="58"/>
         </w:numPr>
         <w:spacing w:after="80" w:line="276"/>
       </w:pPr>
@@ -21769,7 +22010,7 @@
         <w:keepLines/>
         <w:numPr>
           <w:ilvl w:val="0"/>
-          <w:numId w:val="57"/>
+          <w:numId w:val="58"/>
         </w:numPr>
         <w:spacing w:after="80" w:line="276"/>
       </w:pPr>
@@ -21829,7 +22070,7 @@
         <w:keepLines/>
         <w:numPr>
           <w:ilvl w:val="0"/>
-          <w:numId w:val="57"/>
+          <w:numId w:val="58"/>
         </w:numPr>
         <w:spacing w:after="80" w:line="276"/>
       </w:pPr>
@@ -21855,7 +22096,7 @@
         <w:keepLines/>
         <w:numPr>
           <w:ilvl w:val="0"/>
-          <w:numId w:val="57"/>
+          <w:numId w:val="58"/>
         </w:numPr>
         <w:spacing w:after="160" w:line="276"/>
       </w:pPr>
@@ -21912,7 +22153,7 @@
         <w:keepLines/>
         <w:numPr>
           <w:ilvl w:val="0"/>
-          <w:numId w:val="58"/>
+          <w:numId w:val="59"/>
         </w:numPr>
         <w:spacing w:after="80" w:line="276"/>
       </w:pPr>
@@ -21958,7 +22199,7 @@
         <w:keepLines/>
         <w:numPr>
           <w:ilvl w:val="0"/>
-          <w:numId w:val="58"/>
+          <w:numId w:val="59"/>
         </w:numPr>
         <w:spacing w:after="80" w:line="276"/>
       </w:pPr>
@@ -21976,7 +22217,7 @@
         <w:keepLines/>
         <w:numPr>
           <w:ilvl w:val="0"/>
-          <w:numId w:val="58"/>
+          <w:numId w:val="59"/>
         </w:numPr>
         <w:spacing w:after="160" w:line="276"/>
       </w:pPr>
@@ -22006,7 +22247,7 @@
         <w:keepLines/>
         <w:numPr>
           <w:ilvl w:val="0"/>
-          <w:numId w:val="59"/>
+          <w:numId w:val="60"/>
         </w:numPr>
         <w:spacing w:after="80" w:line="276"/>
       </w:pPr>
@@ -22038,7 +22279,7 @@
         <w:keepLines/>
         <w:numPr>
           <w:ilvl w:val="0"/>
-          <w:numId w:val="59"/>
+          <w:numId w:val="60"/>
         </w:numPr>
         <w:spacing w:after="80" w:line="276"/>
       </w:pPr>
@@ -22084,7 +22325,7 @@
         <w:keepLines/>
         <w:numPr>
           <w:ilvl w:val="0"/>
-          <w:numId w:val="59"/>
+          <w:numId w:val="60"/>
         </w:numPr>
         <w:spacing w:after="160" w:line="276"/>
       </w:pPr>
@@ -22161,7 +22402,7 @@
         <w:keepLines/>
         <w:numPr>
           <w:ilvl w:val="0"/>
-          <w:numId w:val="60"/>
+          <w:numId w:val="61"/>
         </w:numPr>
         <w:spacing w:after="80" w:line="276"/>
       </w:pPr>
@@ -22193,7 +22434,7 @@
         <w:keepLines/>
         <w:numPr>
           <w:ilvl w:val="0"/>
-          <w:numId w:val="60"/>
+          <w:numId w:val="61"/>
         </w:numPr>
         <w:spacing w:after="80" w:line="276"/>
       </w:pPr>
@@ -22239,7 +22480,7 @@
         <w:keepLines/>
         <w:numPr>
           <w:ilvl w:val="0"/>
-          <w:numId w:val="60"/>
+          <w:numId w:val="61"/>
         </w:numPr>
         <w:spacing w:after="80" w:line="276"/>
       </w:pPr>
@@ -22285,7 +22526,7 @@
         <w:keepLines/>
         <w:numPr>
           <w:ilvl w:val="0"/>
-          <w:numId w:val="60"/>
+          <w:numId w:val="61"/>
         </w:numPr>
         <w:spacing w:after="160" w:line="276"/>
       </w:pPr>
@@ -22329,7 +22570,7 @@
         <w:keepLines/>
         <w:numPr>
           <w:ilvl w:val="0"/>
-          <w:numId w:val="61"/>
+          <w:numId w:val="62"/>
         </w:numPr>
         <w:spacing w:after="80" w:line="276"/>
       </w:pPr>
@@ -22361,7 +22602,7 @@
         <w:keepLines/>
         <w:numPr>
           <w:ilvl w:val="0"/>
-          <w:numId w:val="61"/>
+          <w:numId w:val="62"/>
         </w:numPr>
         <w:spacing w:after="80" w:line="276"/>
       </w:pPr>
@@ -22393,7 +22634,7 @@
         <w:keepLines/>
         <w:numPr>
           <w:ilvl w:val="0"/>
-          <w:numId w:val="61"/>
+          <w:numId w:val="62"/>
         </w:numPr>
         <w:spacing w:after="80" w:line="276"/>
       </w:pPr>
@@ -22425,7 +22666,7 @@
         <w:keepLines/>
         <w:numPr>
           <w:ilvl w:val="0"/>
-          <w:numId w:val="61"/>
+          <w:numId w:val="62"/>
         </w:numPr>
         <w:spacing w:after="160" w:line="276"/>
       </w:pPr>
@@ -22477,7 +22718,7 @@
         <w:keepLines/>
         <w:numPr>
           <w:ilvl w:val="0"/>
-          <w:numId w:val="62"/>
+          <w:numId w:val="63"/>
         </w:numPr>
         <w:spacing w:after="80" w:line="276"/>
       </w:pPr>
@@ -22523,7 +22764,7 @@
         <w:keepLines/>
         <w:numPr>
           <w:ilvl w:val="0"/>
-          <w:numId w:val="62"/>
+          <w:numId w:val="63"/>
         </w:numPr>
         <w:spacing w:after="80" w:line="276"/>
       </w:pPr>
@@ -22555,7 +22796,7 @@
         <w:keepLines/>
         <w:numPr>
           <w:ilvl w:val="0"/>
-          <w:numId w:val="62"/>
+          <w:numId w:val="63"/>
         </w:numPr>
         <w:spacing w:after="80" w:line="276"/>
       </w:pPr>
@@ -22601,7 +22842,7 @@
         <w:keepLines/>
         <w:numPr>
           <w:ilvl w:val="0"/>
-          <w:numId w:val="62"/>
+          <w:numId w:val="63"/>
         </w:numPr>
         <w:spacing w:after="160" w:line="276"/>
       </w:pPr>
@@ -22645,7 +22886,7 @@
         <w:keepLines/>
         <w:numPr>
           <w:ilvl w:val="0"/>
-          <w:numId w:val="63"/>
+          <w:numId w:val="64"/>
         </w:numPr>
         <w:spacing w:after="80" w:line="276"/>
       </w:pPr>
@@ -22691,7 +22932,7 @@
         <w:keepLines/>
         <w:numPr>
           <w:ilvl w:val="0"/>
-          <w:numId w:val="63"/>
+          <w:numId w:val="64"/>
         </w:numPr>
         <w:spacing w:after="80" w:line="276"/>
       </w:pPr>
@@ -22723,7 +22964,7 @@
         <w:keepLines/>
         <w:numPr>
           <w:ilvl w:val="0"/>
-          <w:numId w:val="63"/>
+          <w:numId w:val="64"/>
         </w:numPr>
         <w:spacing w:after="80" w:line="276"/>
       </w:pPr>
@@ -22741,7 +22982,7 @@
         <w:keepLines/>
         <w:numPr>
           <w:ilvl w:val="0"/>
-          <w:numId w:val="63"/>
+          <w:numId w:val="64"/>
         </w:numPr>
         <w:spacing w:after="160" w:line="276"/>
       </w:pPr>
@@ -22793,7 +23034,7 @@
         <w:keepLines/>
         <w:numPr>
           <w:ilvl w:val="0"/>
-          <w:numId w:val="64"/>
+          <w:numId w:val="65"/>
         </w:numPr>
         <w:spacing w:after="80" w:line="276"/>
       </w:pPr>
@@ -22825,7 +23066,7 @@
         <w:keepLines/>
         <w:numPr>
           <w:ilvl w:val="0"/>
-          <w:numId w:val="64"/>
+          <w:numId w:val="65"/>
         </w:numPr>
         <w:spacing w:after="80" w:line="276"/>
       </w:pPr>
@@ -22899,7 +23140,7 @@
         <w:keepLines/>
         <w:numPr>
           <w:ilvl w:val="0"/>
-          <w:numId w:val="64"/>
+          <w:numId w:val="65"/>
         </w:numPr>
         <w:spacing w:after="80" w:line="276"/>
       </w:pPr>
@@ -22945,7 +23186,7 @@
         <w:keepLines/>
         <w:numPr>
           <w:ilvl w:val="0"/>
-          <w:numId w:val="64"/>
+          <w:numId w:val="65"/>
         </w:numPr>
         <w:spacing w:after="80" w:line="276"/>
       </w:pPr>
@@ -22963,7 +23204,7 @@
         <w:keepLines/>
         <w:numPr>
           <w:ilvl w:val="0"/>
-          <w:numId w:val="64"/>
+          <w:numId w:val="65"/>
         </w:numPr>
         <w:spacing w:after="160" w:line="276"/>
       </w:pPr>
@@ -23549,7 +23790,7 @@
         <w:keepLines/>
         <w:numPr>
           <w:ilvl w:val="0"/>
-          <w:numId w:val="65"/>
+          <w:numId w:val="66"/>
         </w:numPr>
         <w:spacing w:after="80" w:line="276"/>
       </w:pPr>
@@ -23609,7 +23850,7 @@
         <w:keepLines/>
         <w:numPr>
           <w:ilvl w:val="0"/>
-          <w:numId w:val="65"/>
+          <w:numId w:val="66"/>
         </w:numPr>
         <w:spacing w:after="80" w:line="276"/>
       </w:pPr>
@@ -23627,7 +23868,7 @@
         <w:keepLines/>
         <w:numPr>
           <w:ilvl w:val="0"/>
-          <w:numId w:val="65"/>
+          <w:numId w:val="66"/>
         </w:numPr>
         <w:spacing w:after="160" w:line="276"/>
       </w:pPr>
@@ -23671,7 +23912,7 @@
         <w:keepLines/>
         <w:numPr>
           <w:ilvl w:val="0"/>
-          <w:numId w:val="66"/>
+          <w:numId w:val="67"/>
         </w:numPr>
         <w:spacing w:after="80" w:line="276"/>
       </w:pPr>
@@ -23717,7 +23958,7 @@
         <w:keepLines/>
         <w:numPr>
           <w:ilvl w:val="0"/>
-          <w:numId w:val="66"/>
+          <w:numId w:val="67"/>
         </w:numPr>
         <w:spacing w:after="80" w:line="276"/>
       </w:pPr>
@@ -23777,7 +24018,7 @@
         <w:keepLines/>
         <w:numPr>
           <w:ilvl w:val="0"/>
-          <w:numId w:val="66"/>
+          <w:numId w:val="67"/>
         </w:numPr>
         <w:spacing w:after="160" w:line="276"/>
       </w:pPr>
@@ -23868,7 +24109,7 @@
         <w:keepLines/>
         <w:numPr>
           <w:ilvl w:val="0"/>
-          <w:numId w:val="67"/>
+          <w:numId w:val="68"/>
         </w:numPr>
         <w:spacing w:after="80" w:line="276"/>
       </w:pPr>
@@ -23900,7 +24141,7 @@
         <w:keepLines/>
         <w:numPr>
           <w:ilvl w:val="0"/>
-          <w:numId w:val="67"/>
+          <w:numId w:val="68"/>
         </w:numPr>
         <w:spacing w:after="80" w:line="276"/>
       </w:pPr>
@@ -23946,7 +24187,7 @@
         <w:keepLines/>
         <w:numPr>
           <w:ilvl w:val="0"/>
-          <w:numId w:val="67"/>
+          <w:numId w:val="68"/>
         </w:numPr>
         <w:spacing w:after="160" w:line="276"/>
       </w:pPr>
@@ -24703,13 +24944,13 @@
     </w:lvlOverride>
   </w:num>
   <w:num w:numId="15">
-    <w:abstractNumId w:val="3"/>
+    <w:abstractNumId w:val="2"/>
     <w:lvlOverride w:ilvl="0">
       <w:startOverride w:val="1"/>
     </w:lvlOverride>
   </w:num>
   <w:num w:numId="16">
-    <w:abstractNumId w:val="2"/>
+    <w:abstractNumId w:val="3"/>
     <w:lvlOverride w:ilvl="0">
       <w:startOverride w:val="1"/>
     </w:lvlOverride>
@@ -24859,13 +25100,13 @@
     </w:lvlOverride>
   </w:num>
   <w:num w:numId="41">
-    <w:abstractNumId w:val="3"/>
+    <w:abstractNumId w:val="2"/>
     <w:lvlOverride w:ilvl="0">
       <w:startOverride w:val="1"/>
     </w:lvlOverride>
   </w:num>
   <w:num w:numId="42">
-    <w:abstractNumId w:val="2"/>
+    <w:abstractNumId w:val="3"/>
     <w:lvlOverride w:ilvl="0">
       <w:startOverride w:val="1"/>
     </w:lvlOverride>
@@ -25015,6 +25256,12 @@
     </w:lvlOverride>
   </w:num>
   <w:num w:numId="67">
+    <w:abstractNumId w:val="2"/>
+    <w:lvlOverride w:ilvl="0">
+      <w:startOverride w:val="1"/>
+    </w:lvlOverride>
+  </w:num>
+  <w:num w:numId="68">
     <w:abstractNumId w:val="2"/>
     <w:lvlOverride w:ilvl="0">
       <w:startOverride w:val="1"/>

--- a/docs/manuals/C360_Insights_User_Guide.docx
+++ b/docs/manuals/C360_Insights_User_Guide.docx
@@ -16940,7 +16940,35 @@
         <w:rPr>
           <w:rFonts w:ascii="Arial" w:cs="Arial" w:eastAsia="Arial" w:hAnsi="Arial"/>
         </w:rPr>
-        <w:t xml:space="preserve">. Four facts come back: reached and the version, what the account can read, whether it is read-only, and the server's time zone. A ✕ on the read-only line names what the account holds beyond SELECT; have the account fixed before mapping anything.</w:t>
+        <w:t xml:space="preserve">. Four facts come back: reached and the version, what the account can read, whether it is read-only, and the server's time zone. A ✕ on the read-only line names what the account holds beyond SELECT; have the account fixed before mapping anything. Where your platform does not require a read-only account (the global parameter </w:t>
+      </w:r>
+      <w:r>
+        <w:rPr>
+          <w:rFonts w:ascii="Arial" w:cs="Arial" w:eastAsia="Arial" w:hAnsi="Arial"/>
+          <w:b/>
+          <w:bCs/>
+        </w:rPr>
+        <w:t xml:space="preserve">insights.report_db_read_only_required</w:t>
+      </w:r>
+      <w:r>
+        <w:rPr>
+          <w:rFonts w:ascii="Arial" w:cs="Arial" w:eastAsia="Arial" w:hAnsi="Arial"/>
+        </w:rPr>
+        <w:t xml:space="preserve"> set to No), the line reads </w:t>
+      </w:r>
+      <w:r>
+        <w:rPr>
+          <w:rFonts w:ascii="Arial" w:cs="Arial" w:eastAsia="Arial" w:hAnsi="Arial"/>
+          <w:b/>
+          <w:bCs/>
+        </w:rPr>
+        <w:t xml:space="preserve">! Can write</w:t>
+      </w:r>
+      <w:r>
+        <w:rPr>
+          <w:rFonts w:ascii="Arial" w:cs="Arial" w:eastAsia="Arial" w:hAnsi="Arial"/>
+        </w:rPr>
+        <w:t xml:space="preserve"> instead and the connection is used as it is.</w:t>
       </w:r>
     </w:p>
     <w:p>
@@ -17345,7 +17373,7 @@
         <w:rPr>
           <w:rFonts w:ascii="Arial" w:cs="Arial" w:eastAsia="Arial" w:hAnsi="Arial"/>
         </w:rPr>
-        <w:t xml:space="preserve"> is offered only once the test shows the account read-only; if it can write, the panel says what it holds and asks for an account that can only read.</w:t>
+        <w:t xml:space="preserve"> is offered once the test passes: the account read-only, or, where read-only is not required, able to write (the panel warns). Where read-only is required and the account can write, the panel says what it holds and asks for an account that can only read.</w:t>
       </w:r>
     </w:p>
     <w:p>

--- a/docs/manuals/C360_Insights_User_Guide.docx
+++ b/docs/manuals/C360_Insights_User_Guide.docx
@@ -16908,7 +16908,7 @@
         <w:rPr>
           <w:rFonts w:ascii="Arial" w:cs="Arial" w:eastAsia="Arial" w:hAnsi="Arial"/>
         </w:rPr>
-        <w:t xml:space="preserve">) lists the databases the account can see with their table counts, so you pick one instead of typing it; it reads names only.</w:t>
+        <w:t xml:space="preserve">) lists the databases the account can see with their table counts, so you pick one instead of typing it; it reads names only. A database or schema name may hold letters, digits, underscores and hyphens (such as txpostalprod-server-7); table and column names still need letters, digits and underscores.</w:t>
       </w:r>
     </w:p>
     <w:p>

--- a/docs/manuals/C360_Insights_User_Guide.docx
+++ b/docs/manuals/C360_Insights_User_Guide.docx
@@ -21489,7 +21489,7 @@
         <w:rPr>
           <w:rFonts w:ascii="Arial" w:cs="Arial" w:eastAsia="Arial" w:hAnsi="Arial"/>
         </w:rPr>
-        <w:t xml:space="preserve">Add up to three documents (the report's spec as a PDF, a Word .docx, a text or a Markdown file) and up to five images (PNG, JPEG, GIF or WebP), whichever way is handiest: drag them from your computer onto the Ask for a Report panel and let go when the box shows </w:t>
+        <w:t xml:space="preserve">Add up to three documents (the report's spec as a PDF, a Word .docx, an Excel .xlsx, a CSV, a text or a Markdown file) and up to five images (PNG, JPEG, GIF or WebP), whichever way is handiest: drag them from your computer onto the Ask for a Report panel and let go when the box shows </w:t>
       </w:r>
       <w:r>
         <w:rPr>
@@ -21578,7 +21578,7 @@
         <w:rPr>
           <w:rFonts w:ascii="Arial" w:cs="Arial" w:eastAsia="Arial" w:hAnsi="Arial"/>
         </w:rPr>
-        <w:t xml:space="preserve">A document may be up to 10 MB, PDFs up to 100 pages together, and the documents and images up to 20 MB together. An old Word file (.doc) needs saving as .docx first. A large image is scaled down in your browser before it is sent. Another kind of file is refused with a note under the box. Documents and images are not kept: only your prompt is saved with the draft. The prompt itself may run to 100,000 characters (about 25,000 words); the counter under the box appears from 90,000. A longer spec goes in as a document.</w:t>
+        <w:t xml:space="preserve">A document may be up to 10 MB, PDFs up to 100 pages together, and the documents and images up to 20 MB together. An old Word file (.doc) or Excel file (.xls) needs saving as .docx or .xlsx first. An Excel workbook is read sheet by sheet (the values, not the formulas), up to 500 rows a sheet; the model reads its rows for the layout and the kind of values you want, and the report itself always runs on your data in Insights. A large image is scaled down in your browser before it is sent. Another kind of file is refused with a note under the box. Documents and images are not kept: only your prompt is saved with the draft. The prompt itself may run to 100,000 characters (about 25,000 words); the counter under the box appears from 90,000. A longer spec goes in as a document.</w:t>
       </w:r>
     </w:p>
     <w:p>

--- a/docs/manuals/C360_Insights_User_Guide.docx
+++ b/docs/manuals/C360_Insights_User_Guide.docx
@@ -21216,7 +21216,7 @@
         <w:rPr>
           <w:rFonts w:ascii="Arial" w:cs="Arial" w:eastAsia="Arial" w:hAnsi="Arial"/>
         </w:rPr>
-        <w:t xml:space="preserve"> (or Ctrl+Enter).</w:t>
+        <w:t xml:space="preserve"> (or Ctrl+Enter). While it works, the box lists the steps as they happen: reading your documents, reading the database's tables, the model drafting the report (with the time so far), checking the draft against your data and previewing the rows. A step ticks when it finishes; if one stops, it says why.</w:t>
       </w:r>
     </w:p>
     <w:p>
@@ -21248,7 +21248,21 @@
         <w:rPr>
           <w:rFonts w:ascii="Arial" w:cs="Arial" w:eastAsia="Arial" w:hAnsi="Arial"/>
         </w:rPr>
-        <w:t xml:space="preserve">: check its name, view, data, rows, columns, values and filter, then </w:t>
+        <w:t xml:space="preserve">: check its view, data, rows, columns, values and filter, change its </w:t>
+      </w:r>
+      <w:r>
+        <w:rPr>
+          <w:rFonts w:ascii="Arial" w:cs="Arial" w:eastAsia="Arial" w:hAnsi="Arial"/>
+          <w:b/>
+          <w:bCs/>
+        </w:rPr>
+        <w:t xml:space="preserve">Name</w:t>
+      </w:r>
+      <w:r>
+        <w:rPr>
+          <w:rFonts w:ascii="Arial" w:cs="Arial" w:eastAsia="Arial" w:hAnsi="Arial"/>
+        </w:rPr>
+        <w:t xml:space="preserve"> if you like, then </w:t>
       </w:r>
       <w:r>
         <w:rPr>
@@ -21262,7 +21276,21 @@
         <w:rPr>
           <w:rFonts w:ascii="Arial" w:cs="Arial" w:eastAsia="Arial" w:hAnsi="Arial"/>
         </w:rPr>
-        <w:t xml:space="preserve"> to make it a private report of yours and open the editor. </w:t>
+        <w:t xml:space="preserve"> to make it a private report of yours, under that name, and open the editor. </w:t>
+      </w:r>
+      <w:r>
+        <w:rPr>
+          <w:rFonts w:ascii="Arial" w:cs="Arial" w:eastAsia="Arial" w:hAnsi="Arial"/>
+          <w:b/>
+          <w:bCs/>
+        </w:rPr>
+        <w:t xml:space="preserve">Show</w:t>
+      </w:r>
+      <w:r>
+        <w:rPr>
+          <w:rFonts w:ascii="Arial" w:cs="Arial" w:eastAsia="Arial" w:hAnsi="Arial"/>
+        </w:rPr>
+        <w:t xml:space="preserve"> beside the time lists the steps it took. </w:t>
       </w:r>
       <w:r>
         <w:rPr>
